--- a/WP-Security-Style-Guide.docx
+++ b/WP-Security-Style-Guide.docx
@@ -7,7 +7,7 @@
         <w:pStyle w:val="Title"/>
       </w:pPr>
       <w:r>
-        <w:t xml:space="preserve">Writing About WordPress and Security: A Style Guide — DRAFT</w:t>
+        <w:t xml:space="preserve">Writing About WordPress and Security: A Style Guide</w:t>
       </w:r>
     </w:p>
     <w:p>
@@ -44,13 +44,13 @@
         </w:p>
       </w:sdtContent>
     </w:sdt>
-    <w:bookmarkStart w:id="74" w:name="Xbafa98e8e570bd881de8f411fd35cf34d5038e3"/>
+    <w:bookmarkStart w:id="75" w:name="Xbf9a43fea942dd9efa0cee408936bf32b0f6e43"/>
     <w:p>
       <w:pPr>
         <w:pStyle w:val="Heading1"/>
       </w:pPr>
       <w:r>
-        <w:t xml:space="preserve">Writing About WordPress and Security: A Style Guide — DRAFT</w:t>
+        <w:t xml:space="preserve">Writing About WordPress and Security: A Style Guide</w:t>
       </w:r>
     </w:p>
     <w:p>
@@ -69,17 +69,32 @@
       <w:pPr>
         <w:pStyle w:val="BodyText"/>
       </w:pPr>
-      <w:r>
-        <w:t xml:space="preserve">Dan Knauss</w:t>
-      </w:r>
-      <w:r>
-        <w:t xml:space="preserve"> </w:t>
-      </w:r>
+      <w:hyperlink r:id="rId20">
+        <w:r>
+          <w:rPr>
+            <w:rStyle w:val="Hyperlink"/>
+          </w:rPr>
+          <w:t xml:space="preserve">Dan Knauss</w:t>
+        </w:r>
+      </w:hyperlink>
+    </w:p>
+    <w:p>
+      <w:pPr>
+        <w:pStyle w:val="BodyText"/>
+      </w:pPr>
       <w:r>
         <w:t xml:space="preserve">March 1, 2026</w:t>
       </w:r>
     </w:p>
-    <w:bookmarkStart w:id="20" w:name="X36581bebeabca3416158536cdfb70d32280bdb0"/>
+    <w:p>
+      <w:pPr>
+        <w:pStyle w:val="BodyText"/>
+      </w:pPr>
+      <w:r>
+        <w:t xml:space="preserve">Version 1.0</w:t>
+      </w:r>
+    </w:p>
+    <w:bookmarkStart w:id="21" w:name="X36581bebeabca3416158536cdfb70d32280bdb0"/>
     <w:p>
       <w:pPr>
         <w:pStyle w:val="Heading2"/>
@@ -176,8 +191,8 @@
         <w:t xml:space="preserve">Effective security communication must go beyond awareness to foster behavioral change. We prioritize resilience—the ability to recover quickly from inevitable breaches—as much as prevention. Our goal is to make security practices habitual and deeply embedded in our organizational culture.</w:t>
       </w:r>
     </w:p>
-    <w:bookmarkEnd w:id="20"/>
-    <w:bookmarkStart w:id="21" w:name="invulnerability-dilemma-and-opportunity"/>
+    <w:bookmarkEnd w:id="21"/>
+    <w:bookmarkStart w:id="22" w:name="invulnerability-dilemma-and-opportunity"/>
     <w:p>
       <w:pPr>
         <w:pStyle w:val="Heading2"/>
@@ -234,8 +249,8 @@
         <w:t xml:space="preserve">Maximizing security — and trust — in open source requires exposing all our work (warts and all) to everyone for review (or exploitation) by anyone.</w:t>
       </w:r>
     </w:p>
-    <w:bookmarkEnd w:id="21"/>
-    <w:bookmarkStart w:id="28" w:name="X5418bea311ee78f0b13c4ebe983ce94ac3fa145"/>
+    <w:bookmarkEnd w:id="22"/>
+    <w:bookmarkStart w:id="29" w:name="X5418bea311ee78f0b13c4ebe983ce94ac3fa145"/>
     <w:p>
       <w:pPr>
         <w:pStyle w:val="Heading2"/>
@@ -244,7 +259,7 @@
         <w:t xml:space="preserve">3. Writing about Security and Vulnerabilities in WordPress</w:t>
       </w:r>
     </w:p>
-    <w:bookmarkStart w:id="22" w:name="lead-with-solutions-not-fear"/>
+    <w:bookmarkStart w:id="23" w:name="lead-with-solutions-not-fear"/>
     <w:p>
       <w:pPr>
         <w:pStyle w:val="Heading3"/>
@@ -287,8 +302,8 @@
         <w:t xml:space="preserve">When describing threats, always provide an actionable path forward. What knowledge, tools, or relationships will most effectively reduce the risk? Lead with that. When writing about incidents or breaches, extract the lesson and present it constructively. There is almost always an upside in what can be learned and improved.</w:t>
       </w:r>
     </w:p>
-    <w:bookmarkEnd w:id="22"/>
-    <w:bookmarkStart w:id="23" w:name="be-realistic-and-proportionate"/>
+    <w:bookmarkEnd w:id="23"/>
+    <w:bookmarkStart w:id="24" w:name="be-realistic-and-proportionate"/>
     <w:p>
       <w:pPr>
         <w:pStyle w:val="Heading3"/>
@@ -313,8 +328,8 @@
         <w:t xml:space="preserve">Remember that the vast majority of WordPress compromises trace back to a few recurring causes: weak or reused passwords, outdated plugins with known vulnerabilities, and neglected server environments. This is not new information for security professionals, but it is new for many WordPress users. Repeat these messages clearly and without condescension.</w:t>
       </w:r>
     </w:p>
-    <w:bookmarkEnd w:id="23"/>
-    <w:bookmarkStart w:id="24" w:name="Xcfc099f7104098fd5edafb3ab996e22e6d33712"/>
+    <w:bookmarkEnd w:id="24"/>
+    <w:bookmarkStart w:id="25" w:name="Xcfc099f7104098fd5edafb3ab996e22e6d33712"/>
     <w:p>
       <w:pPr>
         <w:pStyle w:val="Heading3"/>
@@ -426,8 +441,8 @@
         </w:tc>
       </w:tr>
     </w:tbl>
-    <w:bookmarkEnd w:id="24"/>
-    <w:bookmarkStart w:id="25" w:name="make-security-accessible-and-engaging"/>
+    <w:bookmarkEnd w:id="25"/>
+    <w:bookmarkStart w:id="26" w:name="make-security-accessible-and-engaging"/>
     <w:p>
       <w:pPr>
         <w:pStyle w:val="Heading3"/>
@@ -444,8 +459,8 @@
         <w:t xml:space="preserve">Write for the WordPress user who is still learning. Security topics can be dry, intimidating, or both. Work to make them interesting, practical, and empowering. Use clear examples, relatable scenarios, and plain language. If a concept requires technical depth, build up to it. Always define terms on first use.</w:t>
       </w:r>
     </w:p>
-    <w:bookmarkEnd w:id="25"/>
-    <w:bookmarkStart w:id="26" w:name="X1ad13bd7d1d9c25b0406f901209771e97ba90a1"/>
+    <w:bookmarkEnd w:id="26"/>
+    <w:bookmarkStart w:id="27" w:name="X1ad13bd7d1d9c25b0406f901209771e97ba90a1"/>
     <w:p>
       <w:pPr>
         <w:pStyle w:val="Heading3"/>
@@ -827,8 +842,8 @@
         </w:tc>
       </w:tr>
     </w:tbl>
-    <w:bookmarkEnd w:id="26"/>
-    <w:bookmarkStart w:id="27" w:name="X21d2ade708a14b9d78b7e768b249a446b9f4b3f"/>
+    <w:bookmarkEnd w:id="27"/>
+    <w:bookmarkStart w:id="28" w:name="X21d2ade708a14b9d78b7e768b249a446b9f4b3f"/>
     <w:p>
       <w:pPr>
         <w:pStyle w:val="Heading3"/>
@@ -996,9 +1011,9 @@
         <w:t xml:space="preserve">with its principles without formal certification. Use the correct term.</w:t>
       </w:r>
     </w:p>
-    <w:bookmarkEnd w:id="27"/>
     <w:bookmarkEnd w:id="28"/>
-    <w:bookmarkStart w:id="32" w:name="audience-voice-and-tone"/>
+    <w:bookmarkEnd w:id="29"/>
+    <w:bookmarkStart w:id="33" w:name="audience-voice-and-tone"/>
     <w:p>
       <w:pPr>
         <w:pStyle w:val="Heading2"/>
@@ -1007,7 +1022,7 @@
         <w:t xml:space="preserve">4. Audience, Voice, and Tone</w:t>
       </w:r>
     </w:p>
-    <w:bookmarkStart w:id="29" w:name="know-your-audiences"/>
+    <w:bookmarkStart w:id="30" w:name="know-your-audiences"/>
     <w:p>
       <w:pPr>
         <w:pStyle w:val="Heading3"/>
@@ -1079,8 +1094,8 @@
         <w:t xml:space="preserve">WordPress community members and contributors, including those involved in core development, plugin review, and support forums.</w:t>
       </w:r>
     </w:p>
-    <w:bookmarkEnd w:id="29"/>
-    <w:bookmarkStart w:id="30" w:name="voice"/>
+    <w:bookmarkEnd w:id="30"/>
+    <w:bookmarkStart w:id="31" w:name="voice"/>
     <w:p>
       <w:pPr>
         <w:pStyle w:val="Heading3"/>
@@ -1202,8 +1217,8 @@
         <w:t xml:space="preserve">— reflecting the open-source values of transparency, collaboration, and shared responsibility.</w:t>
       </w:r>
     </w:p>
-    <w:bookmarkEnd w:id="30"/>
-    <w:bookmarkStart w:id="31" w:name="tone"/>
+    <w:bookmarkEnd w:id="31"/>
+    <w:bookmarkStart w:id="32" w:name="tone"/>
     <w:p>
       <w:pPr>
         <w:pStyle w:val="Heading3"/>
@@ -1340,9 +1355,9 @@
         <w:t xml:space="preserve">Thought leadership: reflective, well-sourced, open to nuance and debate.</w:t>
       </w:r>
     </w:p>
-    <w:bookmarkEnd w:id="31"/>
     <w:bookmarkEnd w:id="32"/>
-    <w:bookmarkStart w:id="36" w:name="inclusive-communication"/>
+    <w:bookmarkEnd w:id="33"/>
+    <w:bookmarkStart w:id="37" w:name="inclusive-communication"/>
     <w:p>
       <w:pPr>
         <w:pStyle w:val="Heading2"/>
@@ -1351,7 +1366,7 @@
         <w:t xml:space="preserve">5. Inclusive Communication</w:t>
       </w:r>
     </w:p>
-    <w:bookmarkStart w:id="33" w:name="bring-outsiders-in"/>
+    <w:bookmarkStart w:id="34" w:name="bring-outsiders-in"/>
     <w:p>
       <w:pPr>
         <w:pStyle w:val="Heading3"/>
@@ -1368,8 +1383,8 @@
         <w:t xml:space="preserve">Security writing can easily become a closed conversation among experts. Actively work against this. Explain jargon and technical terms the first time you use them. Spell out acronyms on first use. Helping people learn the vocabulary means helping them enter the community and take responsibility for their own security.</w:t>
       </w:r>
     </w:p>
-    <w:bookmarkEnd w:id="33"/>
-    <w:bookmarkStart w:id="34" w:name="language-choices"/>
+    <w:bookmarkEnd w:id="34"/>
+    <w:bookmarkStart w:id="35" w:name="language-choices"/>
     <w:p>
       <w:pPr>
         <w:pStyle w:val="Heading3"/>
@@ -1628,8 +1643,8 @@
         <w:t xml:space="preserve">which has positive connotations in many technical communities.</w:t>
       </w:r>
     </w:p>
-    <w:bookmarkEnd w:id="34"/>
-    <w:bookmarkStart w:id="35" w:name="wordpress-specific-terminology"/>
+    <w:bookmarkEnd w:id="35"/>
+    <w:bookmarkStart w:id="36" w:name="wordpress-specific-terminology"/>
     <w:p>
       <w:pPr>
         <w:pStyle w:val="Heading3"/>
@@ -1823,9 +1838,9 @@
         <w:t xml:space="preserve">— WordPress’s built-in mechanism for applying updates automatically. Hyphenated.</w:t>
       </w:r>
     </w:p>
-    <w:bookmarkEnd w:id="35"/>
     <w:bookmarkEnd w:id="36"/>
-    <w:bookmarkStart w:id="42" w:name="technical-formatting-guidelines"/>
+    <w:bookmarkEnd w:id="37"/>
+    <w:bookmarkStart w:id="43" w:name="technical-formatting-guidelines"/>
     <w:p>
       <w:pPr>
         <w:pStyle w:val="Heading2"/>
@@ -1834,7 +1849,7 @@
         <w:t xml:space="preserve">6. Technical Formatting Guidelines</w:t>
       </w:r>
     </w:p>
-    <w:bookmarkStart w:id="37" w:name="two-font-system"/>
+    <w:bookmarkStart w:id="38" w:name="two-font-system"/>
     <w:p>
       <w:pPr>
         <w:pStyle w:val="Heading3"/>
@@ -1929,8 +1944,8 @@
         <w:t xml:space="preserve">.</w:t>
       </w:r>
     </w:p>
-    <w:bookmarkEnd w:id="37"/>
-    <w:bookmarkStart w:id="38" w:name="when-to-use-monospace"/>
+    <w:bookmarkEnd w:id="38"/>
+    <w:bookmarkStart w:id="39" w:name="when-to-use-monospace"/>
     <w:p>
       <w:pPr>
         <w:pStyle w:val="Heading3"/>
@@ -2182,8 +2197,8 @@
         <w:t xml:space="preserve">).</w:t>
       </w:r>
     </w:p>
-    <w:bookmarkEnd w:id="38"/>
-    <w:bookmarkStart w:id="39" w:name="when-to-use-normal-font"/>
+    <w:bookmarkEnd w:id="39"/>
+    <w:bookmarkStart w:id="40" w:name="when-to-use-normal-font"/>
     <w:p>
       <w:pPr>
         <w:pStyle w:val="Heading3"/>
@@ -2236,8 +2251,8 @@
         <w:t xml:space="preserve">Error messages and security prompts when quoting them for a non-technical audience (use quotation marks).</w:t>
       </w:r>
     </w:p>
-    <w:bookmarkEnd w:id="39"/>
-    <w:bookmarkStart w:id="40" w:name="bold-and-emphasis"/>
+    <w:bookmarkEnd w:id="40"/>
+    <w:bookmarkStart w:id="41" w:name="bold-and-emphasis"/>
     <w:p>
       <w:pPr>
         <w:pStyle w:val="Heading3"/>
@@ -2254,8 +2269,8 @@
         <w:t xml:space="preserve">Use bold sparingly for key terms being defined, important warnings, and UI elements the reader needs to find and click. Use italics for emphasis, titles of publications, and introducing new terms in running text.</w:t>
       </w:r>
     </w:p>
-    <w:bookmarkEnd w:id="40"/>
-    <w:bookmarkStart w:id="41" w:name="acronyms"/>
+    <w:bookmarkEnd w:id="41"/>
+    <w:bookmarkStart w:id="42" w:name="acronyms"/>
     <w:p>
       <w:pPr>
         <w:pStyle w:val="Heading3"/>
@@ -2272,9 +2287,9 @@
         <w:t xml:space="preserve">Spell out acronyms on first use, followed by the abbreviation in parentheses: cross-site scripting (XSS), two-factor authentication (2FA). Use the acronym alone in subsequent references. If the acronym is more widely recognized than the full form (e.g., SQL, HTML, SSH), the spelled-out version can be omitted for technical audiences.</w:t>
       </w:r>
     </w:p>
-    <w:bookmarkEnd w:id="41"/>
     <w:bookmarkEnd w:id="42"/>
-    <w:bookmarkStart w:id="52" w:name="writing-about-vulnerabilities"/>
+    <w:bookmarkEnd w:id="43"/>
+    <w:bookmarkStart w:id="53" w:name="writing-about-vulnerabilities"/>
     <w:p>
       <w:pPr>
         <w:pStyle w:val="Heading2"/>
@@ -2283,7 +2298,7 @@
         <w:t xml:space="preserve">7. Writing about Vulnerabilities</w:t>
       </w:r>
     </w:p>
-    <w:bookmarkStart w:id="43" w:name="disclosure-and-reporting"/>
+    <w:bookmarkStart w:id="44" w:name="disclosure-and-reporting"/>
     <w:p>
       <w:pPr>
         <w:pStyle w:val="Heading3"/>
@@ -2510,8 +2525,8 @@
         <w:t xml:space="preserve">or later to resolve this issue. [Credit to researcher/team for responsible disclosure.]</w:t>
       </w:r>
     </w:p>
-    <w:bookmarkEnd w:id="43"/>
-    <w:bookmarkStart w:id="45" w:name="severity-language"/>
+    <w:bookmarkEnd w:id="44"/>
+    <w:bookmarkStart w:id="46" w:name="severity-language"/>
     <w:p>
       <w:pPr>
         <w:pStyle w:val="Heading3"/>
@@ -2530,7 +2545,7 @@
       <w:r>
         <w:t xml:space="preserve"> </w:t>
       </w:r>
-      <w:hyperlink r:id="rId44">
+      <w:hyperlink r:id="rId45">
         <w:r>
           <w:rPr>
             <w:rStyle w:val="Hyperlink"/>
@@ -2961,8 +2976,8 @@
         <w:t xml:space="preserve">While these severity levels mean different things for our customers, all vulnerability communications should follow the same professional procedures.</w:t>
       </w:r>
     </w:p>
-    <w:bookmarkEnd w:id="45"/>
-    <w:bookmarkStart w:id="47" w:name="avoiding-sensationalism"/>
+    <w:bookmarkEnd w:id="46"/>
+    <w:bookmarkStart w:id="48" w:name="avoiding-sensationalism"/>
     <w:p>
       <w:pPr>
         <w:pStyle w:val="Heading3"/>
@@ -3129,7 +3144,7 @@
       <w:r>
         <w:t xml:space="preserve"> </w:t>
       </w:r>
-      <w:hyperlink r:id="rId46">
+      <w:hyperlink r:id="rId47">
         <w:r>
           <w:rPr>
             <w:rStyle w:val="Hyperlink"/>
@@ -3165,8 +3180,8 @@
         <w:t xml:space="preserve">) to help readers gauge real-world urgency beyond theoretical severity.</w:t>
       </w:r>
     </w:p>
-    <w:bookmarkEnd w:id="47"/>
-    <w:bookmarkStart w:id="48" w:name="X69a7983f63bcc4948a21d5a47945f9e0c13289a"/>
+    <w:bookmarkEnd w:id="48"/>
+    <w:bookmarkStart w:id="49" w:name="X69a7983f63bcc4948a21d5a47945f9e0c13289a"/>
     <w:p>
       <w:pPr>
         <w:pStyle w:val="Heading3"/>
@@ -3249,8 +3264,8 @@
         <w:t xml:space="preserve">follow a similar pattern to plugins but receive less public attention. Provide the same level of specificity—name the theme, the affected versions, and the fix.</w:t>
       </w:r>
     </w:p>
-    <w:bookmarkEnd w:id="48"/>
-    <w:bookmarkStart w:id="49" w:name="Xa93930522491a5775bc66f78a0f440e6e308200"/>
+    <w:bookmarkEnd w:id="49"/>
+    <w:bookmarkStart w:id="50" w:name="Xa93930522491a5775bc66f78a0f440e6e308200"/>
     <w:p>
       <w:pPr>
         <w:pStyle w:val="Heading3"/>
@@ -3303,8 +3318,8 @@
         <w:t xml:space="preserve">Never editorialize about a plugin author’s competence or responsiveness. Stick to what happened, what was fixed, and what users should do.</w:t>
       </w:r>
     </w:p>
-    <w:bookmarkEnd w:id="49"/>
-    <w:bookmarkStart w:id="50" w:name="operational-policy-boundary"/>
+    <w:bookmarkEnd w:id="50"/>
+    <w:bookmarkStart w:id="51" w:name="operational-policy-boundary"/>
     <w:p>
       <w:pPr>
         <w:pStyle w:val="Heading3"/>
@@ -3364,8 +3379,8 @@
         <w:t xml:space="preserve">. This separation ensures the style guidance remains stable even as internal workflows evolve.</w:t>
       </w:r>
     </w:p>
-    <w:bookmarkEnd w:id="50"/>
-    <w:bookmarkStart w:id="51" w:name="writing-about-supply-chain-incidents"/>
+    <w:bookmarkEnd w:id="51"/>
+    <w:bookmarkStart w:id="52" w:name="writing-about-supply-chain-incidents"/>
     <w:p>
       <w:pPr>
         <w:pStyle w:val="Heading3"/>
@@ -3499,9 +3514,9 @@
         <w:t xml:space="preserve">advice is insufficient for supply chain incidents. Specify whether the plugin should be updated, replaced, or removed entirely—and whether affected sites need a malware scan or password reset.</w:t>
       </w:r>
     </w:p>
-    <w:bookmarkEnd w:id="51"/>
     <w:bookmarkEnd w:id="52"/>
-    <w:bookmarkStart w:id="54" w:name="glossary-of-wordpress-security-terms"/>
+    <w:bookmarkEnd w:id="53"/>
+    <w:bookmarkStart w:id="55" w:name="glossary-of-wordpress-security-terms"/>
     <w:p>
       <w:pPr>
         <w:pStyle w:val="Heading2"/>
@@ -5875,7 +5890,7 @@
       <w:r>
         <w:t xml:space="preserve"> </w:t>
       </w:r>
-      <w:hyperlink r:id="rId53">
+      <w:hyperlink r:id="rId54">
         <w:r>
           <w:rPr>
             <w:rStyle w:val="Hyperlink"/>
@@ -7527,8 +7542,8 @@
         <w:t xml:space="preserve">— A security model that requires continuous verification of all users and devices, regardless of network location. No user or system is trusted by default. In WordPress, Zero Trust principles inform practices like requiring 2FA, enforcing session limits, and restricting admin access by IP or device.</w:t>
       </w:r>
     </w:p>
-    <w:bookmarkEnd w:id="54"/>
-    <w:bookmarkStart w:id="56" w:name="Xc98ca64413f1be501c67131a536664cca022800"/>
+    <w:bookmarkEnd w:id="55"/>
+    <w:bookmarkStart w:id="57" w:name="Xc98ca64413f1be501c67131a536664cca022800"/>
     <w:p>
       <w:pPr>
         <w:pStyle w:val="Heading2"/>
@@ -7699,7 +7714,7 @@
         <w:t xml:space="preserve">Any technical nuances or environmental factors.</w:t>
       </w:r>
     </w:p>
-    <w:bookmarkStart w:id="55" w:name="X731cb7f475e279d99df4e9ac9396315de09e358"/>
+    <w:bookmarkStart w:id="56" w:name="X731cb7f475e279d99df4e9ac9396315de09e358"/>
     <w:p>
       <w:pPr>
         <w:pStyle w:val="Heading3"/>
@@ -7818,9 +7833,9 @@
         <w:t xml:space="preserve">Marketing communicates via internal project management templates and established notification channels.</w:t>
       </w:r>
     </w:p>
-    <w:bookmarkEnd w:id="55"/>
     <w:bookmarkEnd w:id="56"/>
-    <w:bookmarkStart w:id="68" w:name="references-and-further-reading"/>
+    <w:bookmarkEnd w:id="57"/>
+    <w:bookmarkStart w:id="69" w:name="references-and-further-reading"/>
     <w:p>
       <w:pPr>
         <w:pStyle w:val="Heading2"/>
@@ -7848,7 +7863,7 @@
           <w:numId w:val="1019"/>
         </w:numPr>
       </w:pPr>
-      <w:hyperlink r:id="rId57">
+      <w:hyperlink r:id="rId58">
         <w:r>
           <w:rPr>
             <w:rStyle w:val="Hyperlink"/>
@@ -7870,7 +7885,7 @@
           <w:numId w:val="1019"/>
         </w:numPr>
       </w:pPr>
-      <w:hyperlink r:id="rId58">
+      <w:hyperlink r:id="rId59">
         <w:r>
           <w:rPr>
             <w:rStyle w:val="Hyperlink"/>
@@ -7892,7 +7907,7 @@
           <w:numId w:val="1019"/>
         </w:numPr>
       </w:pPr>
-      <w:hyperlink r:id="rId59">
+      <w:hyperlink r:id="rId60">
         <w:r>
           <w:rPr>
             <w:rStyle w:val="Hyperlink"/>
@@ -7926,7 +7941,7 @@
           <w:numId w:val="1020"/>
         </w:numPr>
       </w:pPr>
-      <w:hyperlink r:id="rId60">
+      <w:hyperlink r:id="rId61">
         <w:r>
           <w:rPr>
             <w:rStyle w:val="Hyperlink"/>
@@ -7942,7 +7957,7 @@
           <w:numId w:val="1020"/>
         </w:numPr>
       </w:pPr>
-      <w:hyperlink r:id="rId61">
+      <w:hyperlink r:id="rId62">
         <w:r>
           <w:rPr>
             <w:rStyle w:val="Hyperlink"/>
@@ -7958,7 +7973,7 @@
           <w:numId w:val="1020"/>
         </w:numPr>
       </w:pPr>
-      <w:hyperlink r:id="rId62">
+      <w:hyperlink r:id="rId63">
         <w:r>
           <w:rPr>
             <w:rStyle w:val="Hyperlink"/>
@@ -7997,7 +8012,7 @@
           <w:numId w:val="1021"/>
         </w:numPr>
       </w:pPr>
-      <w:hyperlink r:id="rId63">
+      <w:hyperlink r:id="rId64">
         <w:r>
           <w:rPr>
             <w:rStyle w:val="Hyperlink"/>
@@ -8013,7 +8028,7 @@
           <w:numId w:val="1021"/>
         </w:numPr>
       </w:pPr>
-      <w:hyperlink r:id="rId64">
+      <w:hyperlink r:id="rId65">
         <w:r>
           <w:rPr>
             <w:rStyle w:val="Hyperlink"/>
@@ -8029,7 +8044,7 @@
           <w:numId w:val="1021"/>
         </w:numPr>
       </w:pPr>
-      <w:hyperlink r:id="rId65">
+      <w:hyperlink r:id="rId66">
         <w:r>
           <w:rPr>
             <w:rStyle w:val="Hyperlink"/>
@@ -8045,7 +8060,7 @@
           <w:numId w:val="1021"/>
         </w:numPr>
       </w:pPr>
-      <w:hyperlink r:id="rId66">
+      <w:hyperlink r:id="rId67">
         <w:r>
           <w:rPr>
             <w:rStyle w:val="Hyperlink"/>
@@ -8067,7 +8082,7 @@
           <w:numId w:val="1021"/>
         </w:numPr>
       </w:pPr>
-      <w:hyperlink r:id="rId67">
+      <w:hyperlink r:id="rId68">
         <w:r>
           <w:rPr>
             <w:rStyle w:val="Hyperlink"/>
@@ -8082,8 +8097,8 @@
         <w:t xml:space="preserve">— now maintained by Automattic as part of the Jetpack ecosystem.</w:t>
       </w:r>
     </w:p>
-    <w:bookmarkEnd w:id="68"/>
-    <w:bookmarkStart w:id="71" w:name="related-documents"/>
+    <w:bookmarkEnd w:id="69"/>
+    <w:bookmarkStart w:id="72" w:name="related-documents"/>
     <w:p>
       <w:pPr>
         <w:pStyle w:val="Heading2"/>
@@ -8100,7 +8115,7 @@
           <w:numId w:val="1022"/>
         </w:numPr>
       </w:pPr>
-      <w:hyperlink r:id="rId69">
+      <w:hyperlink r:id="rId70">
         <w:r>
           <w:rPr>
             <w:rStyle w:val="Hyperlink"/>
@@ -8125,7 +8140,7 @@
           <w:numId w:val="1022"/>
         </w:numPr>
       </w:pPr>
-      <w:hyperlink r:id="rId70">
+      <w:hyperlink r:id="rId71">
         <w:r>
           <w:rPr>
             <w:rStyle w:val="Hyperlink"/>
@@ -8166,7 +8181,7 @@
       <w:r>
         <w:t xml:space="preserve"> </w:t>
       </w:r>
-      <w:hyperlink r:id="rId63">
+      <w:hyperlink r:id="rId64">
         <w:r>
           <w:rPr>
             <w:rStyle w:val="Hyperlink"/>
@@ -8178,8 +8193,8 @@
         <w:t xml:space="preserve">.</w:t>
       </w:r>
     </w:p>
-    <w:bookmarkEnd w:id="71"/>
-    <w:bookmarkStart w:id="73" w:name="license-and-attribution"/>
+    <w:bookmarkEnd w:id="72"/>
+    <w:bookmarkStart w:id="74" w:name="license-and-attribution"/>
     <w:p>
       <w:pPr>
         <w:pStyle w:val="Heading2"/>
@@ -8198,7 +8213,7 @@
       <w:r>
         <w:t xml:space="preserve"> </w:t>
       </w:r>
-      <w:hyperlink r:id="rId72">
+      <w:hyperlink r:id="rId73">
         <w:r>
           <w:rPr>
             <w:rStyle w:val="Hyperlink"/>
@@ -8244,8 +8259,8 @@
         <w:t xml:space="preserve">(2023), used with attribution. AI threat data draws on the Verizon Data Breach Investigations Report (2025) and IBM’s Cost of a Data Breach Report (2025).</w:t>
       </w:r>
     </w:p>
-    <w:bookmarkEnd w:id="73"/>
     <w:bookmarkEnd w:id="74"/>
+    <w:bookmarkEnd w:id="75"/>
     <w:sectPr>
       <w:footnotePr>
         <w:numRestart w:val="eachSect"/>

--- a/WP-Security-Style-Guide.docx
+++ b/WP-Security-Style-Guide.docx
@@ -7,7 +7,23 @@
         <w:pStyle w:val="Title"/>
       </w:pPr>
       <w:r>
-        <w:t xml:space="preserve">Writing About WordPress and Security: A Style Guide</w:t>
+        <w:t xml:space="preserve">Writing About WordPress and Security</w:t>
+      </w:r>
+    </w:p>
+    <w:p>
+      <w:pPr>
+        <w:pStyle w:val="Subtitle"/>
+      </w:pPr>
+      <w:r>
+        <w:t xml:space="preserve">A Style Guide — Principles, Practices, and Terminology for Clear, Honest, and Empowering Security Communication</w:t>
+      </w:r>
+    </w:p>
+    <w:p>
+      <w:pPr>
+        <w:pStyle w:val="Author"/>
+      </w:pPr>
+      <w:r>
+        <w:t xml:space="preserve">Dan Knauss</w:t>
       </w:r>
     </w:p>
     <w:p>
@@ -15,7 +31,7 @@
         <w:pStyle w:val="Date"/>
       </w:pPr>
       <w:r>
-        <w:t xml:space="preserve">March 2026</w:t>
+        <w:t xml:space="preserve">March 2, 2026</w:t>
       </w:r>
     </w:p>
     <w:sdt>
@@ -44,13 +60,13 @@
         </w:p>
       </w:sdtContent>
     </w:sdt>
-    <w:bookmarkStart w:id="75" w:name="Xbf9a43fea942dd9efa0cee408936bf32b0f6e43"/>
-    <w:p>
-      <w:pPr>
-        <w:pStyle w:val="Heading1"/>
-      </w:pPr>
-      <w:r>
-        <w:t xml:space="preserve">Writing About WordPress and Security: A Style Guide</w:t>
+    <w:bookmarkStart w:id="20" w:name="X36581bebeabca3416158536cdfb70d32280bdb0"/>
+    <w:p>
+      <w:pPr>
+        <w:pStyle w:val="Heading2"/>
+      </w:pPr>
+      <w:r>
+        <w:t xml:space="preserve">1. Security, Vulnerability, and Trust in Open Source</w:t>
       </w:r>
     </w:p>
     <w:p>
@@ -58,49 +74,97 @@
         <w:pStyle w:val="FirstParagraph"/>
       </w:pPr>
       <w:r>
-        <w:rPr>
-          <w:b/>
-          <w:bCs/>
-        </w:rPr>
-        <w:t xml:space="preserve">Principles, Practices, and Terminology for Clear, Honest, and Empowering Security Communication</w:t>
-      </w:r>
-    </w:p>
-    <w:p>
-      <w:pPr>
-        <w:pStyle w:val="BodyText"/>
-      </w:pPr>
-      <w:hyperlink r:id="rId20">
-        <w:r>
-          <w:rPr>
-            <w:rStyle w:val="Hyperlink"/>
-          </w:rPr>
-          <w:t xml:space="preserve">Dan Knauss</w:t>
-        </w:r>
-      </w:hyperlink>
-    </w:p>
-    <w:p>
-      <w:pPr>
-        <w:pStyle w:val="BodyText"/>
-      </w:pPr>
-      <w:r>
-        <w:t xml:space="preserve">March 1, 2026</w:t>
-      </w:r>
-    </w:p>
-    <w:p>
-      <w:pPr>
-        <w:pStyle w:val="BodyText"/>
-      </w:pPr>
-      <w:r>
-        <w:t xml:space="preserve">Version 1.0</w:t>
-      </w:r>
-    </w:p>
-    <w:bookmarkStart w:id="21" w:name="X36581bebeabca3416158536cdfb70d32280bdb0"/>
+        <w:t xml:space="preserve">Security isn’t anyone’s product — even if they create, maintain, and sell a security product — but security is everyone’s responsibility.</w:t>
+      </w:r>
+    </w:p>
+    <w:p>
+      <w:pPr>
+        <w:pStyle w:val="BodyText"/>
+      </w:pPr>
+      <w:r>
+        <w:t xml:space="preserve">As part of the Open Web, WordPress is a commons, and so is WordPress security.</w:t>
+      </w:r>
+    </w:p>
+    <w:p>
+      <w:pPr>
+        <w:pStyle w:val="BodyText"/>
+      </w:pPr>
+      <w:r>
+        <w:t xml:space="preserve">Security is never absolute, which is to say, security always comes with vulnerability.</w:t>
+      </w:r>
+    </w:p>
+    <w:p>
+      <w:pPr>
+        <w:pStyle w:val="BodyText"/>
+      </w:pPr>
+      <w:r>
+        <w:t xml:space="preserve">We are always vulnerable in some way, however small. We are never completely invulnerable.</w:t>
+      </w:r>
+    </w:p>
+    <w:p>
+      <w:pPr>
+        <w:pStyle w:val="BodyText"/>
+      </w:pPr>
+      <w:r>
+        <w:t xml:space="preserve">Open source leads by refusing to pretend software can ever be perfect — especially by hiding the source code.</w:t>
+      </w:r>
+    </w:p>
+    <w:p>
+      <w:pPr>
+        <w:pStyle w:val="BodyText"/>
+      </w:pPr>
+      <w:r>
+        <w:t xml:space="preserve">Open source means working in the open — together.</w:t>
+      </w:r>
+    </w:p>
+    <w:p>
+      <w:pPr>
+        <w:pStyle w:val="BodyText"/>
+      </w:pPr>
+      <w:r>
+        <w:t xml:space="preserve">That’s never easy. We must constantly resist our inclination to hide defects and vulnerabilities — to create a mask of invulnerability based on obscurity and deception.</w:t>
+      </w:r>
+    </w:p>
+    <w:p>
+      <w:pPr>
+        <w:pStyle w:val="BodyText"/>
+      </w:pPr>
+      <w:r>
+        <w:t xml:space="preserve">We are confident in the security of our systems when we believe our trust is well-founded in our tools, partners, experts, and other authorities we rely on for advice and insight.</w:t>
+      </w:r>
+    </w:p>
+    <w:p>
+      <w:pPr>
+        <w:pStyle w:val="BodyText"/>
+      </w:pPr>
+      <w:r>
+        <w:t xml:space="preserve">Our confidence and trust require maintenance, learning, and growth in cooperative relationships. Together, we take care of our shared tools, knowledge, and relationships — with colleagues, partners, customers, and even competitors.</w:t>
+      </w:r>
+    </w:p>
+    <w:p>
+      <w:pPr>
+        <w:pStyle w:val="BodyText"/>
+      </w:pPr>
+      <w:r>
+        <w:t xml:space="preserve">Because our security and vulnerability are shared collectively, so is responsibility. If responsibility is shared, so is the quality, security, and trust it generates in our customers and marketplace.</w:t>
+      </w:r>
+    </w:p>
+    <w:p>
+      <w:pPr>
+        <w:pStyle w:val="BodyText"/>
+      </w:pPr>
+      <w:r>
+        <w:t xml:space="preserve">Effective security communication must go beyond awareness to foster behavioral change. We prioritize resilience—the ability to recover quickly from inevitable breaches—as much as prevention. Our goal is to make security practices habitual and deeply embedded in our organizational culture.</w:t>
+      </w:r>
+    </w:p>
+    <w:bookmarkEnd w:id="20"/>
+    <w:bookmarkStart w:id="21" w:name="invulnerability-dilemma-and-opportunity"/>
     <w:p>
       <w:pPr>
         <w:pStyle w:val="Heading2"/>
       </w:pPr>
       <w:r>
-        <w:t xml:space="preserve">1. Security, Vulnerability, and Trust in Open Source</w:t>
+        <w:t xml:space="preserve">2. In/vulnerability: Dilemma and Opportunity</w:t>
       </w:r>
     </w:p>
     <w:p>
@@ -108,97 +172,66 @@
         <w:pStyle w:val="FirstParagraph"/>
       </w:pPr>
       <w:r>
-        <w:t xml:space="preserve">Security isn’t anyone’s product — even if they create, maintain, and sell a security product — but security is everyone’s responsibility.</w:t>
-      </w:r>
-    </w:p>
-    <w:p>
-      <w:pPr>
-        <w:pStyle w:val="BodyText"/>
-      </w:pPr>
-      <w:r>
-        <w:t xml:space="preserve">As part of the Open Web, WordPress is a commons, and so is WordPress security.</w:t>
-      </w:r>
-    </w:p>
-    <w:p>
-      <w:pPr>
-        <w:pStyle w:val="BodyText"/>
-      </w:pPr>
-      <w:r>
-        <w:t xml:space="preserve">Security is never absolute, which is to say, security always comes with vulnerability.</w:t>
-      </w:r>
-    </w:p>
-    <w:p>
-      <w:pPr>
-        <w:pStyle w:val="BodyText"/>
-      </w:pPr>
-      <w:r>
-        <w:t xml:space="preserve">We are always vulnerable in some way, however small. We are never completely invulnerable.</w:t>
-      </w:r>
-    </w:p>
-    <w:p>
-      <w:pPr>
-        <w:pStyle w:val="BodyText"/>
-      </w:pPr>
-      <w:r>
-        <w:t xml:space="preserve">Open source leads by refusing to pretend software can ever be perfect — especially by hiding the source code.</w:t>
-      </w:r>
-    </w:p>
-    <w:p>
-      <w:pPr>
-        <w:pStyle w:val="BodyText"/>
-      </w:pPr>
-      <w:r>
-        <w:t xml:space="preserve">Open source means working in the open — together.</w:t>
-      </w:r>
-    </w:p>
-    <w:p>
-      <w:pPr>
-        <w:pStyle w:val="BodyText"/>
-      </w:pPr>
-      <w:r>
-        <w:t xml:space="preserve">That’s never easy. We must constantly resist our inclination to hide defects and vulnerabilities — to create a mask of invulnerability based on obscurity and deception.</w:t>
-      </w:r>
-    </w:p>
-    <w:p>
-      <w:pPr>
-        <w:pStyle w:val="BodyText"/>
-      </w:pPr>
-      <w:r>
-        <w:t xml:space="preserve">We are confident in the security of our systems when we believe our trust is well-founded in our tools, partners, experts, and other authorities we rely on for advice and insight.</w:t>
-      </w:r>
-    </w:p>
-    <w:p>
-      <w:pPr>
-        <w:pStyle w:val="BodyText"/>
-      </w:pPr>
-      <w:r>
-        <w:t xml:space="preserve">Our confidence and trust require maintenance, learning, and growth in cooperative relationships. Together, we take care of our shared tools, knowledge, and relationships — with colleagues, partners, customers, and even competitors.</w:t>
-      </w:r>
-    </w:p>
-    <w:p>
-      <w:pPr>
-        <w:pStyle w:val="BodyText"/>
-      </w:pPr>
-      <w:r>
-        <w:t xml:space="preserve">Because our security and vulnerability are shared collectively, so is responsibility. If responsibility is shared, so is the quality, security, and trust it generates in our customers and marketplace.</w:t>
-      </w:r>
-    </w:p>
-    <w:p>
-      <w:pPr>
-        <w:pStyle w:val="BodyText"/>
-      </w:pPr>
-      <w:r>
-        <w:t xml:space="preserve">Effective security communication must go beyond awareness to foster behavioral change. We prioritize resilience—the ability to recover quickly from inevitable breaches—as much as prevention. Our goal is to make security practices habitual and deeply embedded in our organizational culture.</w:t>
+        <w:t xml:space="preserve">Writing about security, especially in open source, is a tricky rhetorical situation. There are several dilemmas presented to anyone with</w:t>
+      </w:r>
+      <w:r>
+        <w:t xml:space="preserve"> </w:t>
+      </w:r>
+      <w:r>
+        <w:t xml:space="preserve">“bad news”</w:t>
+      </w:r>
+      <w:r>
+        <w:t xml:space="preserve"> </w:t>
+      </w:r>
+      <w:r>
+        <w:t xml:space="preserve">facing an audience of superiors, peers, customers, and competitors, especially in contexts where</w:t>
+      </w:r>
+      <w:r>
+        <w:t xml:space="preserve"> </w:t>
+      </w:r>
+      <w:r>
+        <w:t xml:space="preserve">“professionalism”</w:t>
+      </w:r>
+      <w:r>
+        <w:t xml:space="preserve"> </w:t>
+      </w:r>
+      <w:r>
+        <w:t xml:space="preserve">is often misconstrued as a performance or mask of invulnerability, if not omniscience.</w:t>
+      </w:r>
+    </w:p>
+    <w:p>
+      <w:pPr>
+        <w:pStyle w:val="BodyText"/>
+      </w:pPr>
+      <w:r>
+        <w:t xml:space="preserve">Admitting errors, defects, new risks, and security failures may cause individuals, organizations, and brands to lose trust. But denying, hiding, or lying about security failures always fails harder in the end. It’s devastating to brands, products, reputations, and careers. We see this happen time and again.</w:t>
+      </w:r>
+    </w:p>
+    <w:p>
+      <w:pPr>
+        <w:pStyle w:val="BodyText"/>
+      </w:pPr>
+      <w:r>
+        <w:t xml:space="preserve">Maximizing security — and trust — in open source requires exposing all our work (warts and all) to everyone for review (or exploitation) by anyone.</w:t>
       </w:r>
     </w:p>
     <w:bookmarkEnd w:id="21"/>
-    <w:bookmarkStart w:id="22" w:name="invulnerability-dilemma-and-opportunity"/>
+    <w:bookmarkStart w:id="28" w:name="X5418bea311ee78f0b13c4ebe983ce94ac3fa145"/>
     <w:p>
       <w:pPr>
         <w:pStyle w:val="Heading2"/>
       </w:pPr>
       <w:r>
-        <w:t xml:space="preserve">2. In/vulnerability: Dilemma and Opportunity</w:t>
+        <w:t xml:space="preserve">3. Writing about Security and Vulnerabilities in WordPress</w:t>
+      </w:r>
+    </w:p>
+    <w:bookmarkStart w:id="22" w:name="lead-with-solutions-not-fear"/>
+    <w:p>
+      <w:pPr>
+        <w:pStyle w:val="Heading3"/>
+      </w:pPr>
+      <w:r>
+        <w:t xml:space="preserve">3.1 Lead with Solutions, Not Fear</w:t>
       </w:r>
     </w:p>
     <w:p>
@@ -206,66 +239,43 @@
         <w:pStyle w:val="FirstParagraph"/>
       </w:pPr>
       <w:r>
-        <w:t xml:space="preserve">Writing about security, especially in open source, is a tricky rhetorical situation. There are several dilemmas presented to anyone with</w:t>
-      </w:r>
-      <w:r>
-        <w:t xml:space="preserve"> </w:t>
-      </w:r>
-      <w:r>
-        <w:t xml:space="preserve">“bad news”</w:t>
-      </w:r>
-      <w:r>
-        <w:t xml:space="preserve"> </w:t>
-      </w:r>
-      <w:r>
-        <w:t xml:space="preserve">facing an audience of superiors, peers, customers, and competitors, especially in contexts where</w:t>
-      </w:r>
-      <w:r>
-        <w:t xml:space="preserve"> </w:t>
-      </w:r>
-      <w:r>
-        <w:t xml:space="preserve">“professionalism”</w:t>
-      </w:r>
-      <w:r>
-        <w:t xml:space="preserve"> </w:t>
-      </w:r>
-      <w:r>
-        <w:t xml:space="preserve">is often misconstrued as a performance or mask of invulnerability, if not omniscience.</w:t>
-      </w:r>
-    </w:p>
-    <w:p>
-      <w:pPr>
-        <w:pStyle w:val="BodyText"/>
-      </w:pPr>
-      <w:r>
-        <w:t xml:space="preserve">Admitting errors, defects, new risks, and security failures may cause individuals, organizations, and brands to lose trust. But denying, hiding, or lying about security failures always fails harder in the end. It’s devastating to brands, products, reputations, and careers. We see this happen time and again.</w:t>
-      </w:r>
-    </w:p>
-    <w:p>
-      <w:pPr>
-        <w:pStyle w:val="BodyText"/>
-      </w:pPr>
-      <w:r>
-        <w:t xml:space="preserve">Maximizing security — and trust — in open source requires exposing all our work (warts and all) to everyone for review (or exploitation) by anyone.</w:t>
+        <w:t xml:space="preserve">Be as accurate as possible about threats, but orient your writing toward solutions. Security writing should inform and empower, not alarm or paralyze. The goal is to help people understand real risks and take effective, proportionate action.</w:t>
+      </w:r>
+    </w:p>
+    <w:p>
+      <w:pPr>
+        <w:pStyle w:val="BlockText"/>
+      </w:pPr>
+      <w:r>
+        <w:rPr>
+          <w:b/>
+          <w:bCs/>
+        </w:rPr>
+        <w:t xml:space="preserve">Guiding Principle</w:t>
+      </w:r>
+      <w:r>
+        <w:t xml:space="preserve"> </w:t>
+      </w:r>
+      <w:r>
+        <w:t xml:space="preserve">Don’t use fear, uncertainty, and doubt (FUD) to sell solutions. Dispel fear with knowledge. Demonstrate how reasonable levels of risk can be managed. Foster confidence in the tools, information, and relationships that empower WordPress users to protect their web properties.</w:t>
+      </w:r>
+    </w:p>
+    <w:p>
+      <w:pPr>
+        <w:pStyle w:val="FirstParagraph"/>
+      </w:pPr>
+      <w:r>
+        <w:t xml:space="preserve">When describing threats, always provide an actionable path forward. What knowledge, tools, or relationships will most effectively reduce the risk? Lead with that. When writing about incidents or breaches, extract the lesson and present it constructively. There is almost always an upside in what can be learned and improved.</w:t>
       </w:r>
     </w:p>
     <w:bookmarkEnd w:id="22"/>
-    <w:bookmarkStart w:id="29" w:name="X5418bea311ee78f0b13c4ebe983ce94ac3fa145"/>
-    <w:p>
-      <w:pPr>
-        <w:pStyle w:val="Heading2"/>
-      </w:pPr>
-      <w:r>
-        <w:t xml:space="preserve">3. Writing about Security and Vulnerabilities in WordPress</w:t>
-      </w:r>
-    </w:p>
-    <w:bookmarkStart w:id="23" w:name="lead-with-solutions-not-fear"/>
+    <w:bookmarkStart w:id="23" w:name="be-realistic-and-proportionate"/>
     <w:p>
       <w:pPr>
         <w:pStyle w:val="Heading3"/>
       </w:pPr>
       <w:r>
-        <w:t xml:space="preserve">3.1 Lead with Solutions, Not Fear</w:t>
+        <w:t xml:space="preserve">3.2 Be Realistic and Proportionate</w:t>
       </w:r>
     </w:p>
     <w:p>
@@ -273,63 +283,19 @@
         <w:pStyle w:val="FirstParagraph"/>
       </w:pPr>
       <w:r>
-        <w:t xml:space="preserve">Be as accurate as possible about threats, but orient your writing toward solutions. Security writing should inform and empower, not alarm or paralyze. The goal is to help people understand real risks and take effective, proportionate action.</w:t>
-      </w:r>
-    </w:p>
-    <w:p>
-      <w:pPr>
-        <w:pStyle w:val="BlockText"/>
-      </w:pPr>
-      <w:r>
-        <w:rPr>
-          <w:b/>
-          <w:bCs/>
-        </w:rPr>
-        <w:t xml:space="preserve">Guiding Principle</w:t>
-      </w:r>
-      <w:r>
-        <w:t xml:space="preserve"> </w:t>
-      </w:r>
-      <w:r>
-        <w:t xml:space="preserve">Don’t use fear, uncertainty, and doubt (FUD) to sell solutions. Dispel fear with knowledge. Demonstrate how reasonable levels of risk can be managed. Foster confidence in the tools, information, and relationships that empower WordPress users to protect their web properties.</w:t>
-      </w:r>
-    </w:p>
-    <w:p>
-      <w:pPr>
-        <w:pStyle w:val="FirstParagraph"/>
-      </w:pPr>
-      <w:r>
-        <w:t xml:space="preserve">When describing threats, always provide an actionable path forward. What knowledge, tools, or relationships will most effectively reduce the risk? Lead with that. When writing about incidents or breaches, extract the lesson and present it constructively. There is almost always an upside in what can be learned and improved.</w:t>
+        <w:t xml:space="preserve">Avoid both minimizing and overstating threats. Don’t tell open-ended stories of vague, dark unknowns. Be specific about what the risk is, who it affects, and what can be done about it. If a vulnerability is critical, say so clearly. If a risk is low for most users, say that too.</w:t>
+      </w:r>
+    </w:p>
+    <w:p>
+      <w:pPr>
+        <w:pStyle w:val="BodyText"/>
+      </w:pPr>
+      <w:r>
+        <w:t xml:space="preserve">Remember that the vast majority of WordPress compromises trace back to a few recurring causes: weak or reused passwords, outdated plugins with known vulnerabilities, and neglected server environments. This is not new information for security professionals, but it is new for many WordPress users. Repeat these messages clearly and without condescension.</w:t>
       </w:r>
     </w:p>
     <w:bookmarkEnd w:id="23"/>
-    <w:bookmarkStart w:id="24" w:name="be-realistic-and-proportionate"/>
-    <w:p>
-      <w:pPr>
-        <w:pStyle w:val="Heading3"/>
-      </w:pPr>
-      <w:r>
-        <w:t xml:space="preserve">3.2 Be Realistic and Proportionate</w:t>
-      </w:r>
-    </w:p>
-    <w:p>
-      <w:pPr>
-        <w:pStyle w:val="FirstParagraph"/>
-      </w:pPr>
-      <w:r>
-        <w:t xml:space="preserve">Avoid both minimizing and overstating threats. Don’t tell open-ended stories of vague, dark unknowns. Be specific about what the risk is, who it affects, and what can be done about it. If a vulnerability is critical, say so clearly. If a risk is low for most users, say that too.</w:t>
-      </w:r>
-    </w:p>
-    <w:p>
-      <w:pPr>
-        <w:pStyle w:val="BodyText"/>
-      </w:pPr>
-      <w:r>
-        <w:t xml:space="preserve">Remember that the vast majority of WordPress compromises trace back to a few recurring causes: weak or reused passwords, outdated plugins with known vulnerabilities, and neglected server environments. This is not new information for security professionals, but it is new for many WordPress users. Repeat these messages clearly and without condescension.</w:t>
-      </w:r>
-    </w:p>
-    <w:bookmarkEnd w:id="24"/>
-    <w:bookmarkStart w:id="25" w:name="Xcfc099f7104098fd5edafb3ab996e22e6d33712"/>
+    <w:bookmarkStart w:id="24" w:name="Xcfc099f7104098fd5edafb3ab996e22e6d33712"/>
     <w:p>
       <w:pPr>
         <w:pStyle w:val="Heading3"/>
@@ -441,26 +407,26 @@
         </w:tc>
       </w:tr>
     </w:tbl>
+    <w:bookmarkEnd w:id="24"/>
+    <w:bookmarkStart w:id="25" w:name="make-security-accessible-and-engaging"/>
+    <w:p>
+      <w:pPr>
+        <w:pStyle w:val="Heading3"/>
+      </w:pPr>
+      <w:r>
+        <w:t xml:space="preserve">3.4 Make Security Accessible and Engaging</w:t>
+      </w:r>
+    </w:p>
+    <w:p>
+      <w:pPr>
+        <w:pStyle w:val="FirstParagraph"/>
+      </w:pPr>
+      <w:r>
+        <w:t xml:space="preserve">Write for the WordPress user who is still learning. Security topics can be dry, intimidating, or both. Work to make them interesting, practical, and empowering. Use clear examples, relatable scenarios, and plain language. If a concept requires technical depth, build up to it. Always define terms on first use.</w:t>
+      </w:r>
+    </w:p>
     <w:bookmarkEnd w:id="25"/>
-    <w:bookmarkStart w:id="26" w:name="make-security-accessible-and-engaging"/>
-    <w:p>
-      <w:pPr>
-        <w:pStyle w:val="Heading3"/>
-      </w:pPr>
-      <w:r>
-        <w:t xml:space="preserve">3.4 Make Security Accessible and Engaging</w:t>
-      </w:r>
-    </w:p>
-    <w:p>
-      <w:pPr>
-        <w:pStyle w:val="FirstParagraph"/>
-      </w:pPr>
-      <w:r>
-        <w:t xml:space="preserve">Write for the WordPress user who is still learning. Security topics can be dry, intimidating, or both. Work to make them interesting, practical, and empowering. Use clear examples, relatable scenarios, and plain language. If a concept requires technical depth, build up to it. Always define terms on first use.</w:t>
-      </w:r>
-    </w:p>
-    <w:bookmarkEnd w:id="26"/>
-    <w:bookmarkStart w:id="27" w:name="X1ad13bd7d1d9c25b0406f901209771e97ba90a1"/>
+    <w:bookmarkStart w:id="26" w:name="X1ad13bd7d1d9c25b0406f901209771e97ba90a1"/>
     <w:p>
       <w:pPr>
         <w:pStyle w:val="Heading3"/>
@@ -842,8 +808,8 @@
         </w:tc>
       </w:tr>
     </w:tbl>
-    <w:bookmarkEnd w:id="27"/>
-    <w:bookmarkStart w:id="28" w:name="X21d2ade708a14b9d78b7e768b249a446b9f4b3f"/>
+    <w:bookmarkEnd w:id="26"/>
+    <w:bookmarkStart w:id="27" w:name="X21d2ade708a14b9d78b7e768b249a446b9f4b3f"/>
     <w:p>
       <w:pPr>
         <w:pStyle w:val="Heading3"/>
@@ -1011,9 +977,9 @@
         <w:t xml:space="preserve">with its principles without formal certification. Use the correct term.</w:t>
       </w:r>
     </w:p>
+    <w:bookmarkEnd w:id="27"/>
     <w:bookmarkEnd w:id="28"/>
-    <w:bookmarkEnd w:id="29"/>
-    <w:bookmarkStart w:id="33" w:name="audience-voice-and-tone"/>
+    <w:bookmarkStart w:id="32" w:name="audience-voice-and-tone"/>
     <w:p>
       <w:pPr>
         <w:pStyle w:val="Heading2"/>
@@ -1022,7 +988,7 @@
         <w:t xml:space="preserve">4. Audience, Voice, and Tone</w:t>
       </w:r>
     </w:p>
-    <w:bookmarkStart w:id="30" w:name="know-your-audiences"/>
+    <w:bookmarkStart w:id="29" w:name="know-your-audiences"/>
     <w:p>
       <w:pPr>
         <w:pStyle w:val="Heading3"/>
@@ -1094,8 +1060,8 @@
         <w:t xml:space="preserve">WordPress community members and contributors, including those involved in core development, plugin review, and support forums.</w:t>
       </w:r>
     </w:p>
-    <w:bookmarkEnd w:id="30"/>
-    <w:bookmarkStart w:id="31" w:name="voice"/>
+    <w:bookmarkEnd w:id="29"/>
+    <w:bookmarkStart w:id="30" w:name="voice"/>
     <w:p>
       <w:pPr>
         <w:pStyle w:val="Heading3"/>
@@ -1217,8 +1183,8 @@
         <w:t xml:space="preserve">— reflecting the open-source values of transparency, collaboration, and shared responsibility.</w:t>
       </w:r>
     </w:p>
-    <w:bookmarkEnd w:id="31"/>
-    <w:bookmarkStart w:id="32" w:name="tone"/>
+    <w:bookmarkEnd w:id="30"/>
+    <w:bookmarkStart w:id="31" w:name="tone"/>
     <w:p>
       <w:pPr>
         <w:pStyle w:val="Heading3"/>
@@ -1355,36 +1321,36 @@
         <w:t xml:space="preserve">Thought leadership: reflective, well-sourced, open to nuance and debate.</w:t>
       </w:r>
     </w:p>
+    <w:bookmarkEnd w:id="31"/>
     <w:bookmarkEnd w:id="32"/>
+    <w:bookmarkStart w:id="36" w:name="inclusive-communication"/>
+    <w:p>
+      <w:pPr>
+        <w:pStyle w:val="Heading2"/>
+      </w:pPr>
+      <w:r>
+        <w:t xml:space="preserve">5. Inclusive Communication</w:t>
+      </w:r>
+    </w:p>
+    <w:bookmarkStart w:id="33" w:name="bring-outsiders-in"/>
+    <w:p>
+      <w:pPr>
+        <w:pStyle w:val="Heading3"/>
+      </w:pPr>
+      <w:r>
+        <w:t xml:space="preserve">5.1 Bring Outsiders In</w:t>
+      </w:r>
+    </w:p>
+    <w:p>
+      <w:pPr>
+        <w:pStyle w:val="FirstParagraph"/>
+      </w:pPr>
+      <w:r>
+        <w:t xml:space="preserve">Security writing can easily become a closed conversation among experts. Actively work against this. Explain jargon and technical terms the first time you use them. Spell out acronyms on first use. Helping people learn the vocabulary means helping them enter the community and take responsibility for their own security.</w:t>
+      </w:r>
+    </w:p>
     <w:bookmarkEnd w:id="33"/>
-    <w:bookmarkStart w:id="37" w:name="inclusive-communication"/>
-    <w:p>
-      <w:pPr>
-        <w:pStyle w:val="Heading2"/>
-      </w:pPr>
-      <w:r>
-        <w:t xml:space="preserve">5. Inclusive Communication</w:t>
-      </w:r>
-    </w:p>
-    <w:bookmarkStart w:id="34" w:name="bring-outsiders-in"/>
-    <w:p>
-      <w:pPr>
-        <w:pStyle w:val="Heading3"/>
-      </w:pPr>
-      <w:r>
-        <w:t xml:space="preserve">5.1 Bring Outsiders In</w:t>
-      </w:r>
-    </w:p>
-    <w:p>
-      <w:pPr>
-        <w:pStyle w:val="FirstParagraph"/>
-      </w:pPr>
-      <w:r>
-        <w:t xml:space="preserve">Security writing can easily become a closed conversation among experts. Actively work against this. Explain jargon and technical terms the first time you use them. Spell out acronyms on first use. Helping people learn the vocabulary means helping them enter the community and take responsibility for their own security.</w:t>
-      </w:r>
-    </w:p>
-    <w:bookmarkEnd w:id="34"/>
-    <w:bookmarkStart w:id="35" w:name="language-choices"/>
+    <w:bookmarkStart w:id="34" w:name="language-choices"/>
     <w:p>
       <w:pPr>
         <w:pStyle w:val="Heading3"/>
@@ -1643,8 +1609,8 @@
         <w:t xml:space="preserve">which has positive connotations in many technical communities.</w:t>
       </w:r>
     </w:p>
-    <w:bookmarkEnd w:id="35"/>
-    <w:bookmarkStart w:id="36" w:name="wordpress-specific-terminology"/>
+    <w:bookmarkEnd w:id="34"/>
+    <w:bookmarkStart w:id="35" w:name="wordpress-specific-terminology"/>
     <w:p>
       <w:pPr>
         <w:pStyle w:val="Heading3"/>
@@ -1838,9 +1804,9 @@
         <w:t xml:space="preserve">— WordPress’s built-in mechanism for applying updates automatically. Hyphenated.</w:t>
       </w:r>
     </w:p>
+    <w:bookmarkEnd w:id="35"/>
     <w:bookmarkEnd w:id="36"/>
-    <w:bookmarkEnd w:id="37"/>
-    <w:bookmarkStart w:id="43" w:name="technical-formatting-guidelines"/>
+    <w:bookmarkStart w:id="42" w:name="technical-formatting-guidelines"/>
     <w:p>
       <w:pPr>
         <w:pStyle w:val="Heading2"/>
@@ -1849,7 +1815,7 @@
         <w:t xml:space="preserve">6. Technical Formatting Guidelines</w:t>
       </w:r>
     </w:p>
-    <w:bookmarkStart w:id="38" w:name="two-font-system"/>
+    <w:bookmarkStart w:id="37" w:name="two-font-system"/>
     <w:p>
       <w:pPr>
         <w:pStyle w:val="Heading3"/>
@@ -1944,8 +1910,8 @@
         <w:t xml:space="preserve">.</w:t>
       </w:r>
     </w:p>
-    <w:bookmarkEnd w:id="38"/>
-    <w:bookmarkStart w:id="39" w:name="when-to-use-monospace"/>
+    <w:bookmarkEnd w:id="37"/>
+    <w:bookmarkStart w:id="38" w:name="when-to-use-monospace"/>
     <w:p>
       <w:pPr>
         <w:pStyle w:val="Heading3"/>
@@ -2197,8 +2163,8 @@
         <w:t xml:space="preserve">).</w:t>
       </w:r>
     </w:p>
-    <w:bookmarkEnd w:id="39"/>
-    <w:bookmarkStart w:id="40" w:name="when-to-use-normal-font"/>
+    <w:bookmarkEnd w:id="38"/>
+    <w:bookmarkStart w:id="39" w:name="when-to-use-normal-font"/>
     <w:p>
       <w:pPr>
         <w:pStyle w:val="Heading3"/>
@@ -2251,14 +2217,32 @@
         <w:t xml:space="preserve">Error messages and security prompts when quoting them for a non-technical audience (use quotation marks).</w:t>
       </w:r>
     </w:p>
+    <w:bookmarkEnd w:id="39"/>
+    <w:bookmarkStart w:id="40" w:name="bold-and-emphasis"/>
+    <w:p>
+      <w:pPr>
+        <w:pStyle w:val="Heading3"/>
+      </w:pPr>
+      <w:r>
+        <w:t xml:space="preserve">6.4 Bold and Emphasis</w:t>
+      </w:r>
+    </w:p>
+    <w:p>
+      <w:pPr>
+        <w:pStyle w:val="FirstParagraph"/>
+      </w:pPr>
+      <w:r>
+        <w:t xml:space="preserve">Use bold sparingly for key terms being defined, important warnings, and UI elements the reader needs to find and click. Use italics for emphasis, titles of publications, and introducing new terms in running text.</w:t>
+      </w:r>
+    </w:p>
     <w:bookmarkEnd w:id="40"/>
-    <w:bookmarkStart w:id="41" w:name="bold-and-emphasis"/>
+    <w:bookmarkStart w:id="41" w:name="acronyms"/>
     <w:p>
       <w:pPr>
         <w:pStyle w:val="Heading3"/>
       </w:pPr>
       <w:r>
-        <w:t xml:space="preserve">6.4 Bold and Emphasis</w:t>
+        <w:t xml:space="preserve">6.5 Acronyms</w:t>
       </w:r>
     </w:p>
     <w:p>
@@ -2266,30 +2250,12 @@
         <w:pStyle w:val="FirstParagraph"/>
       </w:pPr>
       <w:r>
-        <w:t xml:space="preserve">Use bold sparingly for key terms being defined, important warnings, and UI elements the reader needs to find and click. Use italics for emphasis, titles of publications, and introducing new terms in running text.</w:t>
+        <w:t xml:space="preserve">Spell out acronyms on first use, followed by the abbreviation in parentheses: cross-site scripting (XSS), two-factor authentication (2FA). Use the acronym alone in subsequent references. If the acronym is more widely recognized than the full form (e.g., SQL, HTML, SSH), the spelled-out version can be omitted for technical audiences.</w:t>
       </w:r>
     </w:p>
     <w:bookmarkEnd w:id="41"/>
-    <w:bookmarkStart w:id="42" w:name="acronyms"/>
-    <w:p>
-      <w:pPr>
-        <w:pStyle w:val="Heading3"/>
-      </w:pPr>
-      <w:r>
-        <w:t xml:space="preserve">6.5 Acronyms</w:t>
-      </w:r>
-    </w:p>
-    <w:p>
-      <w:pPr>
-        <w:pStyle w:val="FirstParagraph"/>
-      </w:pPr>
-      <w:r>
-        <w:t xml:space="preserve">Spell out acronyms on first use, followed by the abbreviation in parentheses: cross-site scripting (XSS), two-factor authentication (2FA). Use the acronym alone in subsequent references. If the acronym is more widely recognized than the full form (e.g., SQL, HTML, SSH), the spelled-out version can be omitted for technical audiences.</w:t>
-      </w:r>
-    </w:p>
     <w:bookmarkEnd w:id="42"/>
-    <w:bookmarkEnd w:id="43"/>
-    <w:bookmarkStart w:id="53" w:name="writing-about-vulnerabilities"/>
+    <w:bookmarkStart w:id="52" w:name="writing-about-vulnerabilities"/>
     <w:p>
       <w:pPr>
         <w:pStyle w:val="Heading2"/>
@@ -2298,7 +2264,7 @@
         <w:t xml:space="preserve">7. Writing about Vulnerabilities</w:t>
       </w:r>
     </w:p>
-    <w:bookmarkStart w:id="44" w:name="disclosure-and-reporting"/>
+    <w:bookmarkStart w:id="43" w:name="disclosure-and-reporting"/>
     <w:p>
       <w:pPr>
         <w:pStyle w:val="Heading3"/>
@@ -2525,8 +2491,8 @@
         <w:t xml:space="preserve">or later to resolve this issue. [Credit to researcher/team for responsible disclosure.]</w:t>
       </w:r>
     </w:p>
-    <w:bookmarkEnd w:id="44"/>
-    <w:bookmarkStart w:id="46" w:name="severity-language"/>
+    <w:bookmarkEnd w:id="43"/>
+    <w:bookmarkStart w:id="45" w:name="severity-language"/>
     <w:p>
       <w:pPr>
         <w:pStyle w:val="Heading3"/>
@@ -2545,7 +2511,7 @@
       <w:r>
         <w:t xml:space="preserve"> </w:t>
       </w:r>
-      <w:hyperlink r:id="rId45">
+      <w:hyperlink r:id="rId44">
         <w:r>
           <w:rPr>
             <w:rStyle w:val="Hyperlink"/>
@@ -2976,8 +2942,8 @@
         <w:t xml:space="preserve">While these severity levels mean different things for our customers, all vulnerability communications should follow the same professional procedures.</w:t>
       </w:r>
     </w:p>
-    <w:bookmarkEnd w:id="46"/>
-    <w:bookmarkStart w:id="48" w:name="avoiding-sensationalism"/>
+    <w:bookmarkEnd w:id="45"/>
+    <w:bookmarkStart w:id="47" w:name="avoiding-sensationalism"/>
     <w:p>
       <w:pPr>
         <w:pStyle w:val="Heading3"/>
@@ -3144,7 +3110,7 @@
       <w:r>
         <w:t xml:space="preserve"> </w:t>
       </w:r>
-      <w:hyperlink r:id="rId47">
+      <w:hyperlink r:id="rId46">
         <w:r>
           <w:rPr>
             <w:rStyle w:val="Hyperlink"/>
@@ -3180,8 +3146,8 @@
         <w:t xml:space="preserve">) to help readers gauge real-world urgency beyond theoretical severity.</w:t>
       </w:r>
     </w:p>
-    <w:bookmarkEnd w:id="48"/>
-    <w:bookmarkStart w:id="49" w:name="X69a7983f63bcc4948a21d5a47945f9e0c13289a"/>
+    <w:bookmarkEnd w:id="47"/>
+    <w:bookmarkStart w:id="48" w:name="X69a7983f63bcc4948a21d5a47945f9e0c13289a"/>
     <w:p>
       <w:pPr>
         <w:pStyle w:val="Heading3"/>
@@ -3264,8 +3230,8 @@
         <w:t xml:space="preserve">follow a similar pattern to plugins but receive less public attention. Provide the same level of specificity—name the theme, the affected versions, and the fix.</w:t>
       </w:r>
     </w:p>
-    <w:bookmarkEnd w:id="49"/>
-    <w:bookmarkStart w:id="50" w:name="Xa93930522491a5775bc66f78a0f440e6e308200"/>
+    <w:bookmarkEnd w:id="48"/>
+    <w:bookmarkStart w:id="49" w:name="Xa93930522491a5775bc66f78a0f440e6e308200"/>
     <w:p>
       <w:pPr>
         <w:pStyle w:val="Heading3"/>
@@ -3318,8 +3284,8 @@
         <w:t xml:space="preserve">Never editorialize about a plugin author’s competence or responsiveness. Stick to what happened, what was fixed, and what users should do.</w:t>
       </w:r>
     </w:p>
-    <w:bookmarkEnd w:id="50"/>
-    <w:bookmarkStart w:id="51" w:name="operational-policy-boundary"/>
+    <w:bookmarkEnd w:id="49"/>
+    <w:bookmarkStart w:id="50" w:name="operational-policy-boundary"/>
     <w:p>
       <w:pPr>
         <w:pStyle w:val="Heading3"/>
@@ -3379,8 +3345,8 @@
         <w:t xml:space="preserve">. This separation ensures the style guidance remains stable even as internal workflows evolve.</w:t>
       </w:r>
     </w:p>
-    <w:bookmarkEnd w:id="51"/>
-    <w:bookmarkStart w:id="52" w:name="writing-about-supply-chain-incidents"/>
+    <w:bookmarkEnd w:id="50"/>
+    <w:bookmarkStart w:id="51" w:name="writing-about-supply-chain-incidents"/>
     <w:p>
       <w:pPr>
         <w:pStyle w:val="Heading3"/>
@@ -3514,9 +3480,9 @@
         <w:t xml:space="preserve">advice is insufficient for supply chain incidents. Specify whether the plugin should be updated, replaced, or removed entirely—and whether affected sites need a malware scan or password reset.</w:t>
       </w:r>
     </w:p>
+    <w:bookmarkEnd w:id="51"/>
     <w:bookmarkEnd w:id="52"/>
-    <w:bookmarkEnd w:id="53"/>
-    <w:bookmarkStart w:id="55" w:name="glossary-of-wordpress-security-terms"/>
+    <w:bookmarkStart w:id="54" w:name="glossary-of-wordpress-security-terms"/>
     <w:p>
       <w:pPr>
         <w:pStyle w:val="Heading2"/>
@@ -5890,7 +5856,7 @@
       <w:r>
         <w:t xml:space="preserve"> </w:t>
       </w:r>
-      <w:hyperlink r:id="rId54">
+      <w:hyperlink r:id="rId53">
         <w:r>
           <w:rPr>
             <w:rStyle w:val="Hyperlink"/>
@@ -7542,8 +7508,8 @@
         <w:t xml:space="preserve">— A security model that requires continuous verification of all users and devices, regardless of network location. No user or system is trusted by default. In WordPress, Zero Trust principles inform practices like requiring 2FA, enforcing session limits, and restricting admin access by IP or device.</w:t>
       </w:r>
     </w:p>
-    <w:bookmarkEnd w:id="55"/>
-    <w:bookmarkStart w:id="57" w:name="Xc98ca64413f1be501c67131a536664cca022800"/>
+    <w:bookmarkEnd w:id="54"/>
+    <w:bookmarkStart w:id="56" w:name="Xc98ca64413f1be501c67131a536664cca022800"/>
     <w:p>
       <w:pPr>
         <w:pStyle w:val="Heading2"/>
@@ -7714,7 +7680,7 @@
         <w:t xml:space="preserve">Any technical nuances or environmental factors.</w:t>
       </w:r>
     </w:p>
-    <w:bookmarkStart w:id="56" w:name="X731cb7f475e279d99df4e9ac9396315de09e358"/>
+    <w:bookmarkStart w:id="55" w:name="X731cb7f475e279d99df4e9ac9396315de09e358"/>
     <w:p>
       <w:pPr>
         <w:pStyle w:val="Heading3"/>
@@ -7833,9 +7799,9 @@
         <w:t xml:space="preserve">Marketing communicates via internal project management templates and established notification channels.</w:t>
       </w:r>
     </w:p>
+    <w:bookmarkEnd w:id="55"/>
     <w:bookmarkEnd w:id="56"/>
-    <w:bookmarkEnd w:id="57"/>
-    <w:bookmarkStart w:id="69" w:name="references-and-further-reading"/>
+    <w:bookmarkStart w:id="68" w:name="references-and-further-reading"/>
     <w:p>
       <w:pPr>
         <w:pStyle w:val="Heading2"/>
@@ -7863,7 +7829,7 @@
           <w:numId w:val="1019"/>
         </w:numPr>
       </w:pPr>
-      <w:hyperlink r:id="rId58">
+      <w:hyperlink r:id="rId57">
         <w:r>
           <w:rPr>
             <w:rStyle w:val="Hyperlink"/>
@@ -7885,7 +7851,7 @@
           <w:numId w:val="1019"/>
         </w:numPr>
       </w:pPr>
-      <w:hyperlink r:id="rId59">
+      <w:hyperlink r:id="rId58">
         <w:r>
           <w:rPr>
             <w:rStyle w:val="Hyperlink"/>
@@ -7907,7 +7873,7 @@
           <w:numId w:val="1019"/>
         </w:numPr>
       </w:pPr>
-      <w:hyperlink r:id="rId60">
+      <w:hyperlink r:id="rId59">
         <w:r>
           <w:rPr>
             <w:rStyle w:val="Hyperlink"/>
@@ -7941,7 +7907,7 @@
           <w:numId w:val="1020"/>
         </w:numPr>
       </w:pPr>
-      <w:hyperlink r:id="rId61">
+      <w:hyperlink r:id="rId60">
         <w:r>
           <w:rPr>
             <w:rStyle w:val="Hyperlink"/>
@@ -7957,7 +7923,7 @@
           <w:numId w:val="1020"/>
         </w:numPr>
       </w:pPr>
-      <w:hyperlink r:id="rId62">
+      <w:hyperlink r:id="rId61">
         <w:r>
           <w:rPr>
             <w:rStyle w:val="Hyperlink"/>
@@ -7973,7 +7939,7 @@
           <w:numId w:val="1020"/>
         </w:numPr>
       </w:pPr>
-      <w:hyperlink r:id="rId63">
+      <w:hyperlink r:id="rId62">
         <w:r>
           <w:rPr>
             <w:rStyle w:val="Hyperlink"/>
@@ -8012,7 +7978,7 @@
           <w:numId w:val="1021"/>
         </w:numPr>
       </w:pPr>
-      <w:hyperlink r:id="rId64">
+      <w:hyperlink r:id="rId63">
         <w:r>
           <w:rPr>
             <w:rStyle w:val="Hyperlink"/>
@@ -8028,7 +7994,7 @@
           <w:numId w:val="1021"/>
         </w:numPr>
       </w:pPr>
-      <w:hyperlink r:id="rId65">
+      <w:hyperlink r:id="rId64">
         <w:r>
           <w:rPr>
             <w:rStyle w:val="Hyperlink"/>
@@ -8044,7 +8010,7 @@
           <w:numId w:val="1021"/>
         </w:numPr>
       </w:pPr>
-      <w:hyperlink r:id="rId66">
+      <w:hyperlink r:id="rId65">
         <w:r>
           <w:rPr>
             <w:rStyle w:val="Hyperlink"/>
@@ -8060,7 +8026,7 @@
           <w:numId w:val="1021"/>
         </w:numPr>
       </w:pPr>
-      <w:hyperlink r:id="rId67">
+      <w:hyperlink r:id="rId66">
         <w:r>
           <w:rPr>
             <w:rStyle w:val="Hyperlink"/>
@@ -8082,7 +8048,7 @@
           <w:numId w:val="1021"/>
         </w:numPr>
       </w:pPr>
-      <w:hyperlink r:id="rId68">
+      <w:hyperlink r:id="rId67">
         <w:r>
           <w:rPr>
             <w:rStyle w:val="Hyperlink"/>
@@ -8097,8 +8063,8 @@
         <w:t xml:space="preserve">— now maintained by Automattic as part of the Jetpack ecosystem.</w:t>
       </w:r>
     </w:p>
-    <w:bookmarkEnd w:id="69"/>
-    <w:bookmarkStart w:id="72" w:name="related-documents"/>
+    <w:bookmarkEnd w:id="68"/>
+    <w:bookmarkStart w:id="71" w:name="related-documents"/>
     <w:p>
       <w:pPr>
         <w:pStyle w:val="Heading2"/>
@@ -8115,7 +8081,7 @@
           <w:numId w:val="1022"/>
         </w:numPr>
       </w:pPr>
-      <w:hyperlink r:id="rId70">
+      <w:hyperlink r:id="rId69">
         <w:r>
           <w:rPr>
             <w:rStyle w:val="Hyperlink"/>
@@ -8140,7 +8106,7 @@
           <w:numId w:val="1022"/>
         </w:numPr>
       </w:pPr>
-      <w:hyperlink r:id="rId71">
+      <w:hyperlink r:id="rId70">
         <w:r>
           <w:rPr>
             <w:rStyle w:val="Hyperlink"/>
@@ -8181,7 +8147,7 @@
       <w:r>
         <w:t xml:space="preserve"> </w:t>
       </w:r>
-      <w:hyperlink r:id="rId64">
+      <w:hyperlink r:id="rId63">
         <w:r>
           <w:rPr>
             <w:rStyle w:val="Hyperlink"/>
@@ -8193,8 +8159,8 @@
         <w:t xml:space="preserve">.</w:t>
       </w:r>
     </w:p>
-    <w:bookmarkEnd w:id="72"/>
-    <w:bookmarkStart w:id="74" w:name="license-and-attribution"/>
+    <w:bookmarkEnd w:id="71"/>
+    <w:bookmarkStart w:id="73" w:name="license-and-attribution"/>
     <w:p>
       <w:pPr>
         <w:pStyle w:val="Heading2"/>
@@ -8213,7 +8179,7 @@
       <w:r>
         <w:t xml:space="preserve"> </w:t>
       </w:r>
-      <w:hyperlink r:id="rId73">
+      <w:hyperlink r:id="rId72">
         <w:r>
           <w:rPr>
             <w:rStyle w:val="Hyperlink"/>
@@ -8259,8 +8225,7 @@
         <w:t xml:space="preserve">(2023), used with attribution. AI threat data draws on the Verizon Data Breach Investigations Report (2025) and IBM’s Cost of a Data Breach Report (2025).</w:t>
       </w:r>
     </w:p>
-    <w:bookmarkEnd w:id="74"/>
-    <w:bookmarkEnd w:id="75"/>
+    <w:bookmarkEnd w:id="73"/>
     <w:sectPr>
       <w:footnotePr>
         <w:numRestart w:val="eachSect"/>

--- a/WP-Security-Style-Guide.docx
+++ b/WP-Security-Style-Guide.docx
@@ -7,7 +7,7 @@
         <w:pStyle w:val="Title"/>
       </w:pPr>
       <w:r>
-        <w:t xml:space="preserve">Writing About WordPress and Security</w:t>
+        <w:t xml:space="preserve">Writing About Security, Vulnerability, and Open Source Software: A Style Guide for the WordPress Community</w:t>
       </w:r>
     </w:p>
     <w:p>
@@ -15,7 +15,7 @@
         <w:pStyle w:val="Subtitle"/>
       </w:pPr>
       <w:r>
-        <w:t xml:space="preserve">A Style Guide — Principles, Practices, and Terminology for Clear, Honest, and Empowering Security Communication</w:t>
+        <w:t xml:space="preserve">Principles, Practices, and Terminology for Clear, Honest, and Empowering Communication</w:t>
       </w:r>
     </w:p>
     <w:p>

--- a/WP-Security-Style-Guide.docx
+++ b/WP-Security-Style-Guide.docx
@@ -7,7 +7,7 @@
         <w:pStyle w:val="Title"/>
       </w:pPr>
       <w:r>
-        <w:t xml:space="preserve">Writing About Security, Vulnerability, and Open Source Software: A Style Guide for the WordPress Community</w:t>
+        <w:t xml:space="preserve">Writing About Security, Vulnerability, and Open Source Software: A Style Guide for the WordPress Ecosystem</w:t>
       </w:r>
     </w:p>
     <w:p>

--- a/WP-Security-Style-Guide.docx
+++ b/WP-Security-Style-Guide.docx
@@ -31,7 +31,7 @@
         <w:pStyle w:val="Date"/>
       </w:pPr>
       <w:r>
-        <w:t xml:space="preserve">March 2, 2026</w:t>
+        <w:t xml:space="preserve">March 3, 2026</w:t>
       </w:r>
     </w:p>
     <w:sdt>
@@ -4537,6 +4537,46 @@
           <w:b/>
           <w:bCs/>
         </w:rPr>
+        <w:t xml:space="preserve">CORS (Cross-Origin Resource Sharing)</w:t>
+      </w:r>
+      <w:r>
+        <w:t xml:space="preserve"> </w:t>
+      </w:r>
+      <w:r>
+        <w:t xml:space="preserve">— A browser mechanism that controls which external origins may access resources on a web server via JavaScript. In WordPress, CORS is relevant to REST API security: sites serving API responses to specific external origins (e.g., a decoupled front-end on a different domain) should configure CORS headers explicitly rather than using a wildcard (</w:t>
+      </w:r>
+      <w:r>
+        <w:rPr>
+          <w:rStyle w:val="VerbatimChar"/>
+        </w:rPr>
+        <w:t xml:space="preserve">*</w:t>
+      </w:r>
+      <w:r>
+        <w:t xml:space="preserve">). See also:</w:t>
+      </w:r>
+      <w:r>
+        <w:t xml:space="preserve"> </w:t>
+      </w:r>
+      <w:r>
+        <w:rPr>
+          <w:i/>
+          <w:iCs/>
+        </w:rPr>
+        <w:t xml:space="preserve">REST API</w:t>
+      </w:r>
+      <w:r>
+        <w:t xml:space="preserve">.</w:t>
+      </w:r>
+    </w:p>
+    <w:p>
+      <w:pPr>
+        <w:pStyle w:val="BodyText"/>
+      </w:pPr>
+      <w:r>
+        <w:rPr>
+          <w:b/>
+          <w:bCs/>
+        </w:rPr>
         <w:t xml:space="preserve">Credential stuffing</w:t>
       </w:r>
       <w:r>
@@ -7393,7 +7433,46 @@
         <w:t xml:space="preserve"> </w:t>
       </w:r>
       <w:r>
-        <w:t xml:space="preserve">method allows batching multiple login attempts per request). Modern WordPress configurations typically disable this endpoint unless specifically required. Always written in monospace. See also:</w:t>
+        <w:t xml:space="preserve">method allows batching multiple login attempts per request). Modern WordPress configurations disable this endpoint at the web server level or via a must-use plugin (</w:t>
+      </w:r>
+      <w:r>
+        <w:rPr>
+          <w:rStyle w:val="VerbatimChar"/>
+        </w:rPr>
+        <w:t xml:space="preserve">add_filter( 'xmlrpc_enabled', '__return_false' )</w:t>
+      </w:r>
+      <w:r>
+        <w:t xml:space="preserve">). Note:</w:t>
+      </w:r>
+      <w:r>
+        <w:t xml:space="preserve"> </w:t>
+      </w:r>
+      <w:r>
+        <w:rPr>
+          <w:rStyle w:val="VerbatimChar"/>
+        </w:rPr>
+        <w:t xml:space="preserve">XMLRPC_REQUEST</w:t>
+      </w:r>
+      <w:r>
+        <w:t xml:space="preserve"> </w:t>
+      </w:r>
+      <w:r>
+        <w:t xml:space="preserve">is a read-only internal constant that WordPress sets during XML-RPC processing — it cannot be used in</w:t>
+      </w:r>
+      <w:r>
+        <w:t xml:space="preserve"> </w:t>
+      </w:r>
+      <w:r>
+        <w:rPr>
+          <w:rStyle w:val="VerbatimChar"/>
+        </w:rPr>
+        <w:t xml:space="preserve">wp-config.php</w:t>
+      </w:r>
+      <w:r>
+        <w:t xml:space="preserve"> </w:t>
+      </w:r>
+      <w:r>
+        <w:t xml:space="preserve">to disable the feature. Always written in monospace. See also:</w:t>
       </w:r>
       <w:r>
         <w:t xml:space="preserve"> </w:t>
@@ -7406,6 +7485,19 @@
         <w:t xml:space="preserve">XML-RPC</w:t>
       </w:r>
       <w:r>
+        <w:t xml:space="preserve">,</w:t>
+      </w:r>
+      <w:r>
+        <w:t xml:space="preserve"> </w:t>
+      </w:r>
+      <w:r>
+        <w:rPr>
+          <w:i/>
+          <w:iCs/>
+        </w:rPr>
+        <w:t xml:space="preserve">XXE</w:t>
+      </w:r>
+      <w:r>
         <w:t xml:space="preserve">.</w:t>
       </w:r>
     </w:p>
@@ -7433,7 +7525,69 @@
         <w:t xml:space="preserve">xmlrpc.php</w:t>
       </w:r>
       <w:r>
-        <w:t xml:space="preserve">). Historically used for remote publishing and pingbacks, it is a common target for brute-force amplification attacks. Recommended to disable unless specifically required.</w:t>
+        <w:t xml:space="preserve">). Historically used for remote publishing and pingbacks, it is a common target for brute-force amplification attacks. WordPress core mitigates XXE attacks by disabling custom XML entity loading in the XML-RPC handler. Recommended to disable the endpoint entirely unless specifically required. See also:</w:t>
+      </w:r>
+      <w:r>
+        <w:t xml:space="preserve"> </w:t>
+      </w:r>
+      <w:r>
+        <w:rPr>
+          <w:i/>
+          <w:iCs/>
+        </w:rPr>
+        <w:t xml:space="preserve">XXE</w:t>
+      </w:r>
+      <w:r>
+        <w:t xml:space="preserve">.</w:t>
+      </w:r>
+    </w:p>
+    <w:p>
+      <w:pPr>
+        <w:pStyle w:val="BodyText"/>
+      </w:pPr>
+      <w:r>
+        <w:rPr>
+          <w:b/>
+          <w:bCs/>
+        </w:rPr>
+        <w:t xml:space="preserve">XXE (XML eXternal Entity)</w:t>
+      </w:r>
+      <w:r>
+        <w:t xml:space="preserve"> </w:t>
+      </w:r>
+      <w:r>
+        <w:t xml:space="preserve">— An attack against XML parsers that exploits external entity declarations to read local files, perform server-side request forgery, or cause denial of service through entity expansion (</w:t>
+      </w:r>
+      <w:r>
+        <w:t xml:space="preserve">“billion laughs”</w:t>
+      </w:r>
+      <w:r>
+        <w:t xml:space="preserve">). WordPress core mitigates XXE by disabling the loading of custom XML entities in its XML-RPC handler. Disabling XML-RPC entirely provides defense in depth. See also:</w:t>
+      </w:r>
+      <w:r>
+        <w:t xml:space="preserve"> </w:t>
+      </w:r>
+      <w:r>
+        <w:rPr>
+          <w:i/>
+          <w:iCs/>
+        </w:rPr>
+        <w:t xml:space="preserve">XML-RPC</w:t>
+      </w:r>
+      <w:r>
+        <w:t xml:space="preserve">,</w:t>
+      </w:r>
+      <w:r>
+        <w:t xml:space="preserve"> </w:t>
+      </w:r>
+      <w:r>
+        <w:rPr>
+          <w:rStyle w:val="VerbatimChar"/>
+        </w:rPr>
+        <w:t xml:space="preserve">xmlrpc.php</w:t>
+      </w:r>
+      <w:r>
+        <w:t xml:space="preserve">.</w:t>
       </w:r>
     </w:p>
     <w:p>

--- a/WP-Security-Style-Guide.docx
+++ b/WP-Security-Style-Guide.docx
@@ -3813,13 +3813,13 @@
         <w:rPr>
           <w:rStyle w:val="VerbatimChar"/>
         </w:rPr>
-        <w:t xml:space="preserve">wp_hash_password</w:t>
-      </w:r>
-      <w:r>
-        <w:t xml:space="preserve"> </w:t>
-      </w:r>
-      <w:r>
-        <w:t xml:space="preserve">core filter on servers with the required PHP extensions (sodium or argon2). Argon2id offers stronger resistance to GPU-accelerated brute-force attacks.</w:t>
+        <w:t xml:space="preserve">wp_hash_password_algorithm</w:t>
+      </w:r>
+      <w:r>
+        <w:t xml:space="preserve"> </w:t>
+      </w:r>
+      <w:r>
+        <w:t xml:space="preserve">filter on servers with the required PHP extensions (sodium or argon2). Argon2id offers stronger resistance to GPU-accelerated brute-force attacks.</w:t>
       </w:r>
     </w:p>
     <w:p>

--- a/WP-Security-Style-Guide.docx
+++ b/WP-Security-Style-Guide.docx
@@ -8218,7 +8218,7 @@
       </w:r>
     </w:p>
     <w:bookmarkEnd w:id="68"/>
-    <w:bookmarkStart w:id="71" w:name="related-documents"/>
+    <w:bookmarkStart w:id="72" w:name="related-documents"/>
     <w:p>
       <w:pPr>
         <w:pStyle w:val="Heading2"/>
@@ -8285,6 +8285,31 @@
           <w:numId w:val="1022"/>
         </w:numPr>
       </w:pPr>
+      <w:hyperlink r:id="rId71">
+        <w:r>
+          <w:rPr>
+            <w:rStyle w:val="Hyperlink"/>
+            <w:b/>
+            <w:bCs/>
+          </w:rPr>
+          <w:t xml:space="preserve">WordPress Operations Runbook</w:t>
+        </w:r>
+      </w:hyperlink>
+      <w:r>
+        <w:t xml:space="preserve"> </w:t>
+      </w:r>
+      <w:r>
+        <w:t xml:space="preserve">— Operational procedures template for WordPress sysadmins and SREs, covering deployment, maintenance, backup, incident response, and disaster recovery.</w:t>
+      </w:r>
+    </w:p>
+    <w:p>
+      <w:pPr>
+        <w:pStyle w:val="Compact"/>
+        <w:numPr>
+          <w:ilvl w:val="0"/>
+          <w:numId w:val="1022"/>
+        </w:numPr>
+      </w:pPr>
       <w:r>
         <w:rPr>
           <w:b/>
@@ -8313,8 +8338,8 @@
         <w:t xml:space="preserve">.</w:t>
       </w:r>
     </w:p>
-    <w:bookmarkEnd w:id="71"/>
-    <w:bookmarkStart w:id="73" w:name="license-and-attribution"/>
+    <w:bookmarkEnd w:id="72"/>
+    <w:bookmarkStart w:id="74" w:name="license-and-attribution"/>
     <w:p>
       <w:pPr>
         <w:pStyle w:val="Heading2"/>
@@ -8333,7 +8358,7 @@
       <w:r>
         <w:t xml:space="preserve"> </w:t>
       </w:r>
-      <w:hyperlink r:id="rId72">
+      <w:hyperlink r:id="rId73">
         <w:r>
           <w:rPr>
             <w:rStyle w:val="Hyperlink"/>
@@ -8379,7 +8404,7 @@
         <w:t xml:space="preserve">(2023), used with attribution. AI threat data draws on the Verizon Data Breach Investigations Report (2025) and IBM’s Cost of a Data Breach Report (2025).</w:t>
       </w:r>
     </w:p>
-    <w:bookmarkEnd w:id="73"/>
+    <w:bookmarkEnd w:id="74"/>
     <w:sectPr>
       <w:footnotePr>
         <w:numRestart w:val="eachSect"/>

--- a/WP-Security-Style-Guide.docx
+++ b/WP-Security-Style-Guide.docx
@@ -4449,6 +4449,50 @@
           <w:b/>
           <w:bCs/>
         </w:rPr>
+        <w:t xml:space="preserve">CDN (Content Delivery Network)</w:t>
+      </w:r>
+      <w:r>
+        <w:t xml:space="preserve"> </w:t>
+      </w:r>
+      <w:r>
+        <w:t xml:space="preserve">— A globally distributed network of servers that caches and delivers web content from locations geographically closer to the user. In WordPress security, CDNs provide DDoS mitigation through traffic scrubbing, TLS termination, and WAF capabilities at the network edge. See also:</w:t>
+      </w:r>
+      <w:r>
+        <w:t xml:space="preserve"> </w:t>
+      </w:r>
+      <w:r>
+        <w:rPr>
+          <w:i/>
+          <w:iCs/>
+        </w:rPr>
+        <w:t xml:space="preserve">WAF</w:t>
+      </w:r>
+      <w:r>
+        <w:t xml:space="preserve">,</w:t>
+      </w:r>
+      <w:r>
+        <w:t xml:space="preserve"> </w:t>
+      </w:r>
+      <w:r>
+        <w:rPr>
+          <w:i/>
+          <w:iCs/>
+        </w:rPr>
+        <w:t xml:space="preserve">DDoS</w:t>
+      </w:r>
+      <w:r>
+        <w:t xml:space="preserve">.</w:t>
+      </w:r>
+    </w:p>
+    <w:p>
+      <w:pPr>
+        <w:pStyle w:val="BodyText"/>
+      </w:pPr>
+      <w:r>
+        <w:rPr>
+          <w:b/>
+          <w:bCs/>
+        </w:rPr>
         <w:t xml:space="preserve">Composer</w:t>
       </w:r>
       <w:r>
@@ -4979,6 +5023,154 @@
           <w:b/>
           <w:bCs/>
         </w:rPr>
+        <w:t xml:space="preserve">DISALLOW_FILE_EDIT</w:t>
+      </w:r>
+      <w:r>
+        <w:t xml:space="preserve"> </w:t>
+      </w:r>
+      <w:r>
+        <w:t xml:space="preserve">— A WordPress constant (</w:t>
+      </w:r>
+      <w:r>
+        <w:rPr>
+          <w:rStyle w:val="VerbatimChar"/>
+        </w:rPr>
+        <w:t xml:space="preserve">define( 'DISALLOW_FILE_EDIT', true )</w:t>
+      </w:r>
+      <w:r>
+        <w:t xml:space="preserve">) set in</w:t>
+      </w:r>
+      <w:r>
+        <w:t xml:space="preserve"> </w:t>
+      </w:r>
+      <w:r>
+        <w:rPr>
+          <w:rStyle w:val="VerbatimChar"/>
+        </w:rPr>
+        <w:t xml:space="preserve">wp-config.php</w:t>
+      </w:r>
+      <w:r>
+        <w:t xml:space="preserve"> </w:t>
+      </w:r>
+      <w:r>
+        <w:t xml:space="preserve">that disables the built-in Plugin Editor and Theme Editor in the Dashboard. A baseline hardening measure that prevents attackers who gain admin access from editing PHP files directly through the WordPress interface. Does not prevent file modifications through FTP, SSH, or the plugin/theme update mechanism. See also:</w:t>
+      </w:r>
+      <w:r>
+        <w:t xml:space="preserve"> </w:t>
+      </w:r>
+      <w:r>
+        <w:rPr>
+          <w:i/>
+          <w:iCs/>
+        </w:rPr>
+        <w:t xml:space="preserve">DISALLOW_FILE_MODS</w:t>
+      </w:r>
+      <w:r>
+        <w:t xml:space="preserve">,</w:t>
+      </w:r>
+      <w:r>
+        <w:t xml:space="preserve"> </w:t>
+      </w:r>
+      <w:r>
+        <w:rPr>
+          <w:i/>
+          <w:iCs/>
+        </w:rPr>
+        <w:t xml:space="preserve">hardening</w:t>
+      </w:r>
+      <w:r>
+        <w:t xml:space="preserve">.</w:t>
+      </w:r>
+    </w:p>
+    <w:p>
+      <w:pPr>
+        <w:pStyle w:val="BodyText"/>
+      </w:pPr>
+      <w:r>
+        <w:rPr>
+          <w:b/>
+          <w:bCs/>
+        </w:rPr>
+        <w:t xml:space="preserve">DISALLOW_FILE_MODS</w:t>
+      </w:r>
+      <w:r>
+        <w:t xml:space="preserve"> </w:t>
+      </w:r>
+      <w:r>
+        <w:t xml:space="preserve">— A WordPress constant (</w:t>
+      </w:r>
+      <w:r>
+        <w:rPr>
+          <w:rStyle w:val="VerbatimChar"/>
+        </w:rPr>
+        <w:t xml:space="preserve">define( 'DISALLOW_FILE_MODS', true )</w:t>
+      </w:r>
+      <w:r>
+        <w:t xml:space="preserve">) set in</w:t>
+      </w:r>
+      <w:r>
+        <w:t xml:space="preserve"> </w:t>
+      </w:r>
+      <w:r>
+        <w:rPr>
+          <w:rStyle w:val="VerbatimChar"/>
+        </w:rPr>
+        <w:t xml:space="preserve">wp-config.php</w:t>
+      </w:r>
+      <w:r>
+        <w:t xml:space="preserve"> </w:t>
+      </w:r>
+      <w:r>
+        <w:t xml:space="preserve">that disables all file modification capabilities in the Dashboard, including the Plugin/Theme Editors and the ability to install, update, or delete plugins and themes. A strict superset of</w:t>
+      </w:r>
+      <w:r>
+        <w:t xml:space="preserve"> </w:t>
+      </w:r>
+      <w:r>
+        <w:rPr>
+          <w:rStyle w:val="VerbatimChar"/>
+        </w:rPr>
+        <w:t xml:space="preserve">DISALLOW_FILE_EDIT</w:t>
+      </w:r>
+      <w:r>
+        <w:t xml:space="preserve">. Requires an external deployment pipeline (e.g., Composer, Git, or CI/CD) to manage updates. See also:</w:t>
+      </w:r>
+      <w:r>
+        <w:t xml:space="preserve"> </w:t>
+      </w:r>
+      <w:r>
+        <w:rPr>
+          <w:i/>
+          <w:iCs/>
+        </w:rPr>
+        <w:t xml:space="preserve">DISALLOW_FILE_EDIT</w:t>
+      </w:r>
+      <w:r>
+        <w:t xml:space="preserve">,</w:t>
+      </w:r>
+      <w:r>
+        <w:t xml:space="preserve"> </w:t>
+      </w:r>
+      <w:r>
+        <w:rPr>
+          <w:i/>
+          <w:iCs/>
+        </w:rPr>
+        <w:t xml:space="preserve">build pipeline</w:t>
+      </w:r>
+      <w:r>
+        <w:t xml:space="preserve">.</w:t>
+      </w:r>
+    </w:p>
+    <w:p>
+      <w:pPr>
+        <w:pStyle w:val="BodyText"/>
+      </w:pPr>
+      <w:r>
+        <w:rPr>
+          <w:b/>
+          <w:bCs/>
+        </w:rPr>
         <w:t xml:space="preserve">Directory traversal</w:t>
       </w:r>
       <w:r>
@@ -5172,6 +5364,89 @@
           <w:b/>
           <w:bCs/>
         </w:rPr>
+        <w:t xml:space="preserve">FORCE_SSL_ADMIN</w:t>
+      </w:r>
+      <w:r>
+        <w:t xml:space="preserve"> </w:t>
+      </w:r>
+      <w:r>
+        <w:t xml:space="preserve">— A WordPress constant (</w:t>
+      </w:r>
+      <w:r>
+        <w:rPr>
+          <w:rStyle w:val="VerbatimChar"/>
+        </w:rPr>
+        <w:t xml:space="preserve">define( 'FORCE_SSL_ADMIN', true )</w:t>
+      </w:r>
+      <w:r>
+        <w:t xml:space="preserve">) set in</w:t>
+      </w:r>
+      <w:r>
+        <w:t xml:space="preserve"> </w:t>
+      </w:r>
+      <w:r>
+        <w:rPr>
+          <w:rStyle w:val="VerbatimChar"/>
+        </w:rPr>
+        <w:t xml:space="preserve">wp-config.php</w:t>
+      </w:r>
+      <w:r>
+        <w:t xml:space="preserve"> </w:t>
+      </w:r>
+      <w:r>
+        <w:t xml:space="preserve">that forces all Dashboard and login pages to use HTTPS. A baseline hardening measure that ensures authentication cookies are only transmitted over encrypted connections. Note:</w:t>
+      </w:r>
+      <w:r>
+        <w:t xml:space="preserve"> </w:t>
+      </w:r>
+      <w:r>
+        <w:rPr>
+          <w:rStyle w:val="VerbatimChar"/>
+        </w:rPr>
+        <w:t xml:space="preserve">FORCE_SSL_LOGIN</w:t>
+      </w:r>
+      <w:r>
+        <w:t xml:space="preserve"> </w:t>
+      </w:r>
+      <w:r>
+        <w:t xml:space="preserve">is deprecated and should not be used. See also:</w:t>
+      </w:r>
+      <w:r>
+        <w:t xml:space="preserve"> </w:t>
+      </w:r>
+      <w:r>
+        <w:rPr>
+          <w:i/>
+          <w:iCs/>
+        </w:rPr>
+        <w:t xml:space="preserve">HSTS</w:t>
+      </w:r>
+      <w:r>
+        <w:t xml:space="preserve">,</w:t>
+      </w:r>
+      <w:r>
+        <w:t xml:space="preserve"> </w:t>
+      </w:r>
+      <w:r>
+        <w:rPr>
+          <w:i/>
+          <w:iCs/>
+        </w:rPr>
+        <w:t xml:space="preserve">TLS</w:t>
+      </w:r>
+      <w:r>
+        <w:t xml:space="preserve">.</w:t>
+      </w:r>
+    </w:p>
+    <w:p>
+      <w:pPr>
+        <w:pStyle w:val="BodyText"/>
+      </w:pPr>
+      <w:r>
+        <w:rPr>
+          <w:b/>
+          <w:bCs/>
+        </w:rPr>
         <w:t xml:space="preserve">GDPR</w:t>
       </w:r>
       <w:r>
@@ -5745,6 +6020,52 @@
           <w:b/>
           <w:bCs/>
         </w:rPr>
+        <w:t xml:space="preserve">mu-plugin (must-use plugin)</w:t>
+      </w:r>
+      <w:r>
+        <w:t xml:space="preserve"> </w:t>
+      </w:r>
+      <w:r>
+        <w:t xml:space="preserve">— A WordPress plugin placed in the</w:t>
+      </w:r>
+      <w:r>
+        <w:t xml:space="preserve"> </w:t>
+      </w:r>
+      <w:r>
+        <w:rPr>
+          <w:rStyle w:val="VerbatimChar"/>
+        </w:rPr>
+        <w:t xml:space="preserve">wp-content/mu-plugins/</w:t>
+      </w:r>
+      <w:r>
+        <w:t xml:space="preserve"> </w:t>
+      </w:r>
+      <w:r>
+        <w:t xml:space="preserve">directory that loads automatically on every page request and cannot be deactivated through the Dashboard. Must-use plugins are commonly used for security hardening (e.g., disabling XML-RPC, restricting REST API endpoints, enforcing security headers) because they cannot be inadvertently disabled by administrators. They do not receive automatic updates and must be maintained manually or through a deployment pipeline. See also:</w:t>
+      </w:r>
+      <w:r>
+        <w:t xml:space="preserve"> </w:t>
+      </w:r>
+      <w:r>
+        <w:rPr>
+          <w:i/>
+          <w:iCs/>
+        </w:rPr>
+        <w:t xml:space="preserve">plugin</w:t>
+      </w:r>
+      <w:r>
+        <w:t xml:space="preserve">.</w:t>
+      </w:r>
+    </w:p>
+    <w:p>
+      <w:pPr>
+        <w:pStyle w:val="BodyText"/>
+      </w:pPr>
+      <w:r>
+        <w:rPr>
+          <w:b/>
+          <w:bCs/>
+        </w:rPr>
         <w:t xml:space="preserve">NIST SP 800-53</w:t>
       </w:r>
       <w:r>
@@ -5871,6 +6192,49 @@
           <w:iCs/>
         </w:rPr>
         <w:t xml:space="preserve">SBOM</w:t>
+      </w:r>
+      <w:r>
+        <w:t xml:space="preserve">.</w:t>
+      </w:r>
+    </w:p>
+    <w:p>
+      <w:pPr>
+        <w:pStyle w:val="BodyText"/>
+      </w:pPr>
+      <w:r>
+        <w:rPr>
+          <w:b/>
+          <w:bCs/>
+        </w:rPr>
+        <w:t xml:space="preserve">Object cache</w:t>
+      </w:r>
+      <w:r>
+        <w:t xml:space="preserve"> </w:t>
+      </w:r>
+      <w:r>
+        <w:t xml:space="preserve">— A server-side caching layer that stores frequently queried data in memory to reduce database load. WordPress includes a built-in object cache that persists only for the duration of a single page request. A persistent object cache (backed by Redis or Memcached via a drop-in plugin at</w:t>
+      </w:r>
+      <w:r>
+        <w:t xml:space="preserve"> </w:t>
+      </w:r>
+      <w:r>
+        <w:rPr>
+          <w:rStyle w:val="VerbatimChar"/>
+        </w:rPr>
+        <w:t xml:space="preserve">wp-content/object-cache.php</w:t>
+      </w:r>
+      <w:r>
+        <w:t xml:space="preserve">) stores data across requests, significantly improving performance for database-heavy sites. See also:</w:t>
+      </w:r>
+      <w:r>
+        <w:t xml:space="preserve"> </w:t>
+      </w:r>
+      <w:r>
+        <w:rPr>
+          <w:i/>
+          <w:iCs/>
+        </w:rPr>
+        <w:t xml:space="preserve">transient</w:t>
       </w:r>
       <w:r>
         <w:t xml:space="preserve">.</w:t>
@@ -6955,6 +7319,63 @@
           <w:b/>
           <w:bCs/>
         </w:rPr>
+        <w:t xml:space="preserve">Super Admin</w:t>
+      </w:r>
+      <w:r>
+        <w:t xml:space="preserve"> </w:t>
+      </w:r>
+      <w:r>
+        <w:t xml:space="preserve">— The highest privileged user role in a WordPress Multisite network. Super Admins can manage all sites in the network, install plugins and themes, create and delete sites, and manage network-wide settings. Distinct from the Admin role, which on a Multisite network is scoped to a single site and has reduced capabilities. When writing about Multisite security, always specify whether you mean Admin or Super Admin. See also:</w:t>
+      </w:r>
+      <w:r>
+        <w:t xml:space="preserve"> </w:t>
+      </w:r>
+      <w:r>
+        <w:rPr>
+          <w:i/>
+          <w:iCs/>
+        </w:rPr>
+        <w:t xml:space="preserve">Admin (role)</w:t>
+      </w:r>
+      <w:r>
+        <w:t xml:space="preserve">,</w:t>
+      </w:r>
+      <w:r>
+        <w:t xml:space="preserve"> </w:t>
+      </w:r>
+      <w:r>
+        <w:rPr>
+          <w:i/>
+          <w:iCs/>
+        </w:rPr>
+        <w:t xml:space="preserve">Multisite</w:t>
+      </w:r>
+      <w:r>
+        <w:t xml:space="preserve">,</w:t>
+      </w:r>
+      <w:r>
+        <w:t xml:space="preserve"> </w:t>
+      </w:r>
+      <w:r>
+        <w:rPr>
+          <w:i/>
+          <w:iCs/>
+        </w:rPr>
+        <w:t xml:space="preserve">capability</w:t>
+      </w:r>
+      <w:r>
+        <w:t xml:space="preserve">.</w:t>
+      </w:r>
+    </w:p>
+    <w:p>
+      <w:pPr>
+        <w:pStyle w:val="BodyText"/>
+      </w:pPr>
+      <w:r>
+        <w:rPr>
+          <w:b/>
+          <w:bCs/>
+        </w:rPr>
         <w:t xml:space="preserve">Theme</w:t>
       </w:r>
       <w:r>
@@ -7033,6 +7454,98 @@
           <w:b/>
           <w:bCs/>
         </w:rPr>
+        <w:t xml:space="preserve">TLS (Transport Layer Security)</w:t>
+      </w:r>
+      <w:r>
+        <w:t xml:space="preserve"> </w:t>
+      </w:r>
+      <w:r>
+        <w:t xml:space="preserve">— The cryptographic protocol that encrypts data in transit between a browser and a web server. TLS is the successor to SSL (Secure Sockets Layer); all SSL versions are deprecated and insecure. Current best practice requires TLS 1.2 or later (TLS 1.3 preferred). In writing, use</w:t>
+      </w:r>
+      <w:r>
+        <w:t xml:space="preserve"> </w:t>
+      </w:r>
+      <w:r>
+        <w:t xml:space="preserve">“TLS”</w:t>
+      </w:r>
+      <w:r>
+        <w:t xml:space="preserve"> </w:t>
+      </w:r>
+      <w:r>
+        <w:t xml:space="preserve">when referring to the protocol technically and</w:t>
+      </w:r>
+      <w:r>
+        <w:t xml:space="preserve"> </w:t>
+      </w:r>
+      <w:r>
+        <w:t xml:space="preserve">“HTTPS”</w:t>
+      </w:r>
+      <w:r>
+        <w:t xml:space="preserve"> </w:t>
+      </w:r>
+      <w:r>
+        <w:t xml:space="preserve">when referring to the user-facing URL scheme. Avoid</w:t>
+      </w:r>
+      <w:r>
+        <w:t xml:space="preserve"> </w:t>
+      </w:r>
+      <w:r>
+        <w:t xml:space="preserve">“SSL”</w:t>
+      </w:r>
+      <w:r>
+        <w:t xml:space="preserve"> </w:t>
+      </w:r>
+      <w:r>
+        <w:t xml:space="preserve">unless referring to the deprecated protocol or a product name (e.g.,</w:t>
+      </w:r>
+      <w:r>
+        <w:t xml:space="preserve"> </w:t>
+      </w:r>
+      <w:r>
+        <w:t xml:space="preserve">“SSL certificate”</w:t>
+      </w:r>
+      <w:r>
+        <w:t xml:space="preserve"> </w:t>
+      </w:r>
+      <w:r>
+        <w:t xml:space="preserve">remains common usage). See also:</w:t>
+      </w:r>
+      <w:r>
+        <w:t xml:space="preserve"> </w:t>
+      </w:r>
+      <w:r>
+        <w:rPr>
+          <w:i/>
+          <w:iCs/>
+        </w:rPr>
+        <w:t xml:space="preserve">HSTS</w:t>
+      </w:r>
+      <w:r>
+        <w:t xml:space="preserve">,</w:t>
+      </w:r>
+      <w:r>
+        <w:t xml:space="preserve"> </w:t>
+      </w:r>
+      <w:r>
+        <w:rPr>
+          <w:i/>
+          <w:iCs/>
+        </w:rPr>
+        <w:t xml:space="preserve">FORCE_SSL_ADMIN</w:t>
+      </w:r>
+      <w:r>
+        <w:t xml:space="preserve">.</w:t>
+      </w:r>
+    </w:p>
+    <w:p>
+      <w:pPr>
+        <w:pStyle w:val="BodyText"/>
+      </w:pPr>
+      <w:r>
+        <w:rPr>
+          <w:b/>
+          <w:bCs/>
+        </w:rPr>
         <w:t xml:space="preserve">Training-data poisoning</w:t>
       </w:r>
       <w:r>
@@ -7051,6 +7564,52 @@
           <w:b/>
           <w:bCs/>
         </w:rPr>
+        <w:t xml:space="preserve">Transient</w:t>
+      </w:r>
+      <w:r>
+        <w:t xml:space="preserve"> </w:t>
+      </w:r>
+      <w:r>
+        <w:t xml:space="preserve">— A WordPress caching mechanism that stores temporary data in the database (or in the persistent object cache, when available) with an optional expiration time. In WordPress operations, expired transients are a common source of database bloat. WP-CLI provides</w:t>
+      </w:r>
+      <w:r>
+        <w:t xml:space="preserve"> </w:t>
+      </w:r>
+      <w:r>
+        <w:rPr>
+          <w:rStyle w:val="VerbatimChar"/>
+        </w:rPr>
+        <w:t xml:space="preserve">wp transient delete --expired</w:t>
+      </w:r>
+      <w:r>
+        <w:t xml:space="preserve"> </w:t>
+      </w:r>
+      <w:r>
+        <w:t xml:space="preserve">for cleanup. See also:</w:t>
+      </w:r>
+      <w:r>
+        <w:t xml:space="preserve"> </w:t>
+      </w:r>
+      <w:r>
+        <w:rPr>
+          <w:i/>
+          <w:iCs/>
+        </w:rPr>
+        <w:t xml:space="preserve">object cache</w:t>
+      </w:r>
+      <w:r>
+        <w:t xml:space="preserve">.</w:t>
+      </w:r>
+    </w:p>
+    <w:p>
+      <w:pPr>
+        <w:pStyle w:val="BodyText"/>
+      </w:pPr>
+      <w:r>
+        <w:rPr>
+          <w:b/>
+          <w:bCs/>
+        </w:rPr>
         <w:t xml:space="preserve">User enumeration</w:t>
       </w:r>
       <w:r>
@@ -7343,6 +7902,113 @@
           <w:rStyle w:val="VerbatimChar"/>
         </w:rPr>
         <w:t xml:space="preserve">640</w:t>
+      </w:r>
+      <w:r>
+        <w:t xml:space="preserve">.</w:t>
+      </w:r>
+    </w:p>
+    <w:p>
+      <w:pPr>
+        <w:pStyle w:val="BodyText"/>
+      </w:pPr>
+      <w:r>
+        <w:rPr>
+          <w:b/>
+          <w:bCs/>
+        </w:rPr>
+        <w:t xml:space="preserve">WP-CLI</w:t>
+      </w:r>
+      <w:r>
+        <w:t xml:space="preserve"> </w:t>
+      </w:r>
+      <w:r>
+        <w:t xml:space="preserve">— The official command-line interface for WordPress. WP-CLI allows administrators to manage WordPress installations without a web browser — performing tasks such as updating plugins, managing users, running database operations, and verifying file integrity (</w:t>
+      </w:r>
+      <w:r>
+        <w:rPr>
+          <w:rStyle w:val="VerbatimChar"/>
+        </w:rPr>
+        <w:t xml:space="preserve">wp checksum core</w:t>
+      </w:r>
+      <w:r>
+        <w:t xml:space="preserve">). Always written as</w:t>
+      </w:r>
+      <w:r>
+        <w:t xml:space="preserve"> </w:t>
+      </w:r>
+      <w:r>
+        <w:t xml:space="preserve">“WP-CLI”</w:t>
+      </w:r>
+      <w:r>
+        <w:t xml:space="preserve"> </w:t>
+      </w:r>
+      <w:r>
+        <w:t xml:space="preserve">(hyphenated, all caps). See also:</w:t>
+      </w:r>
+      <w:r>
+        <w:t xml:space="preserve"> </w:t>
+      </w:r>
+      <w:r>
+        <w:rPr>
+          <w:i/>
+          <w:iCs/>
+        </w:rPr>
+        <w:t xml:space="preserve">wp-admin</w:t>
+      </w:r>
+      <w:r>
+        <w:t xml:space="preserve">.</w:t>
+      </w:r>
+    </w:p>
+    <w:p>
+      <w:pPr>
+        <w:pStyle w:val="BodyText"/>
+      </w:pPr>
+      <w:r>
+        <w:rPr>
+          <w:b/>
+          <w:bCs/>
+        </w:rPr>
+        <w:t xml:space="preserve">WP-Cron</w:t>
+      </w:r>
+      <w:r>
+        <w:t xml:space="preserve"> </w:t>
+      </w:r>
+      <w:r>
+        <w:t xml:space="preserve">— WordPress’s built-in task scheduling system, which triggers scheduled events (such as publishing scheduled posts, checking for updates, and running cleanup tasks) on page load rather than at fixed intervals. Because WP-Cron depends on site traffic, it may fire late on low-traffic sites or cause performance issues on high-traffic sites. The recommended hardening approach is to disable WP-Cron (</w:t>
+      </w:r>
+      <w:r>
+        <w:rPr>
+          <w:rStyle w:val="VerbatimChar"/>
+        </w:rPr>
+        <w:t xml:space="preserve">define( 'DISABLE_WP_CRON', true )</w:t>
+      </w:r>
+      <w:r>
+        <w:t xml:space="preserve"> </w:t>
+      </w:r>
+      <w:r>
+        <w:t xml:space="preserve">in</w:t>
+      </w:r>
+      <w:r>
+        <w:t xml:space="preserve"> </w:t>
+      </w:r>
+      <w:r>
+        <w:rPr>
+          <w:rStyle w:val="VerbatimChar"/>
+        </w:rPr>
+        <w:t xml:space="preserve">wp-config.php</w:t>
+      </w:r>
+      <w:r>
+        <w:t xml:space="preserve">) and replace it with a system-level cron job. Without the constant, a system cron runs in addition to page-load triggers rather than replacing them. See also:</w:t>
+      </w:r>
+      <w:r>
+        <w:t xml:space="preserve"> </w:t>
+      </w:r>
+      <w:r>
+        <w:rPr>
+          <w:i/>
+          <w:iCs/>
+        </w:rPr>
+        <w:t xml:space="preserve">wp-config.php</w:t>
       </w:r>
       <w:r>
         <w:t xml:space="preserve">.</w:t>

--- a/WP-Security-Style-Guide.docx
+++ b/WP-Security-Style-Guide.docx
@@ -216,7 +216,7 @@
       </w:r>
     </w:p>
     <w:bookmarkEnd w:id="21"/>
-    <w:bookmarkStart w:id="28" w:name="X5418bea311ee78f0b13c4ebe983ce94ac3fa145"/>
+    <w:bookmarkStart w:id="29" w:name="X5418bea311ee78f0b13c4ebe983ce94ac3fa145"/>
     <w:p>
       <w:pPr>
         <w:pStyle w:val="Heading2"/>
@@ -978,23 +978,13 @@
       </w:r>
     </w:p>
     <w:bookmarkEnd w:id="27"/>
-    <w:bookmarkEnd w:id="28"/>
-    <w:bookmarkStart w:id="32" w:name="audience-voice-and-tone"/>
-    <w:p>
-      <w:pPr>
-        <w:pStyle w:val="Heading2"/>
-      </w:pPr>
-      <w:r>
-        <w:t xml:space="preserve">4. Audience, Voice, and Tone</w:t>
-      </w:r>
-    </w:p>
-    <w:bookmarkStart w:id="29" w:name="know-your-audiences"/>
+    <w:bookmarkStart w:id="28" w:name="Xb87176eaf66104c330f04b7e85a4df76333b7ad"/>
     <w:p>
       <w:pPr>
         <w:pStyle w:val="Heading3"/>
       </w:pPr>
       <w:r>
-        <w:t xml:space="preserve">4.1 Know Your Audiences</w:t>
+        <w:t xml:space="preserve">3.7 Context-Dependent Technical Recommendations</w:t>
       </w:r>
     </w:p>
     <w:p>
@@ -1002,7 +992,19 @@
         <w:pStyle w:val="FirstParagraph"/>
       </w:pPr>
       <w:r>
-        <w:t xml:space="preserve">Security writing in the WordPress ecosystem addresses several overlapping audiences. Your content may reach any combination of them, so clarity and accessibility are essential:</w:t>
+        <w:t xml:space="preserve">Many security recommendations — file permissions, server configuration values, timeout thresholds, rate limits — are highly dependent on deployment context. There are few universal</w:t>
+      </w:r>
+      <w:r>
+        <w:t xml:space="preserve"> </w:t>
+      </w:r>
+      <w:r>
+        <w:t xml:space="preserve">“right answers,”</w:t>
+      </w:r>
+      <w:r>
+        <w:t xml:space="preserve"> </w:t>
+      </w:r>
+      <w:r>
+        <w:t xml:space="preserve">but there are universally wrong ones. When writing about context-dependent topics:</w:t>
       </w:r>
     </w:p>
     <w:p>
@@ -1013,7 +1015,35 @@
         </w:numPr>
       </w:pPr>
       <w:r>
-        <w:t xml:space="preserve">WordPress site owners and administrators who manage one or more sites and need practical, actionable guidance.</w:t>
+        <w:rPr>
+          <w:b/>
+          <w:bCs/>
+        </w:rPr>
+        <w:t xml:space="preserve">Present principles, not prescriptions.</w:t>
+      </w:r>
+      <w:r>
+        <w:t xml:space="preserve"> </w:t>
+      </w:r>
+      <w:r>
+        <w:t xml:space="preserve">Explain the security objective (e.g.,</w:t>
+      </w:r>
+      <w:r>
+        <w:t xml:space="preserve"> </w:t>
+      </w:r>
+      <w:r>
+        <w:t xml:space="preserve">“restrict file access to the minimum necessary”</w:t>
+      </w:r>
+      <w:r>
+        <w:t xml:space="preserve">) rather than prescribing a single value (e.g.,</w:t>
+      </w:r>
+      <w:r>
+        <w:t xml:space="preserve"> </w:t>
+      </w:r>
+      <w:r>
+        <w:t xml:space="preserve">“set permissions to 600”</w:t>
+      </w:r>
+      <w:r>
+        <w:t xml:space="preserve">) that may be incorrect for some environments.</w:t>
       </w:r>
     </w:p>
     <w:p>
@@ -1024,7 +1054,17 @@
         </w:numPr>
       </w:pPr>
       <w:r>
-        <w:t xml:space="preserve">Developers and engineers building custom themes, plugins, or integrations who need technically precise information.</w:t>
+        <w:rPr>
+          <w:b/>
+          <w:bCs/>
+        </w:rPr>
+        <w:t xml:space="preserve">Acknowledge variability.</w:t>
+      </w:r>
+      <w:r>
+        <w:t xml:space="preserve"> </w:t>
+      </w:r>
+      <w:r>
+        <w:t xml:space="preserve">Different hosting environments, deployment methods, and operational requirements produce different correct configurations. A containerized deployment, a shared hosting environment, and a dedicated server each have different filesystem ownership models.</w:t>
       </w:r>
     </w:p>
     <w:p>
@@ -1035,7 +1075,47 @@
         </w:numPr>
       </w:pPr>
       <w:r>
-        <w:t xml:space="preserve">Enterprise decision-makers (CTOs, CISOs, IT directors) evaluating WordPress for compliance, risk, and organizational security requirements.</w:t>
+        <w:rPr>
+          <w:b/>
+          <w:bCs/>
+        </w:rPr>
+        <w:t xml:space="preserve">Identify the universally wrong choices.</w:t>
+      </w:r>
+      <w:r>
+        <w:t xml:space="preserve"> </w:t>
+      </w:r>
+      <w:r>
+        <w:t xml:space="preserve">While the right answer varies, some answers are always wrong (e.g.,</w:t>
+      </w:r>
+      <w:r>
+        <w:t xml:space="preserve"> </w:t>
+      </w:r>
+      <w:r>
+        <w:rPr>
+          <w:rStyle w:val="VerbatimChar"/>
+        </w:rPr>
+        <w:t xml:space="preserve">777</w:t>
+      </w:r>
+      <w:r>
+        <w:t xml:space="preserve"> </w:t>
+      </w:r>
+      <w:r>
+        <w:t xml:space="preserve">permissions,</w:t>
+      </w:r>
+      <w:r>
+        <w:t xml:space="preserve"> </w:t>
+      </w:r>
+      <w:r>
+        <w:rPr>
+          <w:rStyle w:val="VerbatimChar"/>
+        </w:rPr>
+        <w:t xml:space="preserve">GRANT ALL PRIVILEGES</w:t>
+      </w:r>
+      <w:r>
+        <w:t xml:space="preserve"> </w:t>
+      </w:r>
+      <w:r>
+        <w:t xml:space="preserve">on a production database). Call these out explicitly.</w:t>
       </w:r>
     </w:p>
     <w:p>
@@ -1046,28 +1126,222 @@
         </w:numPr>
       </w:pPr>
       <w:r>
-        <w:t xml:space="preserve">Non-technical stakeholders (marketers, content editors, business owners) who interact with WordPress daily but have limited security knowledge.</w:t>
-      </w:r>
-    </w:p>
-    <w:p>
-      <w:pPr>
-        <w:numPr>
-          <w:ilvl w:val="0"/>
-          <w:numId w:val="1004"/>
-        </w:numPr>
-      </w:pPr>
-      <w:r>
-        <w:t xml:space="preserve">WordPress community members and contributors, including those involved in core development, plugin review, and support forums.</w:t>
-      </w:r>
-    </w:p>
+        <w:rPr>
+          <w:b/>
+          <w:bCs/>
+        </w:rPr>
+        <w:t xml:space="preserve">Provide context for specific values.</w:t>
+      </w:r>
+      <w:r>
+        <w:t xml:space="preserve"> </w:t>
+      </w:r>
+      <w:r>
+        <w:t xml:space="preserve">When you must cite a specific value, qualify it: explain the assumptions (e.g.,</w:t>
+      </w:r>
+      <w:r>
+        <w:t xml:space="preserve"> </w:t>
+      </w:r>
+      <w:r>
+        <w:t xml:space="preserve">“assumes the web server runs as</w:t>
+      </w:r>
+      <w:r>
+        <w:t xml:space="preserve"> </w:t>
+      </w:r>
+      <w:r>
+        <w:rPr>
+          <w:rStyle w:val="VerbatimChar"/>
+        </w:rPr>
+        <w:t xml:space="preserve">www-data</w:t>
+      </w:r>
+      <w:r>
+        <w:t xml:space="preserve"> </w:t>
+      </w:r>
+      <w:r>
+        <w:t xml:space="preserve">and is the only process that needs read access”</w:t>
+      </w:r>
+      <w:r>
+        <w:t xml:space="preserve">), note when alternatives are appropriate, and cross-reference the Benchmark for auditable guidance.</w:t>
+      </w:r>
+    </w:p>
+    <w:tbl>
+      <w:tblPr>
+        <w:tblStyle w:val="Table"/>
+        <w:tblW w:type="pct" w:w="5000"/>
+        <w:tblLayout w:type="fixed"/>
+        <w:tblLook w:firstRow="1" w:lastRow="0" w:firstColumn="0" w:lastColumn="0" w:noHBand="0" w:noVBand="0" w:val="0020"/>
+      </w:tblPr>
+      <w:tblGrid>
+        <w:gridCol w:w="3960"/>
+        <w:gridCol w:w="3960"/>
+      </w:tblGrid>
+      <w:tr>
+        <w:trPr>
+          <w:tblHeader w:val="on"/>
+        </w:trPr>
+        <w:tc>
+          <w:tcPr/>
+          <w:p>
+            <w:pPr>
+              <w:pStyle w:val="Compact"/>
+            </w:pPr>
+            <w:r>
+              <w:rPr>
+                <w:b/>
+                <w:bCs/>
+              </w:rPr>
+              <w:t xml:space="preserve">✓ Do</w:t>
+            </w:r>
+          </w:p>
+        </w:tc>
+        <w:tc>
+          <w:tcPr/>
+          <w:p>
+            <w:pPr>
+              <w:pStyle w:val="Compact"/>
+            </w:pPr>
+            <w:r>
+              <w:rPr>
+                <w:b/>
+                <w:bCs/>
+              </w:rPr>
+              <w:t xml:space="preserve">✗ Don’t</w:t>
+            </w:r>
+          </w:p>
+        </w:tc>
+      </w:tr>
+      <w:tr>
+        <w:tc>
+          <w:tcPr/>
+          <w:p>
+            <w:pPr>
+              <w:pStyle w:val="Compact"/>
+            </w:pPr>
+            <w:r>
+              <w:t xml:space="preserve">“Restrict</w:t>
+            </w:r>
+            <w:r>
+              <w:t xml:space="preserve"> </w:t>
+            </w:r>
+            <w:r>
+              <w:rPr>
+                <w:rStyle w:val="VerbatimChar"/>
+              </w:rPr>
+              <w:t xml:space="preserve">wp-config.php</w:t>
+            </w:r>
+            <w:r>
+              <w:t xml:space="preserve"> </w:t>
+            </w:r>
+            <w:r>
+              <w:t xml:space="preserve">to the minimum permissions your deployment requires. Owner-read-only (</w:t>
+            </w:r>
+            <w:r>
+              <w:rPr>
+                <w:rStyle w:val="VerbatimChar"/>
+              </w:rPr>
+              <w:t xml:space="preserve">400</w:t>
+            </w:r>
+            <w:r>
+              <w:t xml:space="preserve"> </w:t>
+            </w:r>
+            <w:r>
+              <w:t xml:space="preserve">or</w:t>
+            </w:r>
+            <w:r>
+              <w:t xml:space="preserve"> </w:t>
+            </w:r>
+            <w:r>
+              <w:rPr>
+                <w:rStyle w:val="VerbatimChar"/>
+              </w:rPr>
+              <w:t xml:space="preserve">440</w:t>
+            </w:r>
+            <w:r>
+              <w:t xml:space="preserve">) is preferred when your deployment pipeline does not need write access.”</w:t>
+            </w:r>
+          </w:p>
+        </w:tc>
+        <w:tc>
+          <w:tcPr/>
+          <w:p>
+            <w:pPr>
+              <w:pStyle w:val="Compact"/>
+            </w:pPr>
+            <w:r>
+              <w:t xml:space="preserve">“Set</w:t>
+            </w:r>
+            <w:r>
+              <w:t xml:space="preserve"> </w:t>
+            </w:r>
+            <w:r>
+              <w:rPr>
+                <w:rStyle w:val="VerbatimChar"/>
+              </w:rPr>
+              <w:t xml:space="preserve">wp-config.php</w:t>
+            </w:r>
+            <w:r>
+              <w:t xml:space="preserve"> </w:t>
+            </w:r>
+            <w:r>
+              <w:t xml:space="preserve">to</w:t>
+            </w:r>
+            <w:r>
+              <w:t xml:space="preserve"> </w:t>
+            </w:r>
+            <w:r>
+              <w:rPr>
+                <w:rStyle w:val="VerbatimChar"/>
+              </w:rPr>
+              <w:t xml:space="preserve">600</w:t>
+            </w:r>
+            <w:r>
+              <w:t xml:space="preserve">.”</w:t>
+            </w:r>
+          </w:p>
+        </w:tc>
+      </w:tr>
+      <w:tr>
+        <w:tc>
+          <w:tcPr/>
+          <w:p>
+            <w:pPr>
+              <w:pStyle w:val="Compact"/>
+            </w:pPr>
+            <w:r>
+              <w:t xml:space="preserve">“Grant only the eight specific database privileges WordPress requires (SELECT, INSERT, UPDATE, DELETE, CREATE, ALTER, INDEX, DROP).”</w:t>
+            </w:r>
+          </w:p>
+        </w:tc>
+        <w:tc>
+          <w:tcPr/>
+          <w:p>
+            <w:pPr>
+              <w:pStyle w:val="Compact"/>
+            </w:pPr>
+            <w:r>
+              <w:t xml:space="preserve">“Set up the database and make sure the user has access.”</w:t>
+            </w:r>
+          </w:p>
+        </w:tc>
+      </w:tr>
+    </w:tbl>
+    <w:bookmarkEnd w:id="28"/>
     <w:bookmarkEnd w:id="29"/>
-    <w:bookmarkStart w:id="30" w:name="voice"/>
+    <w:bookmarkStart w:id="33" w:name="audience-voice-and-tone"/>
+    <w:p>
+      <w:pPr>
+        <w:pStyle w:val="Heading2"/>
+      </w:pPr>
+      <w:r>
+        <w:t xml:space="preserve">4. Audience, Voice, and Tone</w:t>
+      </w:r>
+    </w:p>
+    <w:bookmarkStart w:id="30" w:name="know-your-audiences"/>
     <w:p>
       <w:pPr>
         <w:pStyle w:val="Heading3"/>
       </w:pPr>
       <w:r>
-        <w:t xml:space="preserve">4.2 Voice</w:t>
+        <w:t xml:space="preserve">4.1 Know Your Audiences</w:t>
       </w:r>
     </w:p>
     <w:p>
@@ -1075,7 +1349,7 @@
         <w:pStyle w:val="FirstParagraph"/>
       </w:pPr>
       <w:r>
-        <w:t xml:space="preserve">Your voice should convey the brand’s personality and values. It is:</w:t>
+        <w:t xml:space="preserve">Security writing in the WordPress ecosystem addresses several overlapping audiences. Your content may reach any combination of them, so clarity and accessibility are essential:</w:t>
       </w:r>
     </w:p>
     <w:p>
@@ -1086,17 +1360,7 @@
         </w:numPr>
       </w:pPr>
       <w:r>
-        <w:rPr>
-          <w:b/>
-          <w:bCs/>
-        </w:rPr>
-        <w:t xml:space="preserve">Confident</w:t>
-      </w:r>
-      <w:r>
-        <w:t xml:space="preserve"> </w:t>
-      </w:r>
-      <w:r>
-        <w:t xml:space="preserve">— grounded in knowledge and experience, never bluffing or overpromising.</w:t>
+        <w:t xml:space="preserve">WordPress site owners and administrators who manage one or more sites and need practical, actionable guidance.</w:t>
       </w:r>
     </w:p>
     <w:p>
@@ -1107,17 +1371,7 @@
         </w:numPr>
       </w:pPr>
       <w:r>
-        <w:rPr>
-          <w:b/>
-          <w:bCs/>
-        </w:rPr>
-        <w:t xml:space="preserve">Candid</w:t>
-      </w:r>
-      <w:r>
-        <w:t xml:space="preserve"> </w:t>
-      </w:r>
-      <w:r>
-        <w:t xml:space="preserve">— honest about problems, limitations, and uncertainty.</w:t>
+        <w:t xml:space="preserve">Developers and engineers building custom themes, plugins, or integrations who need technically precise information.</w:t>
       </w:r>
     </w:p>
     <w:p>
@@ -1128,17 +1382,7 @@
         </w:numPr>
       </w:pPr>
       <w:r>
-        <w:rPr>
-          <w:b/>
-          <w:bCs/>
-        </w:rPr>
-        <w:t xml:space="preserve">Expert</w:t>
-      </w:r>
-      <w:r>
-        <w:t xml:space="preserve"> </w:t>
-      </w:r>
-      <w:r>
-        <w:t xml:space="preserve">— technically accurate, well-sourced, and current.</w:t>
+        <w:t xml:space="preserve">Enterprise decision-makers (CTOs, CISOs, IT directors) evaluating WordPress for compliance, risk, and organizational security requirements.</w:t>
       </w:r>
     </w:p>
     <w:p>
@@ -1149,17 +1393,7 @@
         </w:numPr>
       </w:pPr>
       <w:r>
-        <w:rPr>
-          <w:b/>
-          <w:bCs/>
-        </w:rPr>
-        <w:t xml:space="preserve">Accessible</w:t>
-      </w:r>
-      <w:r>
-        <w:t xml:space="preserve"> </w:t>
-      </w:r>
-      <w:r>
-        <w:t xml:space="preserve">— warm, clear, and human. Real people write this, and real people read it.</w:t>
+        <w:t xml:space="preserve">Non-technical stakeholders (marketers, content editors, business owners) who interact with WordPress daily but have limited security knowledge.</w:t>
       </w:r>
     </w:p>
     <w:p>
@@ -1170,27 +1404,17 @@
         </w:numPr>
       </w:pPr>
       <w:r>
-        <w:rPr>
-          <w:b/>
-          <w:bCs/>
-        </w:rPr>
-        <w:t xml:space="preserve">Open</w:t>
-      </w:r>
-      <w:r>
-        <w:t xml:space="preserve"> </w:t>
-      </w:r>
-      <w:r>
-        <w:t xml:space="preserve">— reflecting the open-source values of transparency, collaboration, and shared responsibility.</w:t>
+        <w:t xml:space="preserve">WordPress community members and contributors, including those involved in core development, plugin review, and support forums.</w:t>
       </w:r>
     </w:p>
     <w:bookmarkEnd w:id="30"/>
-    <w:bookmarkStart w:id="31" w:name="tone"/>
+    <w:bookmarkStart w:id="31" w:name="voice"/>
     <w:p>
       <w:pPr>
         <w:pStyle w:val="Heading3"/>
       </w:pPr>
       <w:r>
-        <w:t xml:space="preserve">4.3 Tone</w:t>
+        <w:t xml:space="preserve">4.2 Voice</w:t>
       </w:r>
     </w:p>
     <w:p>
@@ -1198,7 +1422,7 @@
         <w:pStyle w:val="FirstParagraph"/>
       </w:pPr>
       <w:r>
-        <w:t xml:space="preserve">Tone adapts to context while the voice remains consistent. The default tone for security writing is:</w:t>
+        <w:t xml:space="preserve">Your voice should convey the brand’s personality and values. It is:</w:t>
       </w:r>
     </w:p>
     <w:p>
@@ -1213,13 +1437,13 @@
           <w:b/>
           <w:bCs/>
         </w:rPr>
-        <w:t xml:space="preserve">Realistic about problems</w:t>
-      </w:r>
-      <w:r>
-        <w:t xml:space="preserve"> </w:t>
-      </w:r>
-      <w:r>
-        <w:t xml:space="preserve">— acknowledge risks squarely without catastrophizing.</w:t>
+        <w:t xml:space="preserve">Confident</w:t>
+      </w:r>
+      <w:r>
+        <w:t xml:space="preserve"> </w:t>
+      </w:r>
+      <w:r>
+        <w:t xml:space="preserve">— grounded in knowledge and experience, never bluffing or overpromising.</w:t>
       </w:r>
     </w:p>
     <w:p>
@@ -1234,13 +1458,13 @@
           <w:b/>
           <w:bCs/>
         </w:rPr>
-        <w:t xml:space="preserve">Optimistic and Reassuring</w:t>
-      </w:r>
-      <w:r>
-        <w:t xml:space="preserve"> </w:t>
-      </w:r>
-      <w:r>
-        <w:t xml:space="preserve">— emphasize what can be done and what has been fixed. Reassure the audience that our team is on top of the problem.</w:t>
+        <w:t xml:space="preserve">Candid</w:t>
+      </w:r>
+      <w:r>
+        <w:t xml:space="preserve"> </w:t>
+      </w:r>
+      <w:r>
+        <w:t xml:space="preserve">— honest about problems, limitations, and uncertainty.</w:t>
       </w:r>
     </w:p>
     <w:p>
@@ -1255,13 +1479,13 @@
           <w:b/>
           <w:bCs/>
         </w:rPr>
-        <w:t xml:space="preserve">Down-to-earth</w:t>
-      </w:r>
-      <w:r>
-        <w:t xml:space="preserve"> </w:t>
-      </w:r>
-      <w:r>
-        <w:t xml:space="preserve">— avoid jargon-heavy abstractions. Prefer plain language.</w:t>
+        <w:t xml:space="preserve">Expert</w:t>
+      </w:r>
+      <w:r>
+        <w:t xml:space="preserve"> </w:t>
+      </w:r>
+      <w:r>
+        <w:t xml:space="preserve">— technically accurate, well-sourced, and current.</w:t>
       </w:r>
     </w:p>
     <w:p>
@@ -1276,6 +1500,129 @@
           <w:b/>
           <w:bCs/>
         </w:rPr>
+        <w:t xml:space="preserve">Accessible</w:t>
+      </w:r>
+      <w:r>
+        <w:t xml:space="preserve"> </w:t>
+      </w:r>
+      <w:r>
+        <w:t xml:space="preserve">— warm, clear, and human. Real people write this, and real people read it.</w:t>
+      </w:r>
+    </w:p>
+    <w:p>
+      <w:pPr>
+        <w:numPr>
+          <w:ilvl w:val="0"/>
+          <w:numId w:val="1006"/>
+        </w:numPr>
+      </w:pPr>
+      <w:r>
+        <w:rPr>
+          <w:b/>
+          <w:bCs/>
+        </w:rPr>
+        <w:t xml:space="preserve">Open</w:t>
+      </w:r>
+      <w:r>
+        <w:t xml:space="preserve"> </w:t>
+      </w:r>
+      <w:r>
+        <w:t xml:space="preserve">— reflecting the open-source values of transparency, collaboration, and shared responsibility.</w:t>
+      </w:r>
+    </w:p>
+    <w:bookmarkEnd w:id="31"/>
+    <w:bookmarkStart w:id="32" w:name="tone"/>
+    <w:p>
+      <w:pPr>
+        <w:pStyle w:val="Heading3"/>
+      </w:pPr>
+      <w:r>
+        <w:t xml:space="preserve">4.3 Tone</w:t>
+      </w:r>
+    </w:p>
+    <w:p>
+      <w:pPr>
+        <w:pStyle w:val="FirstParagraph"/>
+      </w:pPr>
+      <w:r>
+        <w:t xml:space="preserve">Tone adapts to context while the voice remains consistent. The default tone for security writing is:</w:t>
+      </w:r>
+    </w:p>
+    <w:p>
+      <w:pPr>
+        <w:numPr>
+          <w:ilvl w:val="0"/>
+          <w:numId w:val="1007"/>
+        </w:numPr>
+      </w:pPr>
+      <w:r>
+        <w:rPr>
+          <w:b/>
+          <w:bCs/>
+        </w:rPr>
+        <w:t xml:space="preserve">Realistic about problems</w:t>
+      </w:r>
+      <w:r>
+        <w:t xml:space="preserve"> </w:t>
+      </w:r>
+      <w:r>
+        <w:t xml:space="preserve">— acknowledge risks squarely without catastrophizing.</w:t>
+      </w:r>
+    </w:p>
+    <w:p>
+      <w:pPr>
+        <w:numPr>
+          <w:ilvl w:val="0"/>
+          <w:numId w:val="1007"/>
+        </w:numPr>
+      </w:pPr>
+      <w:r>
+        <w:rPr>
+          <w:b/>
+          <w:bCs/>
+        </w:rPr>
+        <w:t xml:space="preserve">Optimistic and Reassuring</w:t>
+      </w:r>
+      <w:r>
+        <w:t xml:space="preserve"> </w:t>
+      </w:r>
+      <w:r>
+        <w:t xml:space="preserve">— emphasize what can be done and what has been fixed. Reassure the audience that our team is on top of the problem.</w:t>
+      </w:r>
+    </w:p>
+    <w:p>
+      <w:pPr>
+        <w:numPr>
+          <w:ilvl w:val="0"/>
+          <w:numId w:val="1007"/>
+        </w:numPr>
+      </w:pPr>
+      <w:r>
+        <w:rPr>
+          <w:b/>
+          <w:bCs/>
+        </w:rPr>
+        <w:t xml:space="preserve">Down-to-earth</w:t>
+      </w:r>
+      <w:r>
+        <w:t xml:space="preserve"> </w:t>
+      </w:r>
+      <w:r>
+        <w:t xml:space="preserve">— avoid jargon-heavy abstractions. Prefer plain language.</w:t>
+      </w:r>
+    </w:p>
+    <w:p>
+      <w:pPr>
+        <w:numPr>
+          <w:ilvl w:val="0"/>
+          <w:numId w:val="1007"/>
+        </w:numPr>
+      </w:pPr>
+      <w:r>
+        <w:rPr>
+          <w:b/>
+          <w:bCs/>
+        </w:rPr>
         <w:t xml:space="preserve">Clear, Concise, and Honest</w:t>
       </w:r>
       <w:r>
@@ -1321,9 +1668,9 @@
         <w:t xml:space="preserve">Thought leadership: reflective, well-sourced, open to nuance and debate.</w:t>
       </w:r>
     </w:p>
-    <w:bookmarkEnd w:id="31"/>
     <w:bookmarkEnd w:id="32"/>
-    <w:bookmarkStart w:id="36" w:name="inclusive-communication"/>
+    <w:bookmarkEnd w:id="33"/>
+    <w:bookmarkStart w:id="37" w:name="inclusive-communication"/>
     <w:p>
       <w:pPr>
         <w:pStyle w:val="Heading2"/>
@@ -1332,7 +1679,7 @@
         <w:t xml:space="preserve">5. Inclusive Communication</w:t>
       </w:r>
     </w:p>
-    <w:bookmarkStart w:id="33" w:name="bring-outsiders-in"/>
+    <w:bookmarkStart w:id="34" w:name="bring-outsiders-in"/>
     <w:p>
       <w:pPr>
         <w:pStyle w:val="Heading3"/>
@@ -1349,8 +1696,8 @@
         <w:t xml:space="preserve">Security writing can easily become a closed conversation among experts. Actively work against this. Explain jargon and technical terms the first time you use them. Spell out acronyms on first use. Helping people learn the vocabulary means helping them enter the community and take responsibility for their own security.</w:t>
       </w:r>
     </w:p>
-    <w:bookmarkEnd w:id="33"/>
-    <w:bookmarkStart w:id="34" w:name="language-choices"/>
+    <w:bookmarkEnd w:id="34"/>
+    <w:bookmarkStart w:id="35" w:name="language-choices"/>
     <w:p>
       <w:pPr>
         <w:pStyle w:val="Heading3"/>
@@ -1609,8 +1956,8 @@
         <w:t xml:space="preserve">which has positive connotations in many technical communities.</w:t>
       </w:r>
     </w:p>
-    <w:bookmarkEnd w:id="34"/>
-    <w:bookmarkStart w:id="35" w:name="wordpress-specific-terminology"/>
+    <w:bookmarkEnd w:id="35"/>
+    <w:bookmarkStart w:id="36" w:name="wordpress-specific-terminology"/>
     <w:p>
       <w:pPr>
         <w:pStyle w:val="Heading3"/>
@@ -1625,211 +1972,6 @@
       </w:pPr>
       <w:r>
         <w:t xml:space="preserve">WordPress has its own vocabulary. Use terms consistently and prefer the forms familiar to the WordPress community:</w:t>
-      </w:r>
-    </w:p>
-    <w:p>
-      <w:pPr>
-        <w:numPr>
-          <w:ilvl w:val="0"/>
-          <w:numId w:val="1007"/>
-        </w:numPr>
-      </w:pPr>
-      <w:r>
-        <w:rPr>
-          <w:b/>
-          <w:bCs/>
-        </w:rPr>
-        <w:t xml:space="preserve">Dashboard</w:t>
-      </w:r>
-      <w:r>
-        <w:t xml:space="preserve"> </w:t>
-      </w:r>
-      <w:r>
-        <w:t xml:space="preserve">— the WordPress admin interface (avoid</w:t>
-      </w:r>
-      <w:r>
-        <w:t xml:space="preserve"> </w:t>
-      </w:r>
-      <w:r>
-        <w:t xml:space="preserve">“backend”</w:t>
-      </w:r>
-      <w:r>
-        <w:t xml:space="preserve"> </w:t>
-      </w:r>
-      <w:r>
-        <w:t xml:space="preserve">in user-facing writing).</w:t>
-      </w:r>
-    </w:p>
-    <w:p>
-      <w:pPr>
-        <w:numPr>
-          <w:ilvl w:val="0"/>
-          <w:numId w:val="1007"/>
-        </w:numPr>
-      </w:pPr>
-      <w:r>
-        <w:rPr>
-          <w:b/>
-          <w:bCs/>
-        </w:rPr>
-        <w:t xml:space="preserve">Plugin</w:t>
-      </w:r>
-      <w:r>
-        <w:t xml:space="preserve"> </w:t>
-      </w:r>
-      <w:r>
-        <w:t xml:space="preserve">— an extension that adds functionality to WordPress. Always one word, lowercase in running text.</w:t>
-      </w:r>
-    </w:p>
-    <w:p>
-      <w:pPr>
-        <w:numPr>
-          <w:ilvl w:val="0"/>
-          <w:numId w:val="1007"/>
-        </w:numPr>
-      </w:pPr>
-      <w:r>
-        <w:rPr>
-          <w:b/>
-          <w:bCs/>
-        </w:rPr>
-        <w:t xml:space="preserve">Theme</w:t>
-      </w:r>
-      <w:r>
-        <w:t xml:space="preserve"> </w:t>
-      </w:r>
-      <w:r>
-        <w:t xml:space="preserve">— a collection of templates and stylesheets that control a site’s visual presentation.</w:t>
-      </w:r>
-    </w:p>
-    <w:p>
-      <w:pPr>
-        <w:numPr>
-          <w:ilvl w:val="0"/>
-          <w:numId w:val="1007"/>
-        </w:numPr>
-      </w:pPr>
-      <w:r>
-        <w:rPr>
-          <w:b/>
-          <w:bCs/>
-        </w:rPr>
-        <w:t xml:space="preserve">wp-admin</w:t>
-      </w:r>
-      <w:r>
-        <w:t xml:space="preserve"> </w:t>
-      </w:r>
-      <w:r>
-        <w:t xml:space="preserve">— the URL path to the WordPress admin area. Set in monospace (</w:t>
-      </w:r>
-      <w:r>
-        <w:rPr>
-          <w:rStyle w:val="VerbatimChar"/>
-        </w:rPr>
-        <w:t xml:space="preserve">wp-admin</w:t>
-      </w:r>
-      <w:r>
-        <w:t xml:space="preserve">) when referring to the path.</w:t>
-      </w:r>
-    </w:p>
-    <w:p>
-      <w:pPr>
-        <w:numPr>
-          <w:ilvl w:val="0"/>
-          <w:numId w:val="1007"/>
-        </w:numPr>
-      </w:pPr>
-      <w:r>
-        <w:rPr>
-          <w:b/>
-          <w:bCs/>
-        </w:rPr>
-        <w:t xml:space="preserve">wp-config.php</w:t>
-      </w:r>
-      <w:r>
-        <w:t xml:space="preserve"> </w:t>
-      </w:r>
-      <w:r>
-        <w:t xml:space="preserve">— the primary WordPress configuration file. Always in monospace (</w:t>
-      </w:r>
-      <w:r>
-        <w:rPr>
-          <w:rStyle w:val="VerbatimChar"/>
-        </w:rPr>
-        <w:t xml:space="preserve">wp-config.php</w:t>
-      </w:r>
-      <w:r>
-        <w:t xml:space="preserve">).</w:t>
-      </w:r>
-    </w:p>
-    <w:p>
-      <w:pPr>
-        <w:numPr>
-          <w:ilvl w:val="0"/>
-          <w:numId w:val="1007"/>
-        </w:numPr>
-      </w:pPr>
-      <w:r>
-        <w:rPr>
-          <w:b/>
-          <w:bCs/>
-        </w:rPr>
-        <w:t xml:space="preserve">Multisite</w:t>
-      </w:r>
-      <w:r>
-        <w:t xml:space="preserve"> </w:t>
-      </w:r>
-      <w:r>
-        <w:t xml:space="preserve">— a WordPress feature enabling multiple sites on one installation. One word, capitalized.</w:t>
-      </w:r>
-    </w:p>
-    <w:p>
-      <w:pPr>
-        <w:numPr>
-          <w:ilvl w:val="0"/>
-          <w:numId w:val="1007"/>
-        </w:numPr>
-      </w:pPr>
-      <w:r>
-        <w:rPr>
-          <w:b/>
-          <w:bCs/>
-        </w:rPr>
-        <w:t xml:space="preserve">Auto-update</w:t>
-      </w:r>
-      <w:r>
-        <w:t xml:space="preserve"> </w:t>
-      </w:r>
-      <w:r>
-        <w:t xml:space="preserve">— WordPress’s built-in mechanism for applying updates automatically. Hyphenated.</w:t>
-      </w:r>
-    </w:p>
-    <w:bookmarkEnd w:id="35"/>
-    <w:bookmarkEnd w:id="36"/>
-    <w:bookmarkStart w:id="42" w:name="technical-formatting-guidelines"/>
-    <w:p>
-      <w:pPr>
-        <w:pStyle w:val="Heading2"/>
-      </w:pPr>
-      <w:r>
-        <w:t xml:space="preserve">6. Technical Formatting Guidelines</w:t>
-      </w:r>
-    </w:p>
-    <w:bookmarkStart w:id="37" w:name="two-font-system"/>
-    <w:p>
-      <w:pPr>
-        <w:pStyle w:val="Heading3"/>
-      </w:pPr>
-      <w:r>
-        <w:t xml:space="preserve">6.1 Two-Font System</w:t>
-      </w:r>
-    </w:p>
-    <w:p>
-      <w:pPr>
-        <w:pStyle w:val="FirstParagraph"/>
-      </w:pPr>
-      <w:r>
-        <w:t xml:space="preserve">Use two font treatments to distinguish between human-readable and machine-readable terms:</w:t>
       </w:r>
     </w:p>
     <w:p>
@@ -1844,13 +1986,25 @@
           <w:b/>
           <w:bCs/>
         </w:rPr>
-        <w:t xml:space="preserve">Normal font</w:t>
-      </w:r>
-      <w:r>
-        <w:t xml:space="preserve"> </w:t>
-      </w:r>
-      <w:r>
-        <w:t xml:space="preserve">(the document’s body typeface) for names of products, organizations, document titles, and human-facing concepts: WordPress, Cloudflare, an SSL certificate.</w:t>
+        <w:t xml:space="preserve">Dashboard</w:t>
+      </w:r>
+      <w:r>
+        <w:t xml:space="preserve"> </w:t>
+      </w:r>
+      <w:r>
+        <w:t xml:space="preserve">— the WordPress admin interface (avoid</w:t>
+      </w:r>
+      <w:r>
+        <w:t xml:space="preserve"> </w:t>
+      </w:r>
+      <w:r>
+        <w:t xml:space="preserve">“backend”</w:t>
+      </w:r>
+      <w:r>
+        <w:t xml:space="preserve"> </w:t>
+      </w:r>
+      <w:r>
+        <w:t xml:space="preserve">in user-facing writing).</w:t>
       </w:r>
     </w:p>
     <w:p>
@@ -1865,59 +2019,164 @@
           <w:b/>
           <w:bCs/>
         </w:rPr>
-        <w:t xml:space="preserve">Monospace font</w:t>
-      </w:r>
-      <w:r>
-        <w:t xml:space="preserve"> </w:t>
-      </w:r>
-      <w:r>
-        <w:t xml:space="preserve">(like this) for code, commands, file paths, configuration values, and machine-facing identifiers:</w:t>
-      </w:r>
-      <w:r>
-        <w:t xml:space="preserve"> </w:t>
+        <w:t xml:space="preserve">Plugin</w:t>
+      </w:r>
+      <w:r>
+        <w:t xml:space="preserve"> </w:t>
+      </w:r>
+      <w:r>
+        <w:t xml:space="preserve">— an extension that adds functionality to WordPress. Always one word, lowercase in running text.</w:t>
+      </w:r>
+    </w:p>
+    <w:p>
+      <w:pPr>
+        <w:numPr>
+          <w:ilvl w:val="0"/>
+          <w:numId w:val="1008"/>
+        </w:numPr>
+      </w:pPr>
+      <w:r>
+        <w:rPr>
+          <w:b/>
+          <w:bCs/>
+        </w:rPr>
+        <w:t xml:space="preserve">Theme</w:t>
+      </w:r>
+      <w:r>
+        <w:t xml:space="preserve"> </w:t>
+      </w:r>
+      <w:r>
+        <w:t xml:space="preserve">— a collection of templates and stylesheets that control a site’s visual presentation.</w:t>
+      </w:r>
+    </w:p>
+    <w:p>
+      <w:pPr>
+        <w:numPr>
+          <w:ilvl w:val="0"/>
+          <w:numId w:val="1008"/>
+        </w:numPr>
+      </w:pPr>
+      <w:r>
+        <w:rPr>
+          <w:b/>
+          <w:bCs/>
+        </w:rPr>
+        <w:t xml:space="preserve">wp-admin</w:t>
+      </w:r>
+      <w:r>
+        <w:t xml:space="preserve"> </w:t>
+      </w:r>
+      <w:r>
+        <w:t xml:space="preserve">— the URL path to the WordPress admin area. Set in monospace (</w:t>
       </w:r>
       <w:r>
         <w:rPr>
           <w:rStyle w:val="VerbatimChar"/>
         </w:rPr>
+        <w:t xml:space="preserve">wp-admin</w:t>
+      </w:r>
+      <w:r>
+        <w:t xml:space="preserve">) when referring to the path.</w:t>
+      </w:r>
+    </w:p>
+    <w:p>
+      <w:pPr>
+        <w:numPr>
+          <w:ilvl w:val="0"/>
+          <w:numId w:val="1008"/>
+        </w:numPr>
+      </w:pPr>
+      <w:r>
+        <w:rPr>
+          <w:b/>
+          <w:bCs/>
+        </w:rPr>
         <w:t xml:space="preserve">wp-config.php</w:t>
       </w:r>
       <w:r>
-        <w:t xml:space="preserve">,</w:t>
-      </w:r>
-      <w:r>
-        <w:t xml:space="preserve"> </w:t>
+        <w:t xml:space="preserve"> </w:t>
+      </w:r>
+      <w:r>
+        <w:t xml:space="preserve">— the primary WordPress configuration file. Always in monospace (</w:t>
       </w:r>
       <w:r>
         <w:rPr>
           <w:rStyle w:val="VerbatimChar"/>
         </w:rPr>
-        <w:t xml:space="preserve">DISALLOW_FILE_MODS</w:t>
-      </w:r>
-      <w:r>
-        <w:t xml:space="preserve">,</w:t>
-      </w:r>
-      <w:r>
-        <w:t xml:space="preserve"> </w:t>
-      </w:r>
-      <w:r>
-        <w:rPr>
-          <w:rStyle w:val="VerbatimChar"/>
-        </w:rPr>
-        <w:t xml:space="preserve">wp_kses()</w:t>
-      </w:r>
-      <w:r>
-        <w:t xml:space="preserve">.</w:t>
-      </w:r>
-    </w:p>
+        <w:t xml:space="preserve">wp-config.php</w:t>
+      </w:r>
+      <w:r>
+        <w:t xml:space="preserve">).</w:t>
+      </w:r>
+    </w:p>
+    <w:p>
+      <w:pPr>
+        <w:numPr>
+          <w:ilvl w:val="0"/>
+          <w:numId w:val="1008"/>
+        </w:numPr>
+      </w:pPr>
+      <w:r>
+        <w:rPr>
+          <w:b/>
+          <w:bCs/>
+        </w:rPr>
+        <w:t xml:space="preserve">Multisite</w:t>
+      </w:r>
+      <w:r>
+        <w:t xml:space="preserve"> </w:t>
+      </w:r>
+      <w:r>
+        <w:t xml:space="preserve">— a WordPress feature enabling multiple sites on one installation. One word, capitalized.</w:t>
+      </w:r>
+    </w:p>
+    <w:p>
+      <w:pPr>
+        <w:numPr>
+          <w:ilvl w:val="0"/>
+          <w:numId w:val="1008"/>
+        </w:numPr>
+      </w:pPr>
+      <w:r>
+        <w:rPr>
+          <w:b/>
+          <w:bCs/>
+        </w:rPr>
+        <w:t xml:space="preserve">Auto-update</w:t>
+      </w:r>
+      <w:r>
+        <w:t xml:space="preserve"> </w:t>
+      </w:r>
+      <w:r>
+        <w:t xml:space="preserve">— WordPress’s built-in mechanism for applying updates automatically. Hyphenated.</w:t>
+      </w:r>
+    </w:p>
+    <w:bookmarkEnd w:id="36"/>
     <w:bookmarkEnd w:id="37"/>
-    <w:bookmarkStart w:id="38" w:name="when-to-use-monospace"/>
+    <w:bookmarkStart w:id="43" w:name="technical-formatting-guidelines"/>
+    <w:p>
+      <w:pPr>
+        <w:pStyle w:val="Heading2"/>
+      </w:pPr>
+      <w:r>
+        <w:t xml:space="preserve">6. Technical Formatting Guidelines</w:t>
+      </w:r>
+    </w:p>
+    <w:bookmarkStart w:id="38" w:name="two-font-system"/>
     <w:p>
       <w:pPr>
         <w:pStyle w:val="Heading3"/>
       </w:pPr>
       <w:r>
-        <w:t xml:space="preserve">6.2 When to Use Monospace</w:t>
+        <w:t xml:space="preserve">6.1 Two-Font System</w:t>
+      </w:r>
+    </w:p>
+    <w:p>
+      <w:pPr>
+        <w:pStyle w:val="FirstParagraph"/>
+      </w:pPr>
+      <w:r>
+        <w:t xml:space="preserve">Use two font treatments to distinguish between human-readable and machine-readable terms:</w:t>
       </w:r>
     </w:p>
     <w:p>
@@ -1928,28 +2187,17 @@
         </w:numPr>
       </w:pPr>
       <w:r>
-        <w:t xml:space="preserve">File names and paths:</w:t>
-      </w:r>
-      <w:r>
-        <w:t xml:space="preserve"> </w:t>
-      </w:r>
-      <w:r>
-        <w:rPr>
-          <w:rStyle w:val="VerbatimChar"/>
-        </w:rPr>
-        <w:t xml:space="preserve">wp-config.php</w:t>
-      </w:r>
-      <w:r>
-        <w:t xml:space="preserve">,</w:t>
-      </w:r>
-      <w:r>
-        <w:t xml:space="preserve"> </w:t>
-      </w:r>
-      <w:r>
-        <w:rPr>
-          <w:rStyle w:val="VerbatimChar"/>
-        </w:rPr>
-        <w:t xml:space="preserve">/wp-content/uploads/</w:t>
+        <w:rPr>
+          <w:b/>
+          <w:bCs/>
+        </w:rPr>
+        <w:t xml:space="preserve">Normal font</w:t>
+      </w:r>
+      <w:r>
+        <w:t xml:space="preserve"> </w:t>
+      </w:r>
+      <w:r>
+        <w:t xml:space="preserve">(the document’s body typeface) for names of products, organizations, document titles, and human-facing concepts: WordPress, Cloudflare, an SSL certificate.</w:t>
       </w:r>
     </w:p>
     <w:p>
@@ -1960,7 +2208,17 @@
         </w:numPr>
       </w:pPr>
       <w:r>
-        <w:t xml:space="preserve">Configuration constants and PHP functions:</w:t>
+        <w:rPr>
+          <w:b/>
+          <w:bCs/>
+        </w:rPr>
+        <w:t xml:space="preserve">Monospace font</w:t>
+      </w:r>
+      <w:r>
+        <w:t xml:space="preserve"> </w:t>
+      </w:r>
+      <w:r>
+        <w:t xml:space="preserve">(like this) for code, commands, file paths, configuration values, and machine-facing identifiers:</w:t>
       </w:r>
       <w:r>
         <w:t xml:space="preserve"> </w:t>
@@ -1969,7 +2227,7 @@
         <w:rPr>
           <w:rStyle w:val="VerbatimChar"/>
         </w:rPr>
-        <w:t xml:space="preserve">FORCE_SSL_ADMIN</w:t>
+        <w:t xml:space="preserve">wp-config.php</w:t>
       </w:r>
       <w:r>
         <w:t xml:space="preserve">,</w:t>
@@ -1981,18 +2239,10 @@
         <w:rPr>
           <w:rStyle w:val="VerbatimChar"/>
         </w:rPr>
-        <w:t xml:space="preserve">current_user_can()</w:t>
-      </w:r>
-    </w:p>
-    <w:p>
-      <w:pPr>
-        <w:numPr>
-          <w:ilvl w:val="0"/>
-          <w:numId w:val="1009"/>
-        </w:numPr>
-      </w:pPr>
-      <w:r>
-        <w:t xml:space="preserve">Command-line tools and commands:</w:t>
+        <w:t xml:space="preserve">DISALLOW_FILE_MODS</w:t>
+      </w:r>
+      <w:r>
+        <w:t xml:space="preserve">,</w:t>
       </w:r>
       <w:r>
         <w:t xml:space="preserve"> </w:t>
@@ -2001,176 +2251,20 @@
         <w:rPr>
           <w:rStyle w:val="VerbatimChar"/>
         </w:rPr>
-        <w:t xml:space="preserve">wp-cli</w:t>
-      </w:r>
-      <w:r>
-        <w:t xml:space="preserve">,</w:t>
-      </w:r>
-      <w:r>
-        <w:t xml:space="preserve"> </w:t>
-      </w:r>
-      <w:r>
-        <w:rPr>
-          <w:rStyle w:val="VerbatimChar"/>
-        </w:rPr>
-        <w:t xml:space="preserve">ssh</w:t>
-      </w:r>
-      <w:r>
-        <w:t xml:space="preserve">,</w:t>
-      </w:r>
-      <w:r>
-        <w:t xml:space="preserve"> </w:t>
-      </w:r>
-      <w:r>
-        <w:rPr>
-          <w:rStyle w:val="VerbatimChar"/>
-        </w:rPr>
-        <w:t xml:space="preserve">fail2ban</w:t>
-      </w:r>
-    </w:p>
-    <w:p>
-      <w:pPr>
-        <w:numPr>
-          <w:ilvl w:val="0"/>
-          <w:numId w:val="1009"/>
-        </w:numPr>
-      </w:pPr>
-      <w:r>
-        <w:t xml:space="preserve">Database fields, table names, and environment variables</w:t>
-      </w:r>
-    </w:p>
-    <w:p>
-      <w:pPr>
-        <w:numPr>
-          <w:ilvl w:val="0"/>
-          <w:numId w:val="1009"/>
-        </w:numPr>
-      </w:pPr>
-      <w:r>
-        <w:t xml:space="preserve">HTTP headers, status codes, and URL parameters:</w:t>
-      </w:r>
-      <w:r>
-        <w:t xml:space="preserve"> </w:t>
-      </w:r>
-      <w:r>
-        <w:rPr>
-          <w:rStyle w:val="VerbatimChar"/>
-        </w:rPr>
-        <w:t xml:space="preserve">X-Frame-Options</w:t>
-      </w:r>
-      <w:r>
-        <w:t xml:space="preserve">,</w:t>
-      </w:r>
-      <w:r>
-        <w:t xml:space="preserve"> </w:t>
-      </w:r>
-      <w:r>
-        <w:rPr>
-          <w:rStyle w:val="VerbatimChar"/>
-        </w:rPr>
-        <w:t xml:space="preserve">403</w:t>
-      </w:r>
-      <w:r>
-        <w:t xml:space="preserve">,</w:t>
-      </w:r>
-      <w:r>
-        <w:t xml:space="preserve"> </w:t>
-      </w:r>
-      <w:r>
-        <w:rPr>
-          <w:rStyle w:val="VerbatimChar"/>
-        </w:rPr>
-        <w:t xml:space="preserve">?author=1</w:t>
-      </w:r>
-    </w:p>
-    <w:p>
-      <w:pPr>
-        <w:numPr>
-          <w:ilvl w:val="0"/>
-          <w:numId w:val="1009"/>
-        </w:numPr>
-      </w:pPr>
-      <w:r>
-        <w:t xml:space="preserve">CVE identifiers and version numbers in technical context:</w:t>
-      </w:r>
-      <w:r>
-        <w:t xml:space="preserve"> </w:t>
-      </w:r>
-      <w:r>
-        <w:rPr>
-          <w:rStyle w:val="VerbatimChar"/>
-        </w:rPr>
-        <w:t xml:space="preserve">CVE-2024-1234</w:t>
-      </w:r>
-      <w:r>
-        <w:t xml:space="preserve">,</w:t>
-      </w:r>
-      <w:r>
-        <w:t xml:space="preserve"> </w:t>
-      </w:r>
-      <w:r>
-        <w:rPr>
-          <w:rStyle w:val="VerbatimChar"/>
-        </w:rPr>
-        <w:t xml:space="preserve">WordPress 6.5.2</w:t>
-      </w:r>
-    </w:p>
-    <w:p>
-      <w:pPr>
-        <w:pStyle w:val="BlockText"/>
-      </w:pPr>
-      <w:r>
-        <w:rPr>
-          <w:b/>
-          <w:bCs/>
-        </w:rPr>
-        <w:t xml:space="preserve">Boundary rule:</w:t>
-      </w:r>
-      <w:r>
-        <w:t xml:space="preserve"> </w:t>
-      </w:r>
-      <w:r>
-        <w:t xml:space="preserve">Use monospace when the version number is the point of the sentence—the reader needs to act on it (e.g.,</w:t>
-      </w:r>
-      <w:r>
-        <w:t xml:space="preserve"> </w:t>
-      </w:r>
-      <w:r>
-        <w:t xml:space="preserve">“Update to</w:t>
-      </w:r>
-      <w:r>
-        <w:t xml:space="preserve"> </w:t>
-      </w:r>
-      <w:r>
-        <w:rPr>
-          <w:rStyle w:val="VerbatimChar"/>
-        </w:rPr>
-        <w:t xml:space="preserve">3.2.1</w:t>
-      </w:r>
-      <w:r>
-        <w:t xml:space="preserve">”</w:t>
-      </w:r>
-      <w:r>
-        <w:t xml:space="preserve">). Use normal font when the version appears as background context in running prose (e.g.,</w:t>
-      </w:r>
-      <w:r>
-        <w:t xml:space="preserve"> </w:t>
-      </w:r>
-      <w:r>
-        <w:t xml:space="preserve">“WordPress 6.5 introduced…”</w:t>
-      </w:r>
-      <w:r>
-        <w:t xml:space="preserve">).</w:t>
+        <w:t xml:space="preserve">wp_kses()</w:t>
+      </w:r>
+      <w:r>
+        <w:t xml:space="preserve">.</w:t>
       </w:r>
     </w:p>
     <w:bookmarkEnd w:id="38"/>
-    <w:bookmarkStart w:id="39" w:name="when-to-use-normal-font"/>
+    <w:bookmarkStart w:id="39" w:name="when-to-use-monospace"/>
     <w:p>
       <w:pPr>
         <w:pStyle w:val="Heading3"/>
       </w:pPr>
       <w:r>
-        <w:t xml:space="preserve">6.3 When to Use Normal Font</w:t>
+        <w:t xml:space="preserve">6.2 When to Use Monospace</w:t>
       </w:r>
     </w:p>
     <w:p>
@@ -2181,7 +2275,28 @@
         </w:numPr>
       </w:pPr>
       <w:r>
-        <w:t xml:space="preserve">Product names and their versions in running prose: WordPress 6.5, Cloudflare, Patchstack.</w:t>
+        <w:t xml:space="preserve">File names and paths:</w:t>
+      </w:r>
+      <w:r>
+        <w:t xml:space="preserve"> </w:t>
+      </w:r>
+      <w:r>
+        <w:rPr>
+          <w:rStyle w:val="VerbatimChar"/>
+        </w:rPr>
+        <w:t xml:space="preserve">wp-config.php</w:t>
+      </w:r>
+      <w:r>
+        <w:t xml:space="preserve">,</w:t>
+      </w:r>
+      <w:r>
+        <w:t xml:space="preserve"> </w:t>
+      </w:r>
+      <w:r>
+        <w:rPr>
+          <w:rStyle w:val="VerbatimChar"/>
+        </w:rPr>
+        <w:t xml:space="preserve">/wp-content/uploads/</w:t>
       </w:r>
     </w:p>
     <w:p>
@@ -2192,7 +2307,28 @@
         </w:numPr>
       </w:pPr>
       <w:r>
-        <w:t xml:space="preserve">Names of organizations, teams, and conferences: OWASP, DEF CON, WordPress Security Team.</w:t>
+        <w:t xml:space="preserve">Configuration constants and PHP functions:</w:t>
+      </w:r>
+      <w:r>
+        <w:t xml:space="preserve"> </w:t>
+      </w:r>
+      <w:r>
+        <w:rPr>
+          <w:rStyle w:val="VerbatimChar"/>
+        </w:rPr>
+        <w:t xml:space="preserve">FORCE_SSL_ADMIN</w:t>
+      </w:r>
+      <w:r>
+        <w:t xml:space="preserve">,</w:t>
+      </w:r>
+      <w:r>
+        <w:t xml:space="preserve"> </w:t>
+      </w:r>
+      <w:r>
+        <w:rPr>
+          <w:rStyle w:val="VerbatimChar"/>
+        </w:rPr>
+        <w:t xml:space="preserve">current_user_can()</w:t>
       </w:r>
     </w:p>
     <w:p>
@@ -2203,7 +2339,40 @@
         </w:numPr>
       </w:pPr>
       <w:r>
-        <w:t xml:space="preserve">Concepts and roles: administrator, two-factor authentication, session cookie.</w:t>
+        <w:t xml:space="preserve">Command-line tools and commands:</w:t>
+      </w:r>
+      <w:r>
+        <w:t xml:space="preserve"> </w:t>
+      </w:r>
+      <w:r>
+        <w:rPr>
+          <w:rStyle w:val="VerbatimChar"/>
+        </w:rPr>
+        <w:t xml:space="preserve">wp-cli</w:t>
+      </w:r>
+      <w:r>
+        <w:t xml:space="preserve">,</w:t>
+      </w:r>
+      <w:r>
+        <w:t xml:space="preserve"> </w:t>
+      </w:r>
+      <w:r>
+        <w:rPr>
+          <w:rStyle w:val="VerbatimChar"/>
+        </w:rPr>
+        <w:t xml:space="preserve">ssh</w:t>
+      </w:r>
+      <w:r>
+        <w:t xml:space="preserve">,</w:t>
+      </w:r>
+      <w:r>
+        <w:t xml:space="preserve"> </w:t>
+      </w:r>
+      <w:r>
+        <w:rPr>
+          <w:rStyle w:val="VerbatimChar"/>
+        </w:rPr>
+        <w:t xml:space="preserve">fail2ban</w:t>
       </w:r>
     </w:p>
     <w:p>
@@ -2214,71 +2383,141 @@
         </w:numPr>
       </w:pPr>
       <w:r>
-        <w:t xml:space="preserve">Error messages and security prompts when quoting them for a non-technical audience (use quotation marks).</w:t>
+        <w:t xml:space="preserve">Database fields, table names, and environment variables</w:t>
+      </w:r>
+    </w:p>
+    <w:p>
+      <w:pPr>
+        <w:numPr>
+          <w:ilvl w:val="0"/>
+          <w:numId w:val="1010"/>
+        </w:numPr>
+      </w:pPr>
+      <w:r>
+        <w:t xml:space="preserve">HTTP headers, status codes, and URL parameters:</w:t>
+      </w:r>
+      <w:r>
+        <w:t xml:space="preserve"> </w:t>
+      </w:r>
+      <w:r>
+        <w:rPr>
+          <w:rStyle w:val="VerbatimChar"/>
+        </w:rPr>
+        <w:t xml:space="preserve">X-Frame-Options</w:t>
+      </w:r>
+      <w:r>
+        <w:t xml:space="preserve">,</w:t>
+      </w:r>
+      <w:r>
+        <w:t xml:space="preserve"> </w:t>
+      </w:r>
+      <w:r>
+        <w:rPr>
+          <w:rStyle w:val="VerbatimChar"/>
+        </w:rPr>
+        <w:t xml:space="preserve">403</w:t>
+      </w:r>
+      <w:r>
+        <w:t xml:space="preserve">,</w:t>
+      </w:r>
+      <w:r>
+        <w:t xml:space="preserve"> </w:t>
+      </w:r>
+      <w:r>
+        <w:rPr>
+          <w:rStyle w:val="VerbatimChar"/>
+        </w:rPr>
+        <w:t xml:space="preserve">?author=1</w:t>
+      </w:r>
+    </w:p>
+    <w:p>
+      <w:pPr>
+        <w:numPr>
+          <w:ilvl w:val="0"/>
+          <w:numId w:val="1010"/>
+        </w:numPr>
+      </w:pPr>
+      <w:r>
+        <w:t xml:space="preserve">CVE identifiers and version numbers in technical context:</w:t>
+      </w:r>
+      <w:r>
+        <w:t xml:space="preserve"> </w:t>
+      </w:r>
+      <w:r>
+        <w:rPr>
+          <w:rStyle w:val="VerbatimChar"/>
+        </w:rPr>
+        <w:t xml:space="preserve">CVE-2024-1234</w:t>
+      </w:r>
+      <w:r>
+        <w:t xml:space="preserve">,</w:t>
+      </w:r>
+      <w:r>
+        <w:t xml:space="preserve"> </w:t>
+      </w:r>
+      <w:r>
+        <w:rPr>
+          <w:rStyle w:val="VerbatimChar"/>
+        </w:rPr>
+        <w:t xml:space="preserve">WordPress 6.5.2</w:t>
+      </w:r>
+    </w:p>
+    <w:p>
+      <w:pPr>
+        <w:pStyle w:val="BlockText"/>
+      </w:pPr>
+      <w:r>
+        <w:rPr>
+          <w:b/>
+          <w:bCs/>
+        </w:rPr>
+        <w:t xml:space="preserve">Boundary rule:</w:t>
+      </w:r>
+      <w:r>
+        <w:t xml:space="preserve"> </w:t>
+      </w:r>
+      <w:r>
+        <w:t xml:space="preserve">Use monospace when the version number is the point of the sentence—the reader needs to act on it (e.g.,</w:t>
+      </w:r>
+      <w:r>
+        <w:t xml:space="preserve"> </w:t>
+      </w:r>
+      <w:r>
+        <w:t xml:space="preserve">“Update to</w:t>
+      </w:r>
+      <w:r>
+        <w:t xml:space="preserve"> </w:t>
+      </w:r>
+      <w:r>
+        <w:rPr>
+          <w:rStyle w:val="VerbatimChar"/>
+        </w:rPr>
+        <w:t xml:space="preserve">3.2.1</w:t>
+      </w:r>
+      <w:r>
+        <w:t xml:space="preserve">”</w:t>
+      </w:r>
+      <w:r>
+        <w:t xml:space="preserve">). Use normal font when the version appears as background context in running prose (e.g.,</w:t>
+      </w:r>
+      <w:r>
+        <w:t xml:space="preserve"> </w:t>
+      </w:r>
+      <w:r>
+        <w:t xml:space="preserve">“WordPress 6.5 introduced…”</w:t>
+      </w:r>
+      <w:r>
+        <w:t xml:space="preserve">).</w:t>
       </w:r>
     </w:p>
     <w:bookmarkEnd w:id="39"/>
-    <w:bookmarkStart w:id="40" w:name="bold-and-emphasis"/>
+    <w:bookmarkStart w:id="40" w:name="when-to-use-normal-font"/>
     <w:p>
       <w:pPr>
         <w:pStyle w:val="Heading3"/>
       </w:pPr>
       <w:r>
-        <w:t xml:space="preserve">6.4 Bold and Emphasis</w:t>
-      </w:r>
-    </w:p>
-    <w:p>
-      <w:pPr>
-        <w:pStyle w:val="FirstParagraph"/>
-      </w:pPr>
-      <w:r>
-        <w:t xml:space="preserve">Use bold sparingly for key terms being defined, important warnings, and UI elements the reader needs to find and click. Use italics for emphasis, titles of publications, and introducing new terms in running text.</w:t>
-      </w:r>
-    </w:p>
-    <w:bookmarkEnd w:id="40"/>
-    <w:bookmarkStart w:id="41" w:name="acronyms"/>
-    <w:p>
-      <w:pPr>
-        <w:pStyle w:val="Heading3"/>
-      </w:pPr>
-      <w:r>
-        <w:t xml:space="preserve">6.5 Acronyms</w:t>
-      </w:r>
-    </w:p>
-    <w:p>
-      <w:pPr>
-        <w:pStyle w:val="FirstParagraph"/>
-      </w:pPr>
-      <w:r>
-        <w:t xml:space="preserve">Spell out acronyms on first use, followed by the abbreviation in parentheses: cross-site scripting (XSS), two-factor authentication (2FA). Use the acronym alone in subsequent references. If the acronym is more widely recognized than the full form (e.g., SQL, HTML, SSH), the spelled-out version can be omitted for technical audiences.</w:t>
-      </w:r>
-    </w:p>
-    <w:bookmarkEnd w:id="41"/>
-    <w:bookmarkEnd w:id="42"/>
-    <w:bookmarkStart w:id="52" w:name="writing-about-vulnerabilities"/>
-    <w:p>
-      <w:pPr>
-        <w:pStyle w:val="Heading2"/>
-      </w:pPr>
-      <w:r>
-        <w:t xml:space="preserve">7. Writing about Vulnerabilities</w:t>
-      </w:r>
-    </w:p>
-    <w:bookmarkStart w:id="43" w:name="disclosure-and-reporting"/>
-    <w:p>
-      <w:pPr>
-        <w:pStyle w:val="Heading3"/>
-      </w:pPr>
-      <w:r>
-        <w:t xml:space="preserve">7.1 Disclosure and Reporting</w:t>
-      </w:r>
-    </w:p>
-    <w:p>
-      <w:pPr>
-        <w:pStyle w:val="FirstParagraph"/>
-      </w:pPr>
-      <w:r>
-        <w:t xml:space="preserve">When writing about specific vulnerabilities, follow established responsible disclosure conventions:</w:t>
+        <w:t xml:space="preserve">6.3 When to Use Normal Font</w:t>
       </w:r>
     </w:p>
     <w:p>
@@ -2289,7 +2528,7 @@
         </w:numPr>
       </w:pPr>
       <w:r>
-        <w:t xml:space="preserve">Use the official CVE identifier when available.</w:t>
+        <w:t xml:space="preserve">Product names and their versions in running prose: WordPress 6.5, Cloudflare, Patchstack.</w:t>
       </w:r>
     </w:p>
     <w:p>
@@ -2300,7 +2539,7 @@
         </w:numPr>
       </w:pPr>
       <w:r>
-        <w:t xml:space="preserve">Name the affected software and specific versions.</w:t>
+        <w:t xml:space="preserve">Names of organizations, teams, and conferences: OWASP, DEF CON, WordPress Security Team.</w:t>
       </w:r>
     </w:p>
     <w:p>
@@ -2311,7 +2550,7 @@
         </w:numPr>
       </w:pPr>
       <w:r>
-        <w:t xml:space="preserve">Describe the vulnerability type using standard terminology (XSS, SQL injection, CSRF, etc.).</w:t>
+        <w:t xml:space="preserve">Concepts and roles: administrator, two-factor authentication, session cookie.</w:t>
       </w:r>
     </w:p>
     <w:p>
@@ -2322,28 +2561,136 @@
         </w:numPr>
       </w:pPr>
       <w:r>
-        <w:t xml:space="preserve">State the severity using an established framework (CVSS score, Patchstack’s severity rating, or the plugin repository’s classification).</w:t>
+        <w:t xml:space="preserve">Error messages and security prompts when quoting them for a non-technical audience (use quotation marks).</w:t>
+      </w:r>
+    </w:p>
+    <w:bookmarkEnd w:id="40"/>
+    <w:bookmarkStart w:id="41" w:name="bold-and-emphasis"/>
+    <w:p>
+      <w:pPr>
+        <w:pStyle w:val="Heading3"/>
+      </w:pPr>
+      <w:r>
+        <w:t xml:space="preserve">6.4 Bold and Emphasis</w:t>
+      </w:r>
+    </w:p>
+    <w:p>
+      <w:pPr>
+        <w:pStyle w:val="FirstParagraph"/>
+      </w:pPr>
+      <w:r>
+        <w:t xml:space="preserve">Use bold sparingly for key terms being defined, important warnings, and UI elements the reader needs to find and click. Use italics for emphasis, titles of publications, and introducing new terms in running text.</w:t>
+      </w:r>
+    </w:p>
+    <w:bookmarkEnd w:id="41"/>
+    <w:bookmarkStart w:id="42" w:name="acronyms"/>
+    <w:p>
+      <w:pPr>
+        <w:pStyle w:val="Heading3"/>
+      </w:pPr>
+      <w:r>
+        <w:t xml:space="preserve">6.5 Acronyms</w:t>
+      </w:r>
+    </w:p>
+    <w:p>
+      <w:pPr>
+        <w:pStyle w:val="FirstParagraph"/>
+      </w:pPr>
+      <w:r>
+        <w:t xml:space="preserve">Spell out acronyms on first use, followed by the abbreviation in parentheses: cross-site scripting (XSS), two-factor authentication (2FA). Use the acronym alone in subsequent references. If the acronym is more widely recognized than the full form (e.g., SQL, HTML, SSH), the spelled-out version can be omitted for technical audiences.</w:t>
+      </w:r>
+    </w:p>
+    <w:bookmarkEnd w:id="42"/>
+    <w:bookmarkEnd w:id="43"/>
+    <w:bookmarkStart w:id="53" w:name="writing-about-vulnerabilities"/>
+    <w:p>
+      <w:pPr>
+        <w:pStyle w:val="Heading2"/>
+      </w:pPr>
+      <w:r>
+        <w:t xml:space="preserve">7. Writing about Vulnerabilities</w:t>
+      </w:r>
+    </w:p>
+    <w:bookmarkStart w:id="44" w:name="disclosure-and-reporting"/>
+    <w:p>
+      <w:pPr>
+        <w:pStyle w:val="Heading3"/>
+      </w:pPr>
+      <w:r>
+        <w:t xml:space="preserve">7.1 Disclosure and Reporting</w:t>
+      </w:r>
+    </w:p>
+    <w:p>
+      <w:pPr>
+        <w:pStyle w:val="FirstParagraph"/>
+      </w:pPr>
+      <w:r>
+        <w:t xml:space="preserve">When writing about specific vulnerabilities, follow established responsible disclosure conventions:</w:t>
       </w:r>
     </w:p>
     <w:p>
       <w:pPr>
         <w:numPr>
           <w:ilvl w:val="0"/>
-          <w:numId w:val="1011"/>
+          <w:numId w:val="1012"/>
         </w:numPr>
       </w:pPr>
       <w:r>
-        <w:t xml:space="preserve">Provide the remediation: update to version X, apply a configuration change, or remove the affected component.</w:t>
+        <w:t xml:space="preserve">Use the official CVE identifier when available.</w:t>
       </w:r>
     </w:p>
     <w:p>
       <w:pPr>
         <w:numPr>
           <w:ilvl w:val="0"/>
-          <w:numId w:val="1011"/>
+          <w:numId w:val="1012"/>
         </w:numPr>
       </w:pPr>
       <w:r>
+        <w:t xml:space="preserve">Name the affected software and specific versions.</w:t>
+      </w:r>
+    </w:p>
+    <w:p>
+      <w:pPr>
+        <w:numPr>
+          <w:ilvl w:val="0"/>
+          <w:numId w:val="1012"/>
+        </w:numPr>
+      </w:pPr>
+      <w:r>
+        <w:t xml:space="preserve">Describe the vulnerability type using standard terminology (XSS, SQL injection, CSRF, etc.).</w:t>
+      </w:r>
+    </w:p>
+    <w:p>
+      <w:pPr>
+        <w:numPr>
+          <w:ilvl w:val="0"/>
+          <w:numId w:val="1012"/>
+        </w:numPr>
+      </w:pPr>
+      <w:r>
+        <w:t xml:space="preserve">State the severity using an established framework (CVSS score, Patchstack’s severity rating, or the plugin repository’s classification).</w:t>
+      </w:r>
+    </w:p>
+    <w:p>
+      <w:pPr>
+        <w:numPr>
+          <w:ilvl w:val="0"/>
+          <w:numId w:val="1012"/>
+        </w:numPr>
+      </w:pPr>
+      <w:r>
+        <w:t xml:space="preserve">Provide the remediation: update to version X, apply a configuration change, or remove the affected component.</w:t>
+      </w:r>
+    </w:p>
+    <w:p>
+      <w:pPr>
+        <w:numPr>
+          <w:ilvl w:val="0"/>
+          <w:numId w:val="1012"/>
+        </w:numPr>
+      </w:pPr>
+      <w:r>
         <w:t xml:space="preserve">Credit the researcher or security team that reported the issue, consistent with responsible disclosure norms.</w:t>
       </w:r>
     </w:p>
@@ -2491,8 +2838,8 @@
         <w:t xml:space="preserve">or later to resolve this issue. [Credit to researcher/team for responsible disclosure.]</w:t>
       </w:r>
     </w:p>
-    <w:bookmarkEnd w:id="43"/>
-    <w:bookmarkStart w:id="45" w:name="severity-language"/>
+    <w:bookmarkEnd w:id="44"/>
+    <w:bookmarkStart w:id="46" w:name="severity-language"/>
     <w:p>
       <w:pPr>
         <w:pStyle w:val="Heading3"/>
@@ -2511,7 +2858,7 @@
       <w:r>
         <w:t xml:space="preserve"> </w:t>
       </w:r>
-      <w:hyperlink r:id="rId44">
+      <w:hyperlink r:id="rId45">
         <w:r>
           <w:rPr>
             <w:rStyle w:val="Hyperlink"/>
@@ -2552,7 +2899,7 @@
         <w:pStyle w:val="Compact"/>
         <w:numPr>
           <w:ilvl w:val="0"/>
-          <w:numId w:val="1012"/>
+          <w:numId w:val="1013"/>
         </w:numPr>
       </w:pPr>
       <w:r>
@@ -2574,7 +2921,7 @@
         <w:pStyle w:val="Compact"/>
         <w:numPr>
           <w:ilvl w:val="0"/>
-          <w:numId w:val="1012"/>
+          <w:numId w:val="1013"/>
         </w:numPr>
       </w:pPr>
       <w:r>
@@ -2596,7 +2943,7 @@
         <w:pStyle w:val="Compact"/>
         <w:numPr>
           <w:ilvl w:val="0"/>
-          <w:numId w:val="1012"/>
+          <w:numId w:val="1013"/>
         </w:numPr>
       </w:pPr>
       <w:r>
@@ -2618,7 +2965,7 @@
         <w:pStyle w:val="Compact"/>
         <w:numPr>
           <w:ilvl w:val="0"/>
-          <w:numId w:val="1012"/>
+          <w:numId w:val="1013"/>
         </w:numPr>
       </w:pPr>
       <w:r>
@@ -2942,8 +3289,8 @@
         <w:t xml:space="preserve">While these severity levels mean different things for our customers, all vulnerability communications should follow the same professional procedures.</w:t>
       </w:r>
     </w:p>
-    <w:bookmarkEnd w:id="45"/>
-    <w:bookmarkStart w:id="47" w:name="avoiding-sensationalism"/>
+    <w:bookmarkEnd w:id="46"/>
+    <w:bookmarkStart w:id="48" w:name="avoiding-sensationalism"/>
     <w:p>
       <w:pPr>
         <w:pStyle w:val="Heading3"/>
@@ -2981,7 +3328,7 @@
         <w:pStyle w:val="Compact"/>
         <w:numPr>
           <w:ilvl w:val="0"/>
-          <w:numId w:val="1013"/>
+          <w:numId w:val="1014"/>
         </w:numPr>
       </w:pPr>
       <w:r>
@@ -3003,7 +3350,7 @@
         <w:pStyle w:val="Compact"/>
         <w:numPr>
           <w:ilvl w:val="0"/>
-          <w:numId w:val="1013"/>
+          <w:numId w:val="1014"/>
         </w:numPr>
       </w:pPr>
       <w:r>
@@ -3025,7 +3372,7 @@
         <w:pStyle w:val="Compact"/>
         <w:numPr>
           <w:ilvl w:val="0"/>
-          <w:numId w:val="1013"/>
+          <w:numId w:val="1014"/>
         </w:numPr>
       </w:pPr>
       <w:r>
@@ -3047,7 +3394,7 @@
         <w:pStyle w:val="Compact"/>
         <w:numPr>
           <w:ilvl w:val="0"/>
-          <w:numId w:val="1013"/>
+          <w:numId w:val="1014"/>
         </w:numPr>
       </w:pPr>
       <w:r>
@@ -3069,7 +3416,7 @@
         <w:pStyle w:val="Compact"/>
         <w:numPr>
           <w:ilvl w:val="0"/>
-          <w:numId w:val="1013"/>
+          <w:numId w:val="1014"/>
         </w:numPr>
       </w:pPr>
       <w:r>
@@ -3091,7 +3438,7 @@
         <w:pStyle w:val="Compact"/>
         <w:numPr>
           <w:ilvl w:val="0"/>
-          <w:numId w:val="1013"/>
+          <w:numId w:val="1014"/>
         </w:numPr>
       </w:pPr>
       <w:r>
@@ -3110,7 +3457,7 @@
       <w:r>
         <w:t xml:space="preserve"> </w:t>
       </w:r>
-      <w:hyperlink r:id="rId46">
+      <w:hyperlink r:id="rId47">
         <w:r>
           <w:rPr>
             <w:rStyle w:val="Hyperlink"/>
@@ -3146,8 +3493,8 @@
         <w:t xml:space="preserve">) to help readers gauge real-world urgency beyond theoretical severity.</w:t>
       </w:r>
     </w:p>
-    <w:bookmarkEnd w:id="47"/>
-    <w:bookmarkStart w:id="48" w:name="X69a7983f63bcc4948a21d5a47945f9e0c13289a"/>
+    <w:bookmarkEnd w:id="48"/>
+    <w:bookmarkStart w:id="49" w:name="X69a7983f63bcc4948a21d5a47945f9e0c13289a"/>
     <w:p>
       <w:pPr>
         <w:pStyle w:val="Heading3"/>
@@ -3162,90 +3509,6 @@
       </w:pPr>
       <w:r>
         <w:t xml:space="preserve">WordPress core vulnerabilities, plugin vulnerabilities, and theme vulnerabilities have different disclosure norms, timelines, and audience expectations. Adjust your writing accordingly:</w:t>
-      </w:r>
-    </w:p>
-    <w:p>
-      <w:pPr>
-        <w:pStyle w:val="Compact"/>
-        <w:numPr>
-          <w:ilvl w:val="0"/>
-          <w:numId w:val="1014"/>
-        </w:numPr>
-      </w:pPr>
-      <w:r>
-        <w:rPr>
-          <w:b/>
-          <w:bCs/>
-        </w:rPr>
-        <w:t xml:space="preserve">Core vulnerabilities</w:t>
-      </w:r>
-      <w:r>
-        <w:t xml:space="preserve"> </w:t>
-      </w:r>
-      <w:r>
-        <w:t xml:space="preserve">are handled by the WordPress Security Team, coordinated with major hosting providers, and typically auto-patched to all supported versions. The audience expects measured, factual language. Credit the Security Team’s process.</w:t>
-      </w:r>
-    </w:p>
-    <w:p>
-      <w:pPr>
-        <w:pStyle w:val="Compact"/>
-        <w:numPr>
-          <w:ilvl w:val="0"/>
-          <w:numId w:val="1014"/>
-        </w:numPr>
-      </w:pPr>
-      <w:r>
-        <w:rPr>
-          <w:b/>
-          <w:bCs/>
-        </w:rPr>
-        <w:t xml:space="preserve">Plugin vulnerabilities</w:t>
-      </w:r>
-      <w:r>
-        <w:t xml:space="preserve"> </w:t>
-      </w:r>
-      <w:r>
-        <w:t xml:space="preserve">are handled by individual plugin authors. Quality and response times vary widely. The WordPress Plugin Security Team on WordPress.org may force-update or close plugins. Emphasize the user’s responsibility to update promptly.</w:t>
-      </w:r>
-    </w:p>
-    <w:p>
-      <w:pPr>
-        <w:pStyle w:val="Compact"/>
-        <w:numPr>
-          <w:ilvl w:val="0"/>
-          <w:numId w:val="1014"/>
-        </w:numPr>
-      </w:pPr>
-      <w:r>
-        <w:rPr>
-          <w:b/>
-          <w:bCs/>
-        </w:rPr>
-        <w:t xml:space="preserve">Theme vulnerabilities</w:t>
-      </w:r>
-      <w:r>
-        <w:t xml:space="preserve"> </w:t>
-      </w:r>
-      <w:r>
-        <w:t xml:space="preserve">follow a similar pattern to plugins but receive less public attention. Provide the same level of specificity—name the theme, the affected versions, and the fix.</w:t>
-      </w:r>
-    </w:p>
-    <w:bookmarkEnd w:id="48"/>
-    <w:bookmarkStart w:id="49" w:name="Xa93930522491a5775bc66f78a0f440e6e308200"/>
-    <w:p>
-      <w:pPr>
-        <w:pStyle w:val="Heading3"/>
-      </w:pPr>
-      <w:r>
-        <w:t xml:space="preserve">7.5 Naming Plugins and Themes in Vulnerability Writing</w:t>
-      </w:r>
-    </w:p>
-    <w:p>
-      <w:pPr>
-        <w:pStyle w:val="FirstParagraph"/>
-      </w:pPr>
-      <w:r>
-        <w:t xml:space="preserve">Always name the affected plugin or theme. Users cannot act on vague warnings. However, exercise proportionality:</w:t>
       </w:r>
     </w:p>
     <w:p>
@@ -3257,7 +3520,17 @@
         </w:numPr>
       </w:pPr>
       <w:r>
-        <w:t xml:space="preserve">For widely used plugins (100,000+ active installations), the public interest in disclosure is high and the name will appear in vulnerability databases regardless.</w:t>
+        <w:rPr>
+          <w:b/>
+          <w:bCs/>
+        </w:rPr>
+        <w:t xml:space="preserve">Core vulnerabilities</w:t>
+      </w:r>
+      <w:r>
+        <w:t xml:space="preserve"> </w:t>
+      </w:r>
+      <w:r>
+        <w:t xml:space="preserve">are handled by the WordPress Security Team, coordinated with major hosting providers, and typically auto-patched to all supported versions. The audience expects measured, factual language. Credit the Security Team’s process.</w:t>
       </w:r>
     </w:p>
     <w:p>
@@ -3269,7 +3542,17 @@
         </w:numPr>
       </w:pPr>
       <w:r>
-        <w:t xml:space="preserve">For smaller plugins (under 1,000 active installations), the same public disclosure reaches a much smaller affected audience but may disproportionately affect the plugin author’s reputation. Ensure the description is precise and fair—state facts, not judgments about code quality.</w:t>
+        <w:rPr>
+          <w:b/>
+          <w:bCs/>
+        </w:rPr>
+        <w:t xml:space="preserve">Plugin vulnerabilities</w:t>
+      </w:r>
+      <w:r>
+        <w:t xml:space="preserve"> </w:t>
+      </w:r>
+      <w:r>
+        <w:t xml:space="preserve">are handled by individual plugin authors. Quality and response times vary widely. The WordPress Plugin Security Team on WordPress.org may force-update or close plugins. Emphasize the user’s responsibility to update promptly.</w:t>
       </w:r>
     </w:p>
     <w:p>
@@ -3281,11 +3564,75 @@
         </w:numPr>
       </w:pPr>
       <w:r>
+        <w:rPr>
+          <w:b/>
+          <w:bCs/>
+        </w:rPr>
+        <w:t xml:space="preserve">Theme vulnerabilities</w:t>
+      </w:r>
+      <w:r>
+        <w:t xml:space="preserve"> </w:t>
+      </w:r>
+      <w:r>
+        <w:t xml:space="preserve">follow a similar pattern to plugins but receive less public attention. Provide the same level of specificity—name the theme, the affected versions, and the fix.</w:t>
+      </w:r>
+    </w:p>
+    <w:bookmarkEnd w:id="49"/>
+    <w:bookmarkStart w:id="50" w:name="Xa93930522491a5775bc66f78a0f440e6e308200"/>
+    <w:p>
+      <w:pPr>
+        <w:pStyle w:val="Heading3"/>
+      </w:pPr>
+      <w:r>
+        <w:t xml:space="preserve">7.5 Naming Plugins and Themes in Vulnerability Writing</w:t>
+      </w:r>
+    </w:p>
+    <w:p>
+      <w:pPr>
+        <w:pStyle w:val="FirstParagraph"/>
+      </w:pPr>
+      <w:r>
+        <w:t xml:space="preserve">Always name the affected plugin or theme. Users cannot act on vague warnings. However, exercise proportionality:</w:t>
+      </w:r>
+    </w:p>
+    <w:p>
+      <w:pPr>
+        <w:pStyle w:val="Compact"/>
+        <w:numPr>
+          <w:ilvl w:val="0"/>
+          <w:numId w:val="1016"/>
+        </w:numPr>
+      </w:pPr>
+      <w:r>
+        <w:t xml:space="preserve">For widely used plugins (100,000+ active installations), the public interest in disclosure is high and the name will appear in vulnerability databases regardless.</w:t>
+      </w:r>
+    </w:p>
+    <w:p>
+      <w:pPr>
+        <w:pStyle w:val="Compact"/>
+        <w:numPr>
+          <w:ilvl w:val="0"/>
+          <w:numId w:val="1016"/>
+        </w:numPr>
+      </w:pPr>
+      <w:r>
+        <w:t xml:space="preserve">For smaller plugins (under 1,000 active installations), the same public disclosure reaches a much smaller affected audience but may disproportionately affect the plugin author’s reputation. Ensure the description is precise and fair—state facts, not judgments about code quality.</w:t>
+      </w:r>
+    </w:p>
+    <w:p>
+      <w:pPr>
+        <w:pStyle w:val="Compact"/>
+        <w:numPr>
+          <w:ilvl w:val="0"/>
+          <w:numId w:val="1016"/>
+        </w:numPr>
+      </w:pPr>
+      <w:r>
         <w:t xml:space="preserve">Never editorialize about a plugin author’s competence or responsiveness. Stick to what happened, what was fixed, and what users should do.</w:t>
       </w:r>
     </w:p>
-    <w:bookmarkEnd w:id="49"/>
-    <w:bookmarkStart w:id="50" w:name="operational-policy-boundary"/>
+    <w:bookmarkEnd w:id="50"/>
+    <w:bookmarkStart w:id="51" w:name="operational-policy-boundary"/>
     <w:p>
       <w:pPr>
         <w:pStyle w:val="Heading3"/>
@@ -3345,8 +3692,8 @@
         <w:t xml:space="preserve">. This separation ensures the style guidance remains stable even as internal workflows evolve.</w:t>
       </w:r>
     </w:p>
-    <w:bookmarkEnd w:id="50"/>
-    <w:bookmarkStart w:id="51" w:name="writing-about-supply-chain-incidents"/>
+    <w:bookmarkEnd w:id="51"/>
+    <w:bookmarkStart w:id="52" w:name="writing-about-supply-chain-incidents"/>
     <w:p>
       <w:pPr>
         <w:pStyle w:val="Heading3"/>
@@ -3367,7 +3714,7 @@
       <w:pPr>
         <w:numPr>
           <w:ilvl w:val="0"/>
-          <w:numId w:val="1016"/>
+          <w:numId w:val="1017"/>
         </w:numPr>
       </w:pPr>
       <w:r>
@@ -3388,7 +3735,7 @@
       <w:pPr>
         <w:numPr>
           <w:ilvl w:val="0"/>
-          <w:numId w:val="1016"/>
+          <w:numId w:val="1017"/>
         </w:numPr>
       </w:pPr>
       <w:r>
@@ -3409,7 +3756,7 @@
       <w:pPr>
         <w:numPr>
           <w:ilvl w:val="0"/>
-          <w:numId w:val="1016"/>
+          <w:numId w:val="1017"/>
         </w:numPr>
       </w:pPr>
       <w:r>
@@ -3430,7 +3777,7 @@
       <w:pPr>
         <w:numPr>
           <w:ilvl w:val="0"/>
-          <w:numId w:val="1016"/>
+          <w:numId w:val="1017"/>
         </w:numPr>
       </w:pPr>
       <w:r>
@@ -3451,7 +3798,7 @@
       <w:pPr>
         <w:numPr>
           <w:ilvl w:val="0"/>
-          <w:numId w:val="1016"/>
+          <w:numId w:val="1017"/>
         </w:numPr>
       </w:pPr>
       <w:r>
@@ -3480,9 +3827,9 @@
         <w:t xml:space="preserve">advice is insufficient for supply chain incidents. Specify whether the plugin should be updated, replaced, or removed entirely—and whether affected sites need a malware scan or password reset.</w:t>
       </w:r>
     </w:p>
-    <w:bookmarkEnd w:id="51"/>
     <w:bookmarkEnd w:id="52"/>
-    <w:bookmarkStart w:id="54" w:name="glossary-of-wordpress-security-terms"/>
+    <w:bookmarkEnd w:id="53"/>
+    <w:bookmarkStart w:id="55" w:name="glossary-of-wordpress-security-terms"/>
     <w:p>
       <w:pPr>
         <w:pStyle w:val="Heading2"/>
@@ -3705,6 +4052,37 @@
           <w:b/>
           <w:bCs/>
         </w:rPr>
+        <w:t xml:space="preserve">AIDE (Advanced Intrusion Detection Environment)</w:t>
+      </w:r>
+      <w:r>
+        <w:t xml:space="preserve"> </w:t>
+      </w:r>
+      <w:r>
+        <w:t xml:space="preserve">— A server-level file integrity monitoring tool that builds a database of file attributes and checksums at a known-good baseline state, then detects unauthorized changes by periodic comparison. One of the server-side FIM options referenced in the Benchmark alongside OSSEC and Tripwire. See also:</w:t>
+      </w:r>
+      <w:r>
+        <w:t xml:space="preserve"> </w:t>
+      </w:r>
+      <w:r>
+        <w:rPr>
+          <w:i/>
+          <w:iCs/>
+        </w:rPr>
+        <w:t xml:space="preserve">file integrity monitoring</w:t>
+      </w:r>
+      <w:r>
+        <w:t xml:space="preserve">.</w:t>
+      </w:r>
+    </w:p>
+    <w:p>
+      <w:pPr>
+        <w:pStyle w:val="BodyText"/>
+      </w:pPr>
+      <w:r>
+        <w:rPr>
+          <w:b/>
+          <w:bCs/>
+        </w:rPr>
         <w:t xml:space="preserve">Anomaly detection</w:t>
       </w:r>
       <w:r>
@@ -5346,6 +5724,89 @@
           <w:b/>
           <w:bCs/>
         </w:rPr>
+        <w:t xml:space="preserve">FORCE_SSL_ADMIN</w:t>
+      </w:r>
+      <w:r>
+        <w:t xml:space="preserve"> </w:t>
+      </w:r>
+      <w:r>
+        <w:t xml:space="preserve">— A WordPress constant (</w:t>
+      </w:r>
+      <w:r>
+        <w:rPr>
+          <w:rStyle w:val="VerbatimChar"/>
+        </w:rPr>
+        <w:t xml:space="preserve">define( 'FORCE_SSL_ADMIN', true )</w:t>
+      </w:r>
+      <w:r>
+        <w:t xml:space="preserve">) set in</w:t>
+      </w:r>
+      <w:r>
+        <w:t xml:space="preserve"> </w:t>
+      </w:r>
+      <w:r>
+        <w:rPr>
+          <w:rStyle w:val="VerbatimChar"/>
+        </w:rPr>
+        <w:t xml:space="preserve">wp-config.php</w:t>
+      </w:r>
+      <w:r>
+        <w:t xml:space="preserve"> </w:t>
+      </w:r>
+      <w:r>
+        <w:t xml:space="preserve">that forces all Dashboard and login pages to use HTTPS. A baseline hardening measure that ensures authentication cookies are only transmitted over encrypted connections. Note:</w:t>
+      </w:r>
+      <w:r>
+        <w:t xml:space="preserve"> </w:t>
+      </w:r>
+      <w:r>
+        <w:rPr>
+          <w:rStyle w:val="VerbatimChar"/>
+        </w:rPr>
+        <w:t xml:space="preserve">FORCE_SSL_LOGIN</w:t>
+      </w:r>
+      <w:r>
+        <w:t xml:space="preserve"> </w:t>
+      </w:r>
+      <w:r>
+        <w:t xml:space="preserve">is deprecated and should not be used. See also:</w:t>
+      </w:r>
+      <w:r>
+        <w:t xml:space="preserve"> </w:t>
+      </w:r>
+      <w:r>
+        <w:rPr>
+          <w:i/>
+          <w:iCs/>
+        </w:rPr>
+        <w:t xml:space="preserve">HSTS</w:t>
+      </w:r>
+      <w:r>
+        <w:t xml:space="preserve">,</w:t>
+      </w:r>
+      <w:r>
+        <w:t xml:space="preserve"> </w:t>
+      </w:r>
+      <w:r>
+        <w:rPr>
+          <w:i/>
+          <w:iCs/>
+        </w:rPr>
+        <w:t xml:space="preserve">TLS</w:t>
+      </w:r>
+      <w:r>
+        <w:t xml:space="preserve">.</w:t>
+      </w:r>
+    </w:p>
+    <w:p>
+      <w:pPr>
+        <w:pStyle w:val="BodyText"/>
+      </w:pPr>
+      <w:r>
+        <w:rPr>
+          <w:b/>
+          <w:bCs/>
+        </w:rPr>
         <w:t xml:space="preserve">FUD</w:t>
       </w:r>
       <w:r>
@@ -5364,22 +5825,136 @@
           <w:b/>
           <w:bCs/>
         </w:rPr>
-        <w:t xml:space="preserve">FORCE_SSL_ADMIN</w:t>
-      </w:r>
-      <w:r>
-        <w:t xml:space="preserve"> </w:t>
-      </w:r>
-      <w:r>
-        <w:t xml:space="preserve">— A WordPress constant (</w:t>
+        <w:t xml:space="preserve">GDPR</w:t>
+      </w:r>
+      <w:r>
+        <w:t xml:space="preserve"> </w:t>
+      </w:r>
+      <w:r>
+        <w:t xml:space="preserve">— General Data Protection Regulation (EU). A European Union regulation governing the processing of personal data of individuals in the EU/EEA. It sets requirements for lawful processing, transparency, data subject rights, breach notification, and controller/processor responsibilities.</w:t>
+      </w:r>
+    </w:p>
+    <w:p>
+      <w:pPr>
+        <w:pStyle w:val="BodyText"/>
+      </w:pPr>
+      <w:r>
+        <w:rPr>
+          <w:b/>
+          <w:bCs/>
+        </w:rPr>
+        <w:t xml:space="preserve">GPU-accelerated brute-force attack</w:t>
+      </w:r>
+      <w:r>
+        <w:t xml:space="preserve"> </w:t>
+      </w:r>
+      <w:r>
+        <w:t xml:space="preserve">— A brute-force password cracking technique that exploits the parallel processing power of graphics processing units (GPUs) to test billions of password candidates per second against captured password hashes. WordPress’s default bcrypt hashing and optional Argon2id are designed to remain computationally expensive even under GPU acceleration. See also:</w:t>
+      </w:r>
+      <w:r>
+        <w:t xml:space="preserve"> </w:t>
+      </w:r>
+      <w:r>
+        <w:rPr>
+          <w:i/>
+          <w:iCs/>
+        </w:rPr>
+        <w:t xml:space="preserve">brute-force attack</w:t>
+      </w:r>
+      <w:r>
+        <w:t xml:space="preserve">,</w:t>
+      </w:r>
+      <w:r>
+        <w:t xml:space="preserve"> </w:t>
+      </w:r>
+      <w:r>
+        <w:rPr>
+          <w:i/>
+          <w:iCs/>
+        </w:rPr>
+        <w:t xml:space="preserve">bcrypt</w:t>
+      </w:r>
+      <w:r>
+        <w:t xml:space="preserve">,</w:t>
+      </w:r>
+      <w:r>
+        <w:t xml:space="preserve"> </w:t>
+      </w:r>
+      <w:r>
+        <w:rPr>
+          <w:i/>
+          <w:iCs/>
+        </w:rPr>
+        <w:t xml:space="preserve">Argon2id</w:t>
+      </w:r>
+      <w:r>
+        <w:t xml:space="preserve">.</w:t>
+      </w:r>
+    </w:p>
+    <w:p>
+      <w:pPr>
+        <w:pStyle w:val="BodyText"/>
+      </w:pPr>
+      <w:r>
+        <w:rPr>
+          <w:b/>
+          <w:bCs/>
+        </w:rPr>
+        <w:t xml:space="preserve">Hardening</w:t>
+      </w:r>
+      <w:r>
+        <w:t xml:space="preserve"> </w:t>
+      </w:r>
+      <w:r>
+        <w:t xml:space="preserve">— The process of reducing a system’s attack surface by disabling unnecessary features, restricting permissions, and applying security configurations. In WordPress, hardening includes setting constants in</w:t>
+      </w:r>
+      <w:r>
+        <w:t xml:space="preserve"> </w:t>
       </w:r>
       <w:r>
         <w:rPr>
           <w:rStyle w:val="VerbatimChar"/>
         </w:rPr>
-        <w:t xml:space="preserve">define( 'FORCE_SSL_ADMIN', true )</w:t>
-      </w:r>
-      <w:r>
-        <w:t xml:space="preserve">) set in</w:t>
+        <w:t xml:space="preserve">wp-config.php</w:t>
+      </w:r>
+      <w:r>
+        <w:t xml:space="preserve">, restricting file permissions, and disabling XML-RPC.</w:t>
+      </w:r>
+    </w:p>
+    <w:p>
+      <w:pPr>
+        <w:pStyle w:val="BodyText"/>
+      </w:pPr>
+      <w:r>
+        <w:rPr>
+          <w:b/>
+          <w:bCs/>
+        </w:rPr>
+        <w:t xml:space="preserve">HIPAA</w:t>
+      </w:r>
+      <w:r>
+        <w:t xml:space="preserve"> </w:t>
+      </w:r>
+      <w:r>
+        <w:t xml:space="preserve">— Health Insurance Portability and Accountability Act (U.S.). A U.S. law that includes privacy and security requirements for protecting protected health information (PHI). HIPAA obligations apply to covered entities and business associates and are implemented through administrative, physical, and technical safeguards.</w:t>
+      </w:r>
+    </w:p>
+    <w:p>
+      <w:pPr>
+        <w:pStyle w:val="BodyText"/>
+      </w:pPr>
+      <w:r>
+        <w:rPr>
+          <w:b/>
+          <w:bCs/>
+        </w:rPr>
+        <w:t xml:space="preserve">HMAC</w:t>
+      </w:r>
+      <w:r>
+        <w:t xml:space="preserve"> </w:t>
+      </w:r>
+      <w:r>
+        <w:t xml:space="preserve">— Hash-based Message Authentication Code. A cryptographic construct that combines a hash function with a secret key to produce a signature verifying the authenticity and integrity of a message. In WordPress, the auth cookie is HMAC-signed using the authentication keys and salts defined in</w:t>
       </w:r>
       <w:r>
         <w:t xml:space="preserve"> </w:t>
@@ -5391,35 +5966,103 @@
         <w:t xml:space="preserve">wp-config.php</w:t>
       </w:r>
       <w:r>
-        <w:t xml:space="preserve"> </w:t>
-      </w:r>
-      <w:r>
-        <w:t xml:space="preserve">that forces all Dashboard and login pages to use HTTPS. A baseline hardening measure that ensures authentication cookies are only transmitted over encrypted connections. Note:</w:t>
-      </w:r>
-      <w:r>
-        <w:t xml:space="preserve"> </w:t>
+        <w:t xml:space="preserve">. See also:</w:t>
+      </w:r>
+      <w:r>
+        <w:t xml:space="preserve"> </w:t>
+      </w:r>
+      <w:r>
+        <w:rPr>
+          <w:i/>
+          <w:iCs/>
+        </w:rPr>
+        <w:t xml:space="preserve">auth cookie</w:t>
+      </w:r>
+      <w:r>
+        <w:t xml:space="preserve">,</w:t>
+      </w:r>
+      <w:r>
+        <w:t xml:space="preserve"> </w:t>
+      </w:r>
+      <w:r>
+        <w:rPr>
+          <w:i/>
+          <w:iCs/>
+        </w:rPr>
+        <w:t xml:space="preserve">authentication keys and salts</w:t>
+      </w:r>
+      <w:r>
+        <w:t xml:space="preserve">.</w:t>
+      </w:r>
+    </w:p>
+    <w:p>
+      <w:pPr>
+        <w:pStyle w:val="BodyText"/>
+      </w:pPr>
+      <w:r>
+        <w:rPr>
+          <w:b/>
+          <w:bCs/>
+        </w:rPr>
+        <w:t xml:space="preserve">HSTS</w:t>
+      </w:r>
+      <w:r>
+        <w:t xml:space="preserve"> </w:t>
+      </w:r>
+      <w:r>
+        <w:t xml:space="preserve">— HTTP Strict Transport Security. An HTTP response header (</w:t>
       </w:r>
       <w:r>
         <w:rPr>
           <w:rStyle w:val="VerbatimChar"/>
         </w:rPr>
-        <w:t xml:space="preserve">FORCE_SSL_LOGIN</w:t>
-      </w:r>
-      <w:r>
-        <w:t xml:space="preserve"> </w:t>
-      </w:r>
-      <w:r>
-        <w:t xml:space="preserve">is deprecated and should not be used. See also:</w:t>
-      </w:r>
-      <w:r>
-        <w:t xml:space="preserve"> </w:t>
-      </w:r>
-      <w:r>
-        <w:rPr>
-          <w:i/>
-          <w:iCs/>
-        </w:rPr>
-        <w:t xml:space="preserve">HSTS</w:t>
+        <w:t xml:space="preserve">Strict-Transport-Security</w:t>
+      </w:r>
+      <w:r>
+        <w:t xml:space="preserve">) that instructs browsers to only connect to a site over HTTPS for a specified period. Prevents protocol downgrade attacks and cookie hijacking. Should be deployed with care—once a browser receives an HSTS header, it will refuse non-HTTPS connections until the</w:t>
+      </w:r>
+      <w:r>
+        <w:t xml:space="preserve"> </w:t>
+      </w:r>
+      <w:r>
+        <w:rPr>
+          <w:rStyle w:val="VerbatimChar"/>
+        </w:rPr>
+        <w:t xml:space="preserve">max-age</w:t>
+      </w:r>
+      <w:r>
+        <w:t xml:space="preserve"> </w:t>
+      </w:r>
+      <w:r>
+        <w:t xml:space="preserve">expires.</w:t>
+      </w:r>
+    </w:p>
+    <w:p>
+      <w:pPr>
+        <w:pStyle w:val="BodyText"/>
+      </w:pPr>
+      <w:r>
+        <w:rPr>
+          <w:b/>
+          <w:bCs/>
+        </w:rPr>
+        <w:t xml:space="preserve">Incident response</w:t>
+      </w:r>
+      <w:r>
+        <w:t xml:space="preserve"> </w:t>
+      </w:r>
+      <w:r>
+        <w:t xml:space="preserve">— The organized process of detecting, containing, eradicating, and recovering from a security incident. In a WordPress context, incident response may include identifying compromised files, revoking credentials, restoring from a clean backup, and notifying affected users. See also:</w:t>
+      </w:r>
+      <w:r>
+        <w:t xml:space="preserve"> </w:t>
+      </w:r>
+      <w:r>
+        <w:rPr>
+          <w:i/>
+          <w:iCs/>
+        </w:rPr>
+        <w:t xml:space="preserve">breach</w:t>
       </w:r>
       <w:r>
         <w:t xml:space="preserve">,</w:t>
@@ -5432,7 +6075,20 @@
           <w:i/>
           <w:iCs/>
         </w:rPr>
-        <w:t xml:space="preserve">TLS</w:t>
+        <w:t xml:space="preserve">IoC</w:t>
+      </w:r>
+      <w:r>
+        <w:t xml:space="preserve">,</w:t>
+      </w:r>
+      <w:r>
+        <w:t xml:space="preserve"> </w:t>
+      </w:r>
+      <w:r>
+        <w:rPr>
+          <w:i/>
+          <w:iCs/>
+        </w:rPr>
+        <w:t xml:space="preserve">file integrity monitoring</w:t>
       </w:r>
       <w:r>
         <w:t xml:space="preserve">.</w:t>
@@ -5447,41 +6103,23 @@
           <w:b/>
           <w:bCs/>
         </w:rPr>
-        <w:t xml:space="preserve">GDPR</w:t>
-      </w:r>
-      <w:r>
-        <w:t xml:space="preserve"> </w:t>
-      </w:r>
-      <w:r>
-        <w:t xml:space="preserve">— General Data Protection Regulation (EU). A European Union regulation governing the processing of personal data of individuals in the EU/EEA. It sets requirements for lawful processing, transparency, data subject rights, breach notification, and controller/processor responsibilities.</w:t>
-      </w:r>
-    </w:p>
-    <w:p>
-      <w:pPr>
-        <w:pStyle w:val="BodyText"/>
-      </w:pPr>
-      <w:r>
-        <w:rPr>
-          <w:b/>
-          <w:bCs/>
-        </w:rPr>
-        <w:t xml:space="preserve">GPU-accelerated brute-force attack</w:t>
-      </w:r>
-      <w:r>
-        <w:t xml:space="preserve"> </w:t>
-      </w:r>
-      <w:r>
-        <w:t xml:space="preserve">— A brute-force password cracking technique that exploits the parallel processing power of graphics processing units (GPUs) to test billions of password candidates per second against captured password hashes. WordPress’s default bcrypt hashing and optional Argon2id are designed to remain computationally expensive even under GPU acceleration. See also:</w:t>
-      </w:r>
-      <w:r>
-        <w:t xml:space="preserve"> </w:t>
-      </w:r>
-      <w:r>
-        <w:rPr>
-          <w:i/>
-          <w:iCs/>
-        </w:rPr>
-        <w:t xml:space="preserve">brute-force attack</w:t>
+        <w:t xml:space="preserve">Information disclosure</w:t>
+      </w:r>
+      <w:r>
+        <w:t xml:space="preserve"> </w:t>
+      </w:r>
+      <w:r>
+        <w:t xml:space="preserve">— A vulnerability that allows an attacker to access data they are not authorized to view, such as usernames, file paths, configuration values, version numbers, or error messages. WordPress information disclosure vulnerabilities may expose usernames via the REST API, WordPress version information in HTML meta tags, or server configuration details. See also:</w:t>
+      </w:r>
+      <w:r>
+        <w:t xml:space="preserve"> </w:t>
+      </w:r>
+      <w:r>
+        <w:rPr>
+          <w:i/>
+          <w:iCs/>
+        </w:rPr>
+        <w:t xml:space="preserve">user enumeration</w:t>
       </w:r>
       <w:r>
         <w:t xml:space="preserve">,</w:t>
@@ -5494,7 +6132,183 @@
           <w:i/>
           <w:iCs/>
         </w:rPr>
-        <w:t xml:space="preserve">bcrypt</w:t>
+        <w:t xml:space="preserve">REST API</w:t>
+      </w:r>
+      <w:r>
+        <w:t xml:space="preserve">.</w:t>
+      </w:r>
+    </w:p>
+    <w:p>
+      <w:pPr>
+        <w:pStyle w:val="BodyText"/>
+      </w:pPr>
+      <w:r>
+        <w:rPr>
+          <w:b/>
+          <w:bCs/>
+        </w:rPr>
+        <w:t xml:space="preserve">Infostealer</w:t>
+      </w:r>
+      <w:r>
+        <w:t xml:space="preserve"> </w:t>
+      </w:r>
+      <w:r>
+        <w:t xml:space="preserve">— A category of malware designed to exfiltrate sensitive data from infected devices, including passwords, session cookies, browser data, and cryptocurrency wallets. Infostealers are a rapidly growing threat vector affecting all web platforms, including WordPress. The Verizon DBIR (2025) found that 30% of systems compromised by infostealers were enterprise-licensed devices, and that stolen credentials from infostealers were a significant driver of credential-based breaches.</w:t>
+      </w:r>
+    </w:p>
+    <w:p>
+      <w:pPr>
+        <w:pStyle w:val="BodyText"/>
+      </w:pPr>
+      <w:r>
+        <w:rPr>
+          <w:b/>
+          <w:bCs/>
+        </w:rPr>
+        <w:t xml:space="preserve">Insecure AI-generated code</w:t>
+      </w:r>
+      <w:r>
+        <w:t xml:space="preserve"> </w:t>
+      </w:r>
+      <w:r>
+        <w:t xml:space="preserve">— Code produced by LLMs or AI code-completion tools that contains security vulnerabilities because the model generated syntactically valid but insecure patterns—for example, missing input sanitization, improper use of</w:t>
+      </w:r>
+      <w:r>
+        <w:t xml:space="preserve"> </w:t>
+      </w:r>
+      <w:r>
+        <w:rPr>
+          <w:rStyle w:val="VerbatimChar"/>
+        </w:rPr>
+        <w:t xml:space="preserve">$wpdb-&gt;prepare()</w:t>
+      </w:r>
+      <w:r>
+        <w:t xml:space="preserve">, or hardcoded credentials. AI-generated code should undergo security review before deployment. See §3.5.</w:t>
+      </w:r>
+    </w:p>
+    <w:p>
+      <w:pPr>
+        <w:pStyle w:val="BodyText"/>
+      </w:pPr>
+      <w:r>
+        <w:rPr>
+          <w:b/>
+          <w:bCs/>
+        </w:rPr>
+        <w:t xml:space="preserve">IoC (Indicators of Compromise)</w:t>
+      </w:r>
+      <w:r>
+        <w:t xml:space="preserve"> </w:t>
+      </w:r>
+      <w:r>
+        <w:t xml:space="preserve">— Observable evidence that a system has been compromised, such as unexpected file modifications, unfamiliar user accounts, anomalous outbound network traffic, or known malicious file hashes. In WordPress, common IoCs include injected PHP files in plugin directories, unauthorized admin accounts, and modified core files.</w:t>
+      </w:r>
+    </w:p>
+    <w:p>
+      <w:pPr>
+        <w:pStyle w:val="BodyText"/>
+      </w:pPr>
+      <w:r>
+        <w:rPr>
+          <w:b/>
+          <w:bCs/>
+        </w:rPr>
+        <w:t xml:space="preserve">Local file inclusion (LFI) / Remote file inclusion (RFI)</w:t>
+      </w:r>
+      <w:r>
+        <w:t xml:space="preserve"> </w:t>
+      </w:r>
+      <w:r>
+        <w:t xml:space="preserve">— File inclusion vulnerabilities in which insecure use of PHP’s</w:t>
+      </w:r>
+      <w:r>
+        <w:t xml:space="preserve"> </w:t>
+      </w:r>
+      <w:r>
+        <w:rPr>
+          <w:rStyle w:val="VerbatimChar"/>
+        </w:rPr>
+        <w:t xml:space="preserve">include()</w:t>
+      </w:r>
+      <w:r>
+        <w:t xml:space="preserve"> </w:t>
+      </w:r>
+      <w:r>
+        <w:t xml:space="preserve">or</w:t>
+      </w:r>
+      <w:r>
+        <w:t xml:space="preserve"> </w:t>
+      </w:r>
+      <w:r>
+        <w:rPr>
+          <w:rStyle w:val="VerbatimChar"/>
+        </w:rPr>
+        <w:t xml:space="preserve">require()</w:t>
+      </w:r>
+      <w:r>
+        <w:t xml:space="preserve"> </w:t>
+      </w:r>
+      <w:r>
+        <w:t xml:space="preserve">with user-supplied input allows an attacker to load and execute a local server file (LFI) or a remote attacker-controlled file (RFI). Exploitation can lead to information disclosure or arbitrary code execution. A recurring vulnerability class in WordPress plugins and themes.</w:t>
+      </w:r>
+    </w:p>
+    <w:p>
+      <w:pPr>
+        <w:pStyle w:val="BodyText"/>
+      </w:pPr>
+      <w:r>
+        <w:rPr>
+          <w:b/>
+          <w:bCs/>
+        </w:rPr>
+        <w:t xml:space="preserve">Malware</w:t>
+      </w:r>
+      <w:r>
+        <w:t xml:space="preserve"> </w:t>
+      </w:r>
+      <w:r>
+        <w:t xml:space="preserve">— Malicious software designed to disrupt, damage, or gain unauthorized access to a system. In WordPress, malware commonly takes the form of injected PHP backdoors, JavaScript redirects, SEO spam injections, cryptominers, and phishing pages hosted in the uploads directory. See also:</w:t>
+      </w:r>
+      <w:r>
+        <w:t xml:space="preserve"> </w:t>
+      </w:r>
+      <w:r>
+        <w:rPr>
+          <w:i/>
+          <w:iCs/>
+        </w:rPr>
+        <w:t xml:space="preserve">Infostealer</w:t>
+      </w:r>
+      <w:r>
+        <w:t xml:space="preserve">.</w:t>
+      </w:r>
+    </w:p>
+    <w:p>
+      <w:pPr>
+        <w:pStyle w:val="BodyText"/>
+      </w:pPr>
+      <w:r>
+        <w:rPr>
+          <w:b/>
+          <w:bCs/>
+        </w:rPr>
+        <w:t xml:space="preserve">Malware signature</w:t>
+      </w:r>
+      <w:r>
+        <w:t xml:space="preserve"> </w:t>
+      </w:r>
+      <w:r>
+        <w:t xml:space="preserve">— A unique byte pattern, hash, or string used to identify a known piece of malicious software. Signature-based detection matches files or code against a database of known malicious patterns. WordPress security scanners use malware signatures to detect injected backdoors, JavaScript redirects, and other threat patterns. See also:</w:t>
+      </w:r>
+      <w:r>
+        <w:t xml:space="preserve"> </w:t>
+      </w:r>
+      <w:r>
+        <w:rPr>
+          <w:i/>
+          <w:iCs/>
+        </w:rPr>
+        <w:t xml:space="preserve">malware</w:t>
       </w:r>
       <w:r>
         <w:t xml:space="preserve">,</w:t>
@@ -5507,7 +6321,20 @@
           <w:i/>
           <w:iCs/>
         </w:rPr>
-        <w:t xml:space="preserve">Argon2id</w:t>
+        <w:t xml:space="preserve">file integrity monitoring</w:t>
+      </w:r>
+      <w:r>
+        <w:t xml:space="preserve">,</w:t>
+      </w:r>
+      <w:r>
+        <w:t xml:space="preserve"> </w:t>
+      </w:r>
+      <w:r>
+        <w:rPr>
+          <w:i/>
+          <w:iCs/>
+        </w:rPr>
+        <w:t xml:space="preserve">anomaly detection</w:t>
       </w:r>
       <w:r>
         <w:t xml:space="preserve">.</w:t>
@@ -5522,13 +6349,57 @@
           <w:b/>
           <w:bCs/>
         </w:rPr>
-        <w:t xml:space="preserve">Hardening</w:t>
-      </w:r>
-      <w:r>
-        <w:t xml:space="preserve"> </w:t>
-      </w:r>
-      <w:r>
-        <w:t xml:space="preserve">— The process of reducing a system’s attack surface by disabling unnecessary features, restricting permissions, and applying security configurations. In WordPress, hardening includes setting constants in</w:t>
+        <w:t xml:space="preserve">ModSecurity</w:t>
+      </w:r>
+      <w:r>
+        <w:t xml:space="preserve"> </w:t>
+      </w:r>
+      <w:r>
+        <w:t xml:space="preserve">— An open-source web application firewall (WAF) module for Apache, Nginx, and IIS that inspects and filters HTTP requests based on configurable rule sets. Represents the server-level WAF tier in WordPress deployments. See also:</w:t>
+      </w:r>
+      <w:r>
+        <w:t xml:space="preserve"> </w:t>
+      </w:r>
+      <w:r>
+        <w:rPr>
+          <w:i/>
+          <w:iCs/>
+        </w:rPr>
+        <w:t xml:space="preserve">WAF</w:t>
+      </w:r>
+      <w:r>
+        <w:t xml:space="preserve">,</w:t>
+      </w:r>
+      <w:r>
+        <w:t xml:space="preserve"> </w:t>
+      </w:r>
+      <w:r>
+        <w:rPr>
+          <w:i/>
+          <w:iCs/>
+        </w:rPr>
+        <w:t xml:space="preserve">virtual patching</w:t>
+      </w:r>
+      <w:r>
+        <w:t xml:space="preserve">.</w:t>
+      </w:r>
+    </w:p>
+    <w:p>
+      <w:pPr>
+        <w:pStyle w:val="BodyText"/>
+      </w:pPr>
+      <w:r>
+        <w:rPr>
+          <w:b/>
+          <w:bCs/>
+        </w:rPr>
+        <w:t xml:space="preserve">mu-plugin (must-use plugin)</w:t>
+      </w:r>
+      <w:r>
+        <w:t xml:space="preserve"> </w:t>
+      </w:r>
+      <w:r>
+        <w:t xml:space="preserve">— A WordPress plugin placed in the</w:t>
       </w:r>
       <w:r>
         <w:t xml:space="preserve"> </w:t>
@@ -5537,46 +6408,72 @@
         <w:rPr>
           <w:rStyle w:val="VerbatimChar"/>
         </w:rPr>
-        <w:t xml:space="preserve">wp-config.php</w:t>
-      </w:r>
-      <w:r>
-        <w:t xml:space="preserve">, restricting file permissions, and disabling XML-RPC.</w:t>
-      </w:r>
-    </w:p>
-    <w:p>
-      <w:pPr>
-        <w:pStyle w:val="BodyText"/>
-      </w:pPr>
-      <w:r>
-        <w:rPr>
-          <w:b/>
-          <w:bCs/>
-        </w:rPr>
-        <w:t xml:space="preserve">HIPAA</w:t>
-      </w:r>
-      <w:r>
-        <w:t xml:space="preserve"> </w:t>
-      </w:r>
-      <w:r>
-        <w:t xml:space="preserve">— Health Insurance Portability and Accountability Act (U.S.). A U.S. law that includes privacy and security requirements for protecting protected health information (PHI). HIPAA obligations apply to covered entities and business associates and are implemented through administrative, physical, and technical safeguards.</w:t>
-      </w:r>
-    </w:p>
-    <w:p>
-      <w:pPr>
-        <w:pStyle w:val="BodyText"/>
-      </w:pPr>
-      <w:r>
-        <w:rPr>
-          <w:b/>
-          <w:bCs/>
-        </w:rPr>
-        <w:t xml:space="preserve">HMAC</w:t>
-      </w:r>
-      <w:r>
-        <w:t xml:space="preserve"> </w:t>
-      </w:r>
-      <w:r>
-        <w:t xml:space="preserve">— Hash-based Message Authentication Code. A cryptographic construct that combines a hash function with a secret key to produce a signature verifying the authenticity and integrity of a message. In WordPress, the auth cookie is HMAC-signed using the authentication keys and salts defined in</w:t>
+        <w:t xml:space="preserve">wp-content/mu-plugins/</w:t>
+      </w:r>
+      <w:r>
+        <w:t xml:space="preserve"> </w:t>
+      </w:r>
+      <w:r>
+        <w:t xml:space="preserve">directory that loads automatically on every page request and cannot be deactivated through the Dashboard. Must-use plugins are commonly used for security hardening (e.g., disabling XML-RPC, restricting REST API endpoints, enforcing security headers) because they cannot be inadvertently disabled by administrators. They do not receive automatic updates and must be maintained manually or through a deployment pipeline. See also:</w:t>
+      </w:r>
+      <w:r>
+        <w:t xml:space="preserve"> </w:t>
+      </w:r>
+      <w:r>
+        <w:rPr>
+          <w:i/>
+          <w:iCs/>
+        </w:rPr>
+        <w:t xml:space="preserve">plugin</w:t>
+      </w:r>
+      <w:r>
+        <w:t xml:space="preserve">.</w:t>
+      </w:r>
+    </w:p>
+    <w:p>
+      <w:pPr>
+        <w:pStyle w:val="BodyText"/>
+      </w:pPr>
+      <w:r>
+        <w:rPr>
+          <w:b/>
+          <w:bCs/>
+        </w:rPr>
+        <w:t xml:space="preserve">Multisite</w:t>
+      </w:r>
+      <w:r>
+        <w:t xml:space="preserve"> </w:t>
+      </w:r>
+      <w:r>
+        <w:t xml:space="preserve">— A WordPress feature that allows multiple sites to be run from a single WordPress installation, sharing the same database and file system. Security considerations differ from single-site installations, particularly around user roles and network-level settings.</w:t>
+      </w:r>
+    </w:p>
+    <w:p>
+      <w:pPr>
+        <w:pStyle w:val="BodyText"/>
+      </w:pPr>
+      <w:r>
+        <w:rPr>
+          <w:b/>
+          <w:bCs/>
+        </w:rPr>
+        <w:t xml:space="preserve">NIST SP 800-53</w:t>
+      </w:r>
+      <w:r>
+        <w:t xml:space="preserve"> </w:t>
+      </w:r>
+      <w:r>
+        <w:t xml:space="preserve">— A NIST publication (</w:t>
+      </w:r>
+      <w:r>
+        <w:rPr>
+          <w:i/>
+          <w:iCs/>
+        </w:rPr>
+        <w:t xml:space="preserve">Security and Privacy Controls for Information Systems and Organizations</w:t>
+      </w:r>
+      <w:r>
+        <w:t xml:space="preserve">) providing a comprehensive catalog of security and privacy controls. Individual controls are cited as identifiers such as</w:t>
       </w:r>
       <w:r>
         <w:t xml:space="preserve"> </w:t>
@@ -5585,20 +6482,68 @@
         <w:rPr>
           <w:rStyle w:val="VerbatimChar"/>
         </w:rPr>
-        <w:t xml:space="preserve">wp-config.php</w:t>
-      </w:r>
-      <w:r>
-        <w:t xml:space="preserve">. See also:</w:t>
-      </w:r>
-      <w:r>
-        <w:t xml:space="preserve"> </w:t>
-      </w:r>
-      <w:r>
-        <w:rPr>
-          <w:i/>
-          <w:iCs/>
-        </w:rPr>
-        <w:t xml:space="preserve">auth cookie</w:t>
+        <w:t xml:space="preserve">IA-2(1)</w:t>
+      </w:r>
+      <w:r>
+        <w:t xml:space="preserve"> </w:t>
+      </w:r>
+      <w:r>
+        <w:t xml:space="preserve">(Identification and Authentication — Multi-Factor Authentication for Privileged Accounts). Referenced in compliance discussions for enterprise WordPress deployments.</w:t>
+      </w:r>
+    </w:p>
+    <w:p>
+      <w:pPr>
+        <w:pStyle w:val="BodyText"/>
+      </w:pPr>
+      <w:r>
+        <w:rPr>
+          <w:b/>
+          <w:bCs/>
+        </w:rPr>
+        <w:t xml:space="preserve">Nonce</w:t>
+      </w:r>
+      <w:r>
+        <w:t xml:space="preserve"> </w:t>
+      </w:r>
+      <w:r>
+        <w:t xml:space="preserve">— In WordPress, a</w:t>
+      </w:r>
+      <w:r>
+        <w:t xml:space="preserve"> </w:t>
+      </w:r>
+      <w:r>
+        <w:t xml:space="preserve">“number used once”</w:t>
+      </w:r>
+      <w:r>
+        <w:t xml:space="preserve">—a cryptographic token used to verify that a request originates from a legitimate, authenticated user and is tied to a specific action. Nonces protect against CSRF attacks. Note: despite the name, WordPress nonces are not single-use; they remain valid for a time window (up to 24 hours, in two 12-hour ticks). This is a frequent source of confusion for developers and auditors.</w:t>
+      </w:r>
+    </w:p>
+    <w:p>
+      <w:pPr>
+        <w:pStyle w:val="BodyText"/>
+      </w:pPr>
+      <w:r>
+        <w:rPr>
+          <w:b/>
+          <w:bCs/>
+        </w:rPr>
+        <w:t xml:space="preserve">npm</w:t>
+      </w:r>
+      <w:r>
+        <w:t xml:space="preserve"> </w:t>
+      </w:r>
+      <w:r>
+        <w:t xml:space="preserve">— The Node Package Manager; a package registry and command-line tool for JavaScript and Node.js projects. Used in modern WordPress theme and plugin development to manage build-time dependencies. npm dependency chains are a supply chain attack vector. See also:</w:t>
+      </w:r>
+      <w:r>
+        <w:t xml:space="preserve"> </w:t>
+      </w:r>
+      <w:r>
+        <w:rPr>
+          <w:i/>
+          <w:iCs/>
+        </w:rPr>
+        <w:t xml:space="preserve">Composer</w:t>
       </w:r>
       <w:r>
         <w:t xml:space="preserve">,</w:t>
@@ -5611,7 +6556,33 @@
           <w:i/>
           <w:iCs/>
         </w:rPr>
-        <w:t xml:space="preserve">authentication keys and salts</w:t>
+        <w:t xml:space="preserve">dependency confusion</w:t>
+      </w:r>
+      <w:r>
+        <w:t xml:space="preserve">,</w:t>
+      </w:r>
+      <w:r>
+        <w:t xml:space="preserve"> </w:t>
+      </w:r>
+      <w:r>
+        <w:rPr>
+          <w:i/>
+          <w:iCs/>
+        </w:rPr>
+        <w:t xml:space="preserve">build pipeline</w:t>
+      </w:r>
+      <w:r>
+        <w:t xml:space="preserve">,</w:t>
+      </w:r>
+      <w:r>
+        <w:t xml:space="preserve"> </w:t>
+      </w:r>
+      <w:r>
+        <w:rPr>
+          <w:i/>
+          <w:iCs/>
+        </w:rPr>
+        <w:t xml:space="preserve">SBOM</w:t>
       </w:r>
       <w:r>
         <w:t xml:space="preserve">.</w:t>
@@ -5626,91 +6597,35 @@
           <w:b/>
           <w:bCs/>
         </w:rPr>
-        <w:t xml:space="preserve">HSTS</w:t>
-      </w:r>
-      <w:r>
-        <w:t xml:space="preserve"> </w:t>
-      </w:r>
-      <w:r>
-        <w:t xml:space="preserve">— HTTP Strict Transport Security. An HTTP response header (</w:t>
+        <w:t xml:space="preserve">Object cache</w:t>
+      </w:r>
+      <w:r>
+        <w:t xml:space="preserve"> </w:t>
+      </w:r>
+      <w:r>
+        <w:t xml:space="preserve">— A server-side caching layer that stores frequently queried data in memory to reduce database load. WordPress includes a built-in object cache that persists only for the duration of a single page request. A persistent object cache (backed by Redis or Memcached via a drop-in plugin at</w:t>
+      </w:r>
+      <w:r>
+        <w:t xml:space="preserve"> </w:t>
       </w:r>
       <w:r>
         <w:rPr>
           <w:rStyle w:val="VerbatimChar"/>
         </w:rPr>
-        <w:t xml:space="preserve">Strict-Transport-Security</w:t>
-      </w:r>
-      <w:r>
-        <w:t xml:space="preserve">) that instructs browsers to only connect to a site over HTTPS for a specified period. Prevents protocol downgrade attacks and cookie hijacking. Should be deployed with care—once a browser receives an HSTS header, it will refuse non-HTTPS connections until the</w:t>
-      </w:r>
-      <w:r>
-        <w:t xml:space="preserve"> </w:t>
-      </w:r>
-      <w:r>
-        <w:rPr>
-          <w:rStyle w:val="VerbatimChar"/>
-        </w:rPr>
-        <w:t xml:space="preserve">max-age</w:t>
-      </w:r>
-      <w:r>
-        <w:t xml:space="preserve"> </w:t>
-      </w:r>
-      <w:r>
-        <w:t xml:space="preserve">expires.</w:t>
-      </w:r>
-    </w:p>
-    <w:p>
-      <w:pPr>
-        <w:pStyle w:val="BodyText"/>
-      </w:pPr>
-      <w:r>
-        <w:rPr>
-          <w:b/>
-          <w:bCs/>
-        </w:rPr>
-        <w:t xml:space="preserve">Incident response</w:t>
-      </w:r>
-      <w:r>
-        <w:t xml:space="preserve"> </w:t>
-      </w:r>
-      <w:r>
-        <w:t xml:space="preserve">— The organized process of detecting, containing, eradicating, and recovering from a security incident. In a WordPress context, incident response may include identifying compromised files, revoking credentials, restoring from a clean backup, and notifying affected users. See also:</w:t>
-      </w:r>
-      <w:r>
-        <w:t xml:space="preserve"> </w:t>
-      </w:r>
-      <w:r>
-        <w:rPr>
-          <w:i/>
-          <w:iCs/>
-        </w:rPr>
-        <w:t xml:space="preserve">breach</w:t>
-      </w:r>
-      <w:r>
-        <w:t xml:space="preserve">,</w:t>
-      </w:r>
-      <w:r>
-        <w:t xml:space="preserve"> </w:t>
-      </w:r>
-      <w:r>
-        <w:rPr>
-          <w:i/>
-          <w:iCs/>
-        </w:rPr>
-        <w:t xml:space="preserve">IoC</w:t>
-      </w:r>
-      <w:r>
-        <w:t xml:space="preserve">,</w:t>
-      </w:r>
-      <w:r>
-        <w:t xml:space="preserve"> </w:t>
-      </w:r>
-      <w:r>
-        <w:rPr>
-          <w:i/>
-          <w:iCs/>
-        </w:rPr>
-        <w:t xml:space="preserve">file integrity monitoring</w:t>
+        <w:t xml:space="preserve">wp-content/object-cache.php</w:t>
+      </w:r>
+      <w:r>
+        <w:t xml:space="preserve">) stores data across requests, significantly improving performance for database-heavy sites. See also:</w:t>
+      </w:r>
+      <w:r>
+        <w:t xml:space="preserve"> </w:t>
+      </w:r>
+      <w:r>
+        <w:rPr>
+          <w:i/>
+          <w:iCs/>
+        </w:rPr>
+        <w:t xml:space="preserve">transient</w:t>
       </w:r>
       <w:r>
         <w:t xml:space="preserve">.</w:t>
@@ -5725,530 +6640,6 @@
           <w:b/>
           <w:bCs/>
         </w:rPr>
-        <w:t xml:space="preserve">Information disclosure</w:t>
-      </w:r>
-      <w:r>
-        <w:t xml:space="preserve"> </w:t>
-      </w:r>
-      <w:r>
-        <w:t xml:space="preserve">— A vulnerability that allows an attacker to access data they are not authorized to view, such as usernames, file paths, configuration values, version numbers, or error messages. WordPress information disclosure vulnerabilities may expose usernames via the REST API, WordPress version information in HTML meta tags, or server configuration details. See also:</w:t>
-      </w:r>
-      <w:r>
-        <w:t xml:space="preserve"> </w:t>
-      </w:r>
-      <w:r>
-        <w:rPr>
-          <w:i/>
-          <w:iCs/>
-        </w:rPr>
-        <w:t xml:space="preserve">user enumeration</w:t>
-      </w:r>
-      <w:r>
-        <w:t xml:space="preserve">,</w:t>
-      </w:r>
-      <w:r>
-        <w:t xml:space="preserve"> </w:t>
-      </w:r>
-      <w:r>
-        <w:rPr>
-          <w:i/>
-          <w:iCs/>
-        </w:rPr>
-        <w:t xml:space="preserve">REST API</w:t>
-      </w:r>
-      <w:r>
-        <w:t xml:space="preserve">.</w:t>
-      </w:r>
-    </w:p>
-    <w:p>
-      <w:pPr>
-        <w:pStyle w:val="BodyText"/>
-      </w:pPr>
-      <w:r>
-        <w:rPr>
-          <w:b/>
-          <w:bCs/>
-        </w:rPr>
-        <w:t xml:space="preserve">Infostealer</w:t>
-      </w:r>
-      <w:r>
-        <w:t xml:space="preserve"> </w:t>
-      </w:r>
-      <w:r>
-        <w:t xml:space="preserve">— A category of malware designed to exfiltrate sensitive data from infected devices, including passwords, session cookies, browser data, and cryptocurrency wallets. Infostealers are a rapidly growing threat vector affecting all web platforms, including WordPress. The Verizon DBIR (2025) found that 30% of systems compromised by infostealers were enterprise-licensed devices, and that stolen credentials from infostealers were a significant driver of credential-based breaches.</w:t>
-      </w:r>
-    </w:p>
-    <w:p>
-      <w:pPr>
-        <w:pStyle w:val="BodyText"/>
-      </w:pPr>
-      <w:r>
-        <w:rPr>
-          <w:b/>
-          <w:bCs/>
-        </w:rPr>
-        <w:t xml:space="preserve">Insecure AI-generated code</w:t>
-      </w:r>
-      <w:r>
-        <w:t xml:space="preserve"> </w:t>
-      </w:r>
-      <w:r>
-        <w:t xml:space="preserve">— Code produced by LLMs or AI code-completion tools that contains security vulnerabilities because the model generated syntactically valid but insecure patterns—for example, missing input sanitization, improper use of</w:t>
-      </w:r>
-      <w:r>
-        <w:t xml:space="preserve"> </w:t>
-      </w:r>
-      <w:r>
-        <w:rPr>
-          <w:rStyle w:val="VerbatimChar"/>
-        </w:rPr>
-        <w:t xml:space="preserve">$wpdb-&gt;prepare()</w:t>
-      </w:r>
-      <w:r>
-        <w:t xml:space="preserve">, or hardcoded credentials. AI-generated code should undergo security review before deployment. See §3.5.</w:t>
-      </w:r>
-    </w:p>
-    <w:p>
-      <w:pPr>
-        <w:pStyle w:val="BodyText"/>
-      </w:pPr>
-      <w:r>
-        <w:rPr>
-          <w:b/>
-          <w:bCs/>
-        </w:rPr>
-        <w:t xml:space="preserve">IoC (Indicators of Compromise)</w:t>
-      </w:r>
-      <w:r>
-        <w:t xml:space="preserve"> </w:t>
-      </w:r>
-      <w:r>
-        <w:t xml:space="preserve">— Observable evidence that a system has been compromised, such as unexpected file modifications, unfamiliar user accounts, anomalous outbound network traffic, or known malicious file hashes. In WordPress, common IoCs include injected PHP files in plugin directories, unauthorized admin accounts, and modified core files.</w:t>
-      </w:r>
-    </w:p>
-    <w:p>
-      <w:pPr>
-        <w:pStyle w:val="BodyText"/>
-      </w:pPr>
-      <w:r>
-        <w:rPr>
-          <w:b/>
-          <w:bCs/>
-        </w:rPr>
-        <w:t xml:space="preserve">Local file inclusion (LFI) / Remote file inclusion (RFI)</w:t>
-      </w:r>
-      <w:r>
-        <w:t xml:space="preserve"> </w:t>
-      </w:r>
-      <w:r>
-        <w:t xml:space="preserve">— File inclusion vulnerabilities in which insecure use of PHP’s</w:t>
-      </w:r>
-      <w:r>
-        <w:t xml:space="preserve"> </w:t>
-      </w:r>
-      <w:r>
-        <w:rPr>
-          <w:rStyle w:val="VerbatimChar"/>
-        </w:rPr>
-        <w:t xml:space="preserve">include()</w:t>
-      </w:r>
-      <w:r>
-        <w:t xml:space="preserve"> </w:t>
-      </w:r>
-      <w:r>
-        <w:t xml:space="preserve">or</w:t>
-      </w:r>
-      <w:r>
-        <w:t xml:space="preserve"> </w:t>
-      </w:r>
-      <w:r>
-        <w:rPr>
-          <w:rStyle w:val="VerbatimChar"/>
-        </w:rPr>
-        <w:t xml:space="preserve">require()</w:t>
-      </w:r>
-      <w:r>
-        <w:t xml:space="preserve"> </w:t>
-      </w:r>
-      <w:r>
-        <w:t xml:space="preserve">with user-supplied input allows an attacker to load and execute a local server file (LFI) or a remote attacker-controlled file (RFI). Exploitation can lead to information disclosure or arbitrary code execution. A recurring vulnerability class in WordPress plugins and themes.</w:t>
-      </w:r>
-    </w:p>
-    <w:p>
-      <w:pPr>
-        <w:pStyle w:val="BodyText"/>
-      </w:pPr>
-      <w:r>
-        <w:rPr>
-          <w:b/>
-          <w:bCs/>
-        </w:rPr>
-        <w:t xml:space="preserve">Malware</w:t>
-      </w:r>
-      <w:r>
-        <w:t xml:space="preserve"> </w:t>
-      </w:r>
-      <w:r>
-        <w:t xml:space="preserve">— Malicious software designed to disrupt, damage, or gain unauthorized access to a system. In WordPress, malware commonly takes the form of injected PHP backdoors, JavaScript redirects, SEO spam injections, cryptominers, and phishing pages hosted in the uploads directory. See also: infostealer.</w:t>
-      </w:r>
-    </w:p>
-    <w:p>
-      <w:pPr>
-        <w:pStyle w:val="BodyText"/>
-      </w:pPr>
-      <w:r>
-        <w:rPr>
-          <w:b/>
-          <w:bCs/>
-        </w:rPr>
-        <w:t xml:space="preserve">Malware signature</w:t>
-      </w:r>
-      <w:r>
-        <w:t xml:space="preserve"> </w:t>
-      </w:r>
-      <w:r>
-        <w:t xml:space="preserve">— A unique byte pattern, hash, or string used to identify a known piece of malicious software. Signature-based detection matches files or code against a database of known malicious patterns. WordPress security scanners use malware signatures to detect injected backdoors, JavaScript redirects, and other threat patterns. See also:</w:t>
-      </w:r>
-      <w:r>
-        <w:t xml:space="preserve"> </w:t>
-      </w:r>
-      <w:r>
-        <w:rPr>
-          <w:i/>
-          <w:iCs/>
-        </w:rPr>
-        <w:t xml:space="preserve">malware</w:t>
-      </w:r>
-      <w:r>
-        <w:t xml:space="preserve">,</w:t>
-      </w:r>
-      <w:r>
-        <w:t xml:space="preserve"> </w:t>
-      </w:r>
-      <w:r>
-        <w:rPr>
-          <w:i/>
-          <w:iCs/>
-        </w:rPr>
-        <w:t xml:space="preserve">file integrity monitoring</w:t>
-      </w:r>
-      <w:r>
-        <w:t xml:space="preserve">,</w:t>
-      </w:r>
-      <w:r>
-        <w:t xml:space="preserve"> </w:t>
-      </w:r>
-      <w:r>
-        <w:rPr>
-          <w:i/>
-          <w:iCs/>
-        </w:rPr>
-        <w:t xml:space="preserve">anomaly detection</w:t>
-      </w:r>
-      <w:r>
-        <w:t xml:space="preserve">.</w:t>
-      </w:r>
-    </w:p>
-    <w:p>
-      <w:pPr>
-        <w:pStyle w:val="BodyText"/>
-      </w:pPr>
-      <w:r>
-        <w:rPr>
-          <w:b/>
-          <w:bCs/>
-        </w:rPr>
-        <w:t xml:space="preserve">ModSecurity</w:t>
-      </w:r>
-      <w:r>
-        <w:t xml:space="preserve"> </w:t>
-      </w:r>
-      <w:r>
-        <w:t xml:space="preserve">— An open-source web application firewall (WAF) module for Apache, Nginx, and IIS that inspects and filters HTTP requests based on configurable rule sets. Represents the server-level WAF tier in WordPress deployments. See also:</w:t>
-      </w:r>
-      <w:r>
-        <w:t xml:space="preserve"> </w:t>
-      </w:r>
-      <w:r>
-        <w:rPr>
-          <w:i/>
-          <w:iCs/>
-        </w:rPr>
-        <w:t xml:space="preserve">WAF</w:t>
-      </w:r>
-      <w:r>
-        <w:t xml:space="preserve">,</w:t>
-      </w:r>
-      <w:r>
-        <w:t xml:space="preserve"> </w:t>
-      </w:r>
-      <w:r>
-        <w:rPr>
-          <w:i/>
-          <w:iCs/>
-        </w:rPr>
-        <w:t xml:space="preserve">virtual patching</w:t>
-      </w:r>
-      <w:r>
-        <w:t xml:space="preserve">.</w:t>
-      </w:r>
-    </w:p>
-    <w:p>
-      <w:pPr>
-        <w:pStyle w:val="BodyText"/>
-      </w:pPr>
-      <w:r>
-        <w:rPr>
-          <w:b/>
-          <w:bCs/>
-        </w:rPr>
-        <w:t xml:space="preserve">Multisite</w:t>
-      </w:r>
-      <w:r>
-        <w:t xml:space="preserve"> </w:t>
-      </w:r>
-      <w:r>
-        <w:t xml:space="preserve">— A WordPress feature that allows multiple sites to be run from a single WordPress installation, sharing the same database and file system. Security considerations differ from single-site installations, particularly around user roles and network-level settings.</w:t>
-      </w:r>
-    </w:p>
-    <w:p>
-      <w:pPr>
-        <w:pStyle w:val="BodyText"/>
-      </w:pPr>
-      <w:r>
-        <w:rPr>
-          <w:b/>
-          <w:bCs/>
-        </w:rPr>
-        <w:t xml:space="preserve">mu-plugin (must-use plugin)</w:t>
-      </w:r>
-      <w:r>
-        <w:t xml:space="preserve"> </w:t>
-      </w:r>
-      <w:r>
-        <w:t xml:space="preserve">— A WordPress plugin placed in the</w:t>
-      </w:r>
-      <w:r>
-        <w:t xml:space="preserve"> </w:t>
-      </w:r>
-      <w:r>
-        <w:rPr>
-          <w:rStyle w:val="VerbatimChar"/>
-        </w:rPr>
-        <w:t xml:space="preserve">wp-content/mu-plugins/</w:t>
-      </w:r>
-      <w:r>
-        <w:t xml:space="preserve"> </w:t>
-      </w:r>
-      <w:r>
-        <w:t xml:space="preserve">directory that loads automatically on every page request and cannot be deactivated through the Dashboard. Must-use plugins are commonly used for security hardening (e.g., disabling XML-RPC, restricting REST API endpoints, enforcing security headers) because they cannot be inadvertently disabled by administrators. They do not receive automatic updates and must be maintained manually or through a deployment pipeline. See also:</w:t>
-      </w:r>
-      <w:r>
-        <w:t xml:space="preserve"> </w:t>
-      </w:r>
-      <w:r>
-        <w:rPr>
-          <w:i/>
-          <w:iCs/>
-        </w:rPr>
-        <w:t xml:space="preserve">plugin</w:t>
-      </w:r>
-      <w:r>
-        <w:t xml:space="preserve">.</w:t>
-      </w:r>
-    </w:p>
-    <w:p>
-      <w:pPr>
-        <w:pStyle w:val="BodyText"/>
-      </w:pPr>
-      <w:r>
-        <w:rPr>
-          <w:b/>
-          <w:bCs/>
-        </w:rPr>
-        <w:t xml:space="preserve">NIST SP 800-53</w:t>
-      </w:r>
-      <w:r>
-        <w:t xml:space="preserve"> </w:t>
-      </w:r>
-      <w:r>
-        <w:t xml:space="preserve">— A NIST publication (</w:t>
-      </w:r>
-      <w:r>
-        <w:rPr>
-          <w:i/>
-          <w:iCs/>
-        </w:rPr>
-        <w:t xml:space="preserve">Security and Privacy Controls for Information Systems and Organizations</w:t>
-      </w:r>
-      <w:r>
-        <w:t xml:space="preserve">) providing a comprehensive catalog of security and privacy controls. Individual controls are cited as identifiers such as</w:t>
-      </w:r>
-      <w:r>
-        <w:t xml:space="preserve"> </w:t>
-      </w:r>
-      <w:r>
-        <w:rPr>
-          <w:rStyle w:val="VerbatimChar"/>
-        </w:rPr>
-        <w:t xml:space="preserve">IA-2(1)</w:t>
-      </w:r>
-      <w:r>
-        <w:t xml:space="preserve"> </w:t>
-      </w:r>
-      <w:r>
-        <w:t xml:space="preserve">(Identification and Authentication — Multi-Factor Authentication for Privileged Accounts). Referenced in compliance discussions for enterprise WordPress deployments.</w:t>
-      </w:r>
-    </w:p>
-    <w:p>
-      <w:pPr>
-        <w:pStyle w:val="BodyText"/>
-      </w:pPr>
-      <w:r>
-        <w:rPr>
-          <w:b/>
-          <w:bCs/>
-        </w:rPr>
-        <w:t xml:space="preserve">Nonce</w:t>
-      </w:r>
-      <w:r>
-        <w:t xml:space="preserve"> </w:t>
-      </w:r>
-      <w:r>
-        <w:t xml:space="preserve">— In WordPress, a</w:t>
-      </w:r>
-      <w:r>
-        <w:t xml:space="preserve"> </w:t>
-      </w:r>
-      <w:r>
-        <w:t xml:space="preserve">“number used once”</w:t>
-      </w:r>
-      <w:r>
-        <w:t xml:space="preserve">—a cryptographic token used to verify that a request originates from a legitimate, authenticated user and is tied to a specific action. Nonces protect against CSRF attacks. Note: despite the name, WordPress nonces are not single-use; they remain valid for a time window (up to 24 hours, in two 12-hour ticks). This is a frequent source of confusion for developers and auditors.</w:t>
-      </w:r>
-    </w:p>
-    <w:p>
-      <w:pPr>
-        <w:pStyle w:val="BodyText"/>
-      </w:pPr>
-      <w:r>
-        <w:rPr>
-          <w:b/>
-          <w:bCs/>
-        </w:rPr>
-        <w:t xml:space="preserve">npm</w:t>
-      </w:r>
-      <w:r>
-        <w:t xml:space="preserve"> </w:t>
-      </w:r>
-      <w:r>
-        <w:t xml:space="preserve">— The Node Package Manager; a package registry and command-line tool for JavaScript and Node.js projects. Used in modern WordPress theme and plugin development to manage build-time dependencies. npm dependency chains are a supply chain attack vector. See also:</w:t>
-      </w:r>
-      <w:r>
-        <w:t xml:space="preserve"> </w:t>
-      </w:r>
-      <w:r>
-        <w:rPr>
-          <w:i/>
-          <w:iCs/>
-        </w:rPr>
-        <w:t xml:space="preserve">Composer</w:t>
-      </w:r>
-      <w:r>
-        <w:t xml:space="preserve">,</w:t>
-      </w:r>
-      <w:r>
-        <w:t xml:space="preserve"> </w:t>
-      </w:r>
-      <w:r>
-        <w:rPr>
-          <w:i/>
-          <w:iCs/>
-        </w:rPr>
-        <w:t xml:space="preserve">dependency confusion</w:t>
-      </w:r>
-      <w:r>
-        <w:t xml:space="preserve">,</w:t>
-      </w:r>
-      <w:r>
-        <w:t xml:space="preserve"> </w:t>
-      </w:r>
-      <w:r>
-        <w:rPr>
-          <w:i/>
-          <w:iCs/>
-        </w:rPr>
-        <w:t xml:space="preserve">build pipeline</w:t>
-      </w:r>
-      <w:r>
-        <w:t xml:space="preserve">,</w:t>
-      </w:r>
-      <w:r>
-        <w:t xml:space="preserve"> </w:t>
-      </w:r>
-      <w:r>
-        <w:rPr>
-          <w:i/>
-          <w:iCs/>
-        </w:rPr>
-        <w:t xml:space="preserve">SBOM</w:t>
-      </w:r>
-      <w:r>
-        <w:t xml:space="preserve">.</w:t>
-      </w:r>
-    </w:p>
-    <w:p>
-      <w:pPr>
-        <w:pStyle w:val="BodyText"/>
-      </w:pPr>
-      <w:r>
-        <w:rPr>
-          <w:b/>
-          <w:bCs/>
-        </w:rPr>
-        <w:t xml:space="preserve">Object cache</w:t>
-      </w:r>
-      <w:r>
-        <w:t xml:space="preserve"> </w:t>
-      </w:r>
-      <w:r>
-        <w:t xml:space="preserve">— A server-side caching layer that stores frequently queried data in memory to reduce database load. WordPress includes a built-in object cache that persists only for the duration of a single page request. A persistent object cache (backed by Redis or Memcached via a drop-in plugin at</w:t>
-      </w:r>
-      <w:r>
-        <w:t xml:space="preserve"> </w:t>
-      </w:r>
-      <w:r>
-        <w:rPr>
-          <w:rStyle w:val="VerbatimChar"/>
-        </w:rPr>
-        <w:t xml:space="preserve">wp-content/object-cache.php</w:t>
-      </w:r>
-      <w:r>
-        <w:t xml:space="preserve">) stores data across requests, significantly improving performance for database-heavy sites. See also:</w:t>
-      </w:r>
-      <w:r>
-        <w:t xml:space="preserve"> </w:t>
-      </w:r>
-      <w:r>
-        <w:rPr>
-          <w:i/>
-          <w:iCs/>
-        </w:rPr>
-        <w:t xml:space="preserve">transient</w:t>
-      </w:r>
-      <w:r>
-        <w:t xml:space="preserve">.</w:t>
-      </w:r>
-    </w:p>
-    <w:p>
-      <w:pPr>
-        <w:pStyle w:val="BodyText"/>
-      </w:pPr>
-      <w:r>
-        <w:rPr>
-          <w:b/>
-          <w:bCs/>
-        </w:rPr>
         <w:t xml:space="preserve">OWASP Top 10</w:t>
       </w:r>
       <w:r>
@@ -6260,7 +6651,7 @@
       <w:r>
         <w:t xml:space="preserve"> </w:t>
       </w:r>
-      <w:hyperlink r:id="rId53">
+      <w:hyperlink r:id="rId54">
         <w:r>
           <w:rPr>
             <w:rStyle w:val="Hyperlink"/>
@@ -6447,6 +6838,24 @@
           <w:b/>
           <w:bCs/>
         </w:rPr>
+        <w:t xml:space="preserve">PHP-FPM (FastCGI Process Manager)</w:t>
+      </w:r>
+      <w:r>
+        <w:t xml:space="preserve"> </w:t>
+      </w:r>
+      <w:r>
+        <w:t xml:space="preserve">— The PHP process manager used in LEMP/LAMP stacks that manages PHP worker processes handling WordPress page requests via FastCGI. The recommended PHP execution mode for production WordPress deployments, providing process isolation, per-pool configuration, and better resource management than alternatives such as mod_php.</w:t>
+      </w:r>
+    </w:p>
+    <w:p>
+      <w:pPr>
+        <w:pStyle w:val="BodyText"/>
+      </w:pPr>
+      <w:r>
+        <w:rPr>
+          <w:b/>
+          <w:bCs/>
+        </w:rPr>
         <w:t xml:space="preserve">phpass</w:t>
       </w:r>
       <w:r>
@@ -6701,6 +7110,63 @@
           <w:b/>
           <w:bCs/>
         </w:rPr>
+        <w:t xml:space="preserve">Ransomware</w:t>
+      </w:r>
+      <w:r>
+        <w:t xml:space="preserve"> </w:t>
+      </w:r>
+      <w:r>
+        <w:t xml:space="preserve">— A category of malware that encrypts a victim’s files, databases, or systems and demands payment for the decryption key. WordPress sites may serve as initial access vectors for ransomware deployment against broader organizational infrastructure. Backup integrity, tested recovery procedures, and incident response capabilities are the primary defenses. The Verizon DBIR (2025) found ransomware present in 44% of breaches. See also:</w:t>
+      </w:r>
+      <w:r>
+        <w:t xml:space="preserve"> </w:t>
+      </w:r>
+      <w:r>
+        <w:rPr>
+          <w:i/>
+          <w:iCs/>
+        </w:rPr>
+        <w:t xml:space="preserve">malware</w:t>
+      </w:r>
+      <w:r>
+        <w:t xml:space="preserve">,</w:t>
+      </w:r>
+      <w:r>
+        <w:t xml:space="preserve"> </w:t>
+      </w:r>
+      <w:r>
+        <w:rPr>
+          <w:i/>
+          <w:iCs/>
+        </w:rPr>
+        <w:t xml:space="preserve">incident response</w:t>
+      </w:r>
+      <w:r>
+        <w:t xml:space="preserve">,</w:t>
+      </w:r>
+      <w:r>
+        <w:t xml:space="preserve"> </w:t>
+      </w:r>
+      <w:r>
+        <w:rPr>
+          <w:i/>
+          <w:iCs/>
+        </w:rPr>
+        <w:t xml:space="preserve">resilience</w:t>
+      </w:r>
+      <w:r>
+        <w:t xml:space="preserve">.</w:t>
+      </w:r>
+    </w:p>
+    <w:p>
+      <w:pPr>
+        <w:pStyle w:val="BodyText"/>
+      </w:pPr>
+      <w:r>
+        <w:rPr>
+          <w:b/>
+          <w:bCs/>
+        </w:rPr>
         <w:t xml:space="preserve">Rate limiting</w:t>
       </w:r>
       <w:r>
@@ -7010,6 +7476,50 @@
           <w:b/>
           <w:bCs/>
         </w:rPr>
+        <w:t xml:space="preserve">SIEM (Security Information and Event Management)</w:t>
+      </w:r>
+      <w:r>
+        <w:t xml:space="preserve"> </w:t>
+      </w:r>
+      <w:r>
+        <w:t xml:space="preserve">— A centralized platform that aggregates, correlates, and alerts on security event data from multiple sources — including WordPress audit logs, web server logs, and WAF events. Commonly used in enterprise WordPress deployments for compliance monitoring and incident detection. See also:</w:t>
+      </w:r>
+      <w:r>
+        <w:t xml:space="preserve"> </w:t>
+      </w:r>
+      <w:r>
+        <w:rPr>
+          <w:i/>
+          <w:iCs/>
+        </w:rPr>
+        <w:t xml:space="preserve">audit logging</w:t>
+      </w:r>
+      <w:r>
+        <w:t xml:space="preserve">,</w:t>
+      </w:r>
+      <w:r>
+        <w:t xml:space="preserve"> </w:t>
+      </w:r>
+      <w:r>
+        <w:rPr>
+          <w:i/>
+          <w:iCs/>
+        </w:rPr>
+        <w:t xml:space="preserve">incident response</w:t>
+      </w:r>
+      <w:r>
+        <w:t xml:space="preserve">.</w:t>
+      </w:r>
+    </w:p>
+    <w:p>
+      <w:pPr>
+        <w:pStyle w:val="BodyText"/>
+      </w:pPr>
+      <w:r>
+        <w:rPr>
+          <w:b/>
+          <w:bCs/>
+        </w:rPr>
         <w:t xml:space="preserve">Shadow AI</w:t>
       </w:r>
       <w:r>
@@ -7046,6 +7556,50 @@
           <w:b/>
           <w:bCs/>
         </w:rPr>
+        <w:t xml:space="preserve">SIM-swapping</w:t>
+      </w:r>
+      <w:r>
+        <w:t xml:space="preserve"> </w:t>
+      </w:r>
+      <w:r>
+        <w:t xml:space="preserve">— A social engineering attack in which a threat actor convinces a mobile carrier to transfer a victim’s phone number to an attacker-controlled SIM card, enabling interception of SMS one-time codes and bypassing SMS-based 2FA. The primary reason SMS-based 2FA is not recommended for WordPress administrator accounts. See also:</w:t>
+      </w:r>
+      <w:r>
+        <w:t xml:space="preserve"> </w:t>
+      </w:r>
+      <w:r>
+        <w:rPr>
+          <w:i/>
+          <w:iCs/>
+        </w:rPr>
+        <w:t xml:space="preserve">TOTP</w:t>
+      </w:r>
+      <w:r>
+        <w:t xml:space="preserve">,</w:t>
+      </w:r>
+      <w:r>
+        <w:t xml:space="preserve"> </w:t>
+      </w:r>
+      <w:r>
+        <w:rPr>
+          <w:i/>
+          <w:iCs/>
+        </w:rPr>
+        <w:t xml:space="preserve">Passkey / WebAuthn</w:t>
+      </w:r>
+      <w:r>
+        <w:t xml:space="preserve">.</w:t>
+      </w:r>
+    </w:p>
+    <w:p>
+      <w:pPr>
+        <w:pStyle w:val="BodyText"/>
+      </w:pPr>
+      <w:r>
+        <w:rPr>
+          <w:b/>
+          <w:bCs/>
+        </w:rPr>
         <w:t xml:space="preserve">Severity rating</w:t>
       </w:r>
       <w:r>
@@ -7106,6 +7660,51 @@
       </w:r>
       <w:r>
         <w:t xml:space="preserve">— System and Organization Controls 2. An assurance framework for evaluating an organization’s controls related to the AICPA Trust Services Criteria: Security, Availability, Processing Integrity, Confidentiality, and Privacy. SOC 2 results are delivered as an attestation report (commonly Type I or Type II) covering a defined system scope and time period.</w:t>
+      </w:r>
+    </w:p>
+    <w:p>
+      <w:pPr>
+        <w:pStyle w:val="BodyText"/>
+      </w:pPr>
+      <w:r>
+        <w:rPr>
+          <w:b/>
+          <w:bCs/>
+        </w:rPr>
+        <w:t xml:space="preserve">Snuffleupagus</w:t>
+      </w:r>
+      <w:r>
+        <w:t xml:space="preserve"> </w:t>
+      </w:r>
+      <w:r>
+        <w:t xml:space="preserve">— An open-source PHP security extension that provides hardening controls — including safe alternatives for</w:t>
+      </w:r>
+      <w:r>
+        <w:t xml:space="preserve"> </w:t>
+      </w:r>
+      <w:r>
+        <w:rPr>
+          <w:rStyle w:val="VerbatimChar"/>
+        </w:rPr>
+        <w:t xml:space="preserve">eval()</w:t>
+      </w:r>
+      <w:r>
+        <w:t xml:space="preserve">, enforced type checking, and cookie protection — that PHP’s</w:t>
+      </w:r>
+      <w:r>
+        <w:t xml:space="preserve"> </w:t>
+      </w:r>
+      <w:r>
+        <w:rPr>
+          <w:rStyle w:val="VerbatimChar"/>
+        </w:rPr>
+        <w:t xml:space="preserve">disable_functions</w:t>
+      </w:r>
+      <w:r>
+        <w:t xml:space="preserve"> </w:t>
+      </w:r>
+      <w:r>
+        <w:t xml:space="preserve">directive cannot achieve. Referenced as a Level 2 hardening option in the Benchmark for high-security WordPress environments.</w:t>
       </w:r>
     </w:p>
     <w:p>
@@ -7610,6 +8209,48 @@
           <w:b/>
           <w:bCs/>
         </w:rPr>
+        <w:t xml:space="preserve">UFW (Uncomplicated Firewall)</w:t>
+      </w:r>
+      <w:r>
+        <w:t xml:space="preserve"> </w:t>
+      </w:r>
+      <w:r>
+        <w:t xml:space="preserve">— The host-based firewall management tool for Ubuntu/Debian Linux servers, used to restrict inbound network traffic to WordPress production servers (typically allowing only ports 80, 443, and SSH). Provides a simplified interface to</w:t>
+      </w:r>
+      <w:r>
+        <w:t xml:space="preserve"> </w:t>
+      </w:r>
+      <w:r>
+        <w:rPr>
+          <w:rStyle w:val="VerbatimChar"/>
+        </w:rPr>
+        <w:t xml:space="preserve">iptables</w:t>
+      </w:r>
+      <w:r>
+        <w:t xml:space="preserve">/</w:t>
+      </w:r>
+      <w:r>
+        <w:rPr>
+          <w:rStyle w:val="VerbatimChar"/>
+        </w:rPr>
+        <w:t xml:space="preserve">nftables</w:t>
+      </w:r>
+      <w:r>
+        <w:t xml:space="preserve"> </w:t>
+      </w:r>
+      <w:r>
+        <w:t xml:space="preserve">rules.</w:t>
+      </w:r>
+    </w:p>
+    <w:p>
+      <w:pPr>
+        <w:pStyle w:val="BodyText"/>
+      </w:pPr>
+      <w:r>
+        <w:rPr>
+          <w:b/>
+          <w:bCs/>
+        </w:rPr>
         <w:t xml:space="preserve">User enumeration</w:t>
       </w:r>
       <w:r>
@@ -7854,11 +8495,247 @@
       </w:r>
       <w:r>
         <w:rPr>
+          <w:i/>
+          <w:iCs/>
+        </w:rPr>
+        <w:t xml:space="preserve">wp-login.php</w:t>
+      </w:r>
+      <w:r>
+        <w:t xml:space="preserve">.</w:t>
+      </w:r>
+    </w:p>
+    <w:p>
+      <w:pPr>
+        <w:pStyle w:val="BodyText"/>
+      </w:pPr>
+      <w:r>
+        <w:rPr>
+          <w:b/>
+          <w:bCs/>
+        </w:rPr>
+        <w:t xml:space="preserve">wp-config.php</w:t>
+      </w:r>
+      <w:r>
+        <w:t xml:space="preserve"> </w:t>
+      </w:r>
+      <w:r>
+        <w:t xml:space="preserve">— The primary WordPress configuration file, located in the site’s root directory (or one level above). Contains database credentials, authentication keys, and security constants. File permissions should be restricted to the minimum the deployment requires — typically owner-read-only (</w:t>
+      </w:r>
+      <w:r>
+        <w:rPr>
           <w:rStyle w:val="VerbatimChar"/>
         </w:rPr>
+        <w:t xml:space="preserve">400</w:t>
+      </w:r>
+      <w:r>
+        <w:t xml:space="preserve"> </w:t>
+      </w:r>
+      <w:r>
+        <w:t xml:space="preserve">or</w:t>
+      </w:r>
+      <w:r>
+        <w:t xml:space="preserve"> </w:t>
+      </w:r>
+      <w:r>
+        <w:rPr>
+          <w:rStyle w:val="VerbatimChar"/>
+        </w:rPr>
+        <w:t xml:space="preserve">440</w:t>
+      </w:r>
+      <w:r>
+        <w:t xml:space="preserve">) as the preferred steady state, with</w:t>
+      </w:r>
+      <w:r>
+        <w:t xml:space="preserve"> </w:t>
+      </w:r>
+      <w:r>
+        <w:rPr>
+          <w:rStyle w:val="VerbatimChar"/>
+        </w:rPr>
+        <w:t xml:space="preserve">600</w:t>
+      </w:r>
+      <w:r>
+        <w:t xml:space="preserve"> </w:t>
+      </w:r>
+      <w:r>
+        <w:t xml:space="preserve">or</w:t>
+      </w:r>
+      <w:r>
+        <w:t xml:space="preserve"> </w:t>
+      </w:r>
+      <w:r>
+        <w:rPr>
+          <w:rStyle w:val="VerbatimChar"/>
+        </w:rPr>
+        <w:t xml:space="preserve">640</w:t>
+      </w:r>
+      <w:r>
+        <w:t xml:space="preserve"> </w:t>
+      </w:r>
+      <w:r>
+        <w:t xml:space="preserve">used only when deployment automation requires write access. See §3.7 for guidance on writing about context-dependent configurations.</w:t>
+      </w:r>
+    </w:p>
+    <w:p>
+      <w:pPr>
+        <w:pStyle w:val="BodyText"/>
+      </w:pPr>
+      <w:r>
+        <w:rPr>
+          <w:b/>
+          <w:bCs/>
+        </w:rPr>
+        <w:t xml:space="preserve">WP-CLI</w:t>
+      </w:r>
+      <w:r>
+        <w:t xml:space="preserve"> </w:t>
+      </w:r>
+      <w:r>
+        <w:t xml:space="preserve">— The official command-line interface for WordPress. WP-CLI allows administrators to manage WordPress installations without a web browser — performing tasks such as updating plugins, managing users, running database operations, and verifying file integrity (</w:t>
+      </w:r>
+      <w:r>
+        <w:rPr>
+          <w:rStyle w:val="VerbatimChar"/>
+        </w:rPr>
+        <w:t xml:space="preserve">wp checksum core</w:t>
+      </w:r>
+      <w:r>
+        <w:t xml:space="preserve">). Always written as</w:t>
+      </w:r>
+      <w:r>
+        <w:t xml:space="preserve"> </w:t>
+      </w:r>
+      <w:r>
+        <w:t xml:space="preserve">“WP-CLI”</w:t>
+      </w:r>
+      <w:r>
+        <w:t xml:space="preserve"> </w:t>
+      </w:r>
+      <w:r>
+        <w:t xml:space="preserve">(hyphenated, all caps). See also:</w:t>
+      </w:r>
+      <w:r>
+        <w:t xml:space="preserve"> </w:t>
+      </w:r>
+      <w:r>
+        <w:rPr>
+          <w:i/>
+          <w:iCs/>
+        </w:rPr>
+        <w:t xml:space="preserve">wp-admin</w:t>
+      </w:r>
+      <w:r>
+        <w:t xml:space="preserve">.</w:t>
+      </w:r>
+    </w:p>
+    <w:p>
+      <w:pPr>
+        <w:pStyle w:val="BodyText"/>
+      </w:pPr>
+      <w:r>
+        <w:rPr>
+          <w:b/>
+          <w:bCs/>
+        </w:rPr>
+        <w:t xml:space="preserve">WP-Cron</w:t>
+      </w:r>
+      <w:r>
+        <w:t xml:space="preserve"> </w:t>
+      </w:r>
+      <w:r>
+        <w:t xml:space="preserve">— WordPress’s built-in task scheduling system, which triggers scheduled events (such as publishing scheduled posts, checking for updates, and running cleanup tasks) on page load rather than at fixed intervals. Because WP-Cron depends on site traffic, it may fire late on low-traffic sites or cause performance issues on high-traffic sites. The recommended hardening approach is to disable WP-Cron (</w:t>
+      </w:r>
+      <w:r>
+        <w:rPr>
+          <w:rStyle w:val="VerbatimChar"/>
+        </w:rPr>
+        <w:t xml:space="preserve">define( 'DISABLE_WP_CRON', true )</w:t>
+      </w:r>
+      <w:r>
+        <w:t xml:space="preserve"> </w:t>
+      </w:r>
+      <w:r>
+        <w:t xml:space="preserve">in</w:t>
+      </w:r>
+      <w:r>
+        <w:t xml:space="preserve"> </w:t>
+      </w:r>
+      <w:r>
+        <w:rPr>
+          <w:rStyle w:val="VerbatimChar"/>
+        </w:rPr>
+        <w:t xml:space="preserve">wp-config.php</w:t>
+      </w:r>
+      <w:r>
+        <w:t xml:space="preserve">) and replace it with a system-level cron job. Without the constant, a system cron runs in addition to page-load triggers rather than replacing them. See also:</w:t>
+      </w:r>
+      <w:r>
+        <w:t xml:space="preserve"> </w:t>
+      </w:r>
+      <w:r>
+        <w:rPr>
+          <w:i/>
+          <w:iCs/>
+        </w:rPr>
+        <w:t xml:space="preserve">wp-config.php</w:t>
+      </w:r>
+      <w:r>
+        <w:t xml:space="preserve">.</w:t>
+      </w:r>
+    </w:p>
+    <w:p>
+      <w:pPr>
+        <w:pStyle w:val="BodyText"/>
+      </w:pPr>
+      <w:r>
+        <w:rPr>
+          <w:b/>
+          <w:bCs/>
+        </w:rPr>
         <w:t xml:space="preserve">wp-login.php</w:t>
       </w:r>
       <w:r>
+        <w:t xml:space="preserve"> </w:t>
+      </w:r>
+      <w:r>
+        <w:t xml:space="preserve">— The WordPress login form file and URL endpoint (e.g.,</w:t>
+      </w:r>
+      <w:r>
+        <w:t xml:space="preserve"> </w:t>
+      </w:r>
+      <w:r>
+        <w:rPr>
+          <w:rStyle w:val="VerbatimChar"/>
+        </w:rPr>
+        <w:t xml:space="preserve">https://example.com/wp-login.php</w:t>
+      </w:r>
+      <w:r>
+        <w:t xml:space="preserve">). A frequent target for brute-force attacks. Mitigated by rate limiting, 2FA, CAPTCHA, and IP allowlisting. Always written in monospace. See also:</w:t>
+      </w:r>
+      <w:r>
+        <w:t xml:space="preserve"> </w:t>
+      </w:r>
+      <w:r>
+        <w:rPr>
+          <w:i/>
+          <w:iCs/>
+        </w:rPr>
+        <w:t xml:space="preserve">brute-force attack</w:t>
+      </w:r>
+      <w:r>
+        <w:t xml:space="preserve">,</w:t>
+      </w:r>
+      <w:r>
+        <w:t xml:space="preserve"> </w:t>
+      </w:r>
+      <w:r>
+        <w:rPr>
+          <w:i/>
+          <w:iCs/>
+        </w:rPr>
+        <w:t xml:space="preserve">wp-admin</w:t>
+      </w:r>
+      <w:r>
         <w:t xml:space="preserve">.</w:t>
       </w:r>
     </w:p>
@@ -7871,22 +8748,219 @@
           <w:b/>
           <w:bCs/>
         </w:rPr>
+        <w:t xml:space="preserve">xmlrpc.php</w:t>
+      </w:r>
+      <w:r>
+        <w:t xml:space="preserve"> </w:t>
+      </w:r>
+      <w:r>
+        <w:t xml:space="preserve">— The file implementing the XML-RPC interface in WordPress, located at the site root. A frequent target for brute-force amplification attacks (the</w:t>
+      </w:r>
+      <w:r>
+        <w:t xml:space="preserve"> </w:t>
+      </w:r>
+      <w:r>
+        <w:rPr>
+          <w:rStyle w:val="VerbatimChar"/>
+        </w:rPr>
+        <w:t xml:space="preserve">system.multicall</w:t>
+      </w:r>
+      <w:r>
+        <w:t xml:space="preserve"> </w:t>
+      </w:r>
+      <w:r>
+        <w:t xml:space="preserve">method allows batching multiple login attempts per request). Modern WordPress configurations disable this endpoint at the web server level or via a must-use plugin (</w:t>
+      </w:r>
+      <w:r>
+        <w:rPr>
+          <w:rStyle w:val="VerbatimChar"/>
+        </w:rPr>
+        <w:t xml:space="preserve">add_filter( 'xmlrpc_enabled', '__return_false' )</w:t>
+      </w:r>
+      <w:r>
+        <w:t xml:space="preserve">). Note:</w:t>
+      </w:r>
+      <w:r>
+        <w:t xml:space="preserve"> </w:t>
+      </w:r>
+      <w:r>
+        <w:rPr>
+          <w:rStyle w:val="VerbatimChar"/>
+        </w:rPr>
+        <w:t xml:space="preserve">XMLRPC_REQUEST</w:t>
+      </w:r>
+      <w:r>
+        <w:t xml:space="preserve"> </w:t>
+      </w:r>
+      <w:r>
+        <w:t xml:space="preserve">is a read-only internal constant that WordPress sets during XML-RPC processing — it cannot be used in</w:t>
+      </w:r>
+      <w:r>
+        <w:t xml:space="preserve"> </w:t>
+      </w:r>
+      <w:r>
+        <w:rPr>
+          <w:rStyle w:val="VerbatimChar"/>
+        </w:rPr>
         <w:t xml:space="preserve">wp-config.php</w:t>
       </w:r>
       <w:r>
         <w:t xml:space="preserve"> </w:t>
       </w:r>
       <w:r>
-        <w:t xml:space="preserve">— The primary WordPress configuration file, located in the site’s root directory (or one level above). Contains database credentials, authentication keys, and security constants. Should be restricted to file permission</w:t>
-      </w:r>
-      <w:r>
-        <w:t xml:space="preserve"> </w:t>
+        <w:t xml:space="preserve">to disable the feature. Always written in monospace. See also:</w:t>
+      </w:r>
+      <w:r>
+        <w:t xml:space="preserve"> </w:t>
+      </w:r>
+      <w:r>
+        <w:rPr>
+          <w:i/>
+          <w:iCs/>
+        </w:rPr>
+        <w:t xml:space="preserve">XML-RPC</w:t>
+      </w:r>
+      <w:r>
+        <w:t xml:space="preserve">,</w:t>
+      </w:r>
+      <w:r>
+        <w:t xml:space="preserve"> </w:t>
+      </w:r>
+      <w:r>
+        <w:rPr>
+          <w:i/>
+          <w:iCs/>
+        </w:rPr>
+        <w:t xml:space="preserve">XXE</w:t>
+      </w:r>
+      <w:r>
+        <w:t xml:space="preserve">.</w:t>
+      </w:r>
+    </w:p>
+    <w:p>
+      <w:pPr>
+        <w:pStyle w:val="BodyText"/>
+      </w:pPr>
+      <w:r>
+        <w:rPr>
+          <w:b/>
+          <w:bCs/>
+        </w:rPr>
+        <w:t xml:space="preserve">XML-RPC</w:t>
+      </w:r>
+      <w:r>
+        <w:t xml:space="preserve"> </w:t>
+      </w:r>
+      <w:r>
+        <w:t xml:space="preserve">— A legacy remote procedure call protocol in WordPress (</w:t>
       </w:r>
       <w:r>
         <w:rPr>
           <w:rStyle w:val="VerbatimChar"/>
         </w:rPr>
-        <w:t xml:space="preserve">600</w:t>
+        <w:t xml:space="preserve">xmlrpc.php</w:t>
+      </w:r>
+      <w:r>
+        <w:t xml:space="preserve">). Historically used for remote publishing and pingbacks, it is a common target for brute-force amplification attacks. WordPress core mitigates XXE attacks by disabling custom XML entity loading in the XML-RPC handler. Recommended to disable the endpoint entirely unless specifically required. See also:</w:t>
+      </w:r>
+      <w:r>
+        <w:t xml:space="preserve"> </w:t>
+      </w:r>
+      <w:r>
+        <w:rPr>
+          <w:i/>
+          <w:iCs/>
+        </w:rPr>
+        <w:t xml:space="preserve">XXE</w:t>
+      </w:r>
+      <w:r>
+        <w:t xml:space="preserve">.</w:t>
+      </w:r>
+    </w:p>
+    <w:p>
+      <w:pPr>
+        <w:pStyle w:val="BodyText"/>
+      </w:pPr>
+      <w:r>
+        <w:rPr>
+          <w:b/>
+          <w:bCs/>
+        </w:rPr>
+        <w:t xml:space="preserve">XXE (XML eXternal Entity)</w:t>
+      </w:r>
+      <w:r>
+        <w:t xml:space="preserve"> </w:t>
+      </w:r>
+      <w:r>
+        <w:t xml:space="preserve">— An attack against XML parsers that exploits external entity declarations to read local files, perform server-side request forgery, or cause denial of service through entity expansion (</w:t>
+      </w:r>
+      <w:r>
+        <w:t xml:space="preserve">“billion laughs”</w:t>
+      </w:r>
+      <w:r>
+        <w:t xml:space="preserve">). WordPress core mitigates XXE by disabling the loading of custom XML entities in its XML-RPC handler. Disabling XML-RPC entirely provides defense in depth. See also:</w:t>
+      </w:r>
+      <w:r>
+        <w:t xml:space="preserve"> </w:t>
+      </w:r>
+      <w:r>
+        <w:rPr>
+          <w:i/>
+          <w:iCs/>
+        </w:rPr>
+        <w:t xml:space="preserve">XML-RPC</w:t>
+      </w:r>
+      <w:r>
+        <w:t xml:space="preserve">,</w:t>
+      </w:r>
+      <w:r>
+        <w:t xml:space="preserve"> </w:t>
+      </w:r>
+      <w:r>
+        <w:rPr>
+          <w:i/>
+          <w:iCs/>
+        </w:rPr>
+        <w:t xml:space="preserve">xmlrpc.php</w:t>
+      </w:r>
+      <w:r>
+        <w:t xml:space="preserve">.</w:t>
+      </w:r>
+    </w:p>
+    <w:p>
+      <w:pPr>
+        <w:pStyle w:val="BodyText"/>
+      </w:pPr>
+      <w:r>
+        <w:rPr>
+          <w:b/>
+          <w:bCs/>
+        </w:rPr>
+        <w:t xml:space="preserve">Zero-day</w:t>
+      </w:r>
+      <w:r>
+        <w:t xml:space="preserve"> </w:t>
+      </w:r>
+      <w:r>
+        <w:t xml:space="preserve">— A vulnerability that is publicly unknown and unpatched—the vendor has had</w:t>
+      </w:r>
+      <w:r>
+        <w:t xml:space="preserve"> </w:t>
+      </w:r>
+      <w:r>
+        <w:t xml:space="preserve">“zero days”</w:t>
+      </w:r>
+      <w:r>
+        <w:t xml:space="preserve"> </w:t>
+      </w:r>
+      <w:r>
+        <w:t xml:space="preserve">to address it. In formal writing, prefer</w:t>
+      </w:r>
+      <w:r>
+        <w:t xml:space="preserve"> </w:t>
+      </w:r>
+      <w:r>
+        <w:t xml:space="preserve">“previously undisclosed vulnerability”</w:t>
       </w:r>
       <w:r>
         <w:t xml:space="preserve"> </w:t>
@@ -7898,409 +8972,6 @@
         <w:t xml:space="preserve"> </w:t>
       </w:r>
       <w:r>
-        <w:rPr>
-          <w:rStyle w:val="VerbatimChar"/>
-        </w:rPr>
-        <w:t xml:space="preserve">640</w:t>
-      </w:r>
-      <w:r>
-        <w:t xml:space="preserve">.</w:t>
-      </w:r>
-    </w:p>
-    <w:p>
-      <w:pPr>
-        <w:pStyle w:val="BodyText"/>
-      </w:pPr>
-      <w:r>
-        <w:rPr>
-          <w:b/>
-          <w:bCs/>
-        </w:rPr>
-        <w:t xml:space="preserve">WP-CLI</w:t>
-      </w:r>
-      <w:r>
-        <w:t xml:space="preserve"> </w:t>
-      </w:r>
-      <w:r>
-        <w:t xml:space="preserve">— The official command-line interface for WordPress. WP-CLI allows administrators to manage WordPress installations without a web browser — performing tasks such as updating plugins, managing users, running database operations, and verifying file integrity (</w:t>
-      </w:r>
-      <w:r>
-        <w:rPr>
-          <w:rStyle w:val="VerbatimChar"/>
-        </w:rPr>
-        <w:t xml:space="preserve">wp checksum core</w:t>
-      </w:r>
-      <w:r>
-        <w:t xml:space="preserve">). Always written as</w:t>
-      </w:r>
-      <w:r>
-        <w:t xml:space="preserve"> </w:t>
-      </w:r>
-      <w:r>
-        <w:t xml:space="preserve">“WP-CLI”</w:t>
-      </w:r>
-      <w:r>
-        <w:t xml:space="preserve"> </w:t>
-      </w:r>
-      <w:r>
-        <w:t xml:space="preserve">(hyphenated, all caps). See also:</w:t>
-      </w:r>
-      <w:r>
-        <w:t xml:space="preserve"> </w:t>
-      </w:r>
-      <w:r>
-        <w:rPr>
-          <w:i/>
-          <w:iCs/>
-        </w:rPr>
-        <w:t xml:space="preserve">wp-admin</w:t>
-      </w:r>
-      <w:r>
-        <w:t xml:space="preserve">.</w:t>
-      </w:r>
-    </w:p>
-    <w:p>
-      <w:pPr>
-        <w:pStyle w:val="BodyText"/>
-      </w:pPr>
-      <w:r>
-        <w:rPr>
-          <w:b/>
-          <w:bCs/>
-        </w:rPr>
-        <w:t xml:space="preserve">WP-Cron</w:t>
-      </w:r>
-      <w:r>
-        <w:t xml:space="preserve"> </w:t>
-      </w:r>
-      <w:r>
-        <w:t xml:space="preserve">— WordPress’s built-in task scheduling system, which triggers scheduled events (such as publishing scheduled posts, checking for updates, and running cleanup tasks) on page load rather than at fixed intervals. Because WP-Cron depends on site traffic, it may fire late on low-traffic sites or cause performance issues on high-traffic sites. The recommended hardening approach is to disable WP-Cron (</w:t>
-      </w:r>
-      <w:r>
-        <w:rPr>
-          <w:rStyle w:val="VerbatimChar"/>
-        </w:rPr>
-        <w:t xml:space="preserve">define( 'DISABLE_WP_CRON', true )</w:t>
-      </w:r>
-      <w:r>
-        <w:t xml:space="preserve"> </w:t>
-      </w:r>
-      <w:r>
-        <w:t xml:space="preserve">in</w:t>
-      </w:r>
-      <w:r>
-        <w:t xml:space="preserve"> </w:t>
-      </w:r>
-      <w:r>
-        <w:rPr>
-          <w:rStyle w:val="VerbatimChar"/>
-        </w:rPr>
-        <w:t xml:space="preserve">wp-config.php</w:t>
-      </w:r>
-      <w:r>
-        <w:t xml:space="preserve">) and replace it with a system-level cron job. Without the constant, a system cron runs in addition to page-load triggers rather than replacing them. See also:</w:t>
-      </w:r>
-      <w:r>
-        <w:t xml:space="preserve"> </w:t>
-      </w:r>
-      <w:r>
-        <w:rPr>
-          <w:i/>
-          <w:iCs/>
-        </w:rPr>
-        <w:t xml:space="preserve">wp-config.php</w:t>
-      </w:r>
-      <w:r>
-        <w:t xml:space="preserve">.</w:t>
-      </w:r>
-    </w:p>
-    <w:p>
-      <w:pPr>
-        <w:pStyle w:val="BodyText"/>
-      </w:pPr>
-      <w:r>
-        <w:rPr>
-          <w:b/>
-          <w:bCs/>
-        </w:rPr>
-        <w:t xml:space="preserve">wp-login.php</w:t>
-      </w:r>
-      <w:r>
-        <w:t xml:space="preserve"> </w:t>
-      </w:r>
-      <w:r>
-        <w:t xml:space="preserve">— The WordPress login form file and URL endpoint (e.g.,</w:t>
-      </w:r>
-      <w:r>
-        <w:t xml:space="preserve"> </w:t>
-      </w:r>
-      <w:r>
-        <w:rPr>
-          <w:rStyle w:val="VerbatimChar"/>
-        </w:rPr>
-        <w:t xml:space="preserve">https://example.com/wp-login.php</w:t>
-      </w:r>
-      <w:r>
-        <w:t xml:space="preserve">). A frequent target for brute-force attacks. Mitigated by rate limiting, 2FA, CAPTCHA, and IP allowlisting. Always written in monospace. See also:</w:t>
-      </w:r>
-      <w:r>
-        <w:t xml:space="preserve"> </w:t>
-      </w:r>
-      <w:r>
-        <w:rPr>
-          <w:i/>
-          <w:iCs/>
-        </w:rPr>
-        <w:t xml:space="preserve">brute-force attack</w:t>
-      </w:r>
-      <w:r>
-        <w:t xml:space="preserve">,</w:t>
-      </w:r>
-      <w:r>
-        <w:t xml:space="preserve"> </w:t>
-      </w:r>
-      <w:r>
-        <w:rPr>
-          <w:rStyle w:val="VerbatimChar"/>
-        </w:rPr>
-        <w:t xml:space="preserve">wp-admin</w:t>
-      </w:r>
-      <w:r>
-        <w:t xml:space="preserve">.</w:t>
-      </w:r>
-    </w:p>
-    <w:p>
-      <w:pPr>
-        <w:pStyle w:val="BodyText"/>
-      </w:pPr>
-      <w:r>
-        <w:rPr>
-          <w:b/>
-          <w:bCs/>
-        </w:rPr>
-        <w:t xml:space="preserve">xmlrpc.php</w:t>
-      </w:r>
-      <w:r>
-        <w:t xml:space="preserve"> </w:t>
-      </w:r>
-      <w:r>
-        <w:t xml:space="preserve">— The file implementing the XML-RPC interface in WordPress, located at the site root. A frequent target for brute-force amplification attacks (the</w:t>
-      </w:r>
-      <w:r>
-        <w:t xml:space="preserve"> </w:t>
-      </w:r>
-      <w:r>
-        <w:rPr>
-          <w:rStyle w:val="VerbatimChar"/>
-        </w:rPr>
-        <w:t xml:space="preserve">system.multicall</w:t>
-      </w:r>
-      <w:r>
-        <w:t xml:space="preserve"> </w:t>
-      </w:r>
-      <w:r>
-        <w:t xml:space="preserve">method allows batching multiple login attempts per request). Modern WordPress configurations disable this endpoint at the web server level or via a must-use plugin (</w:t>
-      </w:r>
-      <w:r>
-        <w:rPr>
-          <w:rStyle w:val="VerbatimChar"/>
-        </w:rPr>
-        <w:t xml:space="preserve">add_filter( 'xmlrpc_enabled', '__return_false' )</w:t>
-      </w:r>
-      <w:r>
-        <w:t xml:space="preserve">). Note:</w:t>
-      </w:r>
-      <w:r>
-        <w:t xml:space="preserve"> </w:t>
-      </w:r>
-      <w:r>
-        <w:rPr>
-          <w:rStyle w:val="VerbatimChar"/>
-        </w:rPr>
-        <w:t xml:space="preserve">XMLRPC_REQUEST</w:t>
-      </w:r>
-      <w:r>
-        <w:t xml:space="preserve"> </w:t>
-      </w:r>
-      <w:r>
-        <w:t xml:space="preserve">is a read-only internal constant that WordPress sets during XML-RPC processing — it cannot be used in</w:t>
-      </w:r>
-      <w:r>
-        <w:t xml:space="preserve"> </w:t>
-      </w:r>
-      <w:r>
-        <w:rPr>
-          <w:rStyle w:val="VerbatimChar"/>
-        </w:rPr>
-        <w:t xml:space="preserve">wp-config.php</w:t>
-      </w:r>
-      <w:r>
-        <w:t xml:space="preserve"> </w:t>
-      </w:r>
-      <w:r>
-        <w:t xml:space="preserve">to disable the feature. Always written in monospace. See also:</w:t>
-      </w:r>
-      <w:r>
-        <w:t xml:space="preserve"> </w:t>
-      </w:r>
-      <w:r>
-        <w:rPr>
-          <w:i/>
-          <w:iCs/>
-        </w:rPr>
-        <w:t xml:space="preserve">XML-RPC</w:t>
-      </w:r>
-      <w:r>
-        <w:t xml:space="preserve">,</w:t>
-      </w:r>
-      <w:r>
-        <w:t xml:space="preserve"> </w:t>
-      </w:r>
-      <w:r>
-        <w:rPr>
-          <w:i/>
-          <w:iCs/>
-        </w:rPr>
-        <w:t xml:space="preserve">XXE</w:t>
-      </w:r>
-      <w:r>
-        <w:t xml:space="preserve">.</w:t>
-      </w:r>
-    </w:p>
-    <w:p>
-      <w:pPr>
-        <w:pStyle w:val="BodyText"/>
-      </w:pPr>
-      <w:r>
-        <w:rPr>
-          <w:b/>
-          <w:bCs/>
-        </w:rPr>
-        <w:t xml:space="preserve">XML-RPC</w:t>
-      </w:r>
-      <w:r>
-        <w:t xml:space="preserve"> </w:t>
-      </w:r>
-      <w:r>
-        <w:t xml:space="preserve">— A legacy remote procedure call protocol in WordPress (</w:t>
-      </w:r>
-      <w:r>
-        <w:rPr>
-          <w:rStyle w:val="VerbatimChar"/>
-        </w:rPr>
-        <w:t xml:space="preserve">xmlrpc.php</w:t>
-      </w:r>
-      <w:r>
-        <w:t xml:space="preserve">). Historically used for remote publishing and pingbacks, it is a common target for brute-force amplification attacks. WordPress core mitigates XXE attacks by disabling custom XML entity loading in the XML-RPC handler. Recommended to disable the endpoint entirely unless specifically required. See also:</w:t>
-      </w:r>
-      <w:r>
-        <w:t xml:space="preserve"> </w:t>
-      </w:r>
-      <w:r>
-        <w:rPr>
-          <w:i/>
-          <w:iCs/>
-        </w:rPr>
-        <w:t xml:space="preserve">XXE</w:t>
-      </w:r>
-      <w:r>
-        <w:t xml:space="preserve">.</w:t>
-      </w:r>
-    </w:p>
-    <w:p>
-      <w:pPr>
-        <w:pStyle w:val="BodyText"/>
-      </w:pPr>
-      <w:r>
-        <w:rPr>
-          <w:b/>
-          <w:bCs/>
-        </w:rPr>
-        <w:t xml:space="preserve">XXE (XML eXternal Entity)</w:t>
-      </w:r>
-      <w:r>
-        <w:t xml:space="preserve"> </w:t>
-      </w:r>
-      <w:r>
-        <w:t xml:space="preserve">— An attack against XML parsers that exploits external entity declarations to read local files, perform server-side request forgery, or cause denial of service through entity expansion (</w:t>
-      </w:r>
-      <w:r>
-        <w:t xml:space="preserve">“billion laughs”</w:t>
-      </w:r>
-      <w:r>
-        <w:t xml:space="preserve">). WordPress core mitigates XXE by disabling the loading of custom XML entities in its XML-RPC handler. Disabling XML-RPC entirely provides defense in depth. See also:</w:t>
-      </w:r>
-      <w:r>
-        <w:t xml:space="preserve"> </w:t>
-      </w:r>
-      <w:r>
-        <w:rPr>
-          <w:i/>
-          <w:iCs/>
-        </w:rPr>
-        <w:t xml:space="preserve">XML-RPC</w:t>
-      </w:r>
-      <w:r>
-        <w:t xml:space="preserve">,</w:t>
-      </w:r>
-      <w:r>
-        <w:t xml:space="preserve"> </w:t>
-      </w:r>
-      <w:r>
-        <w:rPr>
-          <w:rStyle w:val="VerbatimChar"/>
-        </w:rPr>
-        <w:t xml:space="preserve">xmlrpc.php</w:t>
-      </w:r>
-      <w:r>
-        <w:t xml:space="preserve">.</w:t>
-      </w:r>
-    </w:p>
-    <w:p>
-      <w:pPr>
-        <w:pStyle w:val="BodyText"/>
-      </w:pPr>
-      <w:r>
-        <w:rPr>
-          <w:b/>
-          <w:bCs/>
-        </w:rPr>
-        <w:t xml:space="preserve">Zero-day</w:t>
-      </w:r>
-      <w:r>
-        <w:t xml:space="preserve"> </w:t>
-      </w:r>
-      <w:r>
-        <w:t xml:space="preserve">— A vulnerability that is publicly unknown and unpatched—the vendor has had</w:t>
-      </w:r>
-      <w:r>
-        <w:t xml:space="preserve"> </w:t>
-      </w:r>
-      <w:r>
-        <w:t xml:space="preserve">“zero days”</w:t>
-      </w:r>
-      <w:r>
-        <w:t xml:space="preserve"> </w:t>
-      </w:r>
-      <w:r>
-        <w:t xml:space="preserve">to address it. In formal writing, prefer</w:t>
-      </w:r>
-      <w:r>
-        <w:t xml:space="preserve"> </w:t>
-      </w:r>
-      <w:r>
-        <w:t xml:space="preserve">“previously undisclosed vulnerability”</w:t>
-      </w:r>
-      <w:r>
-        <w:t xml:space="preserve"> </w:t>
-      </w:r>
-      <w:r>
-        <w:t xml:space="preserve">or</w:t>
-      </w:r>
-      <w:r>
-        <w:t xml:space="preserve"> </w:t>
-      </w:r>
-      <w:r>
         <w:t xml:space="preserve">“publicly undisclosed vulnerability.”</w:t>
       </w:r>
       <w:r>
@@ -8328,8 +8999,8 @@
         <w:t xml:space="preserve">— A security model that requires continuous verification of all users and devices, regardless of network location. No user or system is trusted by default. In WordPress, Zero Trust principles inform practices like requiring 2FA, enforcing session limits, and restricting admin access by IP or device.</w:t>
       </w:r>
     </w:p>
-    <w:bookmarkEnd w:id="54"/>
-    <w:bookmarkStart w:id="56" w:name="Xc98ca64413f1be501c67131a536664cca022800"/>
+    <w:bookmarkEnd w:id="55"/>
+    <w:bookmarkStart w:id="57" w:name="Xc98ca64413f1be501c67131a536664cca022800"/>
     <w:p>
       <w:pPr>
         <w:pStyle w:val="Heading2"/>
@@ -8344,169 +9015,6 @@
       </w:pPr>
       <w:r>
         <w:t xml:space="preserve">Plugin/Theme vulnerabilities must always be communicated to customers. To ensure accuracy and consistency, Development provides Customer Success and Marketing with the following details before any public communication:</w:t>
-      </w:r>
-    </w:p>
-    <w:p>
-      <w:pPr>
-        <w:pStyle w:val="Compact"/>
-        <w:numPr>
-          <w:ilvl w:val="0"/>
-          <w:numId w:val="1017"/>
-        </w:numPr>
-      </w:pPr>
-      <w:r>
-        <w:rPr>
-          <w:b/>
-          <w:bCs/>
-        </w:rPr>
-        <w:t xml:space="preserve">Vulnerability description and classification</w:t>
-      </w:r>
-      <w:r>
-        <w:t xml:space="preserve"> </w:t>
-      </w:r>
-      <w:r>
-        <w:t xml:space="preserve">(critical, high, medium, or low severity based on CVSS).</w:t>
-      </w:r>
-    </w:p>
-    <w:p>
-      <w:pPr>
-        <w:pStyle w:val="Compact"/>
-        <w:numPr>
-          <w:ilvl w:val="0"/>
-          <w:numId w:val="1017"/>
-        </w:numPr>
-      </w:pPr>
-      <w:r>
-        <w:rPr>
-          <w:b/>
-          <w:bCs/>
-        </w:rPr>
-        <w:t xml:space="preserve">CVE details:</w:t>
-      </w:r>
-      <w:r>
-        <w:t xml:space="preserve"> </w:t>
-      </w:r>
-      <w:r>
-        <w:t xml:space="preserve">Is there a CVE assigned? Is there a public reference link? Is a proof of concept (PoC) expected?</w:t>
-      </w:r>
-    </w:p>
-    <w:p>
-      <w:pPr>
-        <w:pStyle w:val="Compact"/>
-        <w:numPr>
-          <w:ilvl w:val="0"/>
-          <w:numId w:val="1017"/>
-        </w:numPr>
-      </w:pPr>
-      <w:r>
-        <w:rPr>
-          <w:b/>
-          <w:bCs/>
-        </w:rPr>
-        <w:t xml:space="preserve">Patch details:</w:t>
-      </w:r>
-      <w:r>
-        <w:t xml:space="preserve"> </w:t>
-      </w:r>
-      <w:r>
-        <w:t xml:space="preserve">Patch release version number.</w:t>
-      </w:r>
-    </w:p>
-    <w:p>
-      <w:pPr>
-        <w:pStyle w:val="Compact"/>
-        <w:numPr>
-          <w:ilvl w:val="0"/>
-          <w:numId w:val="1017"/>
-        </w:numPr>
-      </w:pPr>
-      <w:r>
-        <w:rPr>
-          <w:b/>
-          <w:bCs/>
-        </w:rPr>
-        <w:t xml:space="preserve">Timeline and scope:</w:t>
-      </w:r>
-      <w:r>
-        <w:t xml:space="preserve"> </w:t>
-      </w:r>
-      <w:r>
-        <w:t xml:space="preserve">When was the vulnerability introduced? Are all previous versions affected?</w:t>
-      </w:r>
-    </w:p>
-    <w:p>
-      <w:pPr>
-        <w:pStyle w:val="Compact"/>
-        <w:numPr>
-          <w:ilvl w:val="0"/>
-          <w:numId w:val="1017"/>
-        </w:numPr>
-      </w:pPr>
-      <w:r>
-        <w:rPr>
-          <w:b/>
-          <w:bCs/>
-        </w:rPr>
-        <w:t xml:space="preserve">Discovery and attribution:</w:t>
-      </w:r>
-      <w:r>
-        <w:t xml:space="preserve"> </w:t>
-      </w:r>
-      <w:r>
-        <w:t xml:space="preserve">How was the vulnerability found and addressed? Did a security researcher report it to our team or another entity? Is attribution appropriate?</w:t>
-      </w:r>
-    </w:p>
-    <w:p>
-      <w:pPr>
-        <w:pStyle w:val="Compact"/>
-        <w:numPr>
-          <w:ilvl w:val="0"/>
-          <w:numId w:val="1017"/>
-        </w:numPr>
-      </w:pPr>
-      <w:r>
-        <w:rPr>
-          <w:b/>
-          <w:bCs/>
-        </w:rPr>
-        <w:t xml:space="preserve">Exploitation history:</w:t>
-      </w:r>
-      <w:r>
-        <w:t xml:space="preserve"> </w:t>
-      </w:r>
-      <w:r>
-        <w:t xml:space="preserve">Was it exploited in the wild? How can customers check whether they were affected? Are there indicators of compromise (IoC)?</w:t>
-      </w:r>
-    </w:p>
-    <w:p>
-      <w:pPr>
-        <w:pStyle w:val="Compact"/>
-        <w:numPr>
-          <w:ilvl w:val="0"/>
-          <w:numId w:val="1017"/>
-        </w:numPr>
-      </w:pPr>
-      <w:r>
-        <w:rPr>
-          <w:b/>
-          <w:bCs/>
-        </w:rPr>
-        <w:t xml:space="preserve">Additional context:</w:t>
-      </w:r>
-      <w:r>
-        <w:t xml:space="preserve"> </w:t>
-      </w:r>
-      <w:r>
-        <w:t xml:space="preserve">Any technical nuances or environmental factors.</w:t>
-      </w:r>
-    </w:p>
-    <w:bookmarkStart w:id="55" w:name="X731cb7f475e279d99df4e9ac9396315de09e358"/>
-    <w:p>
-      <w:pPr>
-        <w:pStyle w:val="Heading3"/>
-      </w:pPr>
-      <w:r>
-        <w:t xml:space="preserve">9.1 Vulnerability Communication Workflow (External)</w:t>
       </w:r>
     </w:p>
     <w:p>
@@ -8522,13 +9030,13 @@
           <w:b/>
           <w:bCs/>
         </w:rPr>
-        <w:t xml:space="preserve">Preparation:</w:t>
-      </w:r>
-      <w:r>
-        <w:t xml:space="preserve"> </w:t>
-      </w:r>
-      <w:r>
-        <w:t xml:space="preserve">Development provides the information listed above.</w:t>
+        <w:t xml:space="preserve">Vulnerability description and classification</w:t>
+      </w:r>
+      <w:r>
+        <w:t xml:space="preserve"> </w:t>
+      </w:r>
+      <w:r>
+        <w:t xml:space="preserve">(critical, high, medium, or low severity based on CVSS).</w:t>
       </w:r>
     </w:p>
     <w:p>
@@ -8544,13 +9052,13 @@
           <w:b/>
           <w:bCs/>
         </w:rPr>
-        <w:t xml:space="preserve">Drafting:</w:t>
-      </w:r>
-      <w:r>
-        <w:t xml:space="preserve"> </w:t>
-      </w:r>
-      <w:r>
-        <w:t xml:space="preserve">Customer Success drafts communications and submits them to leadership for approval.</w:t>
+        <w:t xml:space="preserve">CVE details:</w:t>
+      </w:r>
+      <w:r>
+        <w:t xml:space="preserve"> </w:t>
+      </w:r>
+      <w:r>
+        <w:t xml:space="preserve">Is there a CVE assigned? Is there a public reference link? Is a proof of concept (PoC) expected?</w:t>
       </w:r>
     </w:p>
     <w:p>
@@ -8566,13 +9074,13 @@
           <w:b/>
           <w:bCs/>
         </w:rPr>
-        <w:t xml:space="preserve">Coordination:</w:t>
-      </w:r>
-      <w:r>
-        <w:t xml:space="preserve"> </w:t>
-      </w:r>
-      <w:r>
-        <w:t xml:space="preserve">Development releases the patch and notifies Customer Success and Marketing.</w:t>
+        <w:t xml:space="preserve">Patch details:</w:t>
+      </w:r>
+      <w:r>
+        <w:t xml:space="preserve"> </w:t>
+      </w:r>
+      <w:r>
+        <w:t xml:space="preserve">Patch release version number.</w:t>
       </w:r>
     </w:p>
     <w:p>
@@ -8588,13 +9096,13 @@
           <w:b/>
           <w:bCs/>
         </w:rPr>
-        <w:t xml:space="preserve">PSA Release Timing:</w:t>
-      </w:r>
-      <w:r>
-        <w:t xml:space="preserve"> </w:t>
-      </w:r>
-      <w:r>
-        <w:t xml:space="preserve">Determine a Public Service Announcement (PSA) release timeframe that gives users adequate time to update, based on severity and disclosure status.</w:t>
+        <w:t xml:space="preserve">Timeline and scope:</w:t>
+      </w:r>
+      <w:r>
+        <w:t xml:space="preserve"> </w:t>
+      </w:r>
+      <w:r>
+        <w:t xml:space="preserve">When was the vulnerability introduced? Are all previous versions affected?</w:t>
       </w:r>
     </w:p>
     <w:p>
@@ -8610,46 +9118,209 @@
           <w:b/>
           <w:bCs/>
         </w:rPr>
-        <w:t xml:space="preserve">Execution:</w:t>
-      </w:r>
-      <w:r>
-        <w:t xml:space="preserve"> </w:t>
-      </w:r>
-      <w:r>
-        <w:t xml:space="preserve">Marketing communicates via internal project management templates and established notification channels.</w:t>
-      </w:r>
-    </w:p>
-    <w:bookmarkEnd w:id="55"/>
-    <w:bookmarkEnd w:id="56"/>
-    <w:bookmarkStart w:id="68" w:name="references-and-further-reading"/>
-    <w:p>
-      <w:pPr>
-        <w:pStyle w:val="Heading2"/>
-      </w:pPr>
-      <w:r>
-        <w:t xml:space="preserve">10. References and Further Reading</w:t>
-      </w:r>
-    </w:p>
-    <w:p>
-      <w:pPr>
-        <w:pStyle w:val="FirstParagraph"/>
-      </w:pPr>
-      <w:r>
-        <w:rPr>
-          <w:b/>
-          <w:bCs/>
-        </w:rPr>
-        <w:t xml:space="preserve">Style and Writing Guides</w:t>
-      </w:r>
-    </w:p>
-    <w:p>
-      <w:pPr>
+        <w:t xml:space="preserve">Discovery and attribution:</w:t>
+      </w:r>
+      <w:r>
+        <w:t xml:space="preserve"> </w:t>
+      </w:r>
+      <w:r>
+        <w:t xml:space="preserve">How was the vulnerability found and addressed? Did a security researcher report it to our team or another entity? Is attribution appropriate?</w:t>
+      </w:r>
+    </w:p>
+    <w:p>
+      <w:pPr>
+        <w:pStyle w:val="Compact"/>
+        <w:numPr>
+          <w:ilvl w:val="0"/>
+          <w:numId w:val="1018"/>
+        </w:numPr>
+      </w:pPr>
+      <w:r>
+        <w:rPr>
+          <w:b/>
+          <w:bCs/>
+        </w:rPr>
+        <w:t xml:space="preserve">Exploitation history:</w:t>
+      </w:r>
+      <w:r>
+        <w:t xml:space="preserve"> </w:t>
+      </w:r>
+      <w:r>
+        <w:t xml:space="preserve">Was it exploited in the wild? How can customers check whether they were affected? Are there indicators of compromise (IoC)?</w:t>
+      </w:r>
+    </w:p>
+    <w:p>
+      <w:pPr>
+        <w:pStyle w:val="Compact"/>
+        <w:numPr>
+          <w:ilvl w:val="0"/>
+          <w:numId w:val="1018"/>
+        </w:numPr>
+      </w:pPr>
+      <w:r>
+        <w:rPr>
+          <w:b/>
+          <w:bCs/>
+        </w:rPr>
+        <w:t xml:space="preserve">Additional context:</w:t>
+      </w:r>
+      <w:r>
+        <w:t xml:space="preserve"> </w:t>
+      </w:r>
+      <w:r>
+        <w:t xml:space="preserve">Any technical nuances or environmental factors.</w:t>
+      </w:r>
+    </w:p>
+    <w:bookmarkStart w:id="56" w:name="X731cb7f475e279d99df4e9ac9396315de09e358"/>
+    <w:p>
+      <w:pPr>
+        <w:pStyle w:val="Heading3"/>
+      </w:pPr>
+      <w:r>
+        <w:t xml:space="preserve">9.1 Vulnerability Communication Workflow (External)</w:t>
+      </w:r>
+    </w:p>
+    <w:p>
+      <w:pPr>
+        <w:pStyle w:val="Compact"/>
         <w:numPr>
           <w:ilvl w:val="0"/>
           <w:numId w:val="1019"/>
         </w:numPr>
       </w:pPr>
-      <w:hyperlink r:id="rId57">
+      <w:r>
+        <w:rPr>
+          <w:b/>
+          <w:bCs/>
+        </w:rPr>
+        <w:t xml:space="preserve">Preparation:</w:t>
+      </w:r>
+      <w:r>
+        <w:t xml:space="preserve"> </w:t>
+      </w:r>
+      <w:r>
+        <w:t xml:space="preserve">Development provides the information listed above.</w:t>
+      </w:r>
+    </w:p>
+    <w:p>
+      <w:pPr>
+        <w:pStyle w:val="Compact"/>
+        <w:numPr>
+          <w:ilvl w:val="0"/>
+          <w:numId w:val="1019"/>
+        </w:numPr>
+      </w:pPr>
+      <w:r>
+        <w:rPr>
+          <w:b/>
+          <w:bCs/>
+        </w:rPr>
+        <w:t xml:space="preserve">Drafting:</w:t>
+      </w:r>
+      <w:r>
+        <w:t xml:space="preserve"> </w:t>
+      </w:r>
+      <w:r>
+        <w:t xml:space="preserve">Customer Success drafts communications and submits them to leadership for approval.</w:t>
+      </w:r>
+    </w:p>
+    <w:p>
+      <w:pPr>
+        <w:pStyle w:val="Compact"/>
+        <w:numPr>
+          <w:ilvl w:val="0"/>
+          <w:numId w:val="1019"/>
+        </w:numPr>
+      </w:pPr>
+      <w:r>
+        <w:rPr>
+          <w:b/>
+          <w:bCs/>
+        </w:rPr>
+        <w:t xml:space="preserve">Coordination:</w:t>
+      </w:r>
+      <w:r>
+        <w:t xml:space="preserve"> </w:t>
+      </w:r>
+      <w:r>
+        <w:t xml:space="preserve">Development releases the patch and notifies Customer Success and Marketing.</w:t>
+      </w:r>
+    </w:p>
+    <w:p>
+      <w:pPr>
+        <w:pStyle w:val="Compact"/>
+        <w:numPr>
+          <w:ilvl w:val="0"/>
+          <w:numId w:val="1019"/>
+        </w:numPr>
+      </w:pPr>
+      <w:r>
+        <w:rPr>
+          <w:b/>
+          <w:bCs/>
+        </w:rPr>
+        <w:t xml:space="preserve">PSA Release Timing:</w:t>
+      </w:r>
+      <w:r>
+        <w:t xml:space="preserve"> </w:t>
+      </w:r>
+      <w:r>
+        <w:t xml:space="preserve">Determine a Public Service Announcement (PSA) release timeframe that gives users adequate time to update, based on severity and disclosure status.</w:t>
+      </w:r>
+    </w:p>
+    <w:p>
+      <w:pPr>
+        <w:pStyle w:val="Compact"/>
+        <w:numPr>
+          <w:ilvl w:val="0"/>
+          <w:numId w:val="1019"/>
+        </w:numPr>
+      </w:pPr>
+      <w:r>
+        <w:rPr>
+          <w:b/>
+          <w:bCs/>
+        </w:rPr>
+        <w:t xml:space="preserve">Execution:</w:t>
+      </w:r>
+      <w:r>
+        <w:t xml:space="preserve"> </w:t>
+      </w:r>
+      <w:r>
+        <w:t xml:space="preserve">Marketing communicates via internal project management templates and established notification channels.</w:t>
+      </w:r>
+    </w:p>
+    <w:bookmarkEnd w:id="56"/>
+    <w:bookmarkEnd w:id="57"/>
+    <w:bookmarkStart w:id="70" w:name="references-and-further-reading"/>
+    <w:p>
+      <w:pPr>
+        <w:pStyle w:val="Heading2"/>
+      </w:pPr>
+      <w:r>
+        <w:t xml:space="preserve">10. References and Further Reading</w:t>
+      </w:r>
+    </w:p>
+    <w:p>
+      <w:pPr>
+        <w:pStyle w:val="FirstParagraph"/>
+      </w:pPr>
+      <w:r>
+        <w:rPr>
+          <w:b/>
+          <w:bCs/>
+        </w:rPr>
+        <w:t xml:space="preserve">Style and Writing Guides</w:t>
+      </w:r>
+    </w:p>
+    <w:p>
+      <w:pPr>
+        <w:numPr>
+          <w:ilvl w:val="0"/>
+          <w:numId w:val="1020"/>
+        </w:numPr>
+      </w:pPr>
+      <w:hyperlink r:id="rId58">
         <w:r>
           <w:rPr>
             <w:rStyle w:val="Hyperlink"/>
@@ -8668,10 +9339,10 @@
       <w:pPr>
         <w:numPr>
           <w:ilvl w:val="0"/>
-          <w:numId w:val="1019"/>
+          <w:numId w:val="1020"/>
         </w:numPr>
       </w:pPr>
-      <w:hyperlink r:id="rId58">
+      <w:hyperlink r:id="rId59">
         <w:r>
           <w:rPr>
             <w:rStyle w:val="Hyperlink"/>
@@ -8690,10 +9361,10 @@
       <w:pPr>
         <w:numPr>
           <w:ilvl w:val="0"/>
-          <w:numId w:val="1019"/>
+          <w:numId w:val="1020"/>
         </w:numPr>
       </w:pPr>
-      <w:hyperlink r:id="rId59">
+      <w:hyperlink r:id="rId60">
         <w:r>
           <w:rPr>
             <w:rStyle w:val="Hyperlink"/>
@@ -8724,10 +9395,10 @@
       <w:pPr>
         <w:numPr>
           <w:ilvl w:val="0"/>
-          <w:numId w:val="1020"/>
+          <w:numId w:val="1021"/>
         </w:numPr>
       </w:pPr>
-      <w:hyperlink r:id="rId60">
+      <w:hyperlink r:id="rId61">
         <w:r>
           <w:rPr>
             <w:rStyle w:val="Hyperlink"/>
@@ -8740,10 +9411,10 @@
       <w:pPr>
         <w:numPr>
           <w:ilvl w:val="0"/>
-          <w:numId w:val="1020"/>
+          <w:numId w:val="1021"/>
         </w:numPr>
       </w:pPr>
-      <w:hyperlink r:id="rId61">
+      <w:hyperlink r:id="rId62">
         <w:r>
           <w:rPr>
             <w:rStyle w:val="Hyperlink"/>
@@ -8756,10 +9427,10 @@
       <w:pPr>
         <w:numPr>
           <w:ilvl w:val="0"/>
-          <w:numId w:val="1020"/>
+          <w:numId w:val="1021"/>
         </w:numPr>
       </w:pPr>
-      <w:hyperlink r:id="rId62">
+      <w:hyperlink r:id="rId63">
         <w:r>
           <w:rPr>
             <w:rStyle w:val="Hyperlink"/>
@@ -8784,7 +9455,7 @@
       <w:pPr>
         <w:numPr>
           <w:ilvl w:val="0"/>
-          <w:numId w:val="1021"/>
+          <w:numId w:val="1022"/>
         </w:numPr>
       </w:pPr>
       <w:r>
@@ -8795,26 +9466,43 @@
       <w:pPr>
         <w:numPr>
           <w:ilvl w:val="0"/>
-          <w:numId w:val="1021"/>
+          <w:numId w:val="1022"/>
         </w:numPr>
       </w:pPr>
-      <w:hyperlink r:id="rId63">
+      <w:hyperlink r:id="rId64">
         <w:r>
           <w:rPr>
             <w:rStyle w:val="Hyperlink"/>
           </w:rPr>
-          <w:t xml:space="preserve">WordPress Security White Paper (developer.wordpress.org)</w:t>
+          <w:t xml:space="preserve">WordPress Security White Paper</w:t>
         </w:r>
       </w:hyperlink>
+      <w:r>
+        <w:t xml:space="preserve"> </w:t>
+      </w:r>
+      <w:r>
+        <w:t xml:space="preserve">(</w:t>
+      </w:r>
+      <w:hyperlink r:id="rId65">
+        <w:r>
+          <w:rPr>
+            <w:rStyle w:val="Hyperlink"/>
+          </w:rPr>
+          <w:t xml:space="preserve">source</w:t>
+        </w:r>
+      </w:hyperlink>
+      <w:r>
+        <w:t xml:space="preserve">)</w:t>
+      </w:r>
     </w:p>
     <w:p>
       <w:pPr>
         <w:numPr>
           <w:ilvl w:val="0"/>
-          <w:numId w:val="1021"/>
+          <w:numId w:val="1022"/>
         </w:numPr>
       </w:pPr>
-      <w:hyperlink r:id="rId64">
+      <w:hyperlink r:id="rId66">
         <w:r>
           <w:rPr>
             <w:rStyle w:val="Hyperlink"/>
@@ -8827,10 +9515,10 @@
       <w:pPr>
         <w:numPr>
           <w:ilvl w:val="0"/>
-          <w:numId w:val="1021"/>
+          <w:numId w:val="1022"/>
         </w:numPr>
       </w:pPr>
-      <w:hyperlink r:id="rId65">
+      <w:hyperlink r:id="rId67">
         <w:r>
           <w:rPr>
             <w:rStyle w:val="Hyperlink"/>
@@ -8843,10 +9531,10 @@
       <w:pPr>
         <w:numPr>
           <w:ilvl w:val="0"/>
-          <w:numId w:val="1021"/>
+          <w:numId w:val="1022"/>
         </w:numPr>
       </w:pPr>
-      <w:hyperlink r:id="rId66">
+      <w:hyperlink r:id="rId68">
         <w:r>
           <w:rPr>
             <w:rStyle w:val="Hyperlink"/>
@@ -8865,10 +9553,10 @@
       <w:pPr>
         <w:numPr>
           <w:ilvl w:val="0"/>
-          <w:numId w:val="1021"/>
+          <w:numId w:val="1022"/>
         </w:numPr>
       </w:pPr>
-      <w:hyperlink r:id="rId67">
+      <w:hyperlink r:id="rId69">
         <w:r>
           <w:rPr>
             <w:rStyle w:val="Hyperlink"/>
@@ -8883,8 +9571,8 @@
         <w:t xml:space="preserve">— now maintained by Automattic as part of the Jetpack ecosystem.</w:t>
       </w:r>
     </w:p>
-    <w:bookmarkEnd w:id="68"/>
-    <w:bookmarkStart w:id="72" w:name="related-documents"/>
+    <w:bookmarkEnd w:id="70"/>
+    <w:bookmarkStart w:id="74" w:name="related-documents"/>
     <w:p>
       <w:pPr>
         <w:pStyle w:val="Heading2"/>
@@ -8898,10 +9586,10 @@
         <w:pStyle w:val="Compact"/>
         <w:numPr>
           <w:ilvl w:val="0"/>
-          <w:numId w:val="1022"/>
+          <w:numId w:val="1023"/>
         </w:numPr>
       </w:pPr>
-      <w:hyperlink r:id="rId69">
+      <w:hyperlink r:id="rId71">
         <w:r>
           <w:rPr>
             <w:rStyle w:val="Hyperlink"/>
@@ -8923,10 +9611,10 @@
         <w:pStyle w:val="Compact"/>
         <w:numPr>
           <w:ilvl w:val="0"/>
-          <w:numId w:val="1022"/>
+          <w:numId w:val="1023"/>
         </w:numPr>
       </w:pPr>
-      <w:hyperlink r:id="rId70">
+      <w:hyperlink r:id="rId72">
         <w:r>
           <w:rPr>
             <w:rStyle w:val="Hyperlink"/>
@@ -8948,10 +9636,10 @@
         <w:pStyle w:val="Compact"/>
         <w:numPr>
           <w:ilvl w:val="0"/>
-          <w:numId w:val="1022"/>
+          <w:numId w:val="1023"/>
         </w:numPr>
       </w:pPr>
-      <w:hyperlink r:id="rId71">
+      <w:hyperlink r:id="rId73">
         <w:r>
           <w:rPr>
             <w:rStyle w:val="Hyperlink"/>
@@ -8973,7 +9661,7 @@
         <w:pStyle w:val="Compact"/>
         <w:numPr>
           <w:ilvl w:val="0"/>
-          <w:numId w:val="1022"/>
+          <w:numId w:val="1023"/>
         </w:numPr>
       </w:pPr>
       <w:r>
@@ -8992,20 +9680,34 @@
       <w:r>
         <w:t xml:space="preserve"> </w:t>
       </w:r>
-      <w:hyperlink r:id="rId63">
+      <w:hyperlink r:id="rId64">
         <w:r>
           <w:rPr>
             <w:rStyle w:val="Hyperlink"/>
           </w:rPr>
-          <w:t xml:space="preserve">developer.wordpress.org</w:t>
+          <w:t xml:space="preserve">wordpress.org/about/security/</w:t>
         </w:r>
       </w:hyperlink>
       <w:r>
-        <w:t xml:space="preserve">.</w:t>
-      </w:r>
-    </w:p>
-    <w:bookmarkEnd w:id="72"/>
-    <w:bookmarkStart w:id="74" w:name="license-and-attribution"/>
+        <w:t xml:space="preserve"> </w:t>
+      </w:r>
+      <w:r>
+        <w:t xml:space="preserve">(</w:t>
+      </w:r>
+      <w:hyperlink r:id="rId65">
+        <w:r>
+          <w:rPr>
+            <w:rStyle w:val="Hyperlink"/>
+          </w:rPr>
+          <w:t xml:space="preserve">source repository</w:t>
+        </w:r>
+      </w:hyperlink>
+      <w:r>
+        <w:t xml:space="preserve">).</w:t>
+      </w:r>
+    </w:p>
+    <w:bookmarkEnd w:id="74"/>
+    <w:bookmarkStart w:id="76" w:name="license-and-attribution"/>
     <w:p>
       <w:pPr>
         <w:pStyle w:val="Heading2"/>
@@ -9024,7 +9726,7 @@
       <w:r>
         <w:t xml:space="preserve"> </w:t>
       </w:r>
-      <w:hyperlink r:id="rId73">
+      <w:hyperlink r:id="rId75">
         <w:r>
           <w:rPr>
             <w:rStyle w:val="Hyperlink"/>
@@ -9070,7 +9772,7 @@
         <w:t xml:space="preserve">(2023), used with attribution. AI threat data draws on the Verizon Data Breach Investigations Report (2025) and IBM’s Cost of a Data Breach Report (2025).</w:t>
       </w:r>
     </w:p>
-    <w:bookmarkEnd w:id="74"/>
+    <w:bookmarkEnd w:id="76"/>
     <w:sectPr>
       <w:footnotePr>
         <w:numRestart w:val="eachSect"/>
@@ -9403,6 +10105,9 @@
     <w:abstractNumId w:val="991"/>
   </w:num>
   <w:num w:numId="1011">
+    <w:abstractNumId w:val="991"/>
+  </w:num>
+  <w:num w:numId="1012">
     <w:abstractNumId w:val="99411"/>
     <w:lvlOverride w:ilvl="0">
       <w:startOverride w:val="1"/>
@@ -9432,9 +10137,6 @@
       <w:startOverride w:val="1"/>
     </w:lvlOverride>
   </w:num>
-  <w:num w:numId="1012">
-    <w:abstractNumId w:val="991"/>
-  </w:num>
   <w:num w:numId="1013">
     <w:abstractNumId w:val="991"/>
   </w:num>
@@ -9448,34 +10150,7 @@
     <w:abstractNumId w:val="991"/>
   </w:num>
   <w:num w:numId="1017">
-    <w:abstractNumId w:val="99411"/>
-    <w:lvlOverride w:ilvl="0">
-      <w:startOverride w:val="1"/>
-    </w:lvlOverride>
-    <w:lvlOverride w:ilvl="1">
-      <w:startOverride w:val="1"/>
-    </w:lvlOverride>
-    <w:lvlOverride w:ilvl="2">
-      <w:startOverride w:val="1"/>
-    </w:lvlOverride>
-    <w:lvlOverride w:ilvl="3">
-      <w:startOverride w:val="1"/>
-    </w:lvlOverride>
-    <w:lvlOverride w:ilvl="4">
-      <w:startOverride w:val="1"/>
-    </w:lvlOverride>
-    <w:lvlOverride w:ilvl="5">
-      <w:startOverride w:val="1"/>
-    </w:lvlOverride>
-    <w:lvlOverride w:ilvl="6">
-      <w:startOverride w:val="1"/>
-    </w:lvlOverride>
-    <w:lvlOverride w:ilvl="7">
-      <w:startOverride w:val="1"/>
-    </w:lvlOverride>
-    <w:lvlOverride w:ilvl="8">
-      <w:startOverride w:val="1"/>
-    </w:lvlOverride>
+    <w:abstractNumId w:val="991"/>
   </w:num>
   <w:num w:numId="1018">
     <w:abstractNumId w:val="99411"/>
@@ -9508,7 +10183,34 @@
     </w:lvlOverride>
   </w:num>
   <w:num w:numId="1019">
-    <w:abstractNumId w:val="991"/>
+    <w:abstractNumId w:val="99411"/>
+    <w:lvlOverride w:ilvl="0">
+      <w:startOverride w:val="1"/>
+    </w:lvlOverride>
+    <w:lvlOverride w:ilvl="1">
+      <w:startOverride w:val="1"/>
+    </w:lvlOverride>
+    <w:lvlOverride w:ilvl="2">
+      <w:startOverride w:val="1"/>
+    </w:lvlOverride>
+    <w:lvlOverride w:ilvl="3">
+      <w:startOverride w:val="1"/>
+    </w:lvlOverride>
+    <w:lvlOverride w:ilvl="4">
+      <w:startOverride w:val="1"/>
+    </w:lvlOverride>
+    <w:lvlOverride w:ilvl="5">
+      <w:startOverride w:val="1"/>
+    </w:lvlOverride>
+    <w:lvlOverride w:ilvl="6">
+      <w:startOverride w:val="1"/>
+    </w:lvlOverride>
+    <w:lvlOverride w:ilvl="7">
+      <w:startOverride w:val="1"/>
+    </w:lvlOverride>
+    <w:lvlOverride w:ilvl="8">
+      <w:startOverride w:val="1"/>
+    </w:lvlOverride>
   </w:num>
   <w:num w:numId="1020">
     <w:abstractNumId w:val="991"/>
@@ -9517,6 +10219,9 @@
     <w:abstractNumId w:val="991"/>
   </w:num>
   <w:num w:numId="1022">
+    <w:abstractNumId w:val="991"/>
+  </w:num>
+  <w:num w:numId="1023">
     <w:abstractNumId w:val="991"/>
   </w:num>
 </w:numbering>

--- a/WP-Security-Style-Guide.docx
+++ b/WP-Security-Style-Guide.docx
@@ -31,7 +31,7 @@
         <w:pStyle w:val="Date"/>
       </w:pPr>
       <w:r>
-        <w:t xml:space="preserve">March 3, 2026</w:t>
+        <w:t xml:space="preserve">March 4, 2026</w:t>
       </w:r>
     </w:p>
     <w:sdt>

--- a/WP-Security-Style-Guide.docx
+++ b/WP-Security-Style-Guide.docx
@@ -31,7 +31,7 @@
         <w:pStyle w:val="Date"/>
       </w:pPr>
       <w:r>
-        <w:t xml:space="preserve">March 4, 2026</w:t>
+        <w:t xml:space="preserve">March 6, 2026</w:t>
       </w:r>
     </w:p>
     <w:sdt>
@@ -3829,7 +3829,7 @@
     </w:p>
     <w:bookmarkEnd w:id="52"/>
     <w:bookmarkEnd w:id="53"/>
-    <w:bookmarkStart w:id="55" w:name="glossary-of-wordpress-security-terms"/>
+    <w:bookmarkStart w:id="56" w:name="glossary-of-wordpress-security-terms"/>
     <w:p>
       <w:pPr>
         <w:pStyle w:val="Heading2"/>
@@ -4215,7 +4215,51 @@
         <w:t xml:space="preserve"> </w:t>
       </w:r>
       <w:r>
-        <w:t xml:space="preserve">— The total set of points where an attacker can attempt to enter or extract data from a system. In WordPress, the attack surface includes login forms, the REST API, XML-RPC, file upload handlers, plugin and theme code, and the hosting environment. Reducing the attack surface is a core hardening goal.</w:t>
+        <w:t xml:space="preserve">— The total set of points where an attacker can attempt to enter or extract data from a system. In WordPress, the attack surface includes login forms, all APIs, file upload handlers, plugin and theme code, and the hosting environment. Reducing the attack surface is a core hardening goal.</w:t>
+      </w:r>
+    </w:p>
+    <w:p>
+      <w:pPr>
+        <w:pStyle w:val="BodyText"/>
+      </w:pPr>
+      <w:r>
+        <w:rPr>
+          <w:b/>
+          <w:bCs/>
+        </w:rPr>
+        <w:t xml:space="preserve">Audit logging</w:t>
+      </w:r>
+      <w:r>
+        <w:t xml:space="preserve"> </w:t>
+      </w:r>
+      <w:r>
+        <w:t xml:space="preserve">— The systematic, chronological documentation of security-relevant events, actions, and changes within a software application, system, or network. It acts as a</w:t>
+      </w:r>
+      <w:r>
+        <w:t xml:space="preserve"> </w:t>
+      </w:r>
+      <w:r>
+        <w:t xml:space="preserve">“digital security camera,”</w:t>
+      </w:r>
+      <w:r>
+        <w:t xml:space="preserve"> </w:t>
+      </w:r>
+      <w:r>
+        <w:t xml:space="preserve">providing a detailed, tamper-evident record (or</w:t>
+      </w:r>
+      <w:r>
+        <w:t xml:space="preserve"> </w:t>
+      </w:r>
+      <w:hyperlink r:id="rId54">
+        <w:r>
+          <w:rPr>
+            <w:rStyle w:val="Hyperlink"/>
+          </w:rPr>
+          <w:t xml:space="preserve">audit trail</w:t>
+        </w:r>
+      </w:hyperlink>
+      <w:r>
+        <w:t xml:space="preserve">) that answers the critical questions of who did what, when, and where.</w:t>
       </w:r>
     </w:p>
     <w:p>
@@ -6651,7 +6695,7 @@
       <w:r>
         <w:t xml:space="preserve"> </w:t>
       </w:r>
-      <w:hyperlink r:id="rId54">
+      <w:hyperlink r:id="rId55">
         <w:r>
           <w:rPr>
             <w:rStyle w:val="Hyperlink"/>
@@ -8999,8 +9043,8 @@
         <w:t xml:space="preserve">— A security model that requires continuous verification of all users and devices, regardless of network location. No user or system is trusted by default. In WordPress, Zero Trust principles inform practices like requiring 2FA, enforcing session limits, and restricting admin access by IP or device.</w:t>
       </w:r>
     </w:p>
-    <w:bookmarkEnd w:id="55"/>
-    <w:bookmarkStart w:id="57" w:name="Xc98ca64413f1be501c67131a536664cca022800"/>
+    <w:bookmarkEnd w:id="56"/>
+    <w:bookmarkStart w:id="58" w:name="Xc98ca64413f1be501c67131a536664cca022800"/>
     <w:p>
       <w:pPr>
         <w:pStyle w:val="Heading2"/>
@@ -9171,7 +9215,7 @@
         <w:t xml:space="preserve">Any technical nuances or environmental factors.</w:t>
       </w:r>
     </w:p>
-    <w:bookmarkStart w:id="56" w:name="X731cb7f475e279d99df4e9ac9396315de09e358"/>
+    <w:bookmarkStart w:id="57" w:name="X731cb7f475e279d99df4e9ac9396315de09e358"/>
     <w:p>
       <w:pPr>
         <w:pStyle w:val="Heading3"/>
@@ -9290,9 +9334,9 @@
         <w:t xml:space="preserve">Marketing communicates via internal project management templates and established notification channels.</w:t>
       </w:r>
     </w:p>
-    <w:bookmarkEnd w:id="56"/>
     <w:bookmarkEnd w:id="57"/>
-    <w:bookmarkStart w:id="70" w:name="references-and-further-reading"/>
+    <w:bookmarkEnd w:id="58"/>
+    <w:bookmarkStart w:id="71" w:name="references-and-further-reading"/>
     <w:p>
       <w:pPr>
         <w:pStyle w:val="Heading2"/>
@@ -9320,7 +9364,7 @@
           <w:numId w:val="1020"/>
         </w:numPr>
       </w:pPr>
-      <w:hyperlink r:id="rId58">
+      <w:hyperlink r:id="rId59">
         <w:r>
           <w:rPr>
             <w:rStyle w:val="Hyperlink"/>
@@ -9342,7 +9386,7 @@
           <w:numId w:val="1020"/>
         </w:numPr>
       </w:pPr>
-      <w:hyperlink r:id="rId59">
+      <w:hyperlink r:id="rId60">
         <w:r>
           <w:rPr>
             <w:rStyle w:val="Hyperlink"/>
@@ -9364,7 +9408,7 @@
           <w:numId w:val="1020"/>
         </w:numPr>
       </w:pPr>
-      <w:hyperlink r:id="rId60">
+      <w:hyperlink r:id="rId61">
         <w:r>
           <w:rPr>
             <w:rStyle w:val="Hyperlink"/>
@@ -9398,7 +9442,7 @@
           <w:numId w:val="1021"/>
         </w:numPr>
       </w:pPr>
-      <w:hyperlink r:id="rId61">
+      <w:hyperlink r:id="rId62">
         <w:r>
           <w:rPr>
             <w:rStyle w:val="Hyperlink"/>
@@ -9414,7 +9458,7 @@
           <w:numId w:val="1021"/>
         </w:numPr>
       </w:pPr>
-      <w:hyperlink r:id="rId62">
+      <w:hyperlink r:id="rId63">
         <w:r>
           <w:rPr>
             <w:rStyle w:val="Hyperlink"/>
@@ -9430,7 +9474,7 @@
           <w:numId w:val="1021"/>
         </w:numPr>
       </w:pPr>
-      <w:hyperlink r:id="rId63">
+      <w:hyperlink r:id="rId64">
         <w:r>
           <w:rPr>
             <w:rStyle w:val="Hyperlink"/>
@@ -9469,7 +9513,7 @@
           <w:numId w:val="1022"/>
         </w:numPr>
       </w:pPr>
-      <w:hyperlink r:id="rId64">
+      <w:hyperlink r:id="rId65">
         <w:r>
           <w:rPr>
             <w:rStyle w:val="Hyperlink"/>
@@ -9483,7 +9527,7 @@
       <w:r>
         <w:t xml:space="preserve">(</w:t>
       </w:r>
-      <w:hyperlink r:id="rId65">
+      <w:hyperlink r:id="rId66">
         <w:r>
           <w:rPr>
             <w:rStyle w:val="Hyperlink"/>
@@ -9502,7 +9546,7 @@
           <w:numId w:val="1022"/>
         </w:numPr>
       </w:pPr>
-      <w:hyperlink r:id="rId66">
+      <w:hyperlink r:id="rId67">
         <w:r>
           <w:rPr>
             <w:rStyle w:val="Hyperlink"/>
@@ -9518,7 +9562,7 @@
           <w:numId w:val="1022"/>
         </w:numPr>
       </w:pPr>
-      <w:hyperlink r:id="rId67">
+      <w:hyperlink r:id="rId68">
         <w:r>
           <w:rPr>
             <w:rStyle w:val="Hyperlink"/>
@@ -9534,7 +9578,7 @@
           <w:numId w:val="1022"/>
         </w:numPr>
       </w:pPr>
-      <w:hyperlink r:id="rId68">
+      <w:hyperlink r:id="rId69">
         <w:r>
           <w:rPr>
             <w:rStyle w:val="Hyperlink"/>
@@ -9556,7 +9600,7 @@
           <w:numId w:val="1022"/>
         </w:numPr>
       </w:pPr>
-      <w:hyperlink r:id="rId69">
+      <w:hyperlink r:id="rId70">
         <w:r>
           <w:rPr>
             <w:rStyle w:val="Hyperlink"/>
@@ -9571,8 +9615,8 @@
         <w:t xml:space="preserve">— now maintained by Automattic as part of the Jetpack ecosystem.</w:t>
       </w:r>
     </w:p>
-    <w:bookmarkEnd w:id="70"/>
-    <w:bookmarkStart w:id="74" w:name="related-documents"/>
+    <w:bookmarkEnd w:id="71"/>
+    <w:bookmarkStart w:id="75" w:name="related-documents"/>
     <w:p>
       <w:pPr>
         <w:pStyle w:val="Heading2"/>
@@ -9589,7 +9633,7 @@
           <w:numId w:val="1023"/>
         </w:numPr>
       </w:pPr>
-      <w:hyperlink r:id="rId71">
+      <w:hyperlink r:id="rId72">
         <w:r>
           <w:rPr>
             <w:rStyle w:val="Hyperlink"/>
@@ -9614,7 +9658,7 @@
           <w:numId w:val="1023"/>
         </w:numPr>
       </w:pPr>
-      <w:hyperlink r:id="rId72">
+      <w:hyperlink r:id="rId73">
         <w:r>
           <w:rPr>
             <w:rStyle w:val="Hyperlink"/>
@@ -9639,7 +9683,7 @@
           <w:numId w:val="1023"/>
         </w:numPr>
       </w:pPr>
-      <w:hyperlink r:id="rId73">
+      <w:hyperlink r:id="rId74">
         <w:r>
           <w:rPr>
             <w:rStyle w:val="Hyperlink"/>
@@ -9680,7 +9724,7 @@
       <w:r>
         <w:t xml:space="preserve"> </w:t>
       </w:r>
-      <w:hyperlink r:id="rId64">
+      <w:hyperlink r:id="rId65">
         <w:r>
           <w:rPr>
             <w:rStyle w:val="Hyperlink"/>
@@ -9694,7 +9738,7 @@
       <w:r>
         <w:t xml:space="preserve">(</w:t>
       </w:r>
-      <w:hyperlink r:id="rId65">
+      <w:hyperlink r:id="rId66">
         <w:r>
           <w:rPr>
             <w:rStyle w:val="Hyperlink"/>
@@ -9706,8 +9750,8 @@
         <w:t xml:space="preserve">).</w:t>
       </w:r>
     </w:p>
-    <w:bookmarkEnd w:id="74"/>
-    <w:bookmarkStart w:id="76" w:name="license-and-attribution"/>
+    <w:bookmarkEnd w:id="75"/>
+    <w:bookmarkStart w:id="77" w:name="license-and-attribution"/>
     <w:p>
       <w:pPr>
         <w:pStyle w:val="Heading2"/>
@@ -9726,7 +9770,7 @@
       <w:r>
         <w:t xml:space="preserve"> </w:t>
       </w:r>
-      <w:hyperlink r:id="rId75">
+      <w:hyperlink r:id="rId76">
         <w:r>
           <w:rPr>
             <w:rStyle w:val="Hyperlink"/>
@@ -9772,7 +9816,7 @@
         <w:t xml:space="preserve">(2023), used with attribution. AI threat data draws on the Verizon Data Breach Investigations Report (2025) and IBM’s Cost of a Data Breach Report (2025).</w:t>
       </w:r>
     </w:p>
-    <w:bookmarkEnd w:id="76"/>
+    <w:bookmarkEnd w:id="77"/>
     <w:sectPr>
       <w:footnotePr>
         <w:numRestart w:val="eachSect"/>

--- a/WP-Security-Style-Guide.docx
+++ b/WP-Security-Style-Guide.docx
@@ -31,7 +31,7 @@
         <w:pStyle w:val="Date"/>
       </w:pPr>
       <w:r>
-        <w:t xml:space="preserve">March 6, 2026</w:t>
+        <w:t xml:space="preserve">March 8, 2026</w:t>
       </w:r>
     </w:p>
     <w:sdt>

--- a/WP-Security-Style-Guide.docx
+++ b/WP-Security-Style-Guide.docx
@@ -1886,24 +1886,7 @@
         <w:t xml:space="preserve"> </w:t>
       </w:r>
       <w:r>
-        <w:t xml:space="preserve">are distinct categories. Use whichever term accurately describes the attack being discussed. See the</w:t>
-      </w:r>
-      <w:r>
-        <w:t xml:space="preserve"> </w:t>
-      </w:r>
-      <w:hyperlink w:anchor="Xd151fe14b70597f11563ccf595dc1ece806810b">
-        <w:r>
-          <w:rPr>
-            <w:rStyle w:val="Hyperlink"/>
-          </w:rPr>
-          <w:t xml:space="preserve">glossary</w:t>
-        </w:r>
-      </w:hyperlink>
-      <w:r>
-        <w:t xml:space="preserve"> </w:t>
-      </w:r>
-      <w:r>
-        <w:t xml:space="preserve">for definitions.</w:t>
+        <w:t xml:space="preserve">are distinct categories. Use whichever term accurately describes the attack being discussed. See the glossary in Section 8 for definitions.</w:t>
       </w:r>
     </w:p>
     <w:p>
@@ -3675,21 +3658,7 @@
         <w:t xml:space="preserve"> </w:t>
       </w:r>
       <w:r>
-        <w:t xml:space="preserve">during a vulnerability response are maintained separately in</w:t>
-      </w:r>
-      <w:r>
-        <w:t xml:space="preserve"> </w:t>
-      </w:r>
-      <w:hyperlink w:anchor="X0192d6367d0d4abe5ab52dd7a27ff094be6eef2">
-        <w:r>
-          <w:rPr>
-            <w:rStyle w:val="Hyperlink"/>
-          </w:rPr>
-          <w:t xml:space="preserve">§9 (Operational Appendix)</w:t>
-        </w:r>
-      </w:hyperlink>
-      <w:r>
-        <w:t xml:space="preserve">. This separation ensures the style guidance remains stable even as internal workflows evolve.</w:t>
+        <w:t xml:space="preserve">during a vulnerability response are maintained separately in §9 (Operational Appendix). This separation ensures the style guidance remains stable even as internal workflows evolve.</w:t>
       </w:r>
     </w:p>
     <w:bookmarkEnd w:id="51"/>
@@ -7933,24 +7902,7 @@
         <w:t xml:space="preserve"> </w:t>
       </w:r>
       <w:r>
-        <w:t xml:space="preserve">— An attack that compromises software through its dependencies or distribution channels rather than targeting the software directly. In WordPress, this can occur through compromised plugins, themes, or build tools. See</w:t>
-      </w:r>
-      <w:r>
-        <w:t xml:space="preserve"> </w:t>
-      </w:r>
-      <w:hyperlink w:anchor="X8f05d517a26b8a2ccb7dd4ddbb4f195f1a56386">
-        <w:r>
-          <w:rPr>
-            <w:rStyle w:val="Hyperlink"/>
-          </w:rPr>
-          <w:t xml:space="preserve">§7.7</w:t>
-        </w:r>
-      </w:hyperlink>
-      <w:r>
-        <w:t xml:space="preserve"> </w:t>
-      </w:r>
-      <w:r>
-        <w:t xml:space="preserve">for writing guidance.</w:t>
+        <w:t xml:space="preserve">— An attack that compromises software through its dependencies or distribution channels rather than targeting the software directly. In WordPress, this can occur through compromised plugins, themes, or build tools. See §7.7 for writing guidance.</w:t>
       </w:r>
     </w:p>
     <w:p>

--- a/WP-Security-Style-Guide.docx
+++ b/WP-Security-Style-Guide.docx
@@ -31,7 +31,7 @@
         <w:pStyle w:val="Date"/>
       </w:pPr>
       <w:r>
-        <w:t xml:space="preserve">March 8, 2026</w:t>
+        <w:t xml:space="preserve">March 12, 2026</w:t>
       </w:r>
     </w:p>
     <w:sdt>

--- a/WP-Security-Style-Guide.docx
+++ b/WP-Security-Style-Guide.docx
@@ -6226,6 +6226,98 @@
           <w:b/>
           <w:bCs/>
         </w:rPr>
+        <w:t xml:space="preserve">KSES</w:t>
+      </w:r>
+      <w:r>
+        <w:t xml:space="preserve"> </w:t>
+      </w:r>
+      <w:r>
+        <w:t xml:space="preserve">— WordPress’s HTML sanitization library, used to strip disallowed tags and attributes from content. The name is a recursive acronym:</w:t>
+      </w:r>
+      <w:r>
+        <w:t xml:space="preserve"> </w:t>
+      </w:r>
+      <w:r>
+        <w:t xml:space="preserve">“KSES Strips Evil Scripts.”</w:t>
+      </w:r>
+      <w:r>
+        <w:t xml:space="preserve"> </w:t>
+      </w:r>
+      <w:r>
+        <w:t xml:space="preserve">The primary API functions are</w:t>
+      </w:r>
+      <w:r>
+        <w:t xml:space="preserve"> </w:t>
+      </w:r>
+      <w:r>
+        <w:rPr>
+          <w:rStyle w:val="VerbatimChar"/>
+        </w:rPr>
+        <w:t xml:space="preserve">wp_kses()</w:t>
+      </w:r>
+      <w:r>
+        <w:t xml:space="preserve">,</w:t>
+      </w:r>
+      <w:r>
+        <w:t xml:space="preserve"> </w:t>
+      </w:r>
+      <w:r>
+        <w:rPr>
+          <w:rStyle w:val="VerbatimChar"/>
+        </w:rPr>
+        <w:t xml:space="preserve">wp_kses_post()</w:t>
+      </w:r>
+      <w:r>
+        <w:t xml:space="preserve">, and</w:t>
+      </w:r>
+      <w:r>
+        <w:t xml:space="preserve"> </w:t>
+      </w:r>
+      <w:r>
+        <w:rPr>
+          <w:rStyle w:val="VerbatimChar"/>
+        </w:rPr>
+        <w:t xml:space="preserve">wp_kses_data()</w:t>
+      </w:r>
+      <w:r>
+        <w:t xml:space="preserve">. KSES enforces a context-specific allowlist of HTML elements and attributes, preventing stored XSS in user-submitted content. See also:</w:t>
+      </w:r>
+      <w:r>
+        <w:t xml:space="preserve"> </w:t>
+      </w:r>
+      <w:r>
+        <w:rPr>
+          <w:i/>
+          <w:iCs/>
+        </w:rPr>
+        <w:t xml:space="preserve">Cross-Site Scripting (XSS)</w:t>
+      </w:r>
+      <w:r>
+        <w:t xml:space="preserve">,</w:t>
+      </w:r>
+      <w:r>
+        <w:t xml:space="preserve"> </w:t>
+      </w:r>
+      <w:r>
+        <w:rPr>
+          <w:i/>
+          <w:iCs/>
+        </w:rPr>
+        <w:t xml:space="preserve">allowlist</w:t>
+      </w:r>
+      <w:r>
+        <w:t xml:space="preserve">.</w:t>
+      </w:r>
+    </w:p>
+    <w:p>
+      <w:pPr>
+        <w:pStyle w:val="BodyText"/>
+      </w:pPr>
+      <w:r>
+        <w:rPr>
+          <w:b/>
+          <w:bCs/>
+        </w:rPr>
         <w:t xml:space="preserve">Local file inclusion (LFI) / Remote file inclusion (RFI)</w:t>
       </w:r>
       <w:r>
@@ -6858,6 +6950,168 @@
       </w:r>
       <w:r>
         <w:t xml:space="preserve">— The PHP process manager used in LEMP/LAMP stacks that manages PHP worker processes handling WordPress page requests via FastCGI. The recommended PHP execution mode for production WordPress deployments, providing process isolation, per-pool configuration, and better resource management than alternatives such as mod_php.</w:t>
+      </w:r>
+    </w:p>
+    <w:p>
+      <w:pPr>
+        <w:pStyle w:val="BodyText"/>
+      </w:pPr>
+      <w:r>
+        <w:rPr>
+          <w:b/>
+          <w:bCs/>
+        </w:rPr>
+        <w:t xml:space="preserve">PHP security directives</w:t>
+      </w:r>
+      <w:r>
+        <w:t xml:space="preserve"> </w:t>
+      </w:r>
+      <w:r>
+        <w:t xml:space="preserve">— PHP</w:t>
+      </w:r>
+      <w:r>
+        <w:t xml:space="preserve"> </w:t>
+      </w:r>
+      <w:r>
+        <w:rPr>
+          <w:rStyle w:val="VerbatimChar"/>
+        </w:rPr>
+        <w:t xml:space="preserve">php.ini</w:t>
+      </w:r>
+      <w:r>
+        <w:t xml:space="preserve"> </w:t>
+      </w:r>
+      <w:r>
+        <w:t xml:space="preserve">directives that control security-relevant behavior. Three directives appear frequently in WordPress hardening contexts:</w:t>
+      </w:r>
+      <w:r>
+        <w:t xml:space="preserve"> </w:t>
+      </w:r>
+      <w:r>
+        <w:rPr>
+          <w:rStyle w:val="VerbatimChar"/>
+        </w:rPr>
+        <w:t xml:space="preserve">display_errors</w:t>
+      </w:r>
+      <w:r>
+        <w:t xml:space="preserve"> </w:t>
+      </w:r>
+      <w:r>
+        <w:t xml:space="preserve">(controls whether PHP error messages are shown to users; must be</w:t>
+      </w:r>
+      <w:r>
+        <w:t xml:space="preserve"> </w:t>
+      </w:r>
+      <w:r>
+        <w:rPr>
+          <w:rStyle w:val="VerbatimChar"/>
+        </w:rPr>
+        <w:t xml:space="preserve">Off</w:t>
+      </w:r>
+      <w:r>
+        <w:t xml:space="preserve"> </w:t>
+      </w:r>
+      <w:r>
+        <w:t xml:space="preserve">in production to prevent information disclosure),</w:t>
+      </w:r>
+      <w:r>
+        <w:t xml:space="preserve"> </w:t>
+      </w:r>
+      <w:r>
+        <w:rPr>
+          <w:rStyle w:val="VerbatimChar"/>
+        </w:rPr>
+        <w:t xml:space="preserve">expose_php</w:t>
+      </w:r>
+      <w:r>
+        <w:t xml:space="preserve"> </w:t>
+      </w:r>
+      <w:r>
+        <w:t xml:space="preserve">(controls the</w:t>
+      </w:r>
+      <w:r>
+        <w:t xml:space="preserve"> </w:t>
+      </w:r>
+      <w:r>
+        <w:rPr>
+          <w:rStyle w:val="VerbatimChar"/>
+        </w:rPr>
+        <w:t xml:space="preserve">X-Powered-By</w:t>
+      </w:r>
+      <w:r>
+        <w:t xml:space="preserve"> </w:t>
+      </w:r>
+      <w:r>
+        <w:t xml:space="preserve">HTTP header that reveals the PHP version; must be</w:t>
+      </w:r>
+      <w:r>
+        <w:t xml:space="preserve"> </w:t>
+      </w:r>
+      <w:r>
+        <w:rPr>
+          <w:rStyle w:val="VerbatimChar"/>
+        </w:rPr>
+        <w:t xml:space="preserve">Off</w:t>
+      </w:r>
+      <w:r>
+        <w:t xml:space="preserve"> </w:t>
+      </w:r>
+      <w:r>
+        <w:t xml:space="preserve">in production), and</w:t>
+      </w:r>
+      <w:r>
+        <w:t xml:space="preserve"> </w:t>
+      </w:r>
+      <w:r>
+        <w:rPr>
+          <w:rStyle w:val="VerbatimChar"/>
+        </w:rPr>
+        <w:t xml:space="preserve">open_basedir</w:t>
+      </w:r>
+      <w:r>
+        <w:t xml:space="preserve"> </w:t>
+      </w:r>
+      <w:r>
+        <w:t xml:space="preserve">(restricts PHP file operations to specified directory trees, preventing path traversal beyond the WordPress installation). All three are Level 1 hardening controls in the Benchmark. See also:</w:t>
+      </w:r>
+      <w:r>
+        <w:t xml:space="preserve"> </w:t>
+      </w:r>
+      <w:r>
+        <w:rPr>
+          <w:i/>
+          <w:iCs/>
+        </w:rPr>
+        <w:t xml:space="preserve">information disclosure</w:t>
+      </w:r>
+      <w:r>
+        <w:t xml:space="preserve">,</w:t>
+      </w:r>
+      <w:r>
+        <w:t xml:space="preserve"> </w:t>
+      </w:r>
+      <w:r>
+        <w:rPr>
+          <w:i/>
+          <w:iCs/>
+        </w:rPr>
+        <w:t xml:space="preserve">path traversal</w:t>
+      </w:r>
+      <w:r>
+        <w:t xml:space="preserve">,</w:t>
+      </w:r>
+      <w:r>
+        <w:t xml:space="preserve"> </w:t>
+      </w:r>
+      <w:r>
+        <w:rPr>
+          <w:i/>
+          <w:iCs/>
+        </w:rPr>
+        <w:t xml:space="preserve">hardening</w:t>
+      </w:r>
+      <w:r>
+        <w:t xml:space="preserve">.</w:t>
       </w:r>
     </w:p>
     <w:p>

--- a/WP-Security-Style-Guide.docx
+++ b/WP-Security-Style-Guide.docx
@@ -2050,7 +2050,7 @@
         <w:t xml:space="preserve"> </w:t>
       </w:r>
       <w:r>
-        <w:t xml:space="preserve">— the URL path to the WordPress admin area. Set in monospace (</w:t>
+        <w:t xml:space="preserve">— the URL path to the WordPress Dashboard. Set in monospace (</w:t>
       </w:r>
       <w:r>
         <w:rPr>
@@ -8713,7 +8713,7 @@
         <w:t xml:space="preserve"> </w:t>
       </w:r>
       <w:r>
-        <w:t xml:space="preserve">— The URL path and directory for the WordPress administrative interface (e.g.,</w:t>
+        <w:t xml:space="preserve">— The URL path and directory for the WordPress Dashboard (e.g.,</w:t>
       </w:r>
       <w:r>
         <w:t xml:space="preserve"> </w:t>

--- a/WP-Security-Style-Guide.docx
+++ b/WP-Security-Style-Guide.docx
@@ -10024,6 +10024,7 @@
     </w:p>
     <w:bookmarkEnd w:id="77"/>
     <w:sectPr>
+      <w:footerReference r:id="rId9" w:type="default"/>
       <w:footnotePr>
         <w:numRestart w:val="eachSect"/>
       </w:footnotePr>
@@ -10034,6 +10035,32 @@
 
 <file path=word/comments.xml><?xml version="1.0" encoding="utf-8"?>
 <w:comments xmlns:w="http://schemas.openxmlformats.org/wordprocessingml/2006/main" xmlns:m="http://schemas.openxmlformats.org/officeDocument/2006/math" xmlns:r="http://schemas.openxmlformats.org/officeDocument/2006/relationships" xmlns:o="urn:schemas-microsoft-com:office:office" xmlns:v="urn:schemas-microsoft-com:vml" xmlns:w10="urn:schemas-microsoft-com:office:word" xmlns:a="http://schemas.openxmlformats.org/drawingml/2006/main" xmlns:pic="http://schemas.openxmlformats.org/drawingml/2006/picture" xmlns:wp="http://schemas.openxmlformats.org/drawingml/2006/wordprocessingDrawing"/>
+</file>
+
+<file path=word/footer1.xml><?xml version="1.0" encoding="utf-8"?>
+<w:ftr xmlns:w="http://schemas.openxmlformats.org/wordprocessingml/2006/main">
+  <w:p>
+    <w:pPr>
+      <w:pStyle w:val="Footer"/>
+      <w:jc w:val="center"/>
+    </w:pPr>
+    <w:r>
+      <w:fldChar w:fldCharType="begin"/>
+    </w:r>
+    <w:r>
+      <w:instrText xml:space="preserve"> PAGE </w:instrText>
+    </w:r>
+    <w:r>
+      <w:fldChar w:fldCharType="separate"/>
+    </w:r>
+    <w:r>
+      <w:t>1</w:t>
+    </w:r>
+    <w:r>
+      <w:fldChar w:fldCharType="end"/>
+    </w:r>
+  </w:p>
+</w:ftr>
 </file>
 
 <file path=word/footnotes.xml><?xml version="1.0" encoding="utf-8"?>

--- a/WP-Security-Style-Guide.docx
+++ b/WP-Security-Style-Guide.docx
@@ -31,7 +31,7 @@
         <w:pStyle w:val="Date"/>
       </w:pPr>
       <w:r>
-        <w:t xml:space="preserve">March 12, 2026</w:t>
+        <w:t xml:space="preserve">March 13, 2026</w:t>
       </w:r>
     </w:p>
     <w:sdt>

--- a/WP-Security-Style-Guide.docx
+++ b/WP-Security-Style-Guide.docx
@@ -31,7 +31,7 @@
         <w:pStyle w:val="Date"/>
       </w:pPr>
       <w:r>
-        <w:t xml:space="preserve">March 13, 2026</w:t>
+        <w:t xml:space="preserve">March 15, 2026</w:t>
       </w:r>
     </w:p>
     <w:sdt>
@@ -5719,13 +5719,28 @@
         <w:rPr>
           <w:rStyle w:val="VerbatimChar"/>
         </w:rPr>
-        <w:t xml:space="preserve">wp-cli checksum</w:t>
-      </w:r>
-      <w:r>
-        <w:t xml:space="preserve"> </w:t>
-      </w:r>
-      <w:r>
-        <w:t xml:space="preserve">verifies core files against official hashes, and security plugins extend this to themes, plugins, and uploads.</w:t>
+        <w:t xml:space="preserve">wp core verify-checksums</w:t>
+      </w:r>
+      <w:r>
+        <w:t xml:space="preserve"> </w:t>
+      </w:r>
+      <w:r>
+        <w:t xml:space="preserve">verifies core files against official hashes, and</w:t>
+      </w:r>
+      <w:r>
+        <w:t xml:space="preserve"> </w:t>
+      </w:r>
+      <w:r>
+        <w:rPr>
+          <w:rStyle w:val="VerbatimChar"/>
+        </w:rPr>
+        <w:t xml:space="preserve">wp plugin verify-checksums</w:t>
+      </w:r>
+      <w:r>
+        <w:t xml:space="preserve"> </w:t>
+      </w:r>
+      <w:r>
+        <w:t xml:space="preserve">verifies plugin checksums where available. Security plugins can extend this to themes, uploads, and custom files.</w:t>
       </w:r>
     </w:p>
     <w:p>
@@ -8847,7 +8862,19 @@
         <w:rPr>
           <w:rStyle w:val="VerbatimChar"/>
         </w:rPr>
-        <w:t xml:space="preserve">wp checksum core</w:t>
+        <w:t xml:space="preserve">wp core verify-checksums</w:t>
+      </w:r>
+      <w:r>
+        <w:t xml:space="preserve">,</w:t>
+      </w:r>
+      <w:r>
+        <w:t xml:space="preserve"> </w:t>
+      </w:r>
+      <w:r>
+        <w:rPr>
+          <w:rStyle w:val="VerbatimChar"/>
+        </w:rPr>
+        <w:t xml:space="preserve">wp plugin verify-checksums</w:t>
       </w:r>
       <w:r>
         <w:t xml:space="preserve">). Always written as</w:t>

--- a/WP-Security-Style-Guide.docx
+++ b/WP-Security-Style-Guide.docx
@@ -2442,7 +2442,7 @@
         <w:rPr>
           <w:rStyle w:val="VerbatimChar"/>
         </w:rPr>
-        <w:t xml:space="preserve">WordPress 6.5.2</w:t>
+        <w:t xml:space="preserve">WordPress 7.0.1</w:t>
       </w:r>
     </w:p>
     <w:p>
@@ -2487,7 +2487,7 @@
         <w:t xml:space="preserve"> </w:t>
       </w:r>
       <w:r>
-        <w:t xml:space="preserve">“WordPress 6.5 introduced…”</w:t>
+        <w:t xml:space="preserve">“WordPress 7.0 introduced…”</w:t>
       </w:r>
       <w:r>
         <w:t xml:space="preserve">).</w:t>
@@ -2511,7 +2511,7 @@
         </w:numPr>
       </w:pPr>
       <w:r>
-        <w:t xml:space="preserve">Product names and their versions in running prose: WordPress 6.5, Cloudflare, Patchstack.</w:t>
+        <w:t xml:space="preserve">Product names and their versions in running prose: WordPress 7.0, Cloudflare, Patchstack.</w:t>
       </w:r>
     </w:p>
     <w:p>

--- a/WP-Security-Style-Guide.docx
+++ b/WP-Security-Style-Guide.docx
@@ -31,7 +31,7 @@
         <w:pStyle w:val="Date"/>
       </w:pPr>
       <w:r>
-        <w:t xml:space="preserve">March 15, 2026</w:t>
+        <w:t xml:space="preserve">March 21, 2026</w:t>
       </w:r>
     </w:p>
     <w:sdt>
@@ -10008,7 +10008,7 @@
           <w:rPr>
             <w:rStyle w:val="Hyperlink"/>
           </w:rPr>
-          <w:t xml:space="preserve">Creative Commons Attribution-ShareAlike 4.0 International License (CC BY-SA 4.0)</w:t>
+          <w:t xml:space="preserve">Creative Commons Attribution-ShareAlike 4.0 International License (CC-BY-SA-4.0)</w:t>
         </w:r>
       </w:hyperlink>
       <w:r>

--- a/WP-Security-Style-Guide.docx
+++ b/WP-Security-Style-Guide.docx
@@ -31,7 +31,7 @@
         <w:pStyle w:val="Date"/>
       </w:pPr>
       <w:r>
-        <w:t xml:space="preserve">March 21, 2026</w:t>
+        <w:t xml:space="preserve">March 22, 2026</w:t>
       </w:r>
     </w:p>
     <w:sdt>

--- a/WP-Security-Style-Guide.docx
+++ b/WP-Security-Style-Guide.docx
@@ -338,7 +338,7 @@
                 <w:b/>
                 <w:bCs/>
               </w:rPr>
-              <w:t xml:space="preserve">✓ Do</w:t>
+              <w:t xml:space="preserve">Do</w:t>
             </w:r>
           </w:p>
         </w:tc>
@@ -353,7 +353,7 @@
                 <w:b/>
                 <w:bCs/>
               </w:rPr>
-              <w:t xml:space="preserve">✗ Don’t</w:t>
+              <w:t xml:space="preserve">Don’t</w:t>
             </w:r>
           </w:p>
         </w:tc>
@@ -739,7 +739,7 @@
                 <w:b/>
                 <w:bCs/>
               </w:rPr>
-              <w:t xml:space="preserve">✓ Do</w:t>
+              <w:t xml:space="preserve">Do</w:t>
             </w:r>
           </w:p>
         </w:tc>
@@ -754,7 +754,7 @@
                 <w:b/>
                 <w:bCs/>
               </w:rPr>
-              <w:t xml:space="preserve">✗ Don’t</w:t>
+              <w:t xml:space="preserve">Don’t</w:t>
             </w:r>
           </w:p>
         </w:tc>
@@ -1189,7 +1189,7 @@
                 <w:b/>
                 <w:bCs/>
               </w:rPr>
-              <w:t xml:space="preserve">✓ Do</w:t>
+              <w:t xml:space="preserve">Do</w:t>
             </w:r>
           </w:p>
         </w:tc>
@@ -1204,7 +1204,7 @@
                 <w:b/>
                 <w:bCs/>
               </w:rPr>
-              <w:t xml:space="preserve">✗ Don’t</w:t>
+              <w:t xml:space="preserve">Don’t</w:t>
             </w:r>
           </w:p>
         </w:tc>
@@ -1740,7 +1740,7 @@
                 <w:b/>
                 <w:bCs/>
               </w:rPr>
-              <w:t xml:space="preserve">✓ Do</w:t>
+              <w:t xml:space="preserve">Do</w:t>
             </w:r>
           </w:p>
         </w:tc>
@@ -1755,7 +1755,7 @@
                 <w:b/>
                 <w:bCs/>
               </w:rPr>
-              <w:t xml:space="preserve">✗ Don’t</w:t>
+              <w:t xml:space="preserve">Don’t</w:t>
             </w:r>
           </w:p>
         </w:tc>
@@ -3195,7 +3195,7 @@
                 <w:b/>
                 <w:bCs/>
               </w:rPr>
-              <w:t xml:space="preserve">✓ Do</w:t>
+              <w:t xml:space="preserve">Do</w:t>
             </w:r>
           </w:p>
         </w:tc>
@@ -3210,7 +3210,7 @@
                 <w:b/>
                 <w:bCs/>
               </w:rPr>
-              <w:t xml:space="preserve">✗ Don’t</w:t>
+              <w:t xml:space="preserve">Don’t</w:t>
             </w:r>
           </w:p>
         </w:tc>

--- a/WP-Security-Style-Guide.docx
+++ b/WP-Security-Style-Guide.docx
@@ -338,7 +338,7 @@
                 <w:b/>
                 <w:bCs/>
               </w:rPr>
-              <w:t xml:space="preserve">Do</w:t>
+              <w:t xml:space="preserve">Recommended</w:t>
             </w:r>
           </w:p>
         </w:tc>
@@ -353,7 +353,7 @@
                 <w:b/>
                 <w:bCs/>
               </w:rPr>
-              <w:t xml:space="preserve">Don’t</w:t>
+              <w:t xml:space="preserve">Avoid</w:t>
             </w:r>
           </w:p>
         </w:tc>
@@ -739,7 +739,7 @@
                 <w:b/>
                 <w:bCs/>
               </w:rPr>
-              <w:t xml:space="preserve">Do</w:t>
+              <w:t xml:space="preserve">Recommended</w:t>
             </w:r>
           </w:p>
         </w:tc>
@@ -754,7 +754,7 @@
                 <w:b/>
                 <w:bCs/>
               </w:rPr>
-              <w:t xml:space="preserve">Don’t</w:t>
+              <w:t xml:space="preserve">Avoid</w:t>
             </w:r>
           </w:p>
         </w:tc>
@@ -1189,7 +1189,7 @@
                 <w:b/>
                 <w:bCs/>
               </w:rPr>
-              <w:t xml:space="preserve">Do</w:t>
+              <w:t xml:space="preserve">Recommended</w:t>
             </w:r>
           </w:p>
         </w:tc>
@@ -1204,7 +1204,7 @@
                 <w:b/>
                 <w:bCs/>
               </w:rPr>
-              <w:t xml:space="preserve">Don’t</w:t>
+              <w:t xml:space="preserve">Avoid</w:t>
             </w:r>
           </w:p>
         </w:tc>
@@ -1740,7 +1740,7 @@
                 <w:b/>
                 <w:bCs/>
               </w:rPr>
-              <w:t xml:space="preserve">Do</w:t>
+              <w:t xml:space="preserve">Recommended</w:t>
             </w:r>
           </w:p>
         </w:tc>
@@ -1755,7 +1755,7 @@
                 <w:b/>
                 <w:bCs/>
               </w:rPr>
-              <w:t xml:space="preserve">Don’t</w:t>
+              <w:t xml:space="preserve">Avoid</w:t>
             </w:r>
           </w:p>
         </w:tc>
@@ -3195,7 +3195,7 @@
                 <w:b/>
                 <w:bCs/>
               </w:rPr>
-              <w:t xml:space="preserve">Do</w:t>
+              <w:t xml:space="preserve">Recommended</w:t>
             </w:r>
           </w:p>
         </w:tc>
@@ -3210,7 +3210,7 @@
                 <w:b/>
                 <w:bCs/>
               </w:rPr>
-              <w:t xml:space="preserve">Don’t</w:t>
+              <w:t xml:space="preserve">Avoid</w:t>
             </w:r>
           </w:p>
         </w:tc>

--- a/WP-Security-Style-Guide.docx
+++ b/WP-Security-Style-Guide.docx
@@ -31,7 +31,7 @@
         <w:pStyle w:val="Date"/>
       </w:pPr>
       <w:r>
-        <w:t xml:space="preserve">March 22, 2026</w:t>
+        <w:t xml:space="preserve">April 5, 2026</w:t>
       </w:r>
     </w:p>
     <w:sdt>

--- a/WP-Security-Style-Guide.docx
+++ b/WP-Security-Style-Guide.docx
@@ -31,7 +31,7 @@
         <w:pStyle w:val="Date"/>
       </w:pPr>
       <w:r>
-        <w:t xml:space="preserve">April 5, 2026</w:t>
+        <w:t xml:space="preserve">April 13, 2026</w:t>
       </w:r>
     </w:p>
     <w:sdt>

--- a/WP-Security-Style-Guide.docx
+++ b/WP-Security-Style-Guide.docx
@@ -31,7 +31,7 @@
         <w:pStyle w:val="Date"/>
       </w:pPr>
       <w:r>
-        <w:t xml:space="preserve">April 13, 2026</w:t>
+        <w:t xml:space="preserve">June 14, 2026</w:t>
       </w:r>
     </w:p>
     <w:sdt>
@@ -3899,6 +3899,78 @@
           <w:b/>
           <w:bCs/>
         </w:rPr>
+        <w:t xml:space="preserve">Abilities API</w:t>
+      </w:r>
+      <w:r>
+        <w:t xml:space="preserve"> </w:t>
+      </w:r>
+      <w:r>
+        <w:t xml:space="preserve">— A WordPress interface for registering and executing named abilities that software can use to interact with WordPress. In WordPress 7.0, the client-side implementation integrates with server-registered abilities through the</w:t>
+      </w:r>
+      <w:r>
+        <w:t xml:space="preserve"> </w:t>
+      </w:r>
+      <w:r>
+        <w:rPr>
+          <w:rStyle w:val="VerbatimChar"/>
+        </w:rPr>
+        <w:t xml:space="preserve">/wp-abilities/v1/</w:t>
+      </w:r>
+      <w:r>
+        <w:t xml:space="preserve"> </w:t>
+      </w:r>
+      <w:r>
+        <w:t xml:space="preserve">REST API and is explicitly intended for AI agents, workflow automation tools, and plugins. When writing about it in security contexts, frame it as an authorization and capability boundary, not just a convenience feature. See also:</w:t>
+      </w:r>
+      <w:r>
+        <w:t xml:space="preserve"> </w:t>
+      </w:r>
+      <w:r>
+        <w:rPr>
+          <w:i/>
+          <w:iCs/>
+        </w:rPr>
+        <w:t xml:space="preserve">authorization</w:t>
+      </w:r>
+      <w:r>
+        <w:t xml:space="preserve">,</w:t>
+      </w:r>
+      <w:r>
+        <w:t xml:space="preserve"> </w:t>
+      </w:r>
+      <w:r>
+        <w:rPr>
+          <w:i/>
+          <w:iCs/>
+        </w:rPr>
+        <w:t xml:space="preserve">capability</w:t>
+      </w:r>
+      <w:r>
+        <w:t xml:space="preserve">,</w:t>
+      </w:r>
+      <w:r>
+        <w:t xml:space="preserve"> </w:t>
+      </w:r>
+      <w:r>
+        <w:rPr>
+          <w:i/>
+          <w:iCs/>
+        </w:rPr>
+        <w:t xml:space="preserve">REST API</w:t>
+      </w:r>
+      <w:r>
+        <w:t xml:space="preserve">.</w:t>
+      </w:r>
+    </w:p>
+    <w:p>
+      <w:pPr>
+        <w:pStyle w:val="BodyText"/>
+      </w:pPr>
+      <w:r>
+        <w:rPr>
+          <w:b/>
+          <w:bCs/>
+        </w:rPr>
         <w:t xml:space="preserve">Action-gated reauthentication</w:t>
       </w:r>
       <w:r>
@@ -3948,6 +4020,89 @@
       </w:r>
       <w:r>
         <w:t xml:space="preserve">— American Institute of Certified Public Accountants. A U.S.-based professional association that develops auditing and attestation standards, including the Trust Services Criteria used in SOC 2 reporting.</w:t>
+      </w:r>
+    </w:p>
+    <w:p>
+      <w:pPr>
+        <w:pStyle w:val="BodyText"/>
+      </w:pPr>
+      <w:r>
+        <w:rPr>
+          <w:b/>
+          <w:bCs/>
+        </w:rPr>
+        <w:t xml:space="preserve">AI Client</w:t>
+      </w:r>
+      <w:r>
+        <w:t xml:space="preserve"> </w:t>
+      </w:r>
+      <w:r>
+        <w:t xml:space="preserve">— The WordPress 7.0 core-adjacent abstraction layer for integrating AI providers and prompt execution flows. In security writing, distinguish the AI Client from third-party provider plugins and from browser-side JavaScript wrappers. The main security questions are authorization, provider governance, output handling, and secret management rather than feature novelty. See also:</w:t>
+      </w:r>
+      <w:r>
+        <w:t xml:space="preserve"> </w:t>
+      </w:r>
+      <w:r>
+        <w:rPr>
+          <w:i/>
+          <w:iCs/>
+        </w:rPr>
+        <w:t xml:space="preserve">Abilities API</w:t>
+      </w:r>
+      <w:r>
+        <w:t xml:space="preserve">,</w:t>
+      </w:r>
+      <w:r>
+        <w:t xml:space="preserve"> </w:t>
+      </w:r>
+      <w:r>
+        <w:rPr>
+          <w:i/>
+          <w:iCs/>
+        </w:rPr>
+        <w:t xml:space="preserve">authorization</w:t>
+      </w:r>
+      <w:r>
+        <w:t xml:space="preserve">,</w:t>
+      </w:r>
+      <w:r>
+        <w:t xml:space="preserve"> </w:t>
+      </w:r>
+      <w:r>
+        <w:rPr>
+          <w:i/>
+          <w:iCs/>
+        </w:rPr>
+        <w:t xml:space="preserve">Connector</w:t>
+      </w:r>
+      <w:r>
+        <w:t xml:space="preserve">,</w:t>
+      </w:r>
+      <w:r>
+        <w:t xml:space="preserve"> </w:t>
+      </w:r>
+      <w:r>
+        <w:rPr>
+          <w:i/>
+          <w:iCs/>
+        </w:rPr>
+        <w:t xml:space="preserve">Core-adjacent</w:t>
+      </w:r>
+      <w:r>
+        <w:t xml:space="preserve">,</w:t>
+      </w:r>
+      <w:r>
+        <w:t xml:space="preserve"> </w:t>
+      </w:r>
+      <w:r>
+        <w:rPr>
+          <w:i/>
+          <w:iCs/>
+        </w:rPr>
+        <w:t xml:space="preserve">prompt injection</w:t>
+      </w:r>
+      <w:r>
+        <w:t xml:space="preserve">.</w:t>
       </w:r>
     </w:p>
     <w:p>
@@ -4940,6 +5095,152 @@
           <w:iCs/>
         </w:rPr>
         <w:t xml:space="preserve">build pipeline</w:t>
+      </w:r>
+      <w:r>
+        <w:t xml:space="preserve">.</w:t>
+      </w:r>
+    </w:p>
+    <w:p>
+      <w:pPr>
+        <w:pStyle w:val="BodyText"/>
+      </w:pPr>
+      <w:r>
+        <w:rPr>
+          <w:b/>
+          <w:bCs/>
+        </w:rPr>
+        <w:t xml:space="preserve">Connector</w:t>
+      </w:r>
+      <w:r>
+        <w:t xml:space="preserve"> </w:t>
+      </w:r>
+      <w:r>
+        <w:t xml:space="preserve">— In WordPress 7.0 AI infrastructure, a registered integration that provides access to an external provider or service through the Connectors API. Connectors may source credentials from environment variables, PHP constants, or the database. When writing about connectors in security contexts, make clear that database-backed API keys are masked in the interface but not encrypted, so environment variables or</w:t>
+      </w:r>
+      <w:r>
+        <w:t xml:space="preserve"> </w:t>
+      </w:r>
+      <w:r>
+        <w:rPr>
+          <w:rStyle w:val="VerbatimChar"/>
+        </w:rPr>
+        <w:t xml:space="preserve">wp-config.php</w:t>
+      </w:r>
+      <w:r>
+        <w:t xml:space="preserve"> </w:t>
+      </w:r>
+      <w:r>
+        <w:t xml:space="preserve">constants remain the preferred storage model. See also:</w:t>
+      </w:r>
+      <w:r>
+        <w:t xml:space="preserve"> </w:t>
+      </w:r>
+      <w:r>
+        <w:rPr>
+          <w:i/>
+          <w:iCs/>
+        </w:rPr>
+        <w:t xml:space="preserve">AI Client</w:t>
+      </w:r>
+      <w:r>
+        <w:t xml:space="preserve">,</w:t>
+      </w:r>
+      <w:r>
+        <w:t xml:space="preserve"> </w:t>
+      </w:r>
+      <w:r>
+        <w:rPr>
+          <w:i/>
+          <w:iCs/>
+        </w:rPr>
+        <w:t xml:space="preserve">authorization</w:t>
+      </w:r>
+      <w:r>
+        <w:t xml:space="preserve">,</w:t>
+      </w:r>
+      <w:r>
+        <w:t xml:space="preserve"> </w:t>
+      </w:r>
+      <w:r>
+        <w:rPr>
+          <w:i/>
+          <w:iCs/>
+        </w:rPr>
+        <w:t xml:space="preserve">wp-config.php</w:t>
+      </w:r>
+      <w:r>
+        <w:t xml:space="preserve">.</w:t>
+      </w:r>
+    </w:p>
+    <w:p>
+      <w:pPr>
+        <w:pStyle w:val="BodyText"/>
+      </w:pPr>
+      <w:r>
+        <w:rPr>
+          <w:b/>
+          <w:bCs/>
+        </w:rPr>
+        <w:t xml:space="preserve">Core-adjacent</w:t>
+      </w:r>
+      <w:r>
+        <w:t xml:space="preserve"> </w:t>
+      </w:r>
+      <w:r>
+        <w:t xml:space="preserve">— Describes features, packages, APIs, or infrastructure that are closely coupled to WordPress core or shipped as part of the official WordPress project ecosystem, but are not necessarily all implemented directly in core itself. Use this term when</w:t>
+      </w:r>
+      <w:r>
+        <w:t xml:space="preserve"> </w:t>
+      </w:r>
+      <w:r>
+        <w:rPr>
+          <w:rStyle w:val="VerbatimChar"/>
+        </w:rPr>
+        <w:t xml:space="preserve">core</w:t>
+      </w:r>
+      <w:r>
+        <w:t xml:space="preserve"> </w:t>
+      </w:r>
+      <w:r>
+        <w:t xml:space="preserve">would overstate what ships in WordPress itself and</w:t>
+      </w:r>
+      <w:r>
+        <w:t xml:space="preserve"> </w:t>
+      </w:r>
+      <w:r>
+        <w:rPr>
+          <w:rStyle w:val="VerbatimChar"/>
+        </w:rPr>
+        <w:t xml:space="preserve">third-party</w:t>
+      </w:r>
+      <w:r>
+        <w:t xml:space="preserve"> </w:t>
+      </w:r>
+      <w:r>
+        <w:t xml:space="preserve">would understate the project relationship. See also:</w:t>
+      </w:r>
+      <w:r>
+        <w:t xml:space="preserve"> </w:t>
+      </w:r>
+      <w:r>
+        <w:rPr>
+          <w:i/>
+          <w:iCs/>
+        </w:rPr>
+        <w:t xml:space="preserve">AI Client</w:t>
+      </w:r>
+      <w:r>
+        <w:t xml:space="preserve">,</w:t>
+      </w:r>
+      <w:r>
+        <w:t xml:space="preserve"> </w:t>
+      </w:r>
+      <w:r>
+        <w:rPr>
+          <w:i/>
+          <w:iCs/>
+        </w:rPr>
+        <w:t xml:space="preserve">WordPress</w:t>
       </w:r>
       <w:r>
         <w:t xml:space="preserve">.</w:t>

--- a/WP-Security-Style-Guide.docx
+++ b/WP-Security-Style-Guide.docx
@@ -31,7 +31,7 @@
         <w:pStyle w:val="Date"/>
       </w:pPr>
       <w:r>
-        <w:t xml:space="preserve">June 14, 2026</w:t>
+        <w:t xml:space="preserve">June 17, 2026</w:t>
       </w:r>
     </w:p>
     <w:sdt>
@@ -1326,7 +1326,7 @@
     </w:tbl>
     <w:bookmarkEnd w:id="28"/>
     <w:bookmarkEnd w:id="29"/>
-    <w:bookmarkStart w:id="33" w:name="audience-voice-and-tone"/>
+    <w:bookmarkStart w:id="35" w:name="audience-voice-and-tone"/>
     <w:p>
       <w:pPr>
         <w:pStyle w:val="Heading2"/>
@@ -1407,8 +1407,24 @@
         <w:t xml:space="preserve">WordPress community members and contributors, including those involved in core development, plugin review, and support forums.</w:t>
       </w:r>
     </w:p>
+    <w:p>
+      <w:pPr>
+        <w:pStyle w:val="FirstParagraph"/>
+      </w:pPr>
+      <w:r>
+        <w:t xml:space="preserve">Because the WordPress community is global, assume mixed levels of experience, cultural context, and English fluency. Many readers will be English as a second language (ESL) speakers, newcomers to WordPress, or people encountering WordPress security concepts for the first time. Write accordingly.</w:t>
+      </w:r>
+    </w:p>
+    <w:p>
+      <w:pPr>
+        <w:pStyle w:val="BodyText"/>
+      </w:pPr>
+      <w:r>
+        <w:t xml:space="preserve">Anything you publish may be someone’s first introduction not only to WordPress security, but to WordPress as a project and community. Write to build trust, invite participation, and leave the reader better equipped than you found them.</w:t>
+      </w:r>
+    </w:p>
     <w:bookmarkEnd w:id="30"/>
-    <w:bookmarkStart w:id="31" w:name="voice"/>
+    <w:bookmarkStart w:id="32" w:name="voice"/>
     <w:p>
       <w:pPr>
         <w:pStyle w:val="Heading3"/>
@@ -1420,6 +1436,31 @@
     <w:p>
       <w:pPr>
         <w:pStyle w:val="FirstParagraph"/>
+      </w:pPr>
+      <w:r>
+        <w:t xml:space="preserve">Use the Learn WordPress course</w:t>
+      </w:r>
+      <w:r>
+        <w:t xml:space="preserve"> </w:t>
+      </w:r>
+      <w:hyperlink r:id="rId31">
+        <w:r>
+          <w:rPr>
+            <w:rStyle w:val="Hyperlink"/>
+          </w:rPr>
+          <w:t xml:space="preserve">Writing in the WordPress voice</w:t>
+        </w:r>
+      </w:hyperlink>
+      <w:r>
+        <w:t xml:space="preserve"> </w:t>
+      </w:r>
+      <w:r>
+        <w:t xml:space="preserve">as the WordPress-specific editorial baseline for voice and accessibility. It recommends writing that is clear and friendly, on the positive side of neutral, and relatively jargon-free for a global audience.</w:t>
+      </w:r>
+    </w:p>
+    <w:p>
+      <w:pPr>
+        <w:pStyle w:val="BodyText"/>
       </w:pPr>
       <w:r>
         <w:t xml:space="preserve">Your voice should convey the brand’s personality and values. It is:</w:t>
@@ -1530,8 +1571,8 @@
         <w:t xml:space="preserve">— reflecting the open-source values of transparency, collaboration, and shared responsibility.</w:t>
       </w:r>
     </w:p>
-    <w:bookmarkEnd w:id="31"/>
-    <w:bookmarkStart w:id="32" w:name="tone"/>
+    <w:bookmarkEnd w:id="32"/>
+    <w:bookmarkStart w:id="33" w:name="tone"/>
     <w:p>
       <w:pPr>
         <w:pStyle w:val="Heading3"/>
@@ -1581,13 +1622,13 @@
           <w:b/>
           <w:bCs/>
         </w:rPr>
-        <w:t xml:space="preserve">Optimistic and Reassuring</w:t>
-      </w:r>
-      <w:r>
-        <w:t xml:space="preserve"> </w:t>
-      </w:r>
-      <w:r>
-        <w:t xml:space="preserve">— emphasize what can be done and what has been fixed. Reassure the audience that our team is on top of the problem.</w:t>
+        <w:t xml:space="preserve">Positive-Neutral</w:t>
+      </w:r>
+      <w:r>
+        <w:t xml:space="preserve"> </w:t>
+      </w:r>
+      <w:r>
+        <w:t xml:space="preserve">— default to a clear, friendly, even-handed tone. Reassure only when the facts justify it. Do not drift into hype, marketing warmth, or false certainty.</w:t>
       </w:r>
     </w:p>
     <w:p>
@@ -1668,9 +1709,159 @@
         <w:t xml:space="preserve">Thought leadership: reflective, well-sourced, open to nuance and debate.</w:t>
       </w:r>
     </w:p>
-    <w:bookmarkEnd w:id="32"/>
     <w:bookmarkEnd w:id="33"/>
-    <w:bookmarkStart w:id="37" w:name="inclusive-communication"/>
+    <w:bookmarkStart w:id="34" w:name="wordpress-voice-baseline"/>
+    <w:p>
+      <w:pPr>
+        <w:pStyle w:val="Heading3"/>
+      </w:pPr>
+      <w:r>
+        <w:t xml:space="preserve">4.4 WordPress Voice Baseline</w:t>
+      </w:r>
+    </w:p>
+    <w:p>
+      <w:pPr>
+        <w:pStyle w:val="FirstParagraph"/>
+      </w:pPr>
+      <w:r>
+        <w:t xml:space="preserve">Before publishing, check whether the draft reflects the WordPress voice baseline:</w:t>
+      </w:r>
+    </w:p>
+    <w:p>
+      <w:pPr>
+        <w:pStyle w:val="Compact"/>
+        <w:numPr>
+          <w:ilvl w:val="0"/>
+          <w:numId w:val="1008"/>
+        </w:numPr>
+      </w:pPr>
+      <w:r>
+        <w:rPr>
+          <w:b/>
+          <w:bCs/>
+        </w:rPr>
+        <w:t xml:space="preserve">Clear and friendly</w:t>
+      </w:r>
+      <w:r>
+        <w:t xml:space="preserve"> </w:t>
+      </w:r>
+      <w:r>
+        <w:t xml:space="preserve">— direct, welcoming, and easy to follow.</w:t>
+      </w:r>
+    </w:p>
+    <w:p>
+      <w:pPr>
+        <w:pStyle w:val="Compact"/>
+        <w:numPr>
+          <w:ilvl w:val="0"/>
+          <w:numId w:val="1008"/>
+        </w:numPr>
+      </w:pPr>
+      <w:r>
+        <w:rPr>
+          <w:b/>
+          <w:bCs/>
+        </w:rPr>
+        <w:t xml:space="preserve">Positive side of neutral</w:t>
+      </w:r>
+      <w:r>
+        <w:t xml:space="preserve"> </w:t>
+      </w:r>
+      <w:r>
+        <w:t xml:space="preserve">— steady and constructive without being chirpy, salesy, or evasive.</w:t>
+      </w:r>
+    </w:p>
+    <w:p>
+      <w:pPr>
+        <w:pStyle w:val="Compact"/>
+        <w:numPr>
+          <w:ilvl w:val="0"/>
+          <w:numId w:val="1008"/>
+        </w:numPr>
+      </w:pPr>
+      <w:r>
+        <w:rPr>
+          <w:b/>
+          <w:bCs/>
+        </w:rPr>
+        <w:t xml:space="preserve">Jargon-light by default</w:t>
+      </w:r>
+      <w:r>
+        <w:t xml:space="preserve"> </w:t>
+      </w:r>
+      <w:r>
+        <w:t xml:space="preserve">— define unavoidable technical terms on first use.</w:t>
+      </w:r>
+    </w:p>
+    <w:p>
+      <w:pPr>
+        <w:pStyle w:val="Compact"/>
+        <w:numPr>
+          <w:ilvl w:val="0"/>
+          <w:numId w:val="1008"/>
+        </w:numPr>
+      </w:pPr>
+      <w:r>
+        <w:rPr>
+          <w:b/>
+          <w:bCs/>
+        </w:rPr>
+        <w:t xml:space="preserve">Global-reader aware</w:t>
+      </w:r>
+      <w:r>
+        <w:t xml:space="preserve"> </w:t>
+      </w:r>
+      <w:r>
+        <w:t xml:space="preserve">— avoid idioms, sarcasm, and culture-specific shorthand that may not travel well.</w:t>
+      </w:r>
+    </w:p>
+    <w:p>
+      <w:pPr>
+        <w:pStyle w:val="Compact"/>
+        <w:numPr>
+          <w:ilvl w:val="0"/>
+          <w:numId w:val="1008"/>
+        </w:numPr>
+      </w:pPr>
+      <w:r>
+        <w:rPr>
+          <w:b/>
+          <w:bCs/>
+        </w:rPr>
+        <w:t xml:space="preserve">Newcomer-accessible</w:t>
+      </w:r>
+      <w:r>
+        <w:t xml:space="preserve"> </w:t>
+      </w:r>
+      <w:r>
+        <w:t xml:space="preserve">— assume some readers are still learning WordPress, security, or both.</w:t>
+      </w:r>
+    </w:p>
+    <w:p>
+      <w:pPr>
+        <w:pStyle w:val="Compact"/>
+        <w:numPr>
+          <w:ilvl w:val="0"/>
+          <w:numId w:val="1008"/>
+        </w:numPr>
+      </w:pPr>
+      <w:r>
+        <w:rPr>
+          <w:b/>
+          <w:bCs/>
+        </w:rPr>
+        <w:t xml:space="preserve">Trust-building</w:t>
+      </w:r>
+      <w:r>
+        <w:t xml:space="preserve"> </w:t>
+      </w:r>
+      <w:r>
+        <w:t xml:space="preserve">— write as if this may be the reader’s first experience with WordPress and its community norms.</w:t>
+      </w:r>
+    </w:p>
+    <w:bookmarkEnd w:id="34"/>
+    <w:bookmarkEnd w:id="35"/>
+    <w:bookmarkStart w:id="40" w:name="inclusive-communication"/>
     <w:p>
       <w:pPr>
         <w:pStyle w:val="Heading2"/>
@@ -1679,7 +1870,7 @@
         <w:t xml:space="preserve">5. Inclusive Communication</w:t>
       </w:r>
     </w:p>
-    <w:bookmarkStart w:id="34" w:name="bring-outsiders-in"/>
+    <w:bookmarkStart w:id="36" w:name="bring-outsiders-in"/>
     <w:p>
       <w:pPr>
         <w:pStyle w:val="Heading3"/>
@@ -1696,8 +1887,16 @@
         <w:t xml:space="preserve">Security writing can easily become a closed conversation among experts. Actively work against this. Explain jargon and technical terms the first time you use them. Spell out acronyms on first use. Helping people learn the vocabulary means helping them enter the community and take responsibility for their own security.</w:t>
       </w:r>
     </w:p>
-    <w:bookmarkEnd w:id="34"/>
-    <w:bookmarkStart w:id="35" w:name="language-choices"/>
+    <w:p>
+      <w:pPr>
+        <w:pStyle w:val="BodyText"/>
+      </w:pPr>
+      <w:r>
+        <w:t xml:space="preserve">Prefer shorter sentences over dense clause-stacking. Avoid sarcasm, insider banter, and idioms that may confuse international readers or make the writing feel exclusionary. Action-oriented language is usually better than blame-oriented language.</w:t>
+      </w:r>
+    </w:p>
+    <w:bookmarkEnd w:id="36"/>
+    <w:bookmarkStart w:id="37" w:name="language-choices"/>
     <w:p>
       <w:pPr>
         <w:pStyle w:val="Heading3"/>
@@ -1939,8 +2138,8 @@
         <w:t xml:space="preserve">which has positive connotations in many technical communities.</w:t>
       </w:r>
     </w:p>
-    <w:bookmarkEnd w:id="35"/>
-    <w:bookmarkStart w:id="36" w:name="wordpress-specific-terminology"/>
+    <w:bookmarkEnd w:id="37"/>
+    <w:bookmarkStart w:id="38" w:name="wordpress-specific-terminology"/>
     <w:p>
       <w:pPr>
         <w:pStyle w:val="Heading3"/>
@@ -1955,211 +2154,6 @@
       </w:pPr>
       <w:r>
         <w:t xml:space="preserve">WordPress has its own vocabulary. Use terms consistently and prefer the forms familiar to the WordPress community:</w:t>
-      </w:r>
-    </w:p>
-    <w:p>
-      <w:pPr>
-        <w:numPr>
-          <w:ilvl w:val="0"/>
-          <w:numId w:val="1008"/>
-        </w:numPr>
-      </w:pPr>
-      <w:r>
-        <w:rPr>
-          <w:b/>
-          <w:bCs/>
-        </w:rPr>
-        <w:t xml:space="preserve">Dashboard</w:t>
-      </w:r>
-      <w:r>
-        <w:t xml:space="preserve"> </w:t>
-      </w:r>
-      <w:r>
-        <w:t xml:space="preserve">— the WordPress admin interface (avoid</w:t>
-      </w:r>
-      <w:r>
-        <w:t xml:space="preserve"> </w:t>
-      </w:r>
-      <w:r>
-        <w:t xml:space="preserve">“backend”</w:t>
-      </w:r>
-      <w:r>
-        <w:t xml:space="preserve"> </w:t>
-      </w:r>
-      <w:r>
-        <w:t xml:space="preserve">in user-facing writing).</w:t>
-      </w:r>
-    </w:p>
-    <w:p>
-      <w:pPr>
-        <w:numPr>
-          <w:ilvl w:val="0"/>
-          <w:numId w:val="1008"/>
-        </w:numPr>
-      </w:pPr>
-      <w:r>
-        <w:rPr>
-          <w:b/>
-          <w:bCs/>
-        </w:rPr>
-        <w:t xml:space="preserve">Plugin</w:t>
-      </w:r>
-      <w:r>
-        <w:t xml:space="preserve"> </w:t>
-      </w:r>
-      <w:r>
-        <w:t xml:space="preserve">— an extension that adds functionality to WordPress. Always one word, lowercase in running text.</w:t>
-      </w:r>
-    </w:p>
-    <w:p>
-      <w:pPr>
-        <w:numPr>
-          <w:ilvl w:val="0"/>
-          <w:numId w:val="1008"/>
-        </w:numPr>
-      </w:pPr>
-      <w:r>
-        <w:rPr>
-          <w:b/>
-          <w:bCs/>
-        </w:rPr>
-        <w:t xml:space="preserve">Theme</w:t>
-      </w:r>
-      <w:r>
-        <w:t xml:space="preserve"> </w:t>
-      </w:r>
-      <w:r>
-        <w:t xml:space="preserve">— a collection of templates and stylesheets that control a site’s visual presentation.</w:t>
-      </w:r>
-    </w:p>
-    <w:p>
-      <w:pPr>
-        <w:numPr>
-          <w:ilvl w:val="0"/>
-          <w:numId w:val="1008"/>
-        </w:numPr>
-      </w:pPr>
-      <w:r>
-        <w:rPr>
-          <w:b/>
-          <w:bCs/>
-        </w:rPr>
-        <w:t xml:space="preserve">wp-admin</w:t>
-      </w:r>
-      <w:r>
-        <w:t xml:space="preserve"> </w:t>
-      </w:r>
-      <w:r>
-        <w:t xml:space="preserve">— the URL path to the WordPress Dashboard. Set in monospace (</w:t>
-      </w:r>
-      <w:r>
-        <w:rPr>
-          <w:rStyle w:val="VerbatimChar"/>
-        </w:rPr>
-        <w:t xml:space="preserve">wp-admin</w:t>
-      </w:r>
-      <w:r>
-        <w:t xml:space="preserve">) when referring to the path.</w:t>
-      </w:r>
-    </w:p>
-    <w:p>
-      <w:pPr>
-        <w:numPr>
-          <w:ilvl w:val="0"/>
-          <w:numId w:val="1008"/>
-        </w:numPr>
-      </w:pPr>
-      <w:r>
-        <w:rPr>
-          <w:b/>
-          <w:bCs/>
-        </w:rPr>
-        <w:t xml:space="preserve">wp-config.php</w:t>
-      </w:r>
-      <w:r>
-        <w:t xml:space="preserve"> </w:t>
-      </w:r>
-      <w:r>
-        <w:t xml:space="preserve">— the primary WordPress configuration file. Always in monospace (</w:t>
-      </w:r>
-      <w:r>
-        <w:rPr>
-          <w:rStyle w:val="VerbatimChar"/>
-        </w:rPr>
-        <w:t xml:space="preserve">wp-config.php</w:t>
-      </w:r>
-      <w:r>
-        <w:t xml:space="preserve">).</w:t>
-      </w:r>
-    </w:p>
-    <w:p>
-      <w:pPr>
-        <w:numPr>
-          <w:ilvl w:val="0"/>
-          <w:numId w:val="1008"/>
-        </w:numPr>
-      </w:pPr>
-      <w:r>
-        <w:rPr>
-          <w:b/>
-          <w:bCs/>
-        </w:rPr>
-        <w:t xml:space="preserve">Multisite</w:t>
-      </w:r>
-      <w:r>
-        <w:t xml:space="preserve"> </w:t>
-      </w:r>
-      <w:r>
-        <w:t xml:space="preserve">— a WordPress feature enabling multiple sites on one installation. One word, capitalized.</w:t>
-      </w:r>
-    </w:p>
-    <w:p>
-      <w:pPr>
-        <w:numPr>
-          <w:ilvl w:val="0"/>
-          <w:numId w:val="1008"/>
-        </w:numPr>
-      </w:pPr>
-      <w:r>
-        <w:rPr>
-          <w:b/>
-          <w:bCs/>
-        </w:rPr>
-        <w:t xml:space="preserve">Auto-update</w:t>
-      </w:r>
-      <w:r>
-        <w:t xml:space="preserve"> </w:t>
-      </w:r>
-      <w:r>
-        <w:t xml:space="preserve">— WordPress’s built-in mechanism for applying updates automatically. Hyphenated.</w:t>
-      </w:r>
-    </w:p>
-    <w:bookmarkEnd w:id="36"/>
-    <w:bookmarkEnd w:id="37"/>
-    <w:bookmarkStart w:id="43" w:name="technical-formatting-guidelines"/>
-    <w:p>
-      <w:pPr>
-        <w:pStyle w:val="Heading2"/>
-      </w:pPr>
-      <w:r>
-        <w:t xml:space="preserve">6. Technical Formatting Guidelines</w:t>
-      </w:r>
-    </w:p>
-    <w:bookmarkStart w:id="38" w:name="two-font-system"/>
-    <w:p>
-      <w:pPr>
-        <w:pStyle w:val="Heading3"/>
-      </w:pPr>
-      <w:r>
-        <w:t xml:space="preserve">6.1 Two-Font System</w:t>
-      </w:r>
-    </w:p>
-    <w:p>
-      <w:pPr>
-        <w:pStyle w:val="FirstParagraph"/>
-      </w:pPr>
-      <w:r>
-        <w:t xml:space="preserve">Use two font treatments to distinguish between human-readable and machine-readable terms:</w:t>
       </w:r>
     </w:p>
     <w:p>
@@ -2174,13 +2168,25 @@
           <w:b/>
           <w:bCs/>
         </w:rPr>
-        <w:t xml:space="preserve">Normal font</w:t>
-      </w:r>
-      <w:r>
-        <w:t xml:space="preserve"> </w:t>
-      </w:r>
-      <w:r>
-        <w:t xml:space="preserve">(the document’s body typeface) for names of products, organizations, document titles, and human-facing concepts: WordPress, Cloudflare, an SSL certificate.</w:t>
+        <w:t xml:space="preserve">Dashboard</w:t>
+      </w:r>
+      <w:r>
+        <w:t xml:space="preserve"> </w:t>
+      </w:r>
+      <w:r>
+        <w:t xml:space="preserve">— the WordPress admin interface (avoid</w:t>
+      </w:r>
+      <w:r>
+        <w:t xml:space="preserve"> </w:t>
+      </w:r>
+      <w:r>
+        <w:t xml:space="preserve">“backend”</w:t>
+      </w:r>
+      <w:r>
+        <w:t xml:space="preserve"> </w:t>
+      </w:r>
+      <w:r>
+        <w:t xml:space="preserve">in user-facing writing).</w:t>
       </w:r>
     </w:p>
     <w:p>
@@ -2195,312 +2201,270 @@
           <w:b/>
           <w:bCs/>
         </w:rPr>
-        <w:t xml:space="preserve">Monospace font</w:t>
-      </w:r>
-      <w:r>
-        <w:t xml:space="preserve"> </w:t>
-      </w:r>
-      <w:r>
-        <w:t xml:space="preserve">(like this) for code, commands, file paths, configuration values, and machine-facing identifiers:</w:t>
-      </w:r>
-      <w:r>
-        <w:t xml:space="preserve"> </w:t>
+        <w:t xml:space="preserve">Plugin</w:t>
+      </w:r>
+      <w:r>
+        <w:t xml:space="preserve"> </w:t>
+      </w:r>
+      <w:r>
+        <w:t xml:space="preserve">— an extension that adds functionality to WordPress. Always one word, lowercase in running text.</w:t>
+      </w:r>
+    </w:p>
+    <w:p>
+      <w:pPr>
+        <w:numPr>
+          <w:ilvl w:val="0"/>
+          <w:numId w:val="1009"/>
+        </w:numPr>
+      </w:pPr>
+      <w:r>
+        <w:rPr>
+          <w:b/>
+          <w:bCs/>
+        </w:rPr>
+        <w:t xml:space="preserve">Theme</w:t>
+      </w:r>
+      <w:r>
+        <w:t xml:space="preserve"> </w:t>
+      </w:r>
+      <w:r>
+        <w:t xml:space="preserve">— a collection of templates and stylesheets that control a site’s visual presentation.</w:t>
+      </w:r>
+    </w:p>
+    <w:p>
+      <w:pPr>
+        <w:numPr>
+          <w:ilvl w:val="0"/>
+          <w:numId w:val="1009"/>
+        </w:numPr>
+      </w:pPr>
+      <w:r>
+        <w:rPr>
+          <w:b/>
+          <w:bCs/>
+        </w:rPr>
+        <w:t xml:space="preserve">wp-admin</w:t>
+      </w:r>
+      <w:r>
+        <w:t xml:space="preserve"> </w:t>
+      </w:r>
+      <w:r>
+        <w:t xml:space="preserve">— the URL path to the WordPress Dashboard. Set in monospace (</w:t>
       </w:r>
       <w:r>
         <w:rPr>
           <w:rStyle w:val="VerbatimChar"/>
         </w:rPr>
+        <w:t xml:space="preserve">wp-admin</w:t>
+      </w:r>
+      <w:r>
+        <w:t xml:space="preserve">) when referring to the path.</w:t>
+      </w:r>
+    </w:p>
+    <w:p>
+      <w:pPr>
+        <w:numPr>
+          <w:ilvl w:val="0"/>
+          <w:numId w:val="1009"/>
+        </w:numPr>
+      </w:pPr>
+      <w:r>
+        <w:rPr>
+          <w:b/>
+          <w:bCs/>
+        </w:rPr>
         <w:t xml:space="preserve">wp-config.php</w:t>
       </w:r>
       <w:r>
-        <w:t xml:space="preserve">,</w:t>
-      </w:r>
-      <w:r>
-        <w:t xml:space="preserve"> </w:t>
+        <w:t xml:space="preserve"> </w:t>
+      </w:r>
+      <w:r>
+        <w:t xml:space="preserve">— the primary WordPress configuration file. Always in monospace (</w:t>
       </w:r>
       <w:r>
         <w:rPr>
           <w:rStyle w:val="VerbatimChar"/>
         </w:rPr>
-        <w:t xml:space="preserve">DISALLOW_FILE_MODS</w:t>
-      </w:r>
-      <w:r>
-        <w:t xml:space="preserve">,</w:t>
-      </w:r>
-      <w:r>
-        <w:t xml:space="preserve"> </w:t>
-      </w:r>
-      <w:r>
-        <w:rPr>
-          <w:rStyle w:val="VerbatimChar"/>
-        </w:rPr>
-        <w:t xml:space="preserve">wp_kses()</w:t>
-      </w:r>
-      <w:r>
-        <w:t xml:space="preserve">.</w:t>
+        <w:t xml:space="preserve">wp-config.php</w:t>
+      </w:r>
+      <w:r>
+        <w:t xml:space="preserve">).</w:t>
+      </w:r>
+    </w:p>
+    <w:p>
+      <w:pPr>
+        <w:numPr>
+          <w:ilvl w:val="0"/>
+          <w:numId w:val="1009"/>
+        </w:numPr>
+      </w:pPr>
+      <w:r>
+        <w:rPr>
+          <w:b/>
+          <w:bCs/>
+        </w:rPr>
+        <w:t xml:space="preserve">Multisite</w:t>
+      </w:r>
+      <w:r>
+        <w:t xml:space="preserve"> </w:t>
+      </w:r>
+      <w:r>
+        <w:t xml:space="preserve">— a WordPress feature enabling multiple sites on one installation. One word, capitalized.</w:t>
+      </w:r>
+    </w:p>
+    <w:p>
+      <w:pPr>
+        <w:numPr>
+          <w:ilvl w:val="0"/>
+          <w:numId w:val="1009"/>
+        </w:numPr>
+      </w:pPr>
+      <w:r>
+        <w:rPr>
+          <w:b/>
+          <w:bCs/>
+        </w:rPr>
+        <w:t xml:space="preserve">Auto-update</w:t>
+      </w:r>
+      <w:r>
+        <w:t xml:space="preserve"> </w:t>
+      </w:r>
+      <w:r>
+        <w:t xml:space="preserve">— WordPress’s built-in mechanism for applying updates automatically. Hyphenated.</w:t>
       </w:r>
     </w:p>
     <w:bookmarkEnd w:id="38"/>
-    <w:bookmarkStart w:id="39" w:name="when-to-use-monospace"/>
+    <w:bookmarkStart w:id="39" w:name="before-you-publish"/>
     <w:p>
       <w:pPr>
         <w:pStyle w:val="Heading3"/>
       </w:pPr>
       <w:r>
-        <w:t xml:space="preserve">6.2 When to Use Monospace</w:t>
-      </w:r>
-    </w:p>
-    <w:p>
-      <w:pPr>
+        <w:t xml:space="preserve">5.4 Before You Publish</w:t>
+      </w:r>
+    </w:p>
+    <w:p>
+      <w:pPr>
+        <w:pStyle w:val="FirstParagraph"/>
+      </w:pPr>
+      <w:r>
+        <w:t xml:space="preserve">Before publishing WordPress security content, ask:</w:t>
+      </w:r>
+    </w:p>
+    <w:p>
+      <w:pPr>
+        <w:pStyle w:val="Compact"/>
         <w:numPr>
           <w:ilvl w:val="0"/>
           <w:numId w:val="1010"/>
         </w:numPr>
       </w:pPr>
       <w:r>
-        <w:t xml:space="preserve">File names and paths:</w:t>
-      </w:r>
-      <w:r>
-        <w:t xml:space="preserve"> </w:t>
-      </w:r>
-      <w:r>
-        <w:rPr>
-          <w:rStyle w:val="VerbatimChar"/>
-        </w:rPr>
-        <w:t xml:space="preserve">wp-config.php</w:t>
-      </w:r>
-      <w:r>
-        <w:t xml:space="preserve">,</w:t>
-      </w:r>
-      <w:r>
-        <w:t xml:space="preserve"> </w:t>
-      </w:r>
-      <w:r>
-        <w:rPr>
-          <w:rStyle w:val="VerbatimChar"/>
-        </w:rPr>
-        <w:t xml:space="preserve">/wp-content/uploads/</w:t>
-      </w:r>
-    </w:p>
-    <w:p>
-      <w:pPr>
+        <w:t xml:space="preserve">Would a non-expert WordPress site owner understand the main point and next step?</w:t>
+      </w:r>
+    </w:p>
+    <w:p>
+      <w:pPr>
+        <w:pStyle w:val="Compact"/>
         <w:numPr>
           <w:ilvl w:val="0"/>
           <w:numId w:val="1010"/>
         </w:numPr>
       </w:pPr>
       <w:r>
-        <w:t xml:space="preserve">Configuration constants and PHP functions:</w:t>
-      </w:r>
-      <w:r>
-        <w:t xml:space="preserve"> </w:t>
-      </w:r>
-      <w:r>
-        <w:rPr>
-          <w:rStyle w:val="VerbatimChar"/>
-        </w:rPr>
-        <w:t xml:space="preserve">FORCE_SSL_ADMIN</w:t>
-      </w:r>
-      <w:r>
-        <w:t xml:space="preserve">,</w:t>
-      </w:r>
-      <w:r>
-        <w:t xml:space="preserve"> </w:t>
-      </w:r>
-      <w:r>
-        <w:rPr>
-          <w:rStyle w:val="VerbatimChar"/>
-        </w:rPr>
-        <w:t xml:space="preserve">current_user_can()</w:t>
-      </w:r>
-    </w:p>
-    <w:p>
-      <w:pPr>
+        <w:t xml:space="preserve">Did we define unavoidable technical language?</w:t>
+      </w:r>
+    </w:p>
+    <w:p>
+      <w:pPr>
+        <w:pStyle w:val="Compact"/>
         <w:numPr>
           <w:ilvl w:val="0"/>
           <w:numId w:val="1010"/>
         </w:numPr>
       </w:pPr>
       <w:r>
-        <w:t xml:space="preserve">Command-line tools and commands:</w:t>
-      </w:r>
-      <w:r>
-        <w:t xml:space="preserve"> </w:t>
-      </w:r>
-      <w:r>
-        <w:rPr>
-          <w:rStyle w:val="VerbatimChar"/>
-        </w:rPr>
-        <w:t xml:space="preserve">wp-cli</w:t>
-      </w:r>
-      <w:r>
-        <w:t xml:space="preserve">,</w:t>
-      </w:r>
-      <w:r>
-        <w:t xml:space="preserve"> </w:t>
-      </w:r>
-      <w:r>
-        <w:rPr>
-          <w:rStyle w:val="VerbatimChar"/>
-        </w:rPr>
-        <w:t xml:space="preserve">ssh</w:t>
-      </w:r>
-      <w:r>
-        <w:t xml:space="preserve">,</w:t>
-      </w:r>
-      <w:r>
-        <w:t xml:space="preserve"> </w:t>
-      </w:r>
-      <w:r>
-        <w:rPr>
-          <w:rStyle w:val="VerbatimChar"/>
-        </w:rPr>
-        <w:t xml:space="preserve">fail2ban</w:t>
-      </w:r>
-    </w:p>
-    <w:p>
-      <w:pPr>
+        <w:t xml:space="preserve">Did we remove unnecessary idioms, sarcasm, and blame?</w:t>
+      </w:r>
+    </w:p>
+    <w:p>
+      <w:pPr>
+        <w:pStyle w:val="Compact"/>
         <w:numPr>
           <w:ilvl w:val="0"/>
           <w:numId w:val="1010"/>
         </w:numPr>
       </w:pPr>
       <w:r>
-        <w:t xml:space="preserve">Database fields, table names, and environment variables</w:t>
-      </w:r>
-    </w:p>
-    <w:p>
-      <w:pPr>
+        <w:t xml:space="preserve">Does the draft preserve the reader’s dignity while still being candid about risk?</w:t>
+      </w:r>
+    </w:p>
+    <w:p>
+      <w:pPr>
+        <w:pStyle w:val="Compact"/>
         <w:numPr>
           <w:ilvl w:val="0"/>
           <w:numId w:val="1010"/>
         </w:numPr>
       </w:pPr>
       <w:r>
-        <w:t xml:space="preserve">HTTP headers, status codes, and URL parameters:</w:t>
-      </w:r>
-      <w:r>
-        <w:t xml:space="preserve"> </w:t>
-      </w:r>
-      <w:r>
-        <w:rPr>
-          <w:rStyle w:val="VerbatimChar"/>
-        </w:rPr>
-        <w:t xml:space="preserve">X-Frame-Options</w:t>
-      </w:r>
-      <w:r>
-        <w:t xml:space="preserve">,</w:t>
-      </w:r>
-      <w:r>
-        <w:t xml:space="preserve"> </w:t>
-      </w:r>
-      <w:r>
-        <w:rPr>
-          <w:rStyle w:val="VerbatimChar"/>
-        </w:rPr>
-        <w:t xml:space="preserve">403</w:t>
-      </w:r>
-      <w:r>
-        <w:t xml:space="preserve">,</w:t>
-      </w:r>
-      <w:r>
-        <w:t xml:space="preserve"> </w:t>
-      </w:r>
-      <w:r>
-        <w:rPr>
-          <w:rStyle w:val="VerbatimChar"/>
-        </w:rPr>
-        <w:t xml:space="preserve">?author=1</w:t>
-      </w:r>
-    </w:p>
-    <w:p>
-      <w:pPr>
+        <w:t xml:space="preserve">Would this read well as a first introduction to WordPress and its community?</w:t>
+      </w:r>
+    </w:p>
+    <w:p>
+      <w:pPr>
+        <w:pStyle w:val="Compact"/>
         <w:numPr>
           <w:ilvl w:val="0"/>
           <w:numId w:val="1010"/>
         </w:numPr>
       </w:pPr>
       <w:r>
-        <w:t xml:space="preserve">CVE identifiers and version numbers in technical context:</w:t>
-      </w:r>
-      <w:r>
-        <w:t xml:space="preserve"> </w:t>
-      </w:r>
-      <w:r>
-        <w:rPr>
-          <w:rStyle w:val="VerbatimChar"/>
-        </w:rPr>
-        <w:t xml:space="preserve">CVE-2024-1234</w:t>
-      </w:r>
-      <w:r>
-        <w:t xml:space="preserve">,</w:t>
-      </w:r>
-      <w:r>
-        <w:t xml:space="preserve"> </w:t>
-      </w:r>
-      <w:r>
-        <w:rPr>
-          <w:rStyle w:val="VerbatimChar"/>
-        </w:rPr>
-        <w:t xml:space="preserve">WordPress 7.0.1</w:t>
-      </w:r>
-    </w:p>
-    <w:p>
-      <w:pPr>
-        <w:pStyle w:val="BlockText"/>
-      </w:pPr>
-      <w:r>
-        <w:rPr>
-          <w:b/>
-          <w:bCs/>
-        </w:rPr>
-        <w:t xml:space="preserve">Boundary rule:</w:t>
-      </w:r>
-      <w:r>
-        <w:t xml:space="preserve"> </w:t>
-      </w:r>
-      <w:r>
-        <w:t xml:space="preserve">Use monospace when the version number is the point of the sentence—the reader needs to act on it (e.g.,</w:t>
-      </w:r>
-      <w:r>
-        <w:t xml:space="preserve"> </w:t>
-      </w:r>
-      <w:r>
-        <w:t xml:space="preserve">“Update to</w:t>
-      </w:r>
-      <w:r>
-        <w:t xml:space="preserve"> </w:t>
-      </w:r>
-      <w:r>
-        <w:rPr>
-          <w:rStyle w:val="VerbatimChar"/>
-        </w:rPr>
-        <w:t xml:space="preserve">3.2.1</w:t>
-      </w:r>
-      <w:r>
-        <w:t xml:space="preserve">”</w:t>
-      </w:r>
-      <w:r>
-        <w:t xml:space="preserve">). Use normal font when the version appears as background context in running prose (e.g.,</w:t>
-      </w:r>
-      <w:r>
-        <w:t xml:space="preserve"> </w:t>
-      </w:r>
-      <w:r>
-        <w:t xml:space="preserve">“WordPress 7.0 introduced…”</w:t>
-      </w:r>
-      <w:r>
-        <w:t xml:space="preserve">).</w:t>
+        <w:t xml:space="preserve">Have we recommended the Learn WordPress course</w:t>
+      </w:r>
+      <w:r>
+        <w:t xml:space="preserve"> </w:t>
+      </w:r>
+      <w:r>
+        <w:rPr>
+          <w:i/>
+          <w:iCs/>
+        </w:rPr>
+        <w:t xml:space="preserve">Writing in the WordPress voice</w:t>
+      </w:r>
+      <w:r>
+        <w:t xml:space="preserve"> </w:t>
+      </w:r>
+      <w:r>
+        <w:t xml:space="preserve">when the audience includes regular contributors, maintainers, or communications staff?</w:t>
       </w:r>
     </w:p>
     <w:bookmarkEnd w:id="39"/>
-    <w:bookmarkStart w:id="40" w:name="when-to-use-normal-font"/>
+    <w:bookmarkEnd w:id="40"/>
+    <w:bookmarkStart w:id="46" w:name="technical-formatting-guidelines"/>
+    <w:p>
+      <w:pPr>
+        <w:pStyle w:val="Heading2"/>
+      </w:pPr>
+      <w:r>
+        <w:t xml:space="preserve">6. Technical Formatting Guidelines</w:t>
+      </w:r>
+    </w:p>
+    <w:bookmarkStart w:id="41" w:name="two-font-system"/>
     <w:p>
       <w:pPr>
         <w:pStyle w:val="Heading3"/>
       </w:pPr>
       <w:r>
-        <w:t xml:space="preserve">6.3 When to Use Normal Font</w:t>
+        <w:t xml:space="preserve">6.1 Two-Font System</w:t>
+      </w:r>
+    </w:p>
+    <w:p>
+      <w:pPr>
+        <w:pStyle w:val="FirstParagraph"/>
+      </w:pPr>
+      <w:r>
+        <w:t xml:space="preserve">Use two font treatments to distinguish between human-readable and machine-readable terms:</w:t>
       </w:r>
     </w:p>
     <w:p>
@@ -2511,7 +2475,17 @@
         </w:numPr>
       </w:pPr>
       <w:r>
-        <w:t xml:space="preserve">Product names and their versions in running prose: WordPress 7.0, Cloudflare, Patchstack.</w:t>
+        <w:rPr>
+          <w:b/>
+          <w:bCs/>
+        </w:rPr>
+        <w:t xml:space="preserve">Normal font</w:t>
+      </w:r>
+      <w:r>
+        <w:t xml:space="preserve"> </w:t>
+      </w:r>
+      <w:r>
+        <w:t xml:space="preserve">(the document’s body typeface) for names of products, organizations, document titles, and human-facing concepts: WordPress, Cloudflare, an SSL certificate.</w:t>
       </w:r>
     </w:p>
     <w:p>
@@ -2522,93 +2496,63 @@
         </w:numPr>
       </w:pPr>
       <w:r>
-        <w:t xml:space="preserve">Names of organizations, teams, and conferences: OWASP, DEF CON, WordPress Security Team.</w:t>
-      </w:r>
-    </w:p>
-    <w:p>
-      <w:pPr>
-        <w:numPr>
-          <w:ilvl w:val="0"/>
-          <w:numId w:val="1011"/>
-        </w:numPr>
-      </w:pPr>
-      <w:r>
-        <w:t xml:space="preserve">Concepts and roles: administrator, two-factor authentication, session cookie.</w:t>
-      </w:r>
-    </w:p>
-    <w:p>
-      <w:pPr>
-        <w:numPr>
-          <w:ilvl w:val="0"/>
-          <w:numId w:val="1011"/>
-        </w:numPr>
-      </w:pPr>
-      <w:r>
-        <w:t xml:space="preserve">Error messages and security prompts when quoting them for a non-technical audience (use quotation marks).</w:t>
-      </w:r>
-    </w:p>
-    <w:bookmarkEnd w:id="40"/>
-    <w:bookmarkStart w:id="41" w:name="bold-and-emphasis"/>
+        <w:rPr>
+          <w:b/>
+          <w:bCs/>
+        </w:rPr>
+        <w:t xml:space="preserve">Monospace font</w:t>
+      </w:r>
+      <w:r>
+        <w:t xml:space="preserve"> </w:t>
+      </w:r>
+      <w:r>
+        <w:t xml:space="preserve">(like this) for code, commands, file paths, configuration values, and machine-facing identifiers:</w:t>
+      </w:r>
+      <w:r>
+        <w:t xml:space="preserve"> </w:t>
+      </w:r>
+      <w:r>
+        <w:rPr>
+          <w:rStyle w:val="VerbatimChar"/>
+        </w:rPr>
+        <w:t xml:space="preserve">wp-config.php</w:t>
+      </w:r>
+      <w:r>
+        <w:t xml:space="preserve">,</w:t>
+      </w:r>
+      <w:r>
+        <w:t xml:space="preserve"> </w:t>
+      </w:r>
+      <w:r>
+        <w:rPr>
+          <w:rStyle w:val="VerbatimChar"/>
+        </w:rPr>
+        <w:t xml:space="preserve">DISALLOW_FILE_MODS</w:t>
+      </w:r>
+      <w:r>
+        <w:t xml:space="preserve">,</w:t>
+      </w:r>
+      <w:r>
+        <w:t xml:space="preserve"> </w:t>
+      </w:r>
+      <w:r>
+        <w:rPr>
+          <w:rStyle w:val="VerbatimChar"/>
+        </w:rPr>
+        <w:t xml:space="preserve">wp_kses()</w:t>
+      </w:r>
+      <w:r>
+        <w:t xml:space="preserve">.</w:t>
+      </w:r>
+    </w:p>
+    <w:bookmarkEnd w:id="41"/>
+    <w:bookmarkStart w:id="42" w:name="when-to-use-monospace"/>
     <w:p>
       <w:pPr>
         <w:pStyle w:val="Heading3"/>
       </w:pPr>
       <w:r>
-        <w:t xml:space="preserve">6.4 Bold and Emphasis</w:t>
-      </w:r>
-    </w:p>
-    <w:p>
-      <w:pPr>
-        <w:pStyle w:val="FirstParagraph"/>
-      </w:pPr>
-      <w:r>
-        <w:t xml:space="preserve">Use bold sparingly for key terms being defined, important warnings, and UI elements the reader needs to find and click. Use italics for emphasis, titles of publications, and introducing new terms in running text.</w:t>
-      </w:r>
-    </w:p>
-    <w:bookmarkEnd w:id="41"/>
-    <w:bookmarkStart w:id="42" w:name="acronyms"/>
-    <w:p>
-      <w:pPr>
-        <w:pStyle w:val="Heading3"/>
-      </w:pPr>
-      <w:r>
-        <w:t xml:space="preserve">6.5 Acronyms</w:t>
-      </w:r>
-    </w:p>
-    <w:p>
-      <w:pPr>
-        <w:pStyle w:val="FirstParagraph"/>
-      </w:pPr>
-      <w:r>
-        <w:t xml:space="preserve">Spell out acronyms on first use, followed by the abbreviation in parentheses: cross-site scripting (XSS), two-factor authentication (2FA). Use the acronym alone in subsequent references. If the acronym is more widely recognized than the full form (e.g., SQL, HTML, SSH), the spelled-out version can be omitted for technical audiences.</w:t>
-      </w:r>
-    </w:p>
-    <w:bookmarkEnd w:id="42"/>
-    <w:bookmarkEnd w:id="43"/>
-    <w:bookmarkStart w:id="53" w:name="writing-about-vulnerabilities"/>
-    <w:p>
-      <w:pPr>
-        <w:pStyle w:val="Heading2"/>
-      </w:pPr>
-      <w:r>
-        <w:t xml:space="preserve">7. Writing about Vulnerabilities</w:t>
-      </w:r>
-    </w:p>
-    <w:bookmarkStart w:id="44" w:name="disclosure-and-reporting"/>
-    <w:p>
-      <w:pPr>
-        <w:pStyle w:val="Heading3"/>
-      </w:pPr>
-      <w:r>
-        <w:t xml:space="preserve">7.1 Disclosure and Reporting</w:t>
-      </w:r>
-    </w:p>
-    <w:p>
-      <w:pPr>
-        <w:pStyle w:val="FirstParagraph"/>
-      </w:pPr>
-      <w:r>
-        <w:t xml:space="preserve">When writing about specific vulnerabilities, follow established responsible disclosure conventions:</w:t>
+        <w:t xml:space="preserve">6.2 When to Use Monospace</w:t>
       </w:r>
     </w:p>
     <w:p>
@@ -2619,7 +2563,28 @@
         </w:numPr>
       </w:pPr>
       <w:r>
-        <w:t xml:space="preserve">Use the official CVE identifier when available.</w:t>
+        <w:t xml:space="preserve">File names and paths:</w:t>
+      </w:r>
+      <w:r>
+        <w:t xml:space="preserve"> </w:t>
+      </w:r>
+      <w:r>
+        <w:rPr>
+          <w:rStyle w:val="VerbatimChar"/>
+        </w:rPr>
+        <w:t xml:space="preserve">wp-config.php</w:t>
+      </w:r>
+      <w:r>
+        <w:t xml:space="preserve">,</w:t>
+      </w:r>
+      <w:r>
+        <w:t xml:space="preserve"> </w:t>
+      </w:r>
+      <w:r>
+        <w:rPr>
+          <w:rStyle w:val="VerbatimChar"/>
+        </w:rPr>
+        <w:t xml:space="preserve">/wp-content/uploads/</w:t>
       </w:r>
     </w:p>
     <w:p>
@@ -2630,7 +2595,28 @@
         </w:numPr>
       </w:pPr>
       <w:r>
-        <w:t xml:space="preserve">Name the affected software and specific versions.</w:t>
+        <w:t xml:space="preserve">Configuration constants and PHP functions:</w:t>
+      </w:r>
+      <w:r>
+        <w:t xml:space="preserve"> </w:t>
+      </w:r>
+      <w:r>
+        <w:rPr>
+          <w:rStyle w:val="VerbatimChar"/>
+        </w:rPr>
+        <w:t xml:space="preserve">FORCE_SSL_ADMIN</w:t>
+      </w:r>
+      <w:r>
+        <w:t xml:space="preserve">,</w:t>
+      </w:r>
+      <w:r>
+        <w:t xml:space="preserve"> </w:t>
+      </w:r>
+      <w:r>
+        <w:rPr>
+          <w:rStyle w:val="VerbatimChar"/>
+        </w:rPr>
+        <w:t xml:space="preserve">current_user_can()</w:t>
       </w:r>
     </w:p>
     <w:p>
@@ -2641,7 +2627,40 @@
         </w:numPr>
       </w:pPr>
       <w:r>
-        <w:t xml:space="preserve">Describe the vulnerability type using standard terminology (XSS, SQL injection, CSRF, etc.).</w:t>
+        <w:t xml:space="preserve">Command-line tools and commands:</w:t>
+      </w:r>
+      <w:r>
+        <w:t xml:space="preserve"> </w:t>
+      </w:r>
+      <w:r>
+        <w:rPr>
+          <w:rStyle w:val="VerbatimChar"/>
+        </w:rPr>
+        <w:t xml:space="preserve">wp-cli</w:t>
+      </w:r>
+      <w:r>
+        <w:t xml:space="preserve">,</w:t>
+      </w:r>
+      <w:r>
+        <w:t xml:space="preserve"> </w:t>
+      </w:r>
+      <w:r>
+        <w:rPr>
+          <w:rStyle w:val="VerbatimChar"/>
+        </w:rPr>
+        <w:t xml:space="preserve">ssh</w:t>
+      </w:r>
+      <w:r>
+        <w:t xml:space="preserve">,</w:t>
+      </w:r>
+      <w:r>
+        <w:t xml:space="preserve"> </w:t>
+      </w:r>
+      <w:r>
+        <w:rPr>
+          <w:rStyle w:val="VerbatimChar"/>
+        </w:rPr>
+        <w:t xml:space="preserve">fail2ban</w:t>
       </w:r>
     </w:p>
     <w:p>
@@ -2652,7 +2671,7 @@
         </w:numPr>
       </w:pPr>
       <w:r>
-        <w:t xml:space="preserve">State the severity using an established framework (CVSS score, Patchstack’s severity rating, or the plugin repository’s classification).</w:t>
+        <w:t xml:space="preserve">Database fields, table names, and environment variables</w:t>
       </w:r>
     </w:p>
     <w:p>
@@ -2663,7 +2682,40 @@
         </w:numPr>
       </w:pPr>
       <w:r>
-        <w:t xml:space="preserve">Provide the remediation: update to version X, apply a configuration change, or remove the affected component.</w:t>
+        <w:t xml:space="preserve">HTTP headers, status codes, and URL parameters:</w:t>
+      </w:r>
+      <w:r>
+        <w:t xml:space="preserve"> </w:t>
+      </w:r>
+      <w:r>
+        <w:rPr>
+          <w:rStyle w:val="VerbatimChar"/>
+        </w:rPr>
+        <w:t xml:space="preserve">X-Frame-Options</w:t>
+      </w:r>
+      <w:r>
+        <w:t xml:space="preserve">,</w:t>
+      </w:r>
+      <w:r>
+        <w:t xml:space="preserve"> </w:t>
+      </w:r>
+      <w:r>
+        <w:rPr>
+          <w:rStyle w:val="VerbatimChar"/>
+        </w:rPr>
+        <w:t xml:space="preserve">403</w:t>
+      </w:r>
+      <w:r>
+        <w:t xml:space="preserve">,</w:t>
+      </w:r>
+      <w:r>
+        <w:t xml:space="preserve"> </w:t>
+      </w:r>
+      <w:r>
+        <w:rPr>
+          <w:rStyle w:val="VerbatimChar"/>
+        </w:rPr>
+        <w:t xml:space="preserve">?author=1</w:t>
       </w:r>
     </w:p>
     <w:p>
@@ -2674,6 +2726,259 @@
         </w:numPr>
       </w:pPr>
       <w:r>
+        <w:t xml:space="preserve">CVE identifiers and version numbers in technical context:</w:t>
+      </w:r>
+      <w:r>
+        <w:t xml:space="preserve"> </w:t>
+      </w:r>
+      <w:r>
+        <w:rPr>
+          <w:rStyle w:val="VerbatimChar"/>
+        </w:rPr>
+        <w:t xml:space="preserve">CVE-2024-1234</w:t>
+      </w:r>
+      <w:r>
+        <w:t xml:space="preserve">,</w:t>
+      </w:r>
+      <w:r>
+        <w:t xml:space="preserve"> </w:t>
+      </w:r>
+      <w:r>
+        <w:rPr>
+          <w:rStyle w:val="VerbatimChar"/>
+        </w:rPr>
+        <w:t xml:space="preserve">WordPress 7.0.1</w:t>
+      </w:r>
+    </w:p>
+    <w:p>
+      <w:pPr>
+        <w:pStyle w:val="BlockText"/>
+      </w:pPr>
+      <w:r>
+        <w:rPr>
+          <w:b/>
+          <w:bCs/>
+        </w:rPr>
+        <w:t xml:space="preserve">Boundary rule:</w:t>
+      </w:r>
+      <w:r>
+        <w:t xml:space="preserve"> </w:t>
+      </w:r>
+      <w:r>
+        <w:t xml:space="preserve">Use monospace when the version number is the point of the sentence—the reader needs to act on it (e.g.,</w:t>
+      </w:r>
+      <w:r>
+        <w:t xml:space="preserve"> </w:t>
+      </w:r>
+      <w:r>
+        <w:t xml:space="preserve">“Update to</w:t>
+      </w:r>
+      <w:r>
+        <w:t xml:space="preserve"> </w:t>
+      </w:r>
+      <w:r>
+        <w:rPr>
+          <w:rStyle w:val="VerbatimChar"/>
+        </w:rPr>
+        <w:t xml:space="preserve">3.2.1</w:t>
+      </w:r>
+      <w:r>
+        <w:t xml:space="preserve">”</w:t>
+      </w:r>
+      <w:r>
+        <w:t xml:space="preserve">). Use normal font when the version appears as background context in running prose (e.g.,</w:t>
+      </w:r>
+      <w:r>
+        <w:t xml:space="preserve"> </w:t>
+      </w:r>
+      <w:r>
+        <w:t xml:space="preserve">“WordPress 7.0 introduced…”</w:t>
+      </w:r>
+      <w:r>
+        <w:t xml:space="preserve">).</w:t>
+      </w:r>
+    </w:p>
+    <w:bookmarkEnd w:id="42"/>
+    <w:bookmarkStart w:id="43" w:name="when-to-use-normal-font"/>
+    <w:p>
+      <w:pPr>
+        <w:pStyle w:val="Heading3"/>
+      </w:pPr>
+      <w:r>
+        <w:t xml:space="preserve">6.3 When to Use Normal Font</w:t>
+      </w:r>
+    </w:p>
+    <w:p>
+      <w:pPr>
+        <w:numPr>
+          <w:ilvl w:val="0"/>
+          <w:numId w:val="1013"/>
+        </w:numPr>
+      </w:pPr>
+      <w:r>
+        <w:t xml:space="preserve">Product names and their versions in running prose: WordPress 7.0, Cloudflare, Patchstack.</w:t>
+      </w:r>
+    </w:p>
+    <w:p>
+      <w:pPr>
+        <w:numPr>
+          <w:ilvl w:val="0"/>
+          <w:numId w:val="1013"/>
+        </w:numPr>
+      </w:pPr>
+      <w:r>
+        <w:t xml:space="preserve">Names of organizations, teams, and conferences: OWASP, DEF CON, WordPress Security Team.</w:t>
+      </w:r>
+    </w:p>
+    <w:p>
+      <w:pPr>
+        <w:numPr>
+          <w:ilvl w:val="0"/>
+          <w:numId w:val="1013"/>
+        </w:numPr>
+      </w:pPr>
+      <w:r>
+        <w:t xml:space="preserve">Concepts and roles: administrator, two-factor authentication, session cookie.</w:t>
+      </w:r>
+    </w:p>
+    <w:p>
+      <w:pPr>
+        <w:numPr>
+          <w:ilvl w:val="0"/>
+          <w:numId w:val="1013"/>
+        </w:numPr>
+      </w:pPr>
+      <w:r>
+        <w:t xml:space="preserve">Error messages and security prompts when quoting them for a non-technical audience (use quotation marks).</w:t>
+      </w:r>
+    </w:p>
+    <w:bookmarkEnd w:id="43"/>
+    <w:bookmarkStart w:id="44" w:name="bold-and-emphasis"/>
+    <w:p>
+      <w:pPr>
+        <w:pStyle w:val="Heading3"/>
+      </w:pPr>
+      <w:r>
+        <w:t xml:space="preserve">6.4 Bold and Emphasis</w:t>
+      </w:r>
+    </w:p>
+    <w:p>
+      <w:pPr>
+        <w:pStyle w:val="FirstParagraph"/>
+      </w:pPr>
+      <w:r>
+        <w:t xml:space="preserve">Use bold sparingly for key terms being defined, important warnings, and UI elements the reader needs to find and click. Use italics for emphasis, titles of publications, and introducing new terms in running text.</w:t>
+      </w:r>
+    </w:p>
+    <w:bookmarkEnd w:id="44"/>
+    <w:bookmarkStart w:id="45" w:name="acronyms"/>
+    <w:p>
+      <w:pPr>
+        <w:pStyle w:val="Heading3"/>
+      </w:pPr>
+      <w:r>
+        <w:t xml:space="preserve">6.5 Acronyms</w:t>
+      </w:r>
+    </w:p>
+    <w:p>
+      <w:pPr>
+        <w:pStyle w:val="FirstParagraph"/>
+      </w:pPr>
+      <w:r>
+        <w:t xml:space="preserve">Spell out acronyms on first use, followed by the abbreviation in parentheses: cross-site scripting (XSS), two-factor authentication (2FA). Use the acronym alone in subsequent references. If the acronym is more widely recognized than the full form (e.g., SQL, HTML, SSH), the spelled-out version can be omitted for technical audiences.</w:t>
+      </w:r>
+    </w:p>
+    <w:bookmarkEnd w:id="45"/>
+    <w:bookmarkEnd w:id="46"/>
+    <w:bookmarkStart w:id="56" w:name="writing-about-vulnerabilities"/>
+    <w:p>
+      <w:pPr>
+        <w:pStyle w:val="Heading2"/>
+      </w:pPr>
+      <w:r>
+        <w:t xml:space="preserve">7. Writing about Vulnerabilities</w:t>
+      </w:r>
+    </w:p>
+    <w:bookmarkStart w:id="47" w:name="disclosure-and-reporting"/>
+    <w:p>
+      <w:pPr>
+        <w:pStyle w:val="Heading3"/>
+      </w:pPr>
+      <w:r>
+        <w:t xml:space="preserve">7.1 Disclosure and Reporting</w:t>
+      </w:r>
+    </w:p>
+    <w:p>
+      <w:pPr>
+        <w:pStyle w:val="FirstParagraph"/>
+      </w:pPr>
+      <w:r>
+        <w:t xml:space="preserve">When writing about specific vulnerabilities, follow established responsible disclosure conventions:</w:t>
+      </w:r>
+    </w:p>
+    <w:p>
+      <w:pPr>
+        <w:numPr>
+          <w:ilvl w:val="0"/>
+          <w:numId w:val="1014"/>
+        </w:numPr>
+      </w:pPr>
+      <w:r>
+        <w:t xml:space="preserve">Use the official CVE identifier when available.</w:t>
+      </w:r>
+    </w:p>
+    <w:p>
+      <w:pPr>
+        <w:numPr>
+          <w:ilvl w:val="0"/>
+          <w:numId w:val="1014"/>
+        </w:numPr>
+      </w:pPr>
+      <w:r>
+        <w:t xml:space="preserve">Name the affected software and specific versions.</w:t>
+      </w:r>
+    </w:p>
+    <w:p>
+      <w:pPr>
+        <w:numPr>
+          <w:ilvl w:val="0"/>
+          <w:numId w:val="1014"/>
+        </w:numPr>
+      </w:pPr>
+      <w:r>
+        <w:t xml:space="preserve">Describe the vulnerability type using standard terminology (XSS, SQL injection, CSRF, etc.).</w:t>
+      </w:r>
+    </w:p>
+    <w:p>
+      <w:pPr>
+        <w:numPr>
+          <w:ilvl w:val="0"/>
+          <w:numId w:val="1014"/>
+        </w:numPr>
+      </w:pPr>
+      <w:r>
+        <w:t xml:space="preserve">State the severity using an established framework (CVSS score, Patchstack’s severity rating, or the plugin repository’s classification).</w:t>
+      </w:r>
+    </w:p>
+    <w:p>
+      <w:pPr>
+        <w:numPr>
+          <w:ilvl w:val="0"/>
+          <w:numId w:val="1014"/>
+        </w:numPr>
+      </w:pPr>
+      <w:r>
+        <w:t xml:space="preserve">Provide the remediation: update to version X, apply a configuration change, or remove the affected component.</w:t>
+      </w:r>
+    </w:p>
+    <w:p>
+      <w:pPr>
+        <w:numPr>
+          <w:ilvl w:val="0"/>
+          <w:numId w:val="1014"/>
+        </w:numPr>
+      </w:pPr>
+      <w:r>
         <w:t xml:space="preserve">Credit the researcher or security team that reported the issue, consistent with responsible disclosure norms.</w:t>
       </w:r>
     </w:p>
@@ -2821,8 +3126,8 @@
         <w:t xml:space="preserve">or later to resolve this issue. [Credit to researcher/team for responsible disclosure.]</w:t>
       </w:r>
     </w:p>
-    <w:bookmarkEnd w:id="44"/>
-    <w:bookmarkStart w:id="46" w:name="severity-language"/>
+    <w:bookmarkEnd w:id="47"/>
+    <w:bookmarkStart w:id="49" w:name="severity-language"/>
     <w:p>
       <w:pPr>
         <w:pStyle w:val="Heading3"/>
@@ -2841,7 +3146,7 @@
       <w:r>
         <w:t xml:space="preserve"> </w:t>
       </w:r>
-      <w:hyperlink r:id="rId45">
+      <w:hyperlink r:id="rId48">
         <w:r>
           <w:rPr>
             <w:rStyle w:val="Hyperlink"/>
@@ -2882,7 +3187,7 @@
         <w:pStyle w:val="Compact"/>
         <w:numPr>
           <w:ilvl w:val="0"/>
-          <w:numId w:val="1013"/>
+          <w:numId w:val="1015"/>
         </w:numPr>
       </w:pPr>
       <w:r>
@@ -2904,7 +3209,7 @@
         <w:pStyle w:val="Compact"/>
         <w:numPr>
           <w:ilvl w:val="0"/>
-          <w:numId w:val="1013"/>
+          <w:numId w:val="1015"/>
         </w:numPr>
       </w:pPr>
       <w:r>
@@ -2926,7 +3231,7 @@
         <w:pStyle w:val="Compact"/>
         <w:numPr>
           <w:ilvl w:val="0"/>
-          <w:numId w:val="1013"/>
+          <w:numId w:val="1015"/>
         </w:numPr>
       </w:pPr>
       <w:r>
@@ -2948,7 +3253,7 @@
         <w:pStyle w:val="Compact"/>
         <w:numPr>
           <w:ilvl w:val="0"/>
-          <w:numId w:val="1013"/>
+          <w:numId w:val="1015"/>
         </w:numPr>
       </w:pPr>
       <w:r>
@@ -3272,8 +3577,8 @@
         <w:t xml:space="preserve">While these severity levels mean different things for our customers, all vulnerability communications should follow the same professional procedures.</w:t>
       </w:r>
     </w:p>
-    <w:bookmarkEnd w:id="46"/>
-    <w:bookmarkStart w:id="48" w:name="avoiding-sensationalism"/>
+    <w:bookmarkEnd w:id="49"/>
+    <w:bookmarkStart w:id="51" w:name="avoiding-sensationalism"/>
     <w:p>
       <w:pPr>
         <w:pStyle w:val="Heading3"/>
@@ -3311,7 +3616,7 @@
         <w:pStyle w:val="Compact"/>
         <w:numPr>
           <w:ilvl w:val="0"/>
-          <w:numId w:val="1014"/>
+          <w:numId w:val="1016"/>
         </w:numPr>
       </w:pPr>
       <w:r>
@@ -3333,7 +3638,7 @@
         <w:pStyle w:val="Compact"/>
         <w:numPr>
           <w:ilvl w:val="0"/>
-          <w:numId w:val="1014"/>
+          <w:numId w:val="1016"/>
         </w:numPr>
       </w:pPr>
       <w:r>
@@ -3355,7 +3660,7 @@
         <w:pStyle w:val="Compact"/>
         <w:numPr>
           <w:ilvl w:val="0"/>
-          <w:numId w:val="1014"/>
+          <w:numId w:val="1016"/>
         </w:numPr>
       </w:pPr>
       <w:r>
@@ -3377,7 +3682,7 @@
         <w:pStyle w:val="Compact"/>
         <w:numPr>
           <w:ilvl w:val="0"/>
-          <w:numId w:val="1014"/>
+          <w:numId w:val="1016"/>
         </w:numPr>
       </w:pPr>
       <w:r>
@@ -3399,7 +3704,7 @@
         <w:pStyle w:val="Compact"/>
         <w:numPr>
           <w:ilvl w:val="0"/>
-          <w:numId w:val="1014"/>
+          <w:numId w:val="1016"/>
         </w:numPr>
       </w:pPr>
       <w:r>
@@ -3421,7 +3726,7 @@
         <w:pStyle w:val="Compact"/>
         <w:numPr>
           <w:ilvl w:val="0"/>
-          <w:numId w:val="1014"/>
+          <w:numId w:val="1016"/>
         </w:numPr>
       </w:pPr>
       <w:r>
@@ -3440,7 +3745,7 @@
       <w:r>
         <w:t xml:space="preserve"> </w:t>
       </w:r>
-      <w:hyperlink r:id="rId47">
+      <w:hyperlink r:id="rId50">
         <w:r>
           <w:rPr>
             <w:rStyle w:val="Hyperlink"/>
@@ -3476,8 +3781,8 @@
         <w:t xml:space="preserve">) to help readers gauge real-world urgency beyond theoretical severity.</w:t>
       </w:r>
     </w:p>
-    <w:bookmarkEnd w:id="48"/>
-    <w:bookmarkStart w:id="49" w:name="X69a7983f63bcc4948a21d5a47945f9e0c13289a"/>
+    <w:bookmarkEnd w:id="51"/>
+    <w:bookmarkStart w:id="52" w:name="X69a7983f63bcc4948a21d5a47945f9e0c13289a"/>
     <w:p>
       <w:pPr>
         <w:pStyle w:val="Heading3"/>
@@ -3497,190 +3802,6 @@
     <w:p>
       <w:pPr>
         <w:pStyle w:val="Compact"/>
-        <w:numPr>
-          <w:ilvl w:val="0"/>
-          <w:numId w:val="1015"/>
-        </w:numPr>
-      </w:pPr>
-      <w:r>
-        <w:rPr>
-          <w:b/>
-          <w:bCs/>
-        </w:rPr>
-        <w:t xml:space="preserve">Core vulnerabilities</w:t>
-      </w:r>
-      <w:r>
-        <w:t xml:space="preserve"> </w:t>
-      </w:r>
-      <w:r>
-        <w:t xml:space="preserve">are handled by the WordPress Security Team, coordinated with major hosting providers, and typically auto-patched to all supported versions. The audience expects measured, factual language. Credit the Security Team’s process.</w:t>
-      </w:r>
-    </w:p>
-    <w:p>
-      <w:pPr>
-        <w:pStyle w:val="Compact"/>
-        <w:numPr>
-          <w:ilvl w:val="0"/>
-          <w:numId w:val="1015"/>
-        </w:numPr>
-      </w:pPr>
-      <w:r>
-        <w:rPr>
-          <w:b/>
-          <w:bCs/>
-        </w:rPr>
-        <w:t xml:space="preserve">Plugin vulnerabilities</w:t>
-      </w:r>
-      <w:r>
-        <w:t xml:space="preserve"> </w:t>
-      </w:r>
-      <w:r>
-        <w:t xml:space="preserve">are handled by individual plugin authors. Quality and response times vary widely. The WordPress Plugin Security Team on WordPress.org may force-update or close plugins. Emphasize the user’s responsibility to update promptly.</w:t>
-      </w:r>
-    </w:p>
-    <w:p>
-      <w:pPr>
-        <w:pStyle w:val="Compact"/>
-        <w:numPr>
-          <w:ilvl w:val="0"/>
-          <w:numId w:val="1015"/>
-        </w:numPr>
-      </w:pPr>
-      <w:r>
-        <w:rPr>
-          <w:b/>
-          <w:bCs/>
-        </w:rPr>
-        <w:t xml:space="preserve">Theme vulnerabilities</w:t>
-      </w:r>
-      <w:r>
-        <w:t xml:space="preserve"> </w:t>
-      </w:r>
-      <w:r>
-        <w:t xml:space="preserve">follow a similar pattern to plugins but receive less public attention. Provide the same level of specificity—name the theme, the affected versions, and the fix.</w:t>
-      </w:r>
-    </w:p>
-    <w:bookmarkEnd w:id="49"/>
-    <w:bookmarkStart w:id="50" w:name="Xa93930522491a5775bc66f78a0f440e6e308200"/>
-    <w:p>
-      <w:pPr>
-        <w:pStyle w:val="Heading3"/>
-      </w:pPr>
-      <w:r>
-        <w:t xml:space="preserve">7.5 Naming Plugins and Themes in Vulnerability Writing</w:t>
-      </w:r>
-    </w:p>
-    <w:p>
-      <w:pPr>
-        <w:pStyle w:val="FirstParagraph"/>
-      </w:pPr>
-      <w:r>
-        <w:t xml:space="preserve">Always name the affected plugin or theme. Users cannot act on vague warnings. However, exercise proportionality:</w:t>
-      </w:r>
-    </w:p>
-    <w:p>
-      <w:pPr>
-        <w:pStyle w:val="Compact"/>
-        <w:numPr>
-          <w:ilvl w:val="0"/>
-          <w:numId w:val="1016"/>
-        </w:numPr>
-      </w:pPr>
-      <w:r>
-        <w:t xml:space="preserve">For widely used plugins (100,000+ active installations), the public interest in disclosure is high and the name will appear in vulnerability databases regardless.</w:t>
-      </w:r>
-    </w:p>
-    <w:p>
-      <w:pPr>
-        <w:pStyle w:val="Compact"/>
-        <w:numPr>
-          <w:ilvl w:val="0"/>
-          <w:numId w:val="1016"/>
-        </w:numPr>
-      </w:pPr>
-      <w:r>
-        <w:t xml:space="preserve">For smaller plugins (under 1,000 active installations), the same public disclosure reaches a much smaller affected audience but may disproportionately affect the plugin author’s reputation. Ensure the description is precise and fair—state facts, not judgments about code quality.</w:t>
-      </w:r>
-    </w:p>
-    <w:p>
-      <w:pPr>
-        <w:pStyle w:val="Compact"/>
-        <w:numPr>
-          <w:ilvl w:val="0"/>
-          <w:numId w:val="1016"/>
-        </w:numPr>
-      </w:pPr>
-      <w:r>
-        <w:t xml:space="preserve">Never editorialize about a plugin author’s competence or responsiveness. Stick to what happened, what was fixed, and what users should do.</w:t>
-      </w:r>
-    </w:p>
-    <w:bookmarkEnd w:id="50"/>
-    <w:bookmarkStart w:id="51" w:name="operational-policy-boundary"/>
-    <w:p>
-      <w:pPr>
-        <w:pStyle w:val="Heading3"/>
-      </w:pPr>
-      <w:r>
-        <w:t xml:space="preserve">7.6 Operational Policy Boundary</w:t>
-      </w:r>
-    </w:p>
-    <w:p>
-      <w:pPr>
-        <w:pStyle w:val="FirstParagraph"/>
-      </w:pPr>
-      <w:r>
-        <w:t xml:space="preserve">This style guide defines</w:t>
-      </w:r>
-      <w:r>
-        <w:t xml:space="preserve"> </w:t>
-      </w:r>
-      <w:r>
-        <w:rPr>
-          <w:i/>
-          <w:iCs/>
-        </w:rPr>
-        <w:t xml:space="preserve">writing standards</w:t>
-      </w:r>
-      <w:r>
-        <w:t xml:space="preserve">—how to communicate about vulnerabilities clearly, accurately, and consistently. The operational procedures for</w:t>
-      </w:r>
-      <w:r>
-        <w:t xml:space="preserve"> </w:t>
-      </w:r>
-      <w:r>
-        <w:rPr>
-          <w:i/>
-          <w:iCs/>
-        </w:rPr>
-        <w:t xml:space="preserve">who does what and when</w:t>
-      </w:r>
-      <w:r>
-        <w:t xml:space="preserve"> </w:t>
-      </w:r>
-      <w:r>
-        <w:t xml:space="preserve">during a vulnerability response are maintained separately in §9 (Operational Appendix). This separation ensures the style guidance remains stable even as internal workflows evolve.</w:t>
-      </w:r>
-    </w:p>
-    <w:bookmarkEnd w:id="51"/>
-    <w:bookmarkStart w:id="52" w:name="writing-about-supply-chain-incidents"/>
-    <w:p>
-      <w:pPr>
-        <w:pStyle w:val="Heading3"/>
-      </w:pPr>
-      <w:r>
-        <w:t xml:space="preserve">7.7 Writing about Supply Chain Incidents</w:t>
-      </w:r>
-    </w:p>
-    <w:p>
-      <w:pPr>
-        <w:pStyle w:val="FirstParagraph"/>
-      </w:pPr>
-      <w:r>
-        <w:t xml:space="preserve">Supply chain attacks targeting the WordPress ecosystem—compromised plugins, theme ownership transfers, dependency confusion, and hijacked developer accounts—are a growing concern. When writing about these incidents, apply specific framing:</w:t>
-      </w:r>
-    </w:p>
-    <w:p>
-      <w:pPr>
         <w:numPr>
           <w:ilvl w:val="0"/>
           <w:numId w:val="1017"/>
@@ -3691,17 +3812,18 @@
           <w:b/>
           <w:bCs/>
         </w:rPr>
-        <w:t xml:space="preserve">Name the mechanism.</w:t>
-      </w:r>
-      <w:r>
-        <w:t xml:space="preserve"> </w:t>
-      </w:r>
-      <w:r>
-        <w:t xml:space="preserve">Be precise about how the compromise occurred: a plugin sale to a malicious buyer, a compromised developer account, a backdoored dependency, or a rogue commit in a build pipeline. Each has different implications for the affected user.</w:t>
-      </w:r>
-    </w:p>
-    <w:p>
-      <w:pPr>
+        <w:t xml:space="preserve">Core vulnerabilities</w:t>
+      </w:r>
+      <w:r>
+        <w:t xml:space="preserve"> </w:t>
+      </w:r>
+      <w:r>
+        <w:t xml:space="preserve">are handled by the WordPress Security Team, coordinated with major hosting providers, and typically auto-patched to all supported versions. The audience expects measured, factual language. Credit the Security Team’s process.</w:t>
+      </w:r>
+    </w:p>
+    <w:p>
+      <w:pPr>
+        <w:pStyle w:val="Compact"/>
         <w:numPr>
           <w:ilvl w:val="0"/>
           <w:numId w:val="1017"/>
@@ -3712,17 +3834,18 @@
           <w:b/>
           <w:bCs/>
         </w:rPr>
-        <w:t xml:space="preserve">Distinguish intent from negligence.</w:t>
-      </w:r>
-      <w:r>
-        <w:t xml:space="preserve"> </w:t>
-      </w:r>
-      <w:r>
-        <w:t xml:space="preserve">A plugin that was deliberately backdoored after an ownership transfer is a fundamentally different event from a plugin that inadvertently included a vulnerable dependency. The writing should reflect the difference without speculating beyond known facts.</w:t>
-      </w:r>
-    </w:p>
-    <w:p>
-      <w:pPr>
+        <w:t xml:space="preserve">Plugin vulnerabilities</w:t>
+      </w:r>
+      <w:r>
+        <w:t xml:space="preserve"> </w:t>
+      </w:r>
+      <w:r>
+        <w:t xml:space="preserve">are handled by individual plugin authors. Quality and response times vary widely. The WordPress Plugin Security Team on WordPress.org may force-update or close plugins. Emphasize the user’s responsibility to update promptly.</w:t>
+      </w:r>
+    </w:p>
+    <w:p>
+      <w:pPr>
+        <w:pStyle w:val="Compact"/>
         <w:numPr>
           <w:ilvl w:val="0"/>
           <w:numId w:val="1017"/>
@@ -3733,44 +3856,226 @@
           <w:b/>
           <w:bCs/>
         </w:rPr>
-        <w:t xml:space="preserve">Provide a timeline.</w:t>
-      </w:r>
-      <w:r>
-        <w:t xml:space="preserve"> </w:t>
-      </w:r>
-      <w:r>
-        <w:t xml:space="preserve">State the compromise window—when the malicious code was introduced and when it was detected or removed. Users need this to assess whether their sites were exposed.</w:t>
-      </w:r>
-    </w:p>
-    <w:p>
-      <w:pPr>
+        <w:t xml:space="preserve">Theme vulnerabilities</w:t>
+      </w:r>
+      <w:r>
+        <w:t xml:space="preserve"> </w:t>
+      </w:r>
+      <w:r>
+        <w:t xml:space="preserve">follow a similar pattern to plugins but receive less public attention. Provide the same level of specificity—name the theme, the affected versions, and the fix.</w:t>
+      </w:r>
+    </w:p>
+    <w:bookmarkEnd w:id="52"/>
+    <w:bookmarkStart w:id="53" w:name="Xa93930522491a5775bc66f78a0f440e6e308200"/>
+    <w:p>
+      <w:pPr>
+        <w:pStyle w:val="Heading3"/>
+      </w:pPr>
+      <w:r>
+        <w:t xml:space="preserve">7.5 Naming Plugins and Themes in Vulnerability Writing</w:t>
+      </w:r>
+    </w:p>
+    <w:p>
+      <w:pPr>
+        <w:pStyle w:val="FirstParagraph"/>
+      </w:pPr>
+      <w:r>
+        <w:t xml:space="preserve">Always name the affected plugin or theme. Users cannot act on vague warnings. However, exercise proportionality:</w:t>
+      </w:r>
+    </w:p>
+    <w:p>
+      <w:pPr>
+        <w:pStyle w:val="Compact"/>
         <w:numPr>
           <w:ilvl w:val="0"/>
-          <w:numId w:val="1017"/>
+          <w:numId w:val="1018"/>
         </w:numPr>
       </w:pPr>
       <w:r>
-        <w:rPr>
-          <w:b/>
-          <w:bCs/>
-        </w:rPr>
-        <w:t xml:space="preserve">Describe the blast radius.</w:t>
-      </w:r>
-      <w:r>
-        <w:t xml:space="preserve"> </w:t>
-      </w:r>
-      <w:r>
-        <w:t xml:space="preserve">How many active installations were affected? Was the compromised version distributed through the official WordPress.org repository, or through a third-party marketplace? Were auto-updates involved?</w:t>
-      </w:r>
-    </w:p>
-    <w:p>
-      <w:pPr>
+        <w:t xml:space="preserve">For widely used plugins (100,000+ active installations), the public interest in disclosure is high and the name will appear in vulnerability databases regardless.</w:t>
+      </w:r>
+    </w:p>
+    <w:p>
+      <w:pPr>
+        <w:pStyle w:val="Compact"/>
         <w:numPr>
           <w:ilvl w:val="0"/>
-          <w:numId w:val="1017"/>
+          <w:numId w:val="1018"/>
         </w:numPr>
       </w:pPr>
       <w:r>
+        <w:t xml:space="preserve">For smaller plugins (under 1,000 active installations), the same public disclosure reaches a much smaller affected audience but may disproportionately affect the plugin author’s reputation. Ensure the description is precise and fair—state facts, not judgments about code quality.</w:t>
+      </w:r>
+    </w:p>
+    <w:p>
+      <w:pPr>
+        <w:pStyle w:val="Compact"/>
+        <w:numPr>
+          <w:ilvl w:val="0"/>
+          <w:numId w:val="1018"/>
+        </w:numPr>
+      </w:pPr>
+      <w:r>
+        <w:t xml:space="preserve">Never editorialize about a plugin author’s competence or responsiveness. Stick to what happened, what was fixed, and what users should do.</w:t>
+      </w:r>
+    </w:p>
+    <w:bookmarkEnd w:id="53"/>
+    <w:bookmarkStart w:id="54" w:name="operational-policy-boundary"/>
+    <w:p>
+      <w:pPr>
+        <w:pStyle w:val="Heading3"/>
+      </w:pPr>
+      <w:r>
+        <w:t xml:space="preserve">7.6 Operational Policy Boundary</w:t>
+      </w:r>
+    </w:p>
+    <w:p>
+      <w:pPr>
+        <w:pStyle w:val="FirstParagraph"/>
+      </w:pPr>
+      <w:r>
+        <w:t xml:space="preserve">This style guide defines</w:t>
+      </w:r>
+      <w:r>
+        <w:t xml:space="preserve"> </w:t>
+      </w:r>
+      <w:r>
+        <w:rPr>
+          <w:i/>
+          <w:iCs/>
+        </w:rPr>
+        <w:t xml:space="preserve">writing standards</w:t>
+      </w:r>
+      <w:r>
+        <w:t xml:space="preserve">—how to communicate about vulnerabilities clearly, accurately, and consistently. The operational procedures for</w:t>
+      </w:r>
+      <w:r>
+        <w:t xml:space="preserve"> </w:t>
+      </w:r>
+      <w:r>
+        <w:rPr>
+          <w:i/>
+          <w:iCs/>
+        </w:rPr>
+        <w:t xml:space="preserve">who does what and when</w:t>
+      </w:r>
+      <w:r>
+        <w:t xml:space="preserve"> </w:t>
+      </w:r>
+      <w:r>
+        <w:t xml:space="preserve">during a vulnerability response are maintained separately in §9 (Operational Appendix). This separation ensures the style guidance remains stable even as internal workflows evolve.</w:t>
+      </w:r>
+    </w:p>
+    <w:bookmarkEnd w:id="54"/>
+    <w:bookmarkStart w:id="55" w:name="writing-about-supply-chain-incidents"/>
+    <w:p>
+      <w:pPr>
+        <w:pStyle w:val="Heading3"/>
+      </w:pPr>
+      <w:r>
+        <w:t xml:space="preserve">7.7 Writing about Supply Chain Incidents</w:t>
+      </w:r>
+    </w:p>
+    <w:p>
+      <w:pPr>
+        <w:pStyle w:val="FirstParagraph"/>
+      </w:pPr>
+      <w:r>
+        <w:t xml:space="preserve">Supply chain attacks targeting the WordPress ecosystem—compromised plugins, theme ownership transfers, dependency confusion, and hijacked developer accounts—are a growing concern. When writing about these incidents, apply specific framing:</w:t>
+      </w:r>
+    </w:p>
+    <w:p>
+      <w:pPr>
+        <w:numPr>
+          <w:ilvl w:val="0"/>
+          <w:numId w:val="1019"/>
+        </w:numPr>
+      </w:pPr>
+      <w:r>
+        <w:rPr>
+          <w:b/>
+          <w:bCs/>
+        </w:rPr>
+        <w:t xml:space="preserve">Name the mechanism.</w:t>
+      </w:r>
+      <w:r>
+        <w:t xml:space="preserve"> </w:t>
+      </w:r>
+      <w:r>
+        <w:t xml:space="preserve">Be precise about how the compromise occurred: a plugin sale to a malicious buyer, a compromised developer account, a backdoored dependency, or a rogue commit in a build pipeline. Each has different implications for the affected user.</w:t>
+      </w:r>
+    </w:p>
+    <w:p>
+      <w:pPr>
+        <w:numPr>
+          <w:ilvl w:val="0"/>
+          <w:numId w:val="1019"/>
+        </w:numPr>
+      </w:pPr>
+      <w:r>
+        <w:rPr>
+          <w:b/>
+          <w:bCs/>
+        </w:rPr>
+        <w:t xml:space="preserve">Distinguish intent from negligence.</w:t>
+      </w:r>
+      <w:r>
+        <w:t xml:space="preserve"> </w:t>
+      </w:r>
+      <w:r>
+        <w:t xml:space="preserve">A plugin that was deliberately backdoored after an ownership transfer is a fundamentally different event from a plugin that inadvertently included a vulnerable dependency. The writing should reflect the difference without speculating beyond known facts.</w:t>
+      </w:r>
+    </w:p>
+    <w:p>
+      <w:pPr>
+        <w:numPr>
+          <w:ilvl w:val="0"/>
+          <w:numId w:val="1019"/>
+        </w:numPr>
+      </w:pPr>
+      <w:r>
+        <w:rPr>
+          <w:b/>
+          <w:bCs/>
+        </w:rPr>
+        <w:t xml:space="preserve">Provide a timeline.</w:t>
+      </w:r>
+      <w:r>
+        <w:t xml:space="preserve"> </w:t>
+      </w:r>
+      <w:r>
+        <w:t xml:space="preserve">State the compromise window—when the malicious code was introduced and when it was detected or removed. Users need this to assess whether their sites were exposed.</w:t>
+      </w:r>
+    </w:p>
+    <w:p>
+      <w:pPr>
+        <w:numPr>
+          <w:ilvl w:val="0"/>
+          <w:numId w:val="1019"/>
+        </w:numPr>
+      </w:pPr>
+      <w:r>
+        <w:rPr>
+          <w:b/>
+          <w:bCs/>
+        </w:rPr>
+        <w:t xml:space="preserve">Describe the blast radius.</w:t>
+      </w:r>
+      <w:r>
+        <w:t xml:space="preserve"> </w:t>
+      </w:r>
+      <w:r>
+        <w:t xml:space="preserve">How many active installations were affected? Was the compromised version distributed through the official WordPress.org repository, or through a third-party marketplace? Were auto-updates involved?</w:t>
+      </w:r>
+    </w:p>
+    <w:p>
+      <w:pPr>
+        <w:numPr>
+          <w:ilvl w:val="0"/>
+          <w:numId w:val="1019"/>
+        </w:numPr>
+      </w:pPr>
+      <w:r>
         <w:rPr>
           <w:b/>
           <w:bCs/>
@@ -3796,9 +4101,9 @@
         <w:t xml:space="preserve">advice is insufficient for supply chain incidents. Specify whether the plugin should be updated, replaced, or removed entirely—and whether affected sites need a malware scan or password reset.</w:t>
       </w:r>
     </w:p>
-    <w:bookmarkEnd w:id="52"/>
-    <w:bookmarkEnd w:id="53"/>
-    <w:bookmarkStart w:id="56" w:name="glossary-of-wordpress-security-terms"/>
+    <w:bookmarkEnd w:id="55"/>
+    <w:bookmarkEnd w:id="56"/>
+    <w:bookmarkStart w:id="59" w:name="glossary-of-wordpress-security-terms"/>
     <w:p>
       <w:pPr>
         <w:pStyle w:val="Heading2"/>
@@ -4374,7 +4679,7 @@
       <w:r>
         <w:t xml:space="preserve"> </w:t>
       </w:r>
-      <w:hyperlink r:id="rId54">
+      <w:hyperlink r:id="rId57">
         <w:r>
           <w:rPr>
             <w:rStyle w:val="Hyperlink"/>
@@ -7072,7 +7377,7 @@
       <w:r>
         <w:t xml:space="preserve"> </w:t>
       </w:r>
-      <w:hyperlink r:id="rId55">
+      <w:hyperlink r:id="rId58">
         <w:r>
           <w:rPr>
             <w:rStyle w:val="Hyperlink"/>
@@ -9577,8 +9882,8 @@
         <w:t xml:space="preserve">— A security model that requires continuous verification of all users and devices, regardless of network location. No user or system is trusted by default. In WordPress, Zero Trust principles inform practices like requiring 2FA, enforcing session limits, and restricting admin access by IP or device.</w:t>
       </w:r>
     </w:p>
-    <w:bookmarkEnd w:id="56"/>
-    <w:bookmarkStart w:id="58" w:name="Xc98ca64413f1be501c67131a536664cca022800"/>
+    <w:bookmarkEnd w:id="59"/>
+    <w:bookmarkStart w:id="61" w:name="Xc98ca64413f1be501c67131a536664cca022800"/>
     <w:p>
       <w:pPr>
         <w:pStyle w:val="Heading2"/>
@@ -9598,307 +9903,329 @@
     <w:p>
       <w:pPr>
         <w:pStyle w:val="Compact"/>
-        <w:numPr>
-          <w:ilvl w:val="0"/>
-          <w:numId w:val="1018"/>
-        </w:numPr>
-      </w:pPr>
-      <w:r>
-        <w:rPr>
-          <w:b/>
-          <w:bCs/>
-        </w:rPr>
-        <w:t xml:space="preserve">Vulnerability description and classification</w:t>
-      </w:r>
-      <w:r>
-        <w:t xml:space="preserve"> </w:t>
-      </w:r>
-      <w:r>
-        <w:t xml:space="preserve">(critical, high, medium, or low severity based on CVSS).</w:t>
-      </w:r>
-    </w:p>
-    <w:p>
-      <w:pPr>
-        <w:pStyle w:val="Compact"/>
-        <w:numPr>
-          <w:ilvl w:val="0"/>
-          <w:numId w:val="1018"/>
-        </w:numPr>
-      </w:pPr>
-      <w:r>
-        <w:rPr>
-          <w:b/>
-          <w:bCs/>
-        </w:rPr>
-        <w:t xml:space="preserve">CVE details:</w:t>
-      </w:r>
-      <w:r>
-        <w:t xml:space="preserve"> </w:t>
-      </w:r>
-      <w:r>
-        <w:t xml:space="preserve">Is there a CVE assigned? Is there a public reference link? Is a proof of concept (PoC) expected?</w:t>
-      </w:r>
-    </w:p>
-    <w:p>
-      <w:pPr>
-        <w:pStyle w:val="Compact"/>
-        <w:numPr>
-          <w:ilvl w:val="0"/>
-          <w:numId w:val="1018"/>
-        </w:numPr>
-      </w:pPr>
-      <w:r>
-        <w:rPr>
-          <w:b/>
-          <w:bCs/>
-        </w:rPr>
-        <w:t xml:space="preserve">Patch details:</w:t>
-      </w:r>
-      <w:r>
-        <w:t xml:space="preserve"> </w:t>
-      </w:r>
-      <w:r>
-        <w:t xml:space="preserve">Patch release version number.</w:t>
-      </w:r>
-    </w:p>
-    <w:p>
-      <w:pPr>
-        <w:pStyle w:val="Compact"/>
-        <w:numPr>
-          <w:ilvl w:val="0"/>
-          <w:numId w:val="1018"/>
-        </w:numPr>
-      </w:pPr>
-      <w:r>
-        <w:rPr>
-          <w:b/>
-          <w:bCs/>
-        </w:rPr>
-        <w:t xml:space="preserve">Timeline and scope:</w:t>
-      </w:r>
-      <w:r>
-        <w:t xml:space="preserve"> </w:t>
-      </w:r>
-      <w:r>
-        <w:t xml:space="preserve">When was the vulnerability introduced? Are all previous versions affected?</w:t>
-      </w:r>
-    </w:p>
-    <w:p>
-      <w:pPr>
-        <w:pStyle w:val="Compact"/>
-        <w:numPr>
-          <w:ilvl w:val="0"/>
-          <w:numId w:val="1018"/>
-        </w:numPr>
-      </w:pPr>
-      <w:r>
-        <w:rPr>
-          <w:b/>
-          <w:bCs/>
-        </w:rPr>
-        <w:t xml:space="preserve">Discovery and attribution:</w:t>
-      </w:r>
-      <w:r>
-        <w:t xml:space="preserve"> </w:t>
-      </w:r>
-      <w:r>
-        <w:t xml:space="preserve">How was the vulnerability found and addressed? Did a security researcher report it to our team or another entity? Is attribution appropriate?</w:t>
-      </w:r>
-    </w:p>
-    <w:p>
-      <w:pPr>
-        <w:pStyle w:val="Compact"/>
-        <w:numPr>
-          <w:ilvl w:val="0"/>
-          <w:numId w:val="1018"/>
-        </w:numPr>
-      </w:pPr>
-      <w:r>
-        <w:rPr>
-          <w:b/>
-          <w:bCs/>
-        </w:rPr>
-        <w:t xml:space="preserve">Exploitation history:</w:t>
-      </w:r>
-      <w:r>
-        <w:t xml:space="preserve"> </w:t>
-      </w:r>
-      <w:r>
-        <w:t xml:space="preserve">Was it exploited in the wild? How can customers check whether they were affected? Are there indicators of compromise (IoC)?</w:t>
-      </w:r>
-    </w:p>
-    <w:p>
-      <w:pPr>
-        <w:pStyle w:val="Compact"/>
-        <w:numPr>
-          <w:ilvl w:val="0"/>
-          <w:numId w:val="1018"/>
-        </w:numPr>
-      </w:pPr>
-      <w:r>
-        <w:rPr>
-          <w:b/>
-          <w:bCs/>
-        </w:rPr>
-        <w:t xml:space="preserve">Additional context:</w:t>
-      </w:r>
-      <w:r>
-        <w:t xml:space="preserve"> </w:t>
-      </w:r>
-      <w:r>
-        <w:t xml:space="preserve">Any technical nuances or environmental factors.</w:t>
-      </w:r>
-    </w:p>
-    <w:bookmarkStart w:id="57" w:name="X731cb7f475e279d99df4e9ac9396315de09e358"/>
-    <w:p>
-      <w:pPr>
-        <w:pStyle w:val="Heading3"/>
-      </w:pPr>
-      <w:r>
-        <w:t xml:space="preserve">9.1 Vulnerability Communication Workflow (External)</w:t>
-      </w:r>
-    </w:p>
-    <w:p>
-      <w:pPr>
-        <w:pStyle w:val="Compact"/>
-        <w:numPr>
-          <w:ilvl w:val="0"/>
-          <w:numId w:val="1019"/>
-        </w:numPr>
-      </w:pPr>
-      <w:r>
-        <w:rPr>
-          <w:b/>
-          <w:bCs/>
-        </w:rPr>
-        <w:t xml:space="preserve">Preparation:</w:t>
-      </w:r>
-      <w:r>
-        <w:t xml:space="preserve"> </w:t>
-      </w:r>
-      <w:r>
-        <w:t xml:space="preserve">Development provides the information listed above.</w:t>
-      </w:r>
-    </w:p>
-    <w:p>
-      <w:pPr>
-        <w:pStyle w:val="Compact"/>
-        <w:numPr>
-          <w:ilvl w:val="0"/>
-          <w:numId w:val="1019"/>
-        </w:numPr>
-      </w:pPr>
-      <w:r>
-        <w:rPr>
-          <w:b/>
-          <w:bCs/>
-        </w:rPr>
-        <w:t xml:space="preserve">Drafting:</w:t>
-      </w:r>
-      <w:r>
-        <w:t xml:space="preserve"> </w:t>
-      </w:r>
-      <w:r>
-        <w:t xml:space="preserve">Customer Success drafts communications and submits them to leadership for approval.</w:t>
-      </w:r>
-    </w:p>
-    <w:p>
-      <w:pPr>
-        <w:pStyle w:val="Compact"/>
-        <w:numPr>
-          <w:ilvl w:val="0"/>
-          <w:numId w:val="1019"/>
-        </w:numPr>
-      </w:pPr>
-      <w:r>
-        <w:rPr>
-          <w:b/>
-          <w:bCs/>
-        </w:rPr>
-        <w:t xml:space="preserve">Coordination:</w:t>
-      </w:r>
-      <w:r>
-        <w:t xml:space="preserve"> </w:t>
-      </w:r>
-      <w:r>
-        <w:t xml:space="preserve">Development releases the patch and notifies Customer Success and Marketing.</w:t>
-      </w:r>
-    </w:p>
-    <w:p>
-      <w:pPr>
-        <w:pStyle w:val="Compact"/>
-        <w:numPr>
-          <w:ilvl w:val="0"/>
-          <w:numId w:val="1019"/>
-        </w:numPr>
-      </w:pPr>
-      <w:r>
-        <w:rPr>
-          <w:b/>
-          <w:bCs/>
-        </w:rPr>
-        <w:t xml:space="preserve">PSA Release Timing:</w:t>
-      </w:r>
-      <w:r>
-        <w:t xml:space="preserve"> </w:t>
-      </w:r>
-      <w:r>
-        <w:t xml:space="preserve">Determine a Public Service Announcement (PSA) release timeframe that gives users adequate time to update, based on severity and disclosure status.</w:t>
-      </w:r>
-    </w:p>
-    <w:p>
-      <w:pPr>
-        <w:pStyle w:val="Compact"/>
-        <w:numPr>
-          <w:ilvl w:val="0"/>
-          <w:numId w:val="1019"/>
-        </w:numPr>
-      </w:pPr>
-      <w:r>
-        <w:rPr>
-          <w:b/>
-          <w:bCs/>
-        </w:rPr>
-        <w:t xml:space="preserve">Execution:</w:t>
-      </w:r>
-      <w:r>
-        <w:t xml:space="preserve"> </w:t>
-      </w:r>
-      <w:r>
-        <w:t xml:space="preserve">Marketing communicates via internal project management templates and established notification channels.</w:t>
-      </w:r>
-    </w:p>
-    <w:bookmarkEnd w:id="57"/>
-    <w:bookmarkEnd w:id="58"/>
-    <w:bookmarkStart w:id="71" w:name="references-and-further-reading"/>
-    <w:p>
-      <w:pPr>
-        <w:pStyle w:val="Heading2"/>
-      </w:pPr>
-      <w:r>
-        <w:t xml:space="preserve">10. References and Further Reading</w:t>
-      </w:r>
-    </w:p>
-    <w:p>
-      <w:pPr>
-        <w:pStyle w:val="FirstParagraph"/>
-      </w:pPr>
-      <w:r>
-        <w:rPr>
-          <w:b/>
-          <w:bCs/>
-        </w:rPr>
-        <w:t xml:space="preserve">Style and Writing Guides</w:t>
-      </w:r>
-    </w:p>
-    <w:p>
-      <w:pPr>
         <w:numPr>
           <w:ilvl w:val="0"/>
           <w:numId w:val="1020"/>
         </w:numPr>
       </w:pPr>
-      <w:hyperlink r:id="rId59">
+      <w:r>
+        <w:rPr>
+          <w:b/>
+          <w:bCs/>
+        </w:rPr>
+        <w:t xml:space="preserve">Vulnerability description and classification</w:t>
+      </w:r>
+      <w:r>
+        <w:t xml:space="preserve"> </w:t>
+      </w:r>
+      <w:r>
+        <w:t xml:space="preserve">(critical, high, medium, or low severity based on CVSS).</w:t>
+      </w:r>
+    </w:p>
+    <w:p>
+      <w:pPr>
+        <w:pStyle w:val="Compact"/>
+        <w:numPr>
+          <w:ilvl w:val="0"/>
+          <w:numId w:val="1020"/>
+        </w:numPr>
+      </w:pPr>
+      <w:r>
+        <w:rPr>
+          <w:b/>
+          <w:bCs/>
+        </w:rPr>
+        <w:t xml:space="preserve">CVE details:</w:t>
+      </w:r>
+      <w:r>
+        <w:t xml:space="preserve"> </w:t>
+      </w:r>
+      <w:r>
+        <w:t xml:space="preserve">Is there a CVE assigned? Is there a public reference link? Is a proof of concept (PoC) expected?</w:t>
+      </w:r>
+    </w:p>
+    <w:p>
+      <w:pPr>
+        <w:pStyle w:val="Compact"/>
+        <w:numPr>
+          <w:ilvl w:val="0"/>
+          <w:numId w:val="1020"/>
+        </w:numPr>
+      </w:pPr>
+      <w:r>
+        <w:rPr>
+          <w:b/>
+          <w:bCs/>
+        </w:rPr>
+        <w:t xml:space="preserve">Patch details:</w:t>
+      </w:r>
+      <w:r>
+        <w:t xml:space="preserve"> </w:t>
+      </w:r>
+      <w:r>
+        <w:t xml:space="preserve">Patch release version number.</w:t>
+      </w:r>
+    </w:p>
+    <w:p>
+      <w:pPr>
+        <w:pStyle w:val="Compact"/>
+        <w:numPr>
+          <w:ilvl w:val="0"/>
+          <w:numId w:val="1020"/>
+        </w:numPr>
+      </w:pPr>
+      <w:r>
+        <w:rPr>
+          <w:b/>
+          <w:bCs/>
+        </w:rPr>
+        <w:t xml:space="preserve">Timeline and scope:</w:t>
+      </w:r>
+      <w:r>
+        <w:t xml:space="preserve"> </w:t>
+      </w:r>
+      <w:r>
+        <w:t xml:space="preserve">When was the vulnerability introduced? Are all previous versions affected?</w:t>
+      </w:r>
+    </w:p>
+    <w:p>
+      <w:pPr>
+        <w:pStyle w:val="Compact"/>
+        <w:numPr>
+          <w:ilvl w:val="0"/>
+          <w:numId w:val="1020"/>
+        </w:numPr>
+      </w:pPr>
+      <w:r>
+        <w:rPr>
+          <w:b/>
+          <w:bCs/>
+        </w:rPr>
+        <w:t xml:space="preserve">Discovery and attribution:</w:t>
+      </w:r>
+      <w:r>
+        <w:t xml:space="preserve"> </w:t>
+      </w:r>
+      <w:r>
+        <w:t xml:space="preserve">How was the vulnerability found and addressed? Did a security researcher report it to our team or another entity? Is attribution appropriate?</w:t>
+      </w:r>
+    </w:p>
+    <w:p>
+      <w:pPr>
+        <w:pStyle w:val="Compact"/>
+        <w:numPr>
+          <w:ilvl w:val="0"/>
+          <w:numId w:val="1020"/>
+        </w:numPr>
+      </w:pPr>
+      <w:r>
+        <w:rPr>
+          <w:b/>
+          <w:bCs/>
+        </w:rPr>
+        <w:t xml:space="preserve">Exploitation history:</w:t>
+      </w:r>
+      <w:r>
+        <w:t xml:space="preserve"> </w:t>
+      </w:r>
+      <w:r>
+        <w:t xml:space="preserve">Was it exploited in the wild? How can customers check whether they were affected? Are there indicators of compromise (IoC)?</w:t>
+      </w:r>
+    </w:p>
+    <w:p>
+      <w:pPr>
+        <w:pStyle w:val="Compact"/>
+        <w:numPr>
+          <w:ilvl w:val="0"/>
+          <w:numId w:val="1020"/>
+        </w:numPr>
+      </w:pPr>
+      <w:r>
+        <w:rPr>
+          <w:b/>
+          <w:bCs/>
+        </w:rPr>
+        <w:t xml:space="preserve">Additional context:</w:t>
+      </w:r>
+      <w:r>
+        <w:t xml:space="preserve"> </w:t>
+      </w:r>
+      <w:r>
+        <w:t xml:space="preserve">Any technical nuances or environmental factors.</w:t>
+      </w:r>
+    </w:p>
+    <w:bookmarkStart w:id="60" w:name="X731cb7f475e279d99df4e9ac9396315de09e358"/>
+    <w:p>
+      <w:pPr>
+        <w:pStyle w:val="Heading3"/>
+      </w:pPr>
+      <w:r>
+        <w:t xml:space="preserve">9.1 Vulnerability Communication Workflow (External)</w:t>
+      </w:r>
+    </w:p>
+    <w:p>
+      <w:pPr>
+        <w:pStyle w:val="Compact"/>
+        <w:numPr>
+          <w:ilvl w:val="0"/>
+          <w:numId w:val="1021"/>
+        </w:numPr>
+      </w:pPr>
+      <w:r>
+        <w:rPr>
+          <w:b/>
+          <w:bCs/>
+        </w:rPr>
+        <w:t xml:space="preserve">Preparation:</w:t>
+      </w:r>
+      <w:r>
+        <w:t xml:space="preserve"> </w:t>
+      </w:r>
+      <w:r>
+        <w:t xml:space="preserve">Development provides the information listed above.</w:t>
+      </w:r>
+    </w:p>
+    <w:p>
+      <w:pPr>
+        <w:pStyle w:val="Compact"/>
+        <w:numPr>
+          <w:ilvl w:val="0"/>
+          <w:numId w:val="1021"/>
+        </w:numPr>
+      </w:pPr>
+      <w:r>
+        <w:rPr>
+          <w:b/>
+          <w:bCs/>
+        </w:rPr>
+        <w:t xml:space="preserve">Drafting:</w:t>
+      </w:r>
+      <w:r>
+        <w:t xml:space="preserve"> </w:t>
+      </w:r>
+      <w:r>
+        <w:t xml:space="preserve">Customer Success drafts communications and submits them to leadership for approval.</w:t>
+      </w:r>
+    </w:p>
+    <w:p>
+      <w:pPr>
+        <w:pStyle w:val="Compact"/>
+        <w:numPr>
+          <w:ilvl w:val="0"/>
+          <w:numId w:val="1021"/>
+        </w:numPr>
+      </w:pPr>
+      <w:r>
+        <w:rPr>
+          <w:b/>
+          <w:bCs/>
+        </w:rPr>
+        <w:t xml:space="preserve">Coordination:</w:t>
+      </w:r>
+      <w:r>
+        <w:t xml:space="preserve"> </w:t>
+      </w:r>
+      <w:r>
+        <w:t xml:space="preserve">Development releases the patch and notifies Customer Success and Marketing.</w:t>
+      </w:r>
+    </w:p>
+    <w:p>
+      <w:pPr>
+        <w:pStyle w:val="Compact"/>
+        <w:numPr>
+          <w:ilvl w:val="0"/>
+          <w:numId w:val="1021"/>
+        </w:numPr>
+      </w:pPr>
+      <w:r>
+        <w:rPr>
+          <w:b/>
+          <w:bCs/>
+        </w:rPr>
+        <w:t xml:space="preserve">PSA Release Timing:</w:t>
+      </w:r>
+      <w:r>
+        <w:t xml:space="preserve"> </w:t>
+      </w:r>
+      <w:r>
+        <w:t xml:space="preserve">Determine a Public Service Announcement (PSA) release timeframe that gives users adequate time to update, based on severity and disclosure status.</w:t>
+      </w:r>
+    </w:p>
+    <w:p>
+      <w:pPr>
+        <w:pStyle w:val="Compact"/>
+        <w:numPr>
+          <w:ilvl w:val="0"/>
+          <w:numId w:val="1021"/>
+        </w:numPr>
+      </w:pPr>
+      <w:r>
+        <w:rPr>
+          <w:b/>
+          <w:bCs/>
+        </w:rPr>
+        <w:t xml:space="preserve">Execution:</w:t>
+      </w:r>
+      <w:r>
+        <w:t xml:space="preserve"> </w:t>
+      </w:r>
+      <w:r>
+        <w:t xml:space="preserve">Marketing communicates via internal project management templates and established notification channels.</w:t>
+      </w:r>
+    </w:p>
+    <w:bookmarkEnd w:id="60"/>
+    <w:bookmarkEnd w:id="61"/>
+    <w:bookmarkStart w:id="74" w:name="references-and-further-reading"/>
+    <w:p>
+      <w:pPr>
+        <w:pStyle w:val="Heading2"/>
+      </w:pPr>
+      <w:r>
+        <w:t xml:space="preserve">10. References and Further Reading</w:t>
+      </w:r>
+    </w:p>
+    <w:p>
+      <w:pPr>
+        <w:pStyle w:val="FirstParagraph"/>
+      </w:pPr>
+      <w:r>
+        <w:rPr>
+          <w:b/>
+          <w:bCs/>
+        </w:rPr>
+        <w:t xml:space="preserve">Style and Writing Guides</w:t>
+      </w:r>
+    </w:p>
+    <w:p>
+      <w:pPr>
+        <w:numPr>
+          <w:ilvl w:val="0"/>
+          <w:numId w:val="1022"/>
+        </w:numPr>
+      </w:pPr>
+      <w:hyperlink r:id="rId31">
+        <w:r>
+          <w:rPr>
+            <w:rStyle w:val="Hyperlink"/>
+          </w:rPr>
+          <w:t xml:space="preserve">Learn WordPress: Writing in the WordPress voice</w:t>
+        </w:r>
+      </w:hyperlink>
+      <w:r>
+        <w:t xml:space="preserve"> </w:t>
+      </w:r>
+      <w:r>
+        <w:t xml:space="preserve">— the authoritative WordPress-specific source for voice, tone, global audience awareness, and jargon restraint. Recommended for contributors, maintainers, developer advocates, support staff, and anyone who regularly writes about WordPress.</w:t>
+      </w:r>
+    </w:p>
+    <w:p>
+      <w:pPr>
+        <w:numPr>
+          <w:ilvl w:val="0"/>
+          <w:numId w:val="1022"/>
+        </w:numPr>
+      </w:pPr>
+      <w:hyperlink r:id="rId62">
         <w:r>
           <w:rPr>
             <w:rStyle w:val="Hyperlink"/>
@@ -9917,10 +10244,10 @@
       <w:pPr>
         <w:numPr>
           <w:ilvl w:val="0"/>
-          <w:numId w:val="1020"/>
+          <w:numId w:val="1022"/>
         </w:numPr>
       </w:pPr>
-      <w:hyperlink r:id="rId60">
+      <w:hyperlink r:id="rId63">
         <w:r>
           <w:rPr>
             <w:rStyle w:val="Hyperlink"/>
@@ -9939,10 +10266,10 @@
       <w:pPr>
         <w:numPr>
           <w:ilvl w:val="0"/>
-          <w:numId w:val="1020"/>
+          <w:numId w:val="1022"/>
         </w:numPr>
       </w:pPr>
-      <w:hyperlink r:id="rId61">
+      <w:hyperlink r:id="rId64">
         <w:r>
           <w:rPr>
             <w:rStyle w:val="Hyperlink"/>
@@ -9973,10 +10300,10 @@
       <w:pPr>
         <w:numPr>
           <w:ilvl w:val="0"/>
-          <w:numId w:val="1021"/>
+          <w:numId w:val="1023"/>
         </w:numPr>
       </w:pPr>
-      <w:hyperlink r:id="rId62">
+      <w:hyperlink r:id="rId65">
         <w:r>
           <w:rPr>
             <w:rStyle w:val="Hyperlink"/>
@@ -9989,10 +10316,10 @@
       <w:pPr>
         <w:numPr>
           <w:ilvl w:val="0"/>
-          <w:numId w:val="1021"/>
+          <w:numId w:val="1023"/>
         </w:numPr>
       </w:pPr>
-      <w:hyperlink r:id="rId63">
+      <w:hyperlink r:id="rId66">
         <w:r>
           <w:rPr>
             <w:rStyle w:val="Hyperlink"/>
@@ -10005,10 +10332,10 @@
       <w:pPr>
         <w:numPr>
           <w:ilvl w:val="0"/>
-          <w:numId w:val="1021"/>
+          <w:numId w:val="1023"/>
         </w:numPr>
       </w:pPr>
-      <w:hyperlink r:id="rId64">
+      <w:hyperlink r:id="rId67">
         <w:r>
           <w:rPr>
             <w:rStyle w:val="Hyperlink"/>
@@ -10033,7 +10360,7 @@
       <w:pPr>
         <w:numPr>
           <w:ilvl w:val="0"/>
-          <w:numId w:val="1022"/>
+          <w:numId w:val="1024"/>
         </w:numPr>
       </w:pPr>
       <w:r>
@@ -10044,10 +10371,10 @@
       <w:pPr>
         <w:numPr>
           <w:ilvl w:val="0"/>
-          <w:numId w:val="1022"/>
+          <w:numId w:val="1024"/>
         </w:numPr>
       </w:pPr>
-      <w:hyperlink r:id="rId65">
+      <w:hyperlink r:id="rId68">
         <w:r>
           <w:rPr>
             <w:rStyle w:val="Hyperlink"/>
@@ -10061,7 +10388,7 @@
       <w:r>
         <w:t xml:space="preserve">(</w:t>
       </w:r>
-      <w:hyperlink r:id="rId66">
+      <w:hyperlink r:id="rId69">
         <w:r>
           <w:rPr>
             <w:rStyle w:val="Hyperlink"/>
@@ -10077,10 +10404,10 @@
       <w:pPr>
         <w:numPr>
           <w:ilvl w:val="0"/>
-          <w:numId w:val="1022"/>
+          <w:numId w:val="1024"/>
         </w:numPr>
       </w:pPr>
-      <w:hyperlink r:id="rId67">
+      <w:hyperlink r:id="rId70">
         <w:r>
           <w:rPr>
             <w:rStyle w:val="Hyperlink"/>
@@ -10093,10 +10420,10 @@
       <w:pPr>
         <w:numPr>
           <w:ilvl w:val="0"/>
-          <w:numId w:val="1022"/>
+          <w:numId w:val="1024"/>
         </w:numPr>
       </w:pPr>
-      <w:hyperlink r:id="rId68">
+      <w:hyperlink r:id="rId71">
         <w:r>
           <w:rPr>
             <w:rStyle w:val="Hyperlink"/>
@@ -10109,10 +10436,10 @@
       <w:pPr>
         <w:numPr>
           <w:ilvl w:val="0"/>
-          <w:numId w:val="1022"/>
+          <w:numId w:val="1024"/>
         </w:numPr>
       </w:pPr>
-      <w:hyperlink r:id="rId69">
+      <w:hyperlink r:id="rId72">
         <w:r>
           <w:rPr>
             <w:rStyle w:val="Hyperlink"/>
@@ -10131,10 +10458,10 @@
       <w:pPr>
         <w:numPr>
           <w:ilvl w:val="0"/>
-          <w:numId w:val="1022"/>
+          <w:numId w:val="1024"/>
         </w:numPr>
       </w:pPr>
-      <w:hyperlink r:id="rId70">
+      <w:hyperlink r:id="rId73">
         <w:r>
           <w:rPr>
             <w:rStyle w:val="Hyperlink"/>
@@ -10149,8 +10476,8 @@
         <w:t xml:space="preserve">— now maintained by Automattic as part of the Jetpack ecosystem.</w:t>
       </w:r>
     </w:p>
-    <w:bookmarkEnd w:id="71"/>
-    <w:bookmarkStart w:id="75" w:name="related-documents"/>
+    <w:bookmarkEnd w:id="74"/>
+    <w:bookmarkStart w:id="78" w:name="related-documents"/>
     <w:p>
       <w:pPr>
         <w:pStyle w:val="Heading2"/>
@@ -10164,10 +10491,10 @@
         <w:pStyle w:val="Compact"/>
         <w:numPr>
           <w:ilvl w:val="0"/>
-          <w:numId w:val="1023"/>
+          <w:numId w:val="1025"/>
         </w:numPr>
       </w:pPr>
-      <w:hyperlink r:id="rId72">
+      <w:hyperlink r:id="rId75">
         <w:r>
           <w:rPr>
             <w:rStyle w:val="Hyperlink"/>
@@ -10189,10 +10516,10 @@
         <w:pStyle w:val="Compact"/>
         <w:numPr>
           <w:ilvl w:val="0"/>
-          <w:numId w:val="1023"/>
+          <w:numId w:val="1025"/>
         </w:numPr>
       </w:pPr>
-      <w:hyperlink r:id="rId73">
+      <w:hyperlink r:id="rId76">
         <w:r>
           <w:rPr>
             <w:rStyle w:val="Hyperlink"/>
@@ -10214,10 +10541,10 @@
         <w:pStyle w:val="Compact"/>
         <w:numPr>
           <w:ilvl w:val="0"/>
-          <w:numId w:val="1023"/>
+          <w:numId w:val="1025"/>
         </w:numPr>
       </w:pPr>
-      <w:hyperlink r:id="rId74">
+      <w:hyperlink r:id="rId77">
         <w:r>
           <w:rPr>
             <w:rStyle w:val="Hyperlink"/>
@@ -10239,7 +10566,7 @@
         <w:pStyle w:val="Compact"/>
         <w:numPr>
           <w:ilvl w:val="0"/>
-          <w:numId w:val="1023"/>
+          <w:numId w:val="1025"/>
         </w:numPr>
       </w:pPr>
       <w:r>
@@ -10258,7 +10585,7 @@
       <w:r>
         <w:t xml:space="preserve"> </w:t>
       </w:r>
-      <w:hyperlink r:id="rId65">
+      <w:hyperlink r:id="rId68">
         <w:r>
           <w:rPr>
             <w:rStyle w:val="Hyperlink"/>
@@ -10272,7 +10599,7 @@
       <w:r>
         <w:t xml:space="preserve">(</w:t>
       </w:r>
-      <w:hyperlink r:id="rId66">
+      <w:hyperlink r:id="rId69">
         <w:r>
           <w:rPr>
             <w:rStyle w:val="Hyperlink"/>
@@ -10284,8 +10611,8 @@
         <w:t xml:space="preserve">).</w:t>
       </w:r>
     </w:p>
-    <w:bookmarkEnd w:id="75"/>
-    <w:bookmarkStart w:id="77" w:name="license-and-attribution"/>
+    <w:bookmarkEnd w:id="78"/>
+    <w:bookmarkStart w:id="80" w:name="license-and-attribution"/>
     <w:p>
       <w:pPr>
         <w:pStyle w:val="Heading2"/>
@@ -10304,7 +10631,7 @@
       <w:r>
         <w:t xml:space="preserve"> </w:t>
       </w:r>
-      <w:hyperlink r:id="rId76">
+      <w:hyperlink r:id="rId79">
         <w:r>
           <w:rPr>
             <w:rStyle w:val="Hyperlink"/>
@@ -10350,7 +10677,7 @@
         <w:t xml:space="preserve">(2023), used with attribution. AI threat data draws on the Verizon Data Breach Investigations Report (2025) and IBM’s Cost of a Data Breach Report (2025).</w:t>
       </w:r>
     </w:p>
-    <w:bookmarkEnd w:id="77"/>
+    <w:bookmarkEnd w:id="80"/>
     <w:sectPr>
       <w:footerReference r:id="rId9" w:type="default"/>
       <w:footnotePr>
@@ -10713,6 +11040,12 @@
     <w:abstractNumId w:val="991"/>
   </w:num>
   <w:num w:numId="1012">
+    <w:abstractNumId w:val="991"/>
+  </w:num>
+  <w:num w:numId="1013">
+    <w:abstractNumId w:val="991"/>
+  </w:num>
+  <w:num w:numId="1014">
     <w:abstractNumId w:val="99411"/>
     <w:lvlOverride w:ilvl="0">
       <w:startOverride w:val="1"/>
@@ -10742,12 +11075,6 @@
       <w:startOverride w:val="1"/>
     </w:lvlOverride>
   </w:num>
-  <w:num w:numId="1013">
-    <w:abstractNumId w:val="991"/>
-  </w:num>
-  <w:num w:numId="1014">
-    <w:abstractNumId w:val="991"/>
-  </w:num>
   <w:num w:numId="1015">
     <w:abstractNumId w:val="991"/>
   </w:num>
@@ -10758,6 +11085,12 @@
     <w:abstractNumId w:val="991"/>
   </w:num>
   <w:num w:numId="1018">
+    <w:abstractNumId w:val="991"/>
+  </w:num>
+  <w:num w:numId="1019">
+    <w:abstractNumId w:val="991"/>
+  </w:num>
+  <w:num w:numId="1020">
     <w:abstractNumId w:val="99411"/>
     <w:lvlOverride w:ilvl="0">
       <w:startOverride w:val="1"/>
@@ -10787,7 +11120,7 @@
       <w:startOverride w:val="1"/>
     </w:lvlOverride>
   </w:num>
-  <w:num w:numId="1019">
+  <w:num w:numId="1021">
     <w:abstractNumId w:val="99411"/>
     <w:lvlOverride w:ilvl="0">
       <w:startOverride w:val="1"/>
@@ -10817,16 +11150,16 @@
       <w:startOverride w:val="1"/>
     </w:lvlOverride>
   </w:num>
-  <w:num w:numId="1020">
-    <w:abstractNumId w:val="991"/>
-  </w:num>
-  <w:num w:numId="1021">
-    <w:abstractNumId w:val="991"/>
-  </w:num>
   <w:num w:numId="1022">
     <w:abstractNumId w:val="991"/>
   </w:num>
   <w:num w:numId="1023">
+    <w:abstractNumId w:val="991"/>
+  </w:num>
+  <w:num w:numId="1024">
+    <w:abstractNumId w:val="991"/>
+  </w:num>
+  <w:num w:numId="1025">
     <w:abstractNumId w:val="991"/>
   </w:num>
 </w:numbering>

--- a/WP-Security-Style-Guide.docx
+++ b/WP-Security-Style-Guide.docx
@@ -60,7 +60,7 @@
         </w:p>
       </w:sdtContent>
     </w:sdt>
-    <w:bookmarkStart w:id="20" w:name="X36581bebeabca3416158536cdfb70d32280bdb0"/>
+    <w:bookmarkStart w:id="40" w:name="X36581bebeabca3416158536cdfb70d32280bdb0"/>
     <w:p>
       <w:pPr>
         <w:pStyle w:val="Heading2"/>
@@ -157,8 +157,8 @@
         <w:t xml:space="preserve">Effective security communication must go beyond awareness to foster behavioral change. We prioritize resilience—the ability to recover quickly from inevitable breaches—as much as prevention. Our goal is to make security practices habitual and deeply embedded in our organizational culture.</w:t>
       </w:r>
     </w:p>
-    <w:bookmarkEnd w:id="20"/>
-    <w:bookmarkStart w:id="21" w:name="invulnerability-dilemma-and-opportunity"/>
+    <w:bookmarkEnd w:id="40"/>
+    <w:bookmarkStart w:id="41" w:name="invulnerability-dilemma-and-opportunity"/>
     <w:p>
       <w:pPr>
         <w:pStyle w:val="Heading2"/>
@@ -215,8 +215,8 @@
         <w:t xml:space="preserve">Maximizing security — and trust — in open source requires exposing all our work (warts and all) to everyone for review (or exploitation) by anyone.</w:t>
       </w:r>
     </w:p>
-    <w:bookmarkEnd w:id="21"/>
-    <w:bookmarkStart w:id="29" w:name="X5418bea311ee78f0b13c4ebe983ce94ac3fa145"/>
+    <w:bookmarkEnd w:id="41"/>
+    <w:bookmarkStart w:id="49" w:name="X5418bea311ee78f0b13c4ebe983ce94ac3fa145"/>
     <w:p>
       <w:pPr>
         <w:pStyle w:val="Heading2"/>
@@ -225,7 +225,7 @@
         <w:t xml:space="preserve">3. Writing about Security and Vulnerabilities in WordPress</w:t>
       </w:r>
     </w:p>
-    <w:bookmarkStart w:id="22" w:name="lead-with-solutions-not-fear"/>
+    <w:bookmarkStart w:id="42" w:name="lead-with-solutions-not-fear"/>
     <w:p>
       <w:pPr>
         <w:pStyle w:val="Heading3"/>
@@ -268,8 +268,8 @@
         <w:t xml:space="preserve">When describing threats, always provide an actionable path forward. What knowledge, tools, or relationships will most effectively reduce the risk? Lead with that. When writing about incidents or breaches, extract the lesson and present it constructively. There is almost always an upside in what can be learned and improved.</w:t>
       </w:r>
     </w:p>
-    <w:bookmarkEnd w:id="22"/>
-    <w:bookmarkStart w:id="23" w:name="be-realistic-and-proportionate"/>
+    <w:bookmarkEnd w:id="42"/>
+    <w:bookmarkStart w:id="43" w:name="be-realistic-and-proportionate"/>
     <w:p>
       <w:pPr>
         <w:pStyle w:val="Heading3"/>
@@ -294,8 +294,8 @@
         <w:t xml:space="preserve">Remember that the vast majority of WordPress compromises trace back to a few recurring causes: weak or reused passwords, outdated plugins with known vulnerabilities, and neglected server environments. This is not new information for security professionals, but it is new for many WordPress users. Repeat these messages clearly and without condescension.</w:t>
       </w:r>
     </w:p>
-    <w:bookmarkEnd w:id="23"/>
-    <w:bookmarkStart w:id="24" w:name="Xcfc099f7104098fd5edafb3ab996e22e6d33712"/>
+    <w:bookmarkEnd w:id="43"/>
+    <w:bookmarkStart w:id="44" w:name="Xcfc099f7104098fd5edafb3ab996e22e6d33712"/>
     <w:p>
       <w:pPr>
         <w:pStyle w:val="Heading3"/>
@@ -407,8 +407,8 @@
         </w:tc>
       </w:tr>
     </w:tbl>
-    <w:bookmarkEnd w:id="24"/>
-    <w:bookmarkStart w:id="25" w:name="make-security-accessible-and-engaging"/>
+    <w:bookmarkEnd w:id="44"/>
+    <w:bookmarkStart w:id="45" w:name="make-security-accessible-and-engaging"/>
     <w:p>
       <w:pPr>
         <w:pStyle w:val="Heading3"/>
@@ -425,8 +425,8 @@
         <w:t xml:space="preserve">Write for the WordPress user who is still learning. Security topics can be dry, intimidating, or both. Work to make them interesting, practical, and empowering. Use clear examples, relatable scenarios, and plain language. If a concept requires technical depth, build up to it. Always define terms on first use.</w:t>
       </w:r>
     </w:p>
-    <w:bookmarkEnd w:id="25"/>
-    <w:bookmarkStart w:id="26" w:name="X1ad13bd7d1d9c25b0406f901209771e97ba90a1"/>
+    <w:bookmarkEnd w:id="45"/>
+    <w:bookmarkStart w:id="46" w:name="X1ad13bd7d1d9c25b0406f901209771e97ba90a1"/>
     <w:p>
       <w:pPr>
         <w:pStyle w:val="Heading3"/>
@@ -808,8 +808,8 @@
         </w:tc>
       </w:tr>
     </w:tbl>
-    <w:bookmarkEnd w:id="26"/>
-    <w:bookmarkStart w:id="27" w:name="X21d2ade708a14b9d78b7e768b249a446b9f4b3f"/>
+    <w:bookmarkEnd w:id="46"/>
+    <w:bookmarkStart w:id="47" w:name="X21d2ade708a14b9d78b7e768b249a446b9f4b3f"/>
     <w:p>
       <w:pPr>
         <w:pStyle w:val="Heading3"/>
@@ -977,8 +977,8 @@
         <w:t xml:space="preserve">with its principles without formal certification. Use the correct term.</w:t>
       </w:r>
     </w:p>
-    <w:bookmarkEnd w:id="27"/>
-    <w:bookmarkStart w:id="28" w:name="Xb87176eaf66104c330f04b7e85a4df76333b7ad"/>
+    <w:bookmarkEnd w:id="47"/>
+    <w:bookmarkStart w:id="48" w:name="Xb87176eaf66104c330f04b7e85a4df76333b7ad"/>
     <w:p>
       <w:pPr>
         <w:pStyle w:val="Heading3"/>
@@ -1324,9 +1324,9 @@
         </w:tc>
       </w:tr>
     </w:tbl>
-    <w:bookmarkEnd w:id="28"/>
-    <w:bookmarkEnd w:id="29"/>
-    <w:bookmarkStart w:id="35" w:name="audience-voice-and-tone"/>
+    <w:bookmarkEnd w:id="48"/>
+    <w:bookmarkEnd w:id="49"/>
+    <w:bookmarkStart w:id="55" w:name="audience-voice-and-tone"/>
     <w:p>
       <w:pPr>
         <w:pStyle w:val="Heading2"/>
@@ -1335,7 +1335,7 @@
         <w:t xml:space="preserve">4. Audience, Voice, and Tone</w:t>
       </w:r>
     </w:p>
-    <w:bookmarkStart w:id="30" w:name="know-your-audiences"/>
+    <w:bookmarkStart w:id="50" w:name="know-your-audiences"/>
     <w:p>
       <w:pPr>
         <w:pStyle w:val="Heading3"/>
@@ -1423,8 +1423,8 @@
         <w:t xml:space="preserve">Anything you publish may be someone’s first introduction not only to WordPress security, but to WordPress as a project and community. Write to build trust, invite participation, and leave the reader better equipped than you found them.</w:t>
       </w:r>
     </w:p>
-    <w:bookmarkEnd w:id="30"/>
-    <w:bookmarkStart w:id="32" w:name="voice"/>
+    <w:bookmarkEnd w:id="50"/>
+    <w:bookmarkStart w:id="52" w:name="voice"/>
     <w:p>
       <w:pPr>
         <w:pStyle w:val="Heading3"/>
@@ -1443,7 +1443,7 @@
       <w:r>
         <w:t xml:space="preserve"> </w:t>
       </w:r>
-      <w:hyperlink r:id="rId31">
+      <w:hyperlink r:id="rId51">
         <w:r>
           <w:rPr>
             <w:rStyle w:val="Hyperlink"/>
@@ -1571,8 +1571,8 @@
         <w:t xml:space="preserve">— reflecting the open-source values of transparency, collaboration, and shared responsibility.</w:t>
       </w:r>
     </w:p>
-    <w:bookmarkEnd w:id="32"/>
-    <w:bookmarkStart w:id="33" w:name="tone"/>
+    <w:bookmarkEnd w:id="52"/>
+    <w:bookmarkStart w:id="53" w:name="tone"/>
     <w:p>
       <w:pPr>
         <w:pStyle w:val="Heading3"/>
@@ -1709,8 +1709,8 @@
         <w:t xml:space="preserve">Thought leadership: reflective, well-sourced, open to nuance and debate.</w:t>
       </w:r>
     </w:p>
-    <w:bookmarkEnd w:id="33"/>
-    <w:bookmarkStart w:id="34" w:name="wordpress-voice-baseline"/>
+    <w:bookmarkEnd w:id="53"/>
+    <w:bookmarkStart w:id="54" w:name="wordpress-voice-baseline"/>
     <w:p>
       <w:pPr>
         <w:pStyle w:val="Heading3"/>
@@ -1859,9 +1859,9 @@
         <w:t xml:space="preserve">— write as if this may be the reader’s first experience with WordPress and its community norms.</w:t>
       </w:r>
     </w:p>
-    <w:bookmarkEnd w:id="34"/>
-    <w:bookmarkEnd w:id="35"/>
-    <w:bookmarkStart w:id="40" w:name="inclusive-communication"/>
+    <w:bookmarkEnd w:id="54"/>
+    <w:bookmarkEnd w:id="55"/>
+    <w:bookmarkStart w:id="60" w:name="inclusive-communication"/>
     <w:p>
       <w:pPr>
         <w:pStyle w:val="Heading2"/>
@@ -1870,7 +1870,7 @@
         <w:t xml:space="preserve">5. Inclusive Communication</w:t>
       </w:r>
     </w:p>
-    <w:bookmarkStart w:id="36" w:name="bring-outsiders-in"/>
+    <w:bookmarkStart w:id="56" w:name="bring-outsiders-in"/>
     <w:p>
       <w:pPr>
         <w:pStyle w:val="Heading3"/>
@@ -1895,8 +1895,8 @@
         <w:t xml:space="preserve">Prefer shorter sentences over dense clause-stacking. Avoid sarcasm, insider banter, and idioms that may confuse international readers or make the writing feel exclusionary. Action-oriented language is usually better than blame-oriented language.</w:t>
       </w:r>
     </w:p>
-    <w:bookmarkEnd w:id="36"/>
-    <w:bookmarkStart w:id="37" w:name="language-choices"/>
+    <w:bookmarkEnd w:id="56"/>
+    <w:bookmarkStart w:id="57" w:name="language-choices"/>
     <w:p>
       <w:pPr>
         <w:pStyle w:val="Heading3"/>
@@ -2138,8 +2138,8 @@
         <w:t xml:space="preserve">which has positive connotations in many technical communities.</w:t>
       </w:r>
     </w:p>
-    <w:bookmarkEnd w:id="37"/>
-    <w:bookmarkStart w:id="38" w:name="wordpress-specific-terminology"/>
+    <w:bookmarkEnd w:id="57"/>
+    <w:bookmarkStart w:id="58" w:name="wordpress-specific-terminology"/>
     <w:p>
       <w:pPr>
         <w:pStyle w:val="Heading3"/>
@@ -2333,8 +2333,8 @@
         <w:t xml:space="preserve">— WordPress’s built-in mechanism for applying updates automatically. Hyphenated.</w:t>
       </w:r>
     </w:p>
-    <w:bookmarkEnd w:id="38"/>
-    <w:bookmarkStart w:id="39" w:name="before-you-publish"/>
+    <w:bookmarkEnd w:id="58"/>
+    <w:bookmarkStart w:id="59" w:name="before-you-publish"/>
     <w:p>
       <w:pPr>
         <w:pStyle w:val="Heading3"/>
@@ -2439,9 +2439,9 @@
         <w:t xml:space="preserve">when the audience includes regular contributors, maintainers, or communications staff?</w:t>
       </w:r>
     </w:p>
-    <w:bookmarkEnd w:id="39"/>
-    <w:bookmarkEnd w:id="40"/>
-    <w:bookmarkStart w:id="46" w:name="technical-formatting-guidelines"/>
+    <w:bookmarkEnd w:id="59"/>
+    <w:bookmarkEnd w:id="60"/>
+    <w:bookmarkStart w:id="66" w:name="technical-formatting-guidelines"/>
     <w:p>
       <w:pPr>
         <w:pStyle w:val="Heading2"/>
@@ -2450,7 +2450,7 @@
         <w:t xml:space="preserve">6. Technical Formatting Guidelines</w:t>
       </w:r>
     </w:p>
-    <w:bookmarkStart w:id="41" w:name="two-font-system"/>
+    <w:bookmarkStart w:id="61" w:name="two-font-system"/>
     <w:p>
       <w:pPr>
         <w:pStyle w:val="Heading3"/>
@@ -2545,8 +2545,8 @@
         <w:t xml:space="preserve">.</w:t>
       </w:r>
     </w:p>
-    <w:bookmarkEnd w:id="41"/>
-    <w:bookmarkStart w:id="42" w:name="when-to-use-monospace"/>
+    <w:bookmarkEnd w:id="61"/>
+    <w:bookmarkStart w:id="62" w:name="when-to-use-monospace"/>
     <w:p>
       <w:pPr>
         <w:pStyle w:val="Heading3"/>
@@ -2798,8 +2798,8 @@
         <w:t xml:space="preserve">).</w:t>
       </w:r>
     </w:p>
-    <w:bookmarkEnd w:id="42"/>
-    <w:bookmarkStart w:id="43" w:name="when-to-use-normal-font"/>
+    <w:bookmarkEnd w:id="62"/>
+    <w:bookmarkStart w:id="63" w:name="when-to-use-normal-font"/>
     <w:p>
       <w:pPr>
         <w:pStyle w:val="Heading3"/>
@@ -2852,8 +2852,8 @@
         <w:t xml:space="preserve">Error messages and security prompts when quoting them for a non-technical audience (use quotation marks).</w:t>
       </w:r>
     </w:p>
-    <w:bookmarkEnd w:id="43"/>
-    <w:bookmarkStart w:id="44" w:name="bold-and-emphasis"/>
+    <w:bookmarkEnd w:id="63"/>
+    <w:bookmarkStart w:id="64" w:name="bold-and-emphasis"/>
     <w:p>
       <w:pPr>
         <w:pStyle w:val="Heading3"/>
@@ -2870,8 +2870,8 @@
         <w:t xml:space="preserve">Use bold sparingly for key terms being defined, important warnings, and UI elements the reader needs to find and click. Use italics for emphasis, titles of publications, and introducing new terms in running text.</w:t>
       </w:r>
     </w:p>
-    <w:bookmarkEnd w:id="44"/>
-    <w:bookmarkStart w:id="45" w:name="acronyms"/>
+    <w:bookmarkEnd w:id="64"/>
+    <w:bookmarkStart w:id="65" w:name="acronyms"/>
     <w:p>
       <w:pPr>
         <w:pStyle w:val="Heading3"/>
@@ -2888,9 +2888,9 @@
         <w:t xml:space="preserve">Spell out acronyms on first use, followed by the abbreviation in parentheses: cross-site scripting (XSS), two-factor authentication (2FA). Use the acronym alone in subsequent references. If the acronym is more widely recognized than the full form (e.g., SQL, HTML, SSH), the spelled-out version can be omitted for technical audiences.</w:t>
       </w:r>
     </w:p>
-    <w:bookmarkEnd w:id="45"/>
-    <w:bookmarkEnd w:id="46"/>
-    <w:bookmarkStart w:id="56" w:name="writing-about-vulnerabilities"/>
+    <w:bookmarkEnd w:id="65"/>
+    <w:bookmarkEnd w:id="66"/>
+    <w:bookmarkStart w:id="76" w:name="writing-about-vulnerabilities"/>
     <w:p>
       <w:pPr>
         <w:pStyle w:val="Heading2"/>
@@ -2899,7 +2899,7 @@
         <w:t xml:space="preserve">7. Writing about Vulnerabilities</w:t>
       </w:r>
     </w:p>
-    <w:bookmarkStart w:id="47" w:name="disclosure-and-reporting"/>
+    <w:bookmarkStart w:id="67" w:name="disclosure-and-reporting"/>
     <w:p>
       <w:pPr>
         <w:pStyle w:val="Heading3"/>
@@ -3126,8 +3126,8 @@
         <w:t xml:space="preserve">or later to resolve this issue. [Credit to researcher/team for responsible disclosure.]</w:t>
       </w:r>
     </w:p>
-    <w:bookmarkEnd w:id="47"/>
-    <w:bookmarkStart w:id="49" w:name="severity-language"/>
+    <w:bookmarkEnd w:id="67"/>
+    <w:bookmarkStart w:id="69" w:name="severity-language"/>
     <w:p>
       <w:pPr>
         <w:pStyle w:val="Heading3"/>
@@ -3146,7 +3146,7 @@
       <w:r>
         <w:t xml:space="preserve"> </w:t>
       </w:r>
-      <w:hyperlink r:id="rId48">
+      <w:hyperlink r:id="rId68">
         <w:r>
           <w:rPr>
             <w:rStyle w:val="Hyperlink"/>
@@ -3577,8 +3577,8 @@
         <w:t xml:space="preserve">While these severity levels mean different things for our customers, all vulnerability communications should follow the same professional procedures.</w:t>
       </w:r>
     </w:p>
-    <w:bookmarkEnd w:id="49"/>
-    <w:bookmarkStart w:id="51" w:name="avoiding-sensationalism"/>
+    <w:bookmarkEnd w:id="69"/>
+    <w:bookmarkStart w:id="71" w:name="avoiding-sensationalism"/>
     <w:p>
       <w:pPr>
         <w:pStyle w:val="Heading3"/>
@@ -3745,7 +3745,7 @@
       <w:r>
         <w:t xml:space="preserve"> </w:t>
       </w:r>
-      <w:hyperlink r:id="rId50">
+      <w:hyperlink r:id="rId70">
         <w:r>
           <w:rPr>
             <w:rStyle w:val="Hyperlink"/>
@@ -3781,8 +3781,8 @@
         <w:t xml:space="preserve">) to help readers gauge real-world urgency beyond theoretical severity.</w:t>
       </w:r>
     </w:p>
-    <w:bookmarkEnd w:id="51"/>
-    <w:bookmarkStart w:id="52" w:name="X69a7983f63bcc4948a21d5a47945f9e0c13289a"/>
+    <w:bookmarkEnd w:id="71"/>
+    <w:bookmarkStart w:id="72" w:name="X69a7983f63bcc4948a21d5a47945f9e0c13289a"/>
     <w:p>
       <w:pPr>
         <w:pStyle w:val="Heading3"/>
@@ -3865,8 +3865,8 @@
         <w:t xml:space="preserve">follow a similar pattern to plugins but receive less public attention. Provide the same level of specificity—name the theme, the affected versions, and the fix.</w:t>
       </w:r>
     </w:p>
-    <w:bookmarkEnd w:id="52"/>
-    <w:bookmarkStart w:id="53" w:name="Xa93930522491a5775bc66f78a0f440e6e308200"/>
+    <w:bookmarkEnd w:id="72"/>
+    <w:bookmarkStart w:id="73" w:name="Xa93930522491a5775bc66f78a0f440e6e308200"/>
     <w:p>
       <w:pPr>
         <w:pStyle w:val="Heading3"/>
@@ -3919,8 +3919,8 @@
         <w:t xml:space="preserve">Never editorialize about a plugin author’s competence or responsiveness. Stick to what happened, what was fixed, and what users should do.</w:t>
       </w:r>
     </w:p>
-    <w:bookmarkEnd w:id="53"/>
-    <w:bookmarkStart w:id="54" w:name="operational-policy-boundary"/>
+    <w:bookmarkEnd w:id="73"/>
+    <w:bookmarkStart w:id="74" w:name="operational-policy-boundary"/>
     <w:p>
       <w:pPr>
         <w:pStyle w:val="Heading3"/>
@@ -3966,8 +3966,8 @@
         <w:t xml:space="preserve">during a vulnerability response are maintained separately in §9 (Operational Appendix). This separation ensures the style guidance remains stable even as internal workflows evolve.</w:t>
       </w:r>
     </w:p>
-    <w:bookmarkEnd w:id="54"/>
-    <w:bookmarkStart w:id="55" w:name="writing-about-supply-chain-incidents"/>
+    <w:bookmarkEnd w:id="74"/>
+    <w:bookmarkStart w:id="75" w:name="writing-about-supply-chain-incidents"/>
     <w:p>
       <w:pPr>
         <w:pStyle w:val="Heading3"/>
@@ -4101,9 +4101,9 @@
         <w:t xml:space="preserve">advice is insufficient for supply chain incidents. Specify whether the plugin should be updated, replaced, or removed entirely—and whether affected sites need a malware scan or password reset.</w:t>
       </w:r>
     </w:p>
-    <w:bookmarkEnd w:id="55"/>
-    <w:bookmarkEnd w:id="56"/>
-    <w:bookmarkStart w:id="59" w:name="glossary-of-wordpress-security-terms"/>
+    <w:bookmarkEnd w:id="75"/>
+    <w:bookmarkEnd w:id="76"/>
+    <w:bookmarkStart w:id="79" w:name="glossary-of-wordpress-security-terms"/>
     <w:p>
       <w:pPr>
         <w:pStyle w:val="Heading2"/>
@@ -4679,7 +4679,7 @@
       <w:r>
         <w:t xml:space="preserve"> </w:t>
       </w:r>
-      <w:hyperlink r:id="rId57">
+      <w:hyperlink r:id="rId77">
         <w:r>
           <w:rPr>
             <w:rStyle w:val="Hyperlink"/>
@@ -7377,7 +7377,7 @@
       <w:r>
         <w:t xml:space="preserve"> </w:t>
       </w:r>
-      <w:hyperlink r:id="rId58">
+      <w:hyperlink r:id="rId78">
         <w:r>
           <w:rPr>
             <w:rStyle w:val="Hyperlink"/>
@@ -9882,8 +9882,8 @@
         <w:t xml:space="preserve">— A security model that requires continuous verification of all users and devices, regardless of network location. No user or system is trusted by default. In WordPress, Zero Trust principles inform practices like requiring 2FA, enforcing session limits, and restricting admin access by IP or device.</w:t>
       </w:r>
     </w:p>
-    <w:bookmarkEnd w:id="59"/>
-    <w:bookmarkStart w:id="61" w:name="Xc98ca64413f1be501c67131a536664cca022800"/>
+    <w:bookmarkEnd w:id="79"/>
+    <w:bookmarkStart w:id="81" w:name="Xc98ca64413f1be501c67131a536664cca022800"/>
     <w:p>
       <w:pPr>
         <w:pStyle w:val="Heading2"/>
@@ -10054,7 +10054,7 @@
         <w:t xml:space="preserve">Any technical nuances or environmental factors.</w:t>
       </w:r>
     </w:p>
-    <w:bookmarkStart w:id="60" w:name="X731cb7f475e279d99df4e9ac9396315de09e358"/>
+    <w:bookmarkStart w:id="80" w:name="X731cb7f475e279d99df4e9ac9396315de09e358"/>
     <w:p>
       <w:pPr>
         <w:pStyle w:val="Heading3"/>
@@ -10173,9 +10173,9 @@
         <w:t xml:space="preserve">Marketing communicates via internal project management templates and established notification channels.</w:t>
       </w:r>
     </w:p>
-    <w:bookmarkEnd w:id="60"/>
-    <w:bookmarkEnd w:id="61"/>
-    <w:bookmarkStart w:id="74" w:name="references-and-further-reading"/>
+    <w:bookmarkEnd w:id="80"/>
+    <w:bookmarkEnd w:id="81"/>
+    <w:bookmarkStart w:id="94" w:name="references-and-further-reading"/>
     <w:p>
       <w:pPr>
         <w:pStyle w:val="Heading2"/>
@@ -10203,7 +10203,7 @@
           <w:numId w:val="1022"/>
         </w:numPr>
       </w:pPr>
-      <w:hyperlink r:id="rId31">
+      <w:hyperlink r:id="rId51">
         <w:r>
           <w:rPr>
             <w:rStyle w:val="Hyperlink"/>
@@ -10225,7 +10225,7 @@
           <w:numId w:val="1022"/>
         </w:numPr>
       </w:pPr>
-      <w:hyperlink r:id="rId62">
+      <w:hyperlink r:id="rId82">
         <w:r>
           <w:rPr>
             <w:rStyle w:val="Hyperlink"/>
@@ -10247,7 +10247,7 @@
           <w:numId w:val="1022"/>
         </w:numPr>
       </w:pPr>
-      <w:hyperlink r:id="rId63">
+      <w:hyperlink r:id="rId83">
         <w:r>
           <w:rPr>
             <w:rStyle w:val="Hyperlink"/>
@@ -10269,7 +10269,7 @@
           <w:numId w:val="1022"/>
         </w:numPr>
       </w:pPr>
-      <w:hyperlink r:id="rId64">
+      <w:hyperlink r:id="rId84">
         <w:r>
           <w:rPr>
             <w:rStyle w:val="Hyperlink"/>
@@ -10303,7 +10303,7 @@
           <w:numId w:val="1023"/>
         </w:numPr>
       </w:pPr>
-      <w:hyperlink r:id="rId65">
+      <w:hyperlink r:id="rId85">
         <w:r>
           <w:rPr>
             <w:rStyle w:val="Hyperlink"/>
@@ -10319,7 +10319,7 @@
           <w:numId w:val="1023"/>
         </w:numPr>
       </w:pPr>
-      <w:hyperlink r:id="rId66">
+      <w:hyperlink r:id="rId86">
         <w:r>
           <w:rPr>
             <w:rStyle w:val="Hyperlink"/>
@@ -10335,7 +10335,7 @@
           <w:numId w:val="1023"/>
         </w:numPr>
       </w:pPr>
-      <w:hyperlink r:id="rId67">
+      <w:hyperlink r:id="rId87">
         <w:r>
           <w:rPr>
             <w:rStyle w:val="Hyperlink"/>
@@ -10374,7 +10374,7 @@
           <w:numId w:val="1024"/>
         </w:numPr>
       </w:pPr>
-      <w:hyperlink r:id="rId68">
+      <w:hyperlink r:id="rId88">
         <w:r>
           <w:rPr>
             <w:rStyle w:val="Hyperlink"/>
@@ -10388,7 +10388,7 @@
       <w:r>
         <w:t xml:space="preserve">(</w:t>
       </w:r>
-      <w:hyperlink r:id="rId69">
+      <w:hyperlink r:id="rId89">
         <w:r>
           <w:rPr>
             <w:rStyle w:val="Hyperlink"/>
@@ -10407,7 +10407,7 @@
           <w:numId w:val="1024"/>
         </w:numPr>
       </w:pPr>
-      <w:hyperlink r:id="rId70">
+      <w:hyperlink r:id="rId90">
         <w:r>
           <w:rPr>
             <w:rStyle w:val="Hyperlink"/>
@@ -10423,7 +10423,7 @@
           <w:numId w:val="1024"/>
         </w:numPr>
       </w:pPr>
-      <w:hyperlink r:id="rId71">
+      <w:hyperlink r:id="rId91">
         <w:r>
           <w:rPr>
             <w:rStyle w:val="Hyperlink"/>
@@ -10439,7 +10439,7 @@
           <w:numId w:val="1024"/>
         </w:numPr>
       </w:pPr>
-      <w:hyperlink r:id="rId72">
+      <w:hyperlink r:id="rId92">
         <w:r>
           <w:rPr>
             <w:rStyle w:val="Hyperlink"/>
@@ -10461,7 +10461,7 @@
           <w:numId w:val="1024"/>
         </w:numPr>
       </w:pPr>
-      <w:hyperlink r:id="rId73">
+      <w:hyperlink r:id="rId93">
         <w:r>
           <w:rPr>
             <w:rStyle w:val="Hyperlink"/>
@@ -10476,8 +10476,8 @@
         <w:t xml:space="preserve">— now maintained by Automattic as part of the Jetpack ecosystem.</w:t>
       </w:r>
     </w:p>
-    <w:bookmarkEnd w:id="74"/>
-    <w:bookmarkStart w:id="78" w:name="related-documents"/>
+    <w:bookmarkEnd w:id="94"/>
+    <w:bookmarkStart w:id="98" w:name="related-documents"/>
     <w:p>
       <w:pPr>
         <w:pStyle w:val="Heading2"/>
@@ -10494,7 +10494,7 @@
           <w:numId w:val="1025"/>
         </w:numPr>
       </w:pPr>
-      <w:hyperlink r:id="rId75">
+      <w:hyperlink r:id="rId95">
         <w:r>
           <w:rPr>
             <w:rStyle w:val="Hyperlink"/>
@@ -10519,7 +10519,7 @@
           <w:numId w:val="1025"/>
         </w:numPr>
       </w:pPr>
-      <w:hyperlink r:id="rId76">
+      <w:hyperlink r:id="rId96">
         <w:r>
           <w:rPr>
             <w:rStyle w:val="Hyperlink"/>
@@ -10544,7 +10544,7 @@
           <w:numId w:val="1025"/>
         </w:numPr>
       </w:pPr>
-      <w:hyperlink r:id="rId77">
+      <w:hyperlink r:id="rId97">
         <w:r>
           <w:rPr>
             <w:rStyle w:val="Hyperlink"/>
@@ -10585,7 +10585,7 @@
       <w:r>
         <w:t xml:space="preserve"> </w:t>
       </w:r>
-      <w:hyperlink r:id="rId68">
+      <w:hyperlink r:id="rId88">
         <w:r>
           <w:rPr>
             <w:rStyle w:val="Hyperlink"/>
@@ -10599,7 +10599,7 @@
       <w:r>
         <w:t xml:space="preserve">(</w:t>
       </w:r>
-      <w:hyperlink r:id="rId69">
+      <w:hyperlink r:id="rId89">
         <w:r>
           <w:rPr>
             <w:rStyle w:val="Hyperlink"/>
@@ -10611,8 +10611,8 @@
         <w:t xml:space="preserve">).</w:t>
       </w:r>
     </w:p>
-    <w:bookmarkEnd w:id="78"/>
-    <w:bookmarkStart w:id="80" w:name="license-and-attribution"/>
+    <w:bookmarkEnd w:id="98"/>
+    <w:bookmarkStart w:id="100" w:name="license-and-attribution"/>
     <w:p>
       <w:pPr>
         <w:pStyle w:val="Heading2"/>
@@ -10631,7 +10631,7 @@
       <w:r>
         <w:t xml:space="preserve"> </w:t>
       </w:r>
-      <w:hyperlink r:id="rId79">
+      <w:hyperlink r:id="rId99">
         <w:r>
           <w:rPr>
             <w:rStyle w:val="Hyperlink"/>
@@ -10677,9 +10677,9 @@
         <w:t xml:space="preserve">(2023), used with attribution. AI threat data draws on the Verizon Data Breach Investigations Report (2025) and IBM’s Cost of a Data Breach Report (2025).</w:t>
       </w:r>
     </w:p>
-    <w:bookmarkEnd w:id="80"/>
+    <w:bookmarkEnd w:id="100"/>
     <w:sectPr>
-      <w:footerReference r:id="rId9" w:type="default"/>
+      <w:footerReference r:id="rId31" w:type="default"/>
       <w:footnotePr>
         <w:numRestart w:val="eachSect"/>
       </w:footnotePr>
